--- a/downloads/teacher/ai-2-week-22.docx
+++ b/downloads/teacher/ai-2-week-22.docx
@@ -3030,6 +3030,396 @@
         <w:t>Retain recommender neighbour IDs, distances, k and tie decisions so similar-book explanations can be audited.</w:t>
       </w:r>
     </w:p>
+    <w:p>
+      <w:pPr>
+        <w:pStyle w:val="Heading1"/>
+      </w:pPr>
+      <w:r>
+        <w:t>07. Prepare, teach and assess</w:t>
+      </w:r>
+    </w:p>
+    <w:p>
+      <w:r>
+        <w:t>Teaching target: Compute absolute distances and rank training neighbours</w:t>
+      </w:r>
+    </w:p>
+    <w:p>
+      <w:r>
+        <w:t>Prepare the labelled worked-case picture, the matching workbook, fictional input cards and a place for individual responses. No paid AI account is required for the paper reasoning activities.</w:t>
+      </w:r>
+    </w:p>
+    <w:tbl>
+      <w:tblPr>
+        <w:tblStyle w:val="LightShading-Accent1"/>
+        <w:tblW w:type="auto" w:w="0"/>
+        <w:tblLook w:firstColumn="1" w:firstRow="1" w:lastColumn="0" w:lastRow="0" w:noHBand="0" w:noVBand="1" w:val="04A0"/>
+      </w:tblPr>
+      <w:tblGrid>
+        <w:gridCol w:w="3408"/>
+        <w:gridCol w:w="3408"/>
+        <w:gridCol w:w="3408"/>
+      </w:tblGrid>
+      <w:tr>
+        <w:trPr>
+          <w:tblHeader/>
+        </w:trPr>
+        <w:tc>
+          <w:tcPr>
+            <w:tcW w:type="dxa" w:w="3408"/>
+          </w:tcPr>
+          <w:p>
+            <w:r>
+              <w:t>Session</w:t>
+            </w:r>
+          </w:p>
+        </w:tc>
+        <w:tc>
+          <w:tcPr>
+            <w:tcW w:type="dxa" w:w="3408"/>
+          </w:tcPr>
+          <w:p>
+            <w:r>
+              <w:t>Plan</w:t>
+            </w:r>
+          </w:p>
+        </w:tc>
+        <w:tc>
+          <w:tcPr>
+            <w:tcW w:type="dxa" w:w="3408"/>
+          </w:tcPr>
+          <w:p>
+            <w:r>
+              <w:t>Resources</w:t>
+            </w:r>
+          </w:p>
+        </w:tc>
+      </w:tr>
+      <w:tr>
+        <w:tc>
+          <w:tcPr>
+            <w:tcW w:type="dxa" w:w="3408"/>
+          </w:tcPr>
+          <w:p>
+            <w:r>
+              <w:t>Session 1 · Understand · 45 min</w:t>
+            </w:r>
+          </w:p>
+        </w:tc>
+        <w:tc>
+          <w:tcPr>
+            <w:tcW w:type="dxa" w:w="3408"/>
+          </w:tcPr>
+          <w:p>
+            <w:r>
+              <w:t>0–7: recall and prerequisite; 7–15: inspect the concrete case and predict; 15–30: teacher models the worked trace; 30–40: learners explain a step using the text and visual; 40–45: check the core idea.</w:t>
+            </w:r>
+          </w:p>
+        </w:tc>
+        <w:tc>
+          <w:tcPr>
+            <w:tcW w:type="dxa" w:w="3408"/>
+          </w:tcPr>
+          <w:p>
+            <w:r>
+              <w:t>Sections 1–6; record the brief recall in the workbook.</w:t>
+            </w:r>
+          </w:p>
+        </w:tc>
+      </w:tr>
+      <w:tr>
+        <w:tc>
+          <w:tcPr>
+            <w:tcW w:type="dxa" w:w="3408"/>
+          </w:tcPr>
+          <w:p>
+            <w:r>
+              <w:t>Session 2 · Practise · 45 min</w:t>
+            </w:r>
+          </w:p>
+        </w:tc>
+        <w:tc>
+          <w:tcPr>
+            <w:tcW w:type="dxa" w:w="3408"/>
+          </w:tcPr>
+          <w:p>
+            <w:r>
+              <w:t>0–5: retrieve the procedure; 5–15: W2 completion practice; 15–23: explain and check with a partner; 23–30: each learner answers the misconception check; 30–40: targeted reteaching or a harder variation; 40–45: prepare the investigation.</w:t>
+            </w:r>
+          </w:p>
+        </w:tc>
+        <w:tc>
+          <w:tcPr>
+            <w:tcW w:type="dxa" w:w="3408"/>
+          </w:tcPr>
+          <w:p>
+            <w:r>
+              <w:t>Sections 7–10; use the matching workbook W2 and misconception check.</w:t>
+            </w:r>
+          </w:p>
+        </w:tc>
+      </w:tr>
+      <w:tr>
+        <w:tc>
+          <w:tcPr>
+            <w:tcW w:type="dxa" w:w="3408"/>
+          </w:tcPr>
+          <w:p>
+            <w:r>
+              <w:t>Session 3 · Investigate and transfer · 45 min</w:t>
+            </w:r>
+          </w:p>
+        </w:tc>
+        <w:tc>
+          <w:tcPr>
+            <w:tcW w:type="dxa" w:w="3408"/>
+          </w:tcPr>
+          <w:p>
+            <w:r>
+              <w:t>0–5: retrieve the decision rule; 5–20: investigate or trace; 20–30: start the independent case; 30–38: connect the project; 38–43: act on feedback; 43–45: plan the return check.</w:t>
+            </w:r>
+          </w:p>
+        </w:tc>
+        <w:tc>
+          <w:tcPr>
+            <w:tcW w:type="dxa" w:w="3408"/>
+          </w:tcPr>
+          <w:p>
+            <w:r>
+              <w:t>Sections 9 and 11–14. Give extra time to finish the full task set; use Section 15 when the week includes a coding lab.</w:t>
+            </w:r>
+          </w:p>
+        </w:tc>
+      </w:tr>
+    </w:tbl>
+    <w:p>
+      <w:r>
+        <w:t>Before class, solve the supported practice: For query 3, list the selected IDs and predictions for k=1 and k=3 using alphabetical ID order on equal distances. Explain what changes and what remains the same.</w:t>
+      </w:r>
+    </w:p>
+    <w:p>
+      <w:r>
+        <w:t>Reasoned practice answer: For k=1 select A and predict blocked. For k=3 select A,B,C and predict clear from two clear votes. Training data, distance and ID tie rule stay the same; the number of voting neighbours changes.</w:t>
+      </w:r>
+    </w:p>
+    <w:p>
+      <w:r>
+        <w:t>Check every learner before discussion: Use the worked case for Nearest neighbours and distances. Proposed explanation: “A negative difference is a negative distance”. Decide whether this explanation is supported. Point to the step or supplied fact that decides; explain your repair if needed.</w:t>
+      </w:r>
+    </w:p>
+    <w:p>
+      <w:r>
+        <w:t>Misconception repair: Take the absolute difference; in this example distance is nonnegative regardless of which reading is larger.</w:t>
+      </w:r>
+    </w:p>
+    <w:p>
+      <w:r>
+        <w:t>Support: read the exact case aloud, enlarge the labelled picture, supply input cards and model only the first deciding step. Accept a spoken explanation or drawing; retain the reasoning goal.</w:t>
+      </w:r>
+    </w:p>
+    <w:p>
+      <w:r>
+        <w:t>Extension: Move query from 7 to 9 while keeping training fixed. Require a prediction and a reason before comparing. Expected result: Order becomes C,B,D,A; k=1 predicts compact and k=3 predicts extended. Reason: Distances are C=1,B=3,D=3,A=7; B beats D by the ID tie rule.</w:t>
+      </w:r>
+    </w:p>
+    <w:p>
+      <w:r>
+        <w:t>Independent assessment: withhold the reserved answer until the learner has attempted the new case. Record support separately from correctness.</w:t>
+      </w:r>
+    </w:p>
+    <w:tbl>
+      <w:tblPr>
+        <w:tblStyle w:val="LightShading-Accent1"/>
+        <w:tblW w:type="auto" w:w="0"/>
+        <w:tblLook w:firstColumn="1" w:firstRow="1" w:lastColumn="0" w:lastRow="0" w:noHBand="0" w:noVBand="1" w:val="04A0"/>
+      </w:tblPr>
+      <w:tblGrid>
+        <w:gridCol w:w="2556"/>
+        <w:gridCol w:w="2556"/>
+        <w:gridCol w:w="2556"/>
+        <w:gridCol w:w="2556"/>
+      </w:tblGrid>
+      <w:tr>
+        <w:trPr>
+          <w:tblHeader/>
+        </w:trPr>
+        <w:tc>
+          <w:tcPr>
+            <w:tcW w:type="dxa" w:w="2556"/>
+          </w:tcPr>
+          <w:p>
+            <w:r>
+              <w:t>Criterion</w:t>
+            </w:r>
+          </w:p>
+        </w:tc>
+        <w:tc>
+          <w:tcPr>
+            <w:tcW w:type="dxa" w:w="2556"/>
+          </w:tcPr>
+          <w:p>
+            <w:r>
+              <w:t>Not yet</w:t>
+            </w:r>
+          </w:p>
+        </w:tc>
+        <w:tc>
+          <w:tcPr>
+            <w:tcW w:type="dxa" w:w="2556"/>
+          </w:tcPr>
+          <w:p>
+            <w:r>
+              <w:t>With support</w:t>
+            </w:r>
+          </w:p>
+        </w:tc>
+        <w:tc>
+          <w:tcPr>
+            <w:tcW w:type="dxa" w:w="2556"/>
+          </w:tcPr>
+          <w:p>
+            <w:r>
+              <w:t>Independent</w:t>
+            </w:r>
+          </w:p>
+        </w:tc>
+      </w:tr>
+      <w:tr>
+        <w:tc>
+          <w:tcPr>
+            <w:tcW w:type="dxa" w:w="2556"/>
+          </w:tcPr>
+          <w:p>
+            <w:r>
+              <w:t>Explanation</w:t>
+            </w:r>
+          </w:p>
+        </w:tc>
+        <w:tc>
+          <w:tcPr>
+            <w:tcW w:type="dxa" w:w="2556"/>
+          </w:tcPr>
+          <w:p>
+            <w:r>
+              <w:t>Names an answer without a deciding fact</w:t>
+            </w:r>
+          </w:p>
+        </w:tc>
+        <w:tc>
+          <w:tcPr>
+            <w:tcW w:type="dxa" w:w="2556"/>
+          </w:tcPr>
+          <w:p>
+            <w:r>
+              <w:t>Uses a hint to link fact and decision</w:t>
+            </w:r>
+          </w:p>
+        </w:tc>
+        <w:tc>
+          <w:tcPr>
+            <w:tcW w:type="dxa" w:w="2556"/>
+          </w:tcPr>
+          <w:p>
+            <w:r>
+              <w:t>Explains the deciding fact in own words</w:t>
+            </w:r>
+          </w:p>
+        </w:tc>
+      </w:tr>
+      <w:tr>
+        <w:tc>
+          <w:tcPr>
+            <w:tcW w:type="dxa" w:w="2556"/>
+          </w:tcPr>
+          <w:p>
+            <w:r>
+              <w:t>Trace or test</w:t>
+            </w:r>
+          </w:p>
+        </w:tc>
+        <w:tc>
+          <w:tcPr>
+            <w:tcW w:type="dxa" w:w="2556"/>
+          </w:tcPr>
+          <w:p>
+            <w:r>
+              <w:t>Cannot connect input and result</w:t>
+            </w:r>
+          </w:p>
+        </w:tc>
+        <w:tc>
+          <w:tcPr>
+            <w:tcW w:type="dxa" w:w="2556"/>
+          </w:tcPr>
+          <w:p>
+            <w:r>
+              <w:t>Completes steps with prompts</w:t>
+            </w:r>
+          </w:p>
+        </w:tc>
+        <w:tc>
+          <w:tcPr>
+            <w:tcW w:type="dxa" w:w="2556"/>
+          </w:tcPr>
+          <w:p>
+            <w:r>
+              <w:t>Traces or tests a changed case accurately</w:t>
+            </w:r>
+          </w:p>
+        </w:tc>
+      </w:tr>
+      <w:tr>
+        <w:tc>
+          <w:tcPr>
+            <w:tcW w:type="dxa" w:w="2556"/>
+          </w:tcPr>
+          <w:p>
+            <w:r>
+              <w:t>Limits and revision</w:t>
+            </w:r>
+          </w:p>
+        </w:tc>
+        <w:tc>
+          <w:tcPr>
+            <w:tcW w:type="dxa" w:w="2556"/>
+          </w:tcPr>
+          <w:p>
+            <w:r>
+              <w:t>Claims more than evidence supports</w:t>
+            </w:r>
+          </w:p>
+        </w:tc>
+        <w:tc>
+          <w:tcPr>
+            <w:tcW w:type="dxa" w:w="2556"/>
+          </w:tcPr>
+          <w:p>
+            <w:r>
+              <w:t>Names a limit after a prompt</w:t>
+            </w:r>
+          </w:p>
+        </w:tc>
+        <w:tc>
+          <w:tcPr>
+            <w:tcW w:type="dxa" w:w="2556"/>
+          </w:tcPr>
+          <w:p>
+            <w:r>
+              <w:t>States a defensible limit and useful next test</w:t>
+            </w:r>
+          </w:p>
+        </w:tc>
+      </w:tr>
+    </w:tbl>
+    <w:p>
+      <w:r>
+        <w:t>Project checkpoint: Evaluate and revise. Compare with your starting method, explain errors and record a justified revision.</w:t>
+      </w:r>
+    </w:p>
+    <w:p>
+      <w:r>
+        <w:t>Use the weekly teacher answer for topic-specific reasoning. A saved progress tick is an activity record; judge mastery from the learner’s explanation and evidence.</w:t>
+      </w:r>
+    </w:p>
     <w:sectPr>
       <w:pgSz w:w="12240" w:h="15840"/>
       <w:pgMar w:top="936" w:right="1008" w:bottom="936" w:left="1008" w:header="720" w:footer="720" w:gutter="0"/>

--- a/downloads/teacher/ai-2-week-22.docx
+++ b/downloads/teacher/ai-2-week-22.docx
@@ -3420,6 +3420,39 @@
         <w:t>Use the weekly teacher answer for topic-specific reasoning. A saved progress tick is an activity record; judge mastery from the learner’s explanation and evidence.</w:t>
       </w:r>
     </w:p>
+    <w:p>
+      <w:pPr>
+        <w:pStyle w:val="Heading1"/>
+      </w:pPr>
+      <w:r>
+        <w:t>08. Use feedback, labs and repair paths</w:t>
+      </w:r>
+    </w:p>
+    <w:p>
+      <w:r>
+        <w:t>Use the two formative questions as supported practice, not as independent mastery scores. Discuss the deciding evidence rather than accepting a guessed selection.</w:t>
+      </w:r>
+    </w:p>
+    <w:p>
+      <w:r>
+        <w:t>The feedback comes from the reviewed public worked case. Do not reveal the separately reserved independent teacher answer until the learner has attempted that case.</w:t>
+      </w:r>
+    </w:p>
+    <w:p>
+      <w:r>
+        <w:t>Ask students to predict before running code. Preserve errors and actual outputs; collect a changed test and an explanation. The branch-boundary and indexing lessons deliberately include failure cases.</w:t>
+      </w:r>
+    </w:p>
+    <w:p>
+      <w:r>
+        <w:t>Use the earlier worked-explanation links to address a specific missing building block, then return to the current question. Adapt this suggestion after observing the learner; it is not an automatic diagnosis.</w:t>
+      </w:r>
+    </w:p>
+    <w:p>
+      <w:r>
+        <w:t>Collect the completed-work portfolio as evidence. Record support separately from correctness, and assess explanation, trace/test and limitations. Progress ticks and quiz selections alone do not establish mastery.</w:t>
+      </w:r>
+    </w:p>
     <w:sectPr>
       <w:pgSz w:w="12240" w:h="15840"/>
       <w:pgMar w:top="936" w:right="1008" w:bottom="936" w:left="1008" w:header="720" w:footer="720" w:gutter="0"/>

--- a/downloads/teacher/ai-2-week-22.docx
+++ b/downloads/teacher/ai-2-week-22.docx
@@ -29,6 +29,11 @@
       </w:r>
     </w:p>
     <w:p>
+      <w:r>
+        <w:t>Prepare Nearest Neighbor Reasoning: check the target, prerequisites, resources and adaptable teaching schedule.</w:t>
+      </w:r>
+    </w:p>
+    <w:p>
       <w:pPr>
         <w:pStyle w:val="Heading3"/>
       </w:pPr>
@@ -37,8 +42,50 @@
       </w:r>
     </w:p>
     <w:p>
-      <w:r>
-        <w:t>Primary target: Compute absolute distances and rank training neighbours</w:t>
+      <w:pPr>
+        <w:spacing w:line="336" w:lineRule="auto" w:after="180"/>
+      </w:pPr>
+      <w:r>
+        <w:rPr>
+          <w:b w:val="0"/>
+        </w:rPr>
+        <w:t xml:space="preserve">Primary target: Compute absolute </w:t>
+      </w:r>
+      <w:r>
+        <w:rPr>
+          <w:b/>
+        </w:rPr>
+        <w:t>distance</w:t>
+      </w:r>
+      <w:r>
+        <w:rPr>
+          <w:b w:val="0"/>
+        </w:rPr>
+        <w:t xml:space="preserve">s and rank </w:t>
+      </w:r>
+      <w:r>
+        <w:rPr>
+          <w:b/>
+        </w:rPr>
+        <w:t>training</w:t>
+      </w:r>
+      <w:r>
+        <w:rPr>
+          <w:b w:val="0"/>
+        </w:rPr>
+        <w:t xml:space="preserve"> </w:t>
+      </w:r>
+      <w:r>
+        <w:rPr>
+          <w:b/>
+        </w:rPr>
+        <w:t>neighbour</w:t>
+      </w:r>
+      <w:r>
+        <w:rPr>
+          <w:b w:val="0"/>
+        </w:rPr>
+        <w:t>s</w:t>
       </w:r>
     </w:p>
     <w:tbl>
@@ -185,12 +232,47 @@
       </w:tr>
     </w:tbl>
     <w:p>
-      <w:r>
-        <w:t>This is a starting allocation of 135 minutes, not a validated duration. Preserve all named topics. Schedule extra time for connected examples, the full investigation, independent cases and project building. Repeated copies of a case share one recorded attempt; they are not new evidence.</w:t>
-      </w:r>
-    </w:p>
-    <w:p>
-      <w:r>
+      <w:pPr>
+        <w:spacing w:line="336" w:lineRule="auto" w:after="180"/>
+      </w:pPr>
+      <w:r>
+        <w:rPr>
+          <w:b w:val="0"/>
+        </w:rPr>
+        <w:t>This is a starting allocation of 135 minutes, not a validated duration. Preserve all named topics. Schedule extra time for connected examples, the full investigation, independent cases and project building.</w:t>
+      </w:r>
+    </w:p>
+    <w:p>
+      <w:pPr>
+        <w:spacing w:line="336" w:lineRule="auto" w:after="180"/>
+      </w:pPr>
+      <w:r>
+        <w:rPr>
+          <w:b w:val="0"/>
+        </w:rPr>
+        <w:t xml:space="preserve">Repeated copies of a case share one recorded attempt; they are not new </w:t>
+      </w:r>
+      <w:r>
+        <w:rPr>
+          <w:b/>
+        </w:rPr>
+        <w:t>evidence</w:t>
+      </w:r>
+      <w:r>
+        <w:rPr>
+          <w:b w:val="0"/>
+        </w:rPr>
+        <w:t>.</w:t>
+      </w:r>
+    </w:p>
+    <w:p>
+      <w:pPr>
+        <w:spacing w:line="336" w:lineRule="auto" w:after="180"/>
+      </w:pPr>
+      <w:r>
+        <w:rPr>
+          <w:b w:val="0"/>
+        </w:rPr>
         <w:t>Case exposure check: this source example appears in ai-2/22, ai-4/12. Reuse a familiar case for recall or modelling; verify that the case used to assess transfer has not already received feedback.</w:t>
       </w:r>
     </w:p>
@@ -211,17 +293,35 @@
       </w:r>
     </w:p>
     <w:p>
-      <w:r>
+      <w:pPr>
+        <w:spacing w:line="336" w:lineRule="auto" w:after="180"/>
+      </w:pPr>
+      <w:r>
+        <w:rPr>
+          <w:b w:val="0"/>
+        </w:rPr>
         <w:t>Without opening the old lesson, explain one key idea from Similarity by Selected Traits. Give an example and a mistake that the idea helps you avoid.</w:t>
       </w:r>
     </w:p>
     <w:p>
-      <w:r>
+      <w:pPr>
+        <w:spacing w:line="336" w:lineRule="auto" w:after="180"/>
+      </w:pPr>
+      <w:r>
+        <w:rPr>
+          <w:b w:val="0"/>
+        </w:rPr>
         <w:t>Look for: Represent items with numeric features</w:t>
       </w:r>
     </w:p>
     <w:p>
-      <w:r>
+      <w:pPr>
+        <w:spacing w:line="336" w:lineRule="auto" w:after="180"/>
+      </w:pPr>
+      <w:r>
+        <w:rPr>
+          <w:b w:val="0"/>
+        </w:rPr>
         <w:t>Reference example, not the only acceptable wording: Energy 4, group work 1.</w:t>
       </w:r>
     </w:p>
@@ -234,17 +334,35 @@
       </w:r>
     </w:p>
     <w:p>
-      <w:r>
+      <w:pPr>
+        <w:spacing w:line="336" w:lineRule="auto" w:after="180"/>
+      </w:pPr>
+      <w:r>
+        <w:rPr>
+          <w:b w:val="0"/>
+        </w:rPr>
         <w:t>Without opening the old lesson, explain one key idea from Sampling and Representation. Give an example and a mistake that the idea helps you avoid.</w:t>
       </w:r>
     </w:p>
     <w:p>
-      <w:r>
+      <w:pPr>
+        <w:spacing w:line="336" w:lineRule="auto" w:after="180"/>
+      </w:pPr>
+      <w:r>
+        <w:rPr>
+          <w:b w:val="0"/>
+        </w:rPr>
         <w:t>Look for: Define a question and target population</w:t>
       </w:r>
     </w:p>
     <w:p>
-      <w:r>
+      <w:pPr>
+        <w:spacing w:line="336" w:lineRule="auto" w:after="180"/>
+      </w:pPr>
+      <w:r>
+        <w:rPr>
+          <w:b w:val="0"/>
+        </w:rPr>
         <w:t>Reference example, not the only acceptable wording: Population: all Grade 7 students. Only lunch-club members or one friend group is an unsuitable basis for a whole-grade claim.</w:t>
       </w:r>
     </w:p>
@@ -257,22 +375,94 @@
       </w:r>
     </w:p>
     <w:p>
-      <w:r>
-        <w:t>Without opening the old lesson, explain one key idea from Overfitting Intuition. Give an example and a mistake that the idea helps you avoid.</w:t>
-      </w:r>
-    </w:p>
-    <w:p>
-      <w:r>
-        <w:t>Look for: Compare training and validation evidence for model capacity</w:t>
-      </w:r>
-    </w:p>
-    <w:p>
-      <w:r>
-        <w:t>Reference example, not the only acceptable wording: Teacher explanation: Choose the line with validation MAE 3. The curve training MAE 0 does not compensate for validation MAE 8.</w:t>
-      </w:r>
-    </w:p>
-    <w:p>
-      <w:r>
+      <w:pPr>
+        <w:spacing w:line="336" w:lineRule="auto" w:after="180"/>
+      </w:pPr>
+      <w:r>
+        <w:rPr>
+          <w:b w:val="0"/>
+        </w:rPr>
+        <w:t>Without opening the old lesson, explain one key idea from Over</w:t>
+      </w:r>
+      <w:r>
+        <w:rPr>
+          <w:b/>
+        </w:rPr>
+        <w:t>fitting</w:t>
+      </w:r>
+      <w:r>
+        <w:rPr>
+          <w:b w:val="0"/>
+        </w:rPr>
+        <w:t xml:space="preserve"> Intuition. Give an example and a mistake that the idea helps you avoid.</w:t>
+      </w:r>
+    </w:p>
+    <w:p>
+      <w:pPr>
+        <w:spacing w:line="336" w:lineRule="auto" w:after="180"/>
+      </w:pPr>
+      <w:r>
+        <w:rPr>
+          <w:b w:val="0"/>
+        </w:rPr>
+        <w:t xml:space="preserve">Look for: Compare </w:t>
+      </w:r>
+      <w:r>
+        <w:rPr>
+          <w:b/>
+        </w:rPr>
+        <w:t>training</w:t>
+      </w:r>
+      <w:r>
+        <w:rPr>
+          <w:b w:val="0"/>
+        </w:rPr>
+        <w:t xml:space="preserve"> and validation </w:t>
+      </w:r>
+      <w:r>
+        <w:rPr>
+          <w:b/>
+        </w:rPr>
+        <w:t>evidence</w:t>
+      </w:r>
+      <w:r>
+        <w:rPr>
+          <w:b w:val="0"/>
+        </w:rPr>
+        <w:t xml:space="preserve"> for model capacity</w:t>
+      </w:r>
+    </w:p>
+    <w:p>
+      <w:pPr>
+        <w:spacing w:line="336" w:lineRule="auto" w:after="180"/>
+      </w:pPr>
+      <w:r>
+        <w:rPr>
+          <w:b w:val="0"/>
+        </w:rPr>
+        <w:t xml:space="preserve">Reference example, not the only acceptable wording: Teacher explanation: Choose the line with validation MAE 3. The curve </w:t>
+      </w:r>
+      <w:r>
+        <w:rPr>
+          <w:b/>
+        </w:rPr>
+        <w:t>training</w:t>
+      </w:r>
+      <w:r>
+        <w:rPr>
+          <w:b w:val="0"/>
+        </w:rPr>
+        <w:t xml:space="preserve"> MAE 0 does not compensate for validation MAE 8.</w:t>
+      </w:r>
+    </w:p>
+    <w:p>
+      <w:pPr>
+        <w:spacing w:line="336" w:lineRule="auto" w:after="180"/>
+      </w:pPr>
+      <w:r>
+        <w:rPr>
+          <w:b w:val="0"/>
+        </w:rPr>
         <w:t>Use the student module and workbook section with this exact week title. The worked case, independent question and answers below form one aligned lesson sequence.</w:t>
       </w:r>
     </w:p>
@@ -285,8 +475,38 @@
       </w:r>
     </w:p>
     <w:p>
-      <w:r>
-        <w:t>A query has nearest books A and B at distance 1, with conflicting labels; C is distance 2. A program chooses whichever row occurs first. Explain the risk and define a reproducible alternative.</w:t>
+      <w:pPr>
+        <w:spacing w:line="336" w:lineRule="auto" w:after="180"/>
+      </w:pPr>
+      <w:r>
+        <w:rPr>
+          <w:b w:val="0"/>
+        </w:rPr>
+        <w:t xml:space="preserve">A query has nearest books A and B at </w:t>
+      </w:r>
+      <w:r>
+        <w:rPr>
+          <w:b/>
+        </w:rPr>
+        <w:t>distance</w:t>
+      </w:r>
+      <w:r>
+        <w:rPr>
+          <w:b w:val="0"/>
+        </w:rPr>
+        <w:t xml:space="preserve"> 1, with conflicting labels; C is </w:t>
+      </w:r>
+      <w:r>
+        <w:rPr>
+          <w:b/>
+        </w:rPr>
+        <w:t>distance</w:t>
+      </w:r>
+      <w:r>
+        <w:rPr>
+          <w:b w:val="0"/>
+        </w:rPr>
+        <w:t xml:space="preserve"> 2. A program chooses whichever row occurs first. Explain the risk and define a reproducible alternative.</w:t>
       </w:r>
     </w:p>
     <w:p>
@@ -298,7 +518,13 @@
       </w:r>
     </w:p>
     <w:p>
-      <w:r>
+      <w:pPr>
+        <w:spacing w:line="336" w:lineRule="auto" w:after="180"/>
+      </w:pPr>
+      <w:r>
+        <w:rPr>
+          <w:b w:val="0"/>
+        </w:rPr>
         <w:t>A new item can be predicted from nearby labeled examples.</w:t>
       </w:r>
     </w:p>
@@ -435,12 +661,38 @@
       </w:r>
     </w:p>
     <w:p>
-      <w:r>
+      <w:pPr>
+        <w:spacing w:line="336" w:lineRule="auto" w:after="180"/>
+      </w:pPr>
+      <w:r>
+        <w:rPr>
+          <w:b w:val="0"/>
+        </w:rPr>
         <w:t>Use the supplied scenario, student illustrations and blank paper. For numeric work, offer counters or a calculator after learners show the setup. Fictional records are supplied; personal data and paid accounts are unnecessary.</w:t>
       </w:r>
     </w:p>
     <w:p>
-      <w:r>
+      <w:pPr>
+        <w:pStyle w:val="Heading3"/>
+      </w:pPr>
+      <w:r>
+        <w:t>Alternative compact allocation</w:t>
+      </w:r>
+    </w:p>
+    <w:p>
+      <w:r>
+        <w:t>This compact option is not the full-week schedule. Use the main teaching cycle and allow extra sessions for the investigation, independent work and project.</w:t>
+      </w:r>
+    </w:p>
+    <w:p>
+      <w:pPr>
+        <w:spacing w:line="336" w:lineRule="auto" w:after="180"/>
+        <w:shd w:fill="F1F6F8"/>
+      </w:pPr>
+      <w:r>
+        <w:rPr>
+          <w:b w:val="0"/>
+        </w:rPr>
         <w:t>Allow 80 minutes: recall 8; explanation 12; worked demonstration 15; guided practice 20; independent assessment 15; project and reflection 10. Extend the lab into a second session when needed.</w:t>
       </w:r>
     </w:p>
@@ -453,8 +705,73 @@
       </w:r>
     </w:p>
     <w:p>
-      <w:r>
-        <w:t>Teach two 45-minute sessions. Use a single numeric feature to make distance arithmetic visible, then distinguish neighbour selection from voting. Store only training rows. Alphabetical IDs settle equal distances for this classroom method; explain that it is a convention and other implementations can use different tie behavior.</w:t>
+      <w:pPr>
+        <w:spacing w:line="336" w:lineRule="auto" w:after="180"/>
+      </w:pPr>
+      <w:r>
+        <w:rPr>
+          <w:b w:val="0"/>
+        </w:rPr>
+        <w:t xml:space="preserve">Teach two 45-minute sessions. Use a single numeric feature to make </w:t>
+      </w:r>
+      <w:r>
+        <w:rPr>
+          <w:b/>
+        </w:rPr>
+        <w:t>distance</w:t>
+      </w:r>
+      <w:r>
+        <w:rPr>
+          <w:b w:val="0"/>
+        </w:rPr>
+        <w:t xml:space="preserve"> arithmetic visible, then distinguish </w:t>
+      </w:r>
+      <w:r>
+        <w:rPr>
+          <w:b/>
+        </w:rPr>
+        <w:t>neighbour</w:t>
+      </w:r>
+      <w:r>
+        <w:rPr>
+          <w:b w:val="0"/>
+        </w:rPr>
+        <w:t xml:space="preserve"> selection from voting. Store only </w:t>
+      </w:r>
+      <w:r>
+        <w:rPr>
+          <w:b/>
+        </w:rPr>
+        <w:t>training</w:t>
+      </w:r>
+      <w:r>
+        <w:rPr>
+          <w:b w:val="0"/>
+        </w:rPr>
+        <w:t xml:space="preserve"> rows.</w:t>
+      </w:r>
+    </w:p>
+    <w:p>
+      <w:pPr>
+        <w:spacing w:line="336" w:lineRule="auto" w:after="180"/>
+      </w:pPr>
+      <w:r>
+        <w:rPr>
+          <w:b w:val="0"/>
+        </w:rPr>
+        <w:t xml:space="preserve">Alphabetical IDs settle equal </w:t>
+      </w:r>
+      <w:r>
+        <w:rPr>
+          <w:b/>
+        </w:rPr>
+        <w:t>distance</w:t>
+      </w:r>
+      <w:r>
+        <w:rPr>
+          <w:b w:val="0"/>
+        </w:rPr>
+        <w:t>s for this classroom method; explain that it is a convention and other implementations can use different tie behavior.</w:t>
       </w:r>
     </w:p>
     <w:p>
@@ -466,28 +783,142 @@
       </w:r>
     </w:p>
     <w:p>
-      <w:r>
-        <w:t>It stores a root question and leaf predictions learned from training. A new example follows the appropriate branch to a stored leaf prediction.</w:t>
-      </w:r>
-    </w:p>
-    <w:p>
-      <w:r>
+      <w:pPr>
+        <w:spacing w:line="336" w:lineRule="auto" w:after="180"/>
+      </w:pPr>
+      <w:r>
+        <w:rPr>
+          <w:b w:val="0"/>
+        </w:rPr>
+        <w:t xml:space="preserve">It stores a root question and leaf </w:t>
+      </w:r>
+      <w:r>
+        <w:rPr>
+          <w:b/>
+        </w:rPr>
+        <w:t>prediction</w:t>
+      </w:r>
+      <w:r>
+        <w:rPr>
+          <w:b w:val="0"/>
+        </w:rPr>
+        <w:t xml:space="preserve">s learned from </w:t>
+      </w:r>
+      <w:r>
+        <w:rPr>
+          <w:b/>
+        </w:rPr>
+        <w:t>training</w:t>
+      </w:r>
+      <w:r>
+        <w:rPr>
+          <w:b w:val="0"/>
+        </w:rPr>
+        <w:t xml:space="preserve">. A new example follows the appropriate branch to a stored leaf </w:t>
+      </w:r>
+      <w:r>
+        <w:rPr>
+          <w:b/>
+        </w:rPr>
+        <w:t>prediction</w:t>
+      </w:r>
+      <w:r>
+        <w:rPr>
+          <w:b w:val="0"/>
+        </w:rPr>
+        <w:t>.</w:t>
+      </w:r>
+    </w:p>
+    <w:p>
+      <w:pPr>
+        <w:spacing w:line="336" w:lineRule="auto" w:after="180"/>
+      </w:pPr>
+      <w:r>
+        <w:rPr>
+          <w:b w:val="0"/>
+        </w:rPr>
         <w:t>Printed lesson and workbook</w:t>
       </w:r>
     </w:p>
     <w:p>
-      <w:r>
-        <w:t>Number line from 0 to 14 cm and five labelled training markers</w:t>
-      </w:r>
-    </w:p>
-    <w:p>
-      <w:r>
+      <w:pPr>
+        <w:spacing w:line="336" w:lineRule="auto" w:after="180"/>
+      </w:pPr>
+      <w:r>
+        <w:rPr>
+          <w:b w:val="0"/>
+        </w:rPr>
+        <w:t xml:space="preserve">Number line from 0 to 14 cm and five labelled </w:t>
+      </w:r>
+      <w:r>
+        <w:rPr>
+          <w:b/>
+        </w:rPr>
+        <w:t>training</w:t>
+      </w:r>
+      <w:r>
+        <w:rPr>
+          <w:b w:val="0"/>
+        </w:rPr>
+        <w:t xml:space="preserve"> markers</w:t>
+      </w:r>
+    </w:p>
+    <w:p>
+      <w:pPr>
+        <w:spacing w:line="336" w:lineRule="auto" w:after="180"/>
+      </w:pPr>
+      <w:r>
+        <w:rPr>
+          <w:b w:val="0"/>
+        </w:rPr>
         <w:t>Optional Python 3 editor with no packages required</w:t>
       </w:r>
     </w:p>
     <w:p>
-      <w:r>
-        <w:t>Blank table for distances ordered IDs votes and predictions</w:t>
+      <w:pPr>
+        <w:spacing w:line="336" w:lineRule="auto" w:after="180"/>
+      </w:pPr>
+      <w:r>
+        <w:rPr>
+          <w:b w:val="0"/>
+        </w:rPr>
+        <w:t xml:space="preserve">Blank table for </w:t>
+      </w:r>
+      <w:r>
+        <w:rPr>
+          <w:b/>
+        </w:rPr>
+        <w:t>distance</w:t>
+      </w:r>
+      <w:r>
+        <w:rPr>
+          <w:b w:val="0"/>
+        </w:rPr>
+        <w:t xml:space="preserve">s ordered IDs </w:t>
+      </w:r>
+      <w:r>
+        <w:rPr>
+          <w:b/>
+        </w:rPr>
+        <w:t>vote</w:t>
+      </w:r>
+      <w:r>
+        <w:rPr>
+          <w:b w:val="0"/>
+        </w:rPr>
+        <w:t xml:space="preserve">s and </w:t>
+      </w:r>
+      <w:r>
+        <w:rPr>
+          <w:b/>
+        </w:rPr>
+        <w:t>prediction</w:t>
+      </w:r>
+      <w:r>
+        <w:rPr>
+          <w:b w:val="0"/>
+        </w:rPr>
+        <w:t>s</w:t>
       </w:r>
     </w:p>
     <w:p>
@@ -499,12 +930,60 @@
       </w:r>
     </w:p>
     <w:p>
-      <w:r>
-        <w:t>By the end, I can order training neighbours, apply k and keep query labels out of prediction.</w:t>
-      </w:r>
-    </w:p>
-    <w:p>
-      <w:r>
+      <w:pPr>
+        <w:spacing w:line="336" w:lineRule="auto" w:after="180"/>
+      </w:pPr>
+      <w:r>
+        <w:rPr>
+          <w:b w:val="0"/>
+        </w:rPr>
+        <w:t xml:space="preserve">By the end, I can order </w:t>
+      </w:r>
+      <w:r>
+        <w:rPr>
+          <w:b/>
+        </w:rPr>
+        <w:t>training</w:t>
+      </w:r>
+      <w:r>
+        <w:rPr>
+          <w:b w:val="0"/>
+        </w:rPr>
+        <w:t xml:space="preserve"> </w:t>
+      </w:r>
+      <w:r>
+        <w:rPr>
+          <w:b/>
+        </w:rPr>
+        <w:t>neighbour</w:t>
+      </w:r>
+      <w:r>
+        <w:rPr>
+          <w:b w:val="0"/>
+        </w:rPr>
+        <w:t xml:space="preserve">s, apply k and keep query labels out of </w:t>
+      </w:r>
+      <w:r>
+        <w:rPr>
+          <w:b/>
+        </w:rPr>
+        <w:t>prediction</w:t>
+      </w:r>
+      <w:r>
+        <w:rPr>
+          <w:b w:val="0"/>
+        </w:rPr>
+        <w:t>.</w:t>
+      </w:r>
+    </w:p>
+    <w:p>
+      <w:pPr>
+        <w:spacing w:line="336" w:lineRule="auto" w:after="180"/>
+      </w:pPr>
+      <w:r>
+        <w:rPr>
+          <w:b w:val="0"/>
+        </w:rPr>
         <w:t>This added worked case illustrates the week’s main idea. Retain all original and connected topics; schedule its practice within the teaching cycle.</w:t>
       </w:r>
     </w:p>
@@ -517,61 +996,203 @@
       </w:r>
     </w:p>
     <w:p>
+      <w:r>
+        <w:t>Model Nearest Neighbor Reasoning using the supplied case, labelled mechanism and reasoning. Make the scope of each conclusion explicit.</w:t>
+      </w:r>
+    </w:p>
+    <w:p>
+      <w:pPr>
+        <w:spacing w:line="336" w:lineRule="auto" w:after="180"/>
+      </w:pPr>
+      <w:r>
+        <w:rPr>
+          <w:b/>
+        </w:rPr>
+        <w:t>Input</w:t>
+      </w:r>
+      <w:r>
+        <w:rPr>
+          <w:b w:val="0"/>
+        </w:rPr>
+        <w:t xml:space="preserve"> → </w:t>
+      </w:r>
+      <w:r>
+        <w:rPr>
+          <w:b/>
+        </w:rPr>
+        <w:t>Process</w:t>
+      </w:r>
+      <w:r>
+        <w:rPr>
+          <w:b w:val="0"/>
+        </w:rPr>
+        <w:t xml:space="preserve"> → </w:t>
+      </w:r>
+      <w:r>
+        <w:rPr>
+          <w:b/>
+        </w:rPr>
+        <w:t>Output</w:t>
+      </w:r>
+    </w:p>
+    <w:p>
+      <w:pPr>
+        <w:spacing w:line="336" w:lineRule="auto" w:after="180"/>
+      </w:pPr>
+      <w:r>
+        <w:rPr>
+          <w:b w:val="0"/>
+        </w:rPr>
+        <w:t>Trace the information. At each stage, ask what changed and how you could test it.</w:t>
+      </w:r>
+    </w:p>
+    <w:p>
+      <w:pPr>
+        <w:spacing w:line="336" w:lineRule="auto" w:after="180"/>
+      </w:pPr>
+      <w:r>
+        <w:rPr>
+          <w:b w:val="0"/>
+        </w:rPr>
+        <w:t>Which stage could fail even when the other two are correct? Explain:</w:t>
+      </w:r>
+    </w:p>
+    <w:p>
+      <w:pPr>
+        <w:spacing w:line="336" w:lineRule="auto" w:after="180"/>
+      </w:pPr>
+      <w:r>
+        <w:rPr>
+          <w:b w:val="0"/>
+        </w:rPr>
+        <w:t xml:space="preserve">Predict first. Then check each step. A correct answer without visible reasoning is incomplete </w:t>
+      </w:r>
+      <w:r>
+        <w:rPr>
+          <w:b/>
+        </w:rPr>
+        <w:t>evidence</w:t>
+      </w:r>
+      <w:r>
+        <w:rPr>
+          <w:b w:val="0"/>
+        </w:rPr>
+        <w:t>.</w:t>
+      </w:r>
+    </w:p>
+    <w:p>
+      <w:pPr>
+        <w:spacing w:line="336" w:lineRule="auto" w:after="180"/>
+        <w:shd w:fill="F4F9FC"/>
+      </w:pPr>
+      <w:r>
+        <w:rPr>
+          <w:b w:val="0"/>
+        </w:rPr>
+        <w:t>1. New book’s 3 nearest labels: adventure, adventure, mystery.</w:t>
+      </w:r>
+    </w:p>
+    <w:p>
+      <w:pPr>
+        <w:spacing w:line="336" w:lineRule="auto" w:after="180"/>
+        <w:shd w:fill="F4F9FC"/>
+      </w:pPr>
+      <w:r>
+        <w:rPr>
+          <w:b w:val="0"/>
+        </w:rPr>
+        <w:t xml:space="preserve">2. With k=3, adventure wins 2 </w:t>
+      </w:r>
+      <w:r>
+        <w:rPr>
+          <w:b/>
+        </w:rPr>
+        <w:t>vote</w:t>
+      </w:r>
+      <w:r>
+        <w:rPr>
+          <w:b w:val="0"/>
+        </w:rPr>
+        <w:t>s to 1.</w:t>
+      </w:r>
+    </w:p>
+    <w:p>
+      <w:pPr>
+        <w:spacing w:line="336" w:lineRule="auto" w:after="180"/>
+        <w:shd w:fill="F4F9FC"/>
+      </w:pPr>
+      <w:r>
+        <w:rPr>
+          <w:b w:val="0"/>
+        </w:rPr>
+        <w:t>3. With k=1, the closest single book controls the result.</w:t>
+      </w:r>
+    </w:p>
+    <w:p>
+      <w:pPr>
+        <w:spacing w:line="336" w:lineRule="auto" w:after="180"/>
+        <w:shd w:fill="F4F9FC"/>
+      </w:pPr>
+      <w:r>
+        <w:rPr>
+          <w:b w:val="0"/>
+        </w:rPr>
+        <w:t xml:space="preserve">4. Choose k and </w:t>
+      </w:r>
+      <w:r>
+        <w:rPr>
+          <w:b/>
+        </w:rPr>
+        <w:t>tie rule</w:t>
+      </w:r>
+      <w:r>
+        <w:rPr>
+          <w:b w:val="0"/>
+        </w:rPr>
+        <w:t xml:space="preserve"> before viewing the desired answer.</w:t>
+      </w:r>
+    </w:p>
+    <w:p>
+      <w:pPr>
+        <w:spacing w:line="336" w:lineRule="auto" w:after="180"/>
+      </w:pPr>
+      <w:r>
+        <w:rPr>
+          <w:b w:val="0"/>
+        </w:rPr>
+        <w:t>Recalculate, retrace, or restate the reasoning in your own representation:</w:t>
+      </w:r>
+    </w:p>
+    <w:p>
+      <w:pPr>
+        <w:spacing w:line="336" w:lineRule="auto" w:after="180"/>
+        <w:shd w:fill="F5F1FB"/>
+      </w:pPr>
+      <w:r>
+        <w:rPr>
+          <w:b w:val="0"/>
+        </w:rPr>
+        <w:t xml:space="preserve">CHECK Did the </w:t>
+      </w:r>
+      <w:r>
+        <w:rPr>
+          <w:b/>
+        </w:rPr>
+        <w:t>evidence</w:t>
+      </w:r>
+      <w:r>
+        <w:rPr>
+          <w:b w:val="0"/>
+        </w:rPr>
+        <w:t xml:space="preserve"> answer the exact question? Did the total, path, or source record stay consistent?</w:t>
+      </w:r>
+    </w:p>
+    <w:p>
       <w:pPr>
         <w:pStyle w:val="Heading3"/>
       </w:pPr>
       <w:r>
-        <w:t>Explain the mechanism</w:t>
-      </w:r>
-    </w:p>
-    <w:p>
-      <w:r>
-        <w:t>Input → Process → Output</w:t>
-      </w:r>
-    </w:p>
-    <w:p>
-      <w:r>
-        <w:t>Trace the information. At each stage, ask what changed and how you could test it.</w:t>
-      </w:r>
-    </w:p>
-    <w:p>
-      <w:r>
-        <w:t>Which stage could fail even when the other two are correct? Explain:</w:t>
-      </w:r>
-    </w:p>
-    <w:p>
-      <w:r>
-        <w:t>Predict first. Then check each step. A correct answer without visible reasoning is incomplete evidence.</w:t>
-      </w:r>
-    </w:p>
-    <w:p>
-      <w:r>
-        <w:t>1. New book’s 3 nearest labels: adventure, adventure, mystery.</w:t>
-      </w:r>
-    </w:p>
-    <w:p>
-      <w:r>
-        <w:t>2. With k=3, adventure wins 2 votes to 1.</w:t>
-      </w:r>
-    </w:p>
-    <w:p>
-      <w:r>
-        <w:t>3. With k=1, the closest single book controls the result.</w:t>
-      </w:r>
-    </w:p>
-    <w:p>
-      <w:r>
-        <w:t>4. Choose k and tie rule before viewing the desired answer.</w:t>
-      </w:r>
-    </w:p>
-    <w:p>
-      <w:r>
-        <w:t>Recalculate, retrace, or restate the reasoning in your own representation:</w:t>
-      </w:r>
-    </w:p>
-    <w:p>
-      <w:r>
-        <w:t>CHECK Did the evidence answer the exact question? Did the total, path, or source record stay consistent?</w:t>
+        <w:t>Concrete teaching case</w:t>
       </w:r>
     </w:p>
     <w:p>
@@ -579,68 +1200,598 @@
         <w:pStyle w:val="Heading3"/>
       </w:pPr>
       <w:r>
-        <w:t>Concrete teaching case</w:t>
-      </w:r>
-    </w:p>
-    <w:p>
-      <w:r>
+        <w:t>The teaching case</w:t>
+      </w:r>
+    </w:p>
+    <w:p>
+      <w:pPr>
+        <w:spacing w:line="336" w:lineRule="auto" w:after="180"/>
+        <w:shd w:fill="F1F6FC"/>
+      </w:pPr>
+      <w:r>
+        <w:rPr>
+          <w:b w:val="0"/>
+        </w:rPr>
         <w:t>A=[1,1] liked, B=[1,0] disliked, C=[0,0] disliked; query=[0,1].</w:t>
       </w:r>
     </w:p>
     <w:p>
-      <w:r>
-        <w:t>Find nearest neighbours using differing-trait distance and k=1.</w:t>
-      </w:r>
-    </w:p>
-    <w:p>
       <w:pPr>
         <w:pStyle w:val="Heading3"/>
       </w:pPr>
       <w:r>
+        <w:t>The teaching case</w:t>
+      </w:r>
+    </w:p>
+    <w:p>
+      <w:pPr>
+        <w:spacing w:line="336" w:lineRule="auto" w:after="180"/>
+        <w:shd w:fill="F1F6FC"/>
+      </w:pPr>
+      <w:r>
+        <w:rPr>
+          <w:b w:val="0"/>
+        </w:rPr>
+        <w:t xml:space="preserve">Find nearest </w:t>
+      </w:r>
+      <w:r>
+        <w:rPr>
+          <w:b/>
+        </w:rPr>
+        <w:t>neighbour</w:t>
+      </w:r>
+      <w:r>
+        <w:rPr>
+          <w:b w:val="0"/>
+        </w:rPr>
+        <w:t xml:space="preserve">s using differing-trait </w:t>
+      </w:r>
+      <w:r>
+        <w:rPr>
+          <w:b/>
+        </w:rPr>
+        <w:t>distance</w:t>
+      </w:r>
+      <w:r>
+        <w:rPr>
+          <w:b w:val="0"/>
+        </w:rPr>
+        <w:t xml:space="preserve"> and k=1.</w:t>
+      </w:r>
+    </w:p>
+    <w:p>
+      <w:pPr>
+        <w:pStyle w:val="Heading3"/>
+      </w:pPr>
+      <w:r>
         <w:t>Exact explanation to model</w:t>
       </w:r>
     </w:p>
     <w:p>
-      <w:r>
-        <w:t>A and C tie at distance one; B is distance two. Conflicting nearest labels require a predefined tie policy or uncertainty.</w:t>
-      </w:r>
-    </w:p>
-    <w:p>
       <w:pPr>
         <w:pStyle w:val="Heading3"/>
       </w:pPr>
       <w:r>
+        <w:t>Why the result follows</w:t>
+      </w:r>
+    </w:p>
+    <w:p>
+      <w:pPr>
+        <w:spacing w:line="336" w:lineRule="auto" w:after="180"/>
+        <w:shd w:fill="F1F6FC"/>
+      </w:pPr>
+      <w:r>
+        <w:rPr>
+          <w:b w:val="0"/>
+        </w:rPr>
+        <w:t xml:space="preserve">A and C tie at </w:t>
+      </w:r>
+      <w:r>
+        <w:rPr>
+          <w:b/>
+        </w:rPr>
+        <w:t>distance</w:t>
+      </w:r>
+      <w:r>
+        <w:rPr>
+          <w:b w:val="0"/>
+        </w:rPr>
+        <w:t xml:space="preserve"> one; B is </w:t>
+      </w:r>
+      <w:r>
+        <w:rPr>
+          <w:b/>
+        </w:rPr>
+        <w:t>distance</w:t>
+      </w:r>
+      <w:r>
+        <w:rPr>
+          <w:b w:val="0"/>
+        </w:rPr>
+        <w:t xml:space="preserve"> two. Conflicting nearest labels require a predefined tie policy or uncertainty.</w:t>
+      </w:r>
+    </w:p>
+    <w:p>
+      <w:pPr>
+        <w:pStyle w:val="Heading3"/>
+      </w:pPr>
+      <w:r>
         <w:t>Explain the added worked example</w:t>
       </w:r>
     </w:p>
     <w:p>
-      <w:r>
-        <w:t>A nearest-neighbour classifier predicts using nearby training examples rather than following a fitted tree. This week we store labelled examples, measure how different their feature values are from a new query, and let selected neighbours vote. Nearby means close under our chosen feature and distance, not necessarily similar in every real-world way.</w:t>
-      </w:r>
-    </w:p>
-    <w:p>
-      <w:r>
-        <w:t>Our new fictional dataset has a distance reading in centimetres and a separately reviewed lane label. Each row comes from a distinct trip, and validation trips are separate. Only the numeric reading measures similarity. IDs identify rows and break distance ties; they are not numeric features. These invented readings are not a robot safety system.</w:t>
-      </w:r>
-    </w:p>
-    <w:p>
-      <w:r>
-        <w:t>For this one-dimensional feature, distance is abs(training reading minus query reading). abs removes the sign. Set k=3 and give each selected neighbour one vote. Order equal distances by ID alphabetically, declared before scoring. In this binary, three-vote exercise the label vote cannot tie, but the distances can.</w:t>
-      </w:r>
-    </w:p>
-    <w:p>
-      <w:r>
-        <w:t>For query 3, distances to A through E are 1,1,5,7,9 cm. sorted orders tuples by distance first, then the unique ID. ranked[:3] takes the first three rows. The output is ['A', 'B', 'C'] then clear: one blocked vote and two clear votes.</w:t>
-      </w:r>
-    </w:p>
-    <w:p>
-      <w:r>
-        <w:t>If k were 1 under the same distance tie rule, A would win and predict blocked. Changing k can change a prediction. We declared k=3 for this exercise; do not choose k after seeing the desired answer and pretend the method was unchanged.</w:t>
-      </w:r>
-    </w:p>
-    <w:p>
-      <w:r>
-        <w:t>The code assumes unique IDs, numeric readings, only clear or blocked labels and at least three training rows. It does not validate those conditions. A larger k than the stored row count would not produce the promised number of votes. Keep unresolved review labels under a separate documented policy.</w:t>
+      <w:pPr>
+        <w:pStyle w:val="Heading3"/>
+      </w:pPr>
+      <w:r>
+        <w:t>Explain the added worked example · 1</w:t>
+      </w:r>
+    </w:p>
+    <w:p>
+      <w:pPr>
+        <w:spacing w:line="336" w:lineRule="auto" w:after="180"/>
+      </w:pPr>
+      <w:r>
+        <w:rPr>
+          <w:b w:val="0"/>
+        </w:rPr>
+        <w:t>A nearest-</w:t>
+      </w:r>
+      <w:r>
+        <w:rPr>
+          <w:b/>
+        </w:rPr>
+        <w:t>neighbour</w:t>
+      </w:r>
+      <w:r>
+        <w:rPr>
+          <w:b w:val="0"/>
+        </w:rPr>
+        <w:t xml:space="preserve"> classifier predicts using nearby </w:t>
+      </w:r>
+      <w:r>
+        <w:rPr>
+          <w:b/>
+        </w:rPr>
+        <w:t>training</w:t>
+      </w:r>
+      <w:r>
+        <w:rPr>
+          <w:b w:val="0"/>
+        </w:rPr>
+        <w:t xml:space="preserve"> examples rather than following a fitted tree.</w:t>
+      </w:r>
+    </w:p>
+    <w:p>
+      <w:pPr>
+        <w:spacing w:line="336" w:lineRule="auto" w:after="180"/>
+      </w:pPr>
+      <w:r>
+        <w:rPr>
+          <w:b w:val="0"/>
+        </w:rPr>
+        <w:t xml:space="preserve">This week we store labelled examples, measure how different their feature values are from a new query, and let selected </w:t>
+      </w:r>
+      <w:r>
+        <w:rPr>
+          <w:b/>
+        </w:rPr>
+        <w:t>neighbour</w:t>
+      </w:r>
+      <w:r>
+        <w:rPr>
+          <w:b w:val="0"/>
+        </w:rPr>
+        <w:t xml:space="preserve">s </w:t>
+      </w:r>
+      <w:r>
+        <w:rPr>
+          <w:b/>
+        </w:rPr>
+        <w:t>vote</w:t>
+      </w:r>
+      <w:r>
+        <w:rPr>
+          <w:b w:val="0"/>
+        </w:rPr>
+        <w:t>.</w:t>
+      </w:r>
+    </w:p>
+    <w:p>
+      <w:pPr>
+        <w:spacing w:line="336" w:lineRule="auto" w:after="180"/>
+      </w:pPr>
+      <w:r>
+        <w:rPr>
+          <w:b w:val="0"/>
+        </w:rPr>
+        <w:t xml:space="preserve">Nearby means close under our chosen feature and </w:t>
+      </w:r>
+      <w:r>
+        <w:rPr>
+          <w:b/>
+        </w:rPr>
+        <w:t>distance</w:t>
+      </w:r>
+      <w:r>
+        <w:rPr>
+          <w:b w:val="0"/>
+        </w:rPr>
+        <w:t>, not necessarily similar in every real-world way.</w:t>
+      </w:r>
+    </w:p>
+    <w:p>
+      <w:pPr>
+        <w:pStyle w:val="Heading3"/>
+      </w:pPr>
+      <w:r>
+        <w:t>Explain the added worked example · 2</w:t>
+      </w:r>
+    </w:p>
+    <w:p>
+      <w:pPr>
+        <w:spacing w:line="336" w:lineRule="auto" w:after="180"/>
+      </w:pPr>
+      <w:r>
+        <w:rPr>
+          <w:b w:val="0"/>
+        </w:rPr>
+        <w:t xml:space="preserve">Our new fictional dataset has a </w:t>
+      </w:r>
+      <w:r>
+        <w:rPr>
+          <w:b/>
+        </w:rPr>
+        <w:t>distance</w:t>
+      </w:r>
+      <w:r>
+        <w:rPr>
+          <w:b w:val="0"/>
+        </w:rPr>
+        <w:t xml:space="preserve"> reading in centimetres and a separately reviewed lane label. Each row comes from a distinct trip, and validation trips are separate. Only the numeric reading measures similarity.</w:t>
+      </w:r>
+    </w:p>
+    <w:p>
+      <w:pPr>
+        <w:spacing w:line="336" w:lineRule="auto" w:after="180"/>
+      </w:pPr>
+      <w:r>
+        <w:rPr>
+          <w:b w:val="0"/>
+        </w:rPr>
+        <w:t xml:space="preserve">IDs identify rows and break </w:t>
+      </w:r>
+      <w:r>
+        <w:rPr>
+          <w:b/>
+        </w:rPr>
+        <w:t>distance</w:t>
+      </w:r>
+      <w:r>
+        <w:rPr>
+          <w:b w:val="0"/>
+        </w:rPr>
+        <w:t xml:space="preserve"> ties; they are not numeric features. These invented readings are not a robot safety system.</w:t>
+      </w:r>
+    </w:p>
+    <w:p>
+      <w:pPr>
+        <w:pStyle w:val="Heading3"/>
+      </w:pPr>
+      <w:r>
+        <w:t>Explain the added worked example · 3</w:t>
+      </w:r>
+    </w:p>
+    <w:p>
+      <w:pPr>
+        <w:spacing w:line="336" w:lineRule="auto" w:after="180"/>
+      </w:pPr>
+      <w:r>
+        <w:rPr>
+          <w:b w:val="0"/>
+        </w:rPr>
+        <w:t xml:space="preserve">For this one-dimensional feature, </w:t>
+      </w:r>
+      <w:r>
+        <w:rPr>
+          <w:b/>
+        </w:rPr>
+        <w:t>distance</w:t>
+      </w:r>
+      <w:r>
+        <w:rPr>
+          <w:b w:val="0"/>
+        </w:rPr>
+        <w:t xml:space="preserve"> is abs(</w:t>
+      </w:r>
+      <w:r>
+        <w:rPr>
+          <w:b/>
+        </w:rPr>
+        <w:t>training</w:t>
+      </w:r>
+      <w:r>
+        <w:rPr>
+          <w:b w:val="0"/>
+        </w:rPr>
+        <w:t xml:space="preserve"> reading minus query reading). abs removes the sign. Set k=3 and give each selected </w:t>
+      </w:r>
+      <w:r>
+        <w:rPr>
+          <w:b/>
+        </w:rPr>
+        <w:t>neighbour</w:t>
+      </w:r>
+      <w:r>
+        <w:rPr>
+          <w:b w:val="0"/>
+        </w:rPr>
+        <w:t xml:space="preserve"> one </w:t>
+      </w:r>
+      <w:r>
+        <w:rPr>
+          <w:b/>
+        </w:rPr>
+        <w:t>vote</w:t>
+      </w:r>
+      <w:r>
+        <w:rPr>
+          <w:b w:val="0"/>
+        </w:rPr>
+        <w:t>.</w:t>
+      </w:r>
+    </w:p>
+    <w:p>
+      <w:pPr>
+        <w:spacing w:line="336" w:lineRule="auto" w:after="180"/>
+      </w:pPr>
+      <w:r>
+        <w:rPr>
+          <w:b w:val="0"/>
+        </w:rPr>
+        <w:t xml:space="preserve">Order equal </w:t>
+      </w:r>
+      <w:r>
+        <w:rPr>
+          <w:b/>
+        </w:rPr>
+        <w:t>distance</w:t>
+      </w:r>
+      <w:r>
+        <w:rPr>
+          <w:b w:val="0"/>
+        </w:rPr>
+        <w:t>s by ID alphabetically, declared before scoring. In this binary, three-</w:t>
+      </w:r>
+      <w:r>
+        <w:rPr>
+          <w:b/>
+        </w:rPr>
+        <w:t>vote</w:t>
+      </w:r>
+      <w:r>
+        <w:rPr>
+          <w:b w:val="0"/>
+        </w:rPr>
+        <w:t xml:space="preserve"> exercise the label </w:t>
+      </w:r>
+      <w:r>
+        <w:rPr>
+          <w:b/>
+        </w:rPr>
+        <w:t>vote</w:t>
+      </w:r>
+      <w:r>
+        <w:rPr>
+          <w:b w:val="0"/>
+        </w:rPr>
+        <w:t xml:space="preserve"> cannot tie, but the </w:t>
+      </w:r>
+      <w:r>
+        <w:rPr>
+          <w:b/>
+        </w:rPr>
+        <w:t>distance</w:t>
+      </w:r>
+      <w:r>
+        <w:rPr>
+          <w:b w:val="0"/>
+        </w:rPr>
+        <w:t>s can.</w:t>
+      </w:r>
+    </w:p>
+    <w:p>
+      <w:pPr>
+        <w:spacing w:line="336" w:lineRule="auto" w:after="180"/>
+      </w:pPr>
+      <w:r>
+        <w:rPr>
+          <w:b w:val="0"/>
+        </w:rPr>
+        <w:t xml:space="preserve">For query 3, </w:t>
+      </w:r>
+      <w:r>
+        <w:rPr>
+          <w:b/>
+        </w:rPr>
+        <w:t>distance</w:t>
+      </w:r>
+      <w:r>
+        <w:rPr>
+          <w:b w:val="0"/>
+        </w:rPr>
+        <w:t xml:space="preserve">s to A through E are 1,1,5,7,9 cm. sorted orders tuples by </w:t>
+      </w:r>
+      <w:r>
+        <w:rPr>
+          <w:b/>
+        </w:rPr>
+        <w:t>distance</w:t>
+      </w:r>
+      <w:r>
+        <w:rPr>
+          <w:b w:val="0"/>
+        </w:rPr>
+        <w:t xml:space="preserve"> first, then the unique ID. ranked[:3] takes the first three rows.</w:t>
+      </w:r>
+    </w:p>
+    <w:p>
+      <w:pPr>
+        <w:spacing w:line="336" w:lineRule="auto" w:after="180"/>
+      </w:pPr>
+      <w:r>
+        <w:rPr>
+          <w:b w:val="0"/>
+        </w:rPr>
+        <w:t xml:space="preserve">The </w:t>
+      </w:r>
+      <w:r>
+        <w:rPr>
+          <w:b/>
+        </w:rPr>
+        <w:t>output</w:t>
+      </w:r>
+      <w:r>
+        <w:rPr>
+          <w:b w:val="0"/>
+        </w:rPr>
+        <w:t xml:space="preserve"> is ['A', 'B', 'C'] then clear: one blocked </w:t>
+      </w:r>
+      <w:r>
+        <w:rPr>
+          <w:b/>
+        </w:rPr>
+        <w:t>vote</w:t>
+      </w:r>
+      <w:r>
+        <w:rPr>
+          <w:b w:val="0"/>
+        </w:rPr>
+        <w:t xml:space="preserve"> and two clear </w:t>
+      </w:r>
+      <w:r>
+        <w:rPr>
+          <w:b/>
+        </w:rPr>
+        <w:t>vote</w:t>
+      </w:r>
+      <w:r>
+        <w:rPr>
+          <w:b w:val="0"/>
+        </w:rPr>
+        <w:t>s.</w:t>
+      </w:r>
+    </w:p>
+    <w:p>
+      <w:pPr>
+        <w:spacing w:line="336" w:lineRule="auto" w:after="180"/>
+      </w:pPr>
+      <w:r>
+        <w:rPr>
+          <w:b w:val="0"/>
+        </w:rPr>
+        <w:t xml:space="preserve">If k were 1 under the same </w:t>
+      </w:r>
+      <w:r>
+        <w:rPr>
+          <w:b/>
+        </w:rPr>
+        <w:t>distance</w:t>
+      </w:r>
+      <w:r>
+        <w:rPr>
+          <w:b w:val="0"/>
+        </w:rPr>
+        <w:t xml:space="preserve"> </w:t>
+      </w:r>
+      <w:r>
+        <w:rPr>
+          <w:b/>
+        </w:rPr>
+        <w:t>tie rule</w:t>
+      </w:r>
+      <w:r>
+        <w:rPr>
+          <w:b w:val="0"/>
+        </w:rPr>
+        <w:t xml:space="preserve">, A would win and predict blocked. Changing k can change a </w:t>
+      </w:r>
+      <w:r>
+        <w:rPr>
+          <w:b/>
+        </w:rPr>
+        <w:t>prediction</w:t>
+      </w:r>
+      <w:r>
+        <w:rPr>
+          <w:b w:val="0"/>
+        </w:rPr>
+        <w:t>.</w:t>
+      </w:r>
+    </w:p>
+    <w:p>
+      <w:pPr>
+        <w:spacing w:line="336" w:lineRule="auto" w:after="180"/>
+      </w:pPr>
+      <w:r>
+        <w:rPr>
+          <w:b w:val="0"/>
+        </w:rPr>
+        <w:t>We declared k=3 for this exercise; do not choose k after seeing the desired answer and pretend the method was unchanged.</w:t>
+      </w:r>
+    </w:p>
+    <w:p>
+      <w:pPr>
+        <w:pStyle w:val="Heading3"/>
+      </w:pPr>
+      <w:r>
+        <w:t>Explain the added worked example · 4</w:t>
+      </w:r>
+    </w:p>
+    <w:p>
+      <w:pPr>
+        <w:spacing w:line="336" w:lineRule="auto" w:after="180"/>
+      </w:pPr>
+      <w:r>
+        <w:rPr>
+          <w:b w:val="0"/>
+        </w:rPr>
+        <w:t xml:space="preserve">The code assumes unique IDs, numeric readings, only clear or blocked labels and at least three </w:t>
+      </w:r>
+      <w:r>
+        <w:rPr>
+          <w:b/>
+        </w:rPr>
+        <w:t>training</w:t>
+      </w:r>
+      <w:r>
+        <w:rPr>
+          <w:b w:val="0"/>
+        </w:rPr>
+        <w:t xml:space="preserve"> rows. It does not validate those conditions.</w:t>
+      </w:r>
+    </w:p>
+    <w:p>
+      <w:pPr>
+        <w:spacing w:line="336" w:lineRule="auto" w:after="180"/>
+      </w:pPr>
+      <w:r>
+        <w:rPr>
+          <w:b w:val="0"/>
+        </w:rPr>
+        <w:t xml:space="preserve">A larger k than the stored row count would not produce the promised number of </w:t>
+      </w:r>
+      <w:r>
+        <w:rPr>
+          <w:b/>
+        </w:rPr>
+        <w:t>vote</w:t>
+      </w:r>
+      <w:r>
+        <w:rPr>
+          <w:b w:val="0"/>
+        </w:rPr>
+        <w:t>s. Keep unresolved review labels under a separate documented policy.</w:t>
       </w:r>
     </w:p>
     <w:p>
@@ -784,8 +1935,37 @@
       </w:r>
     </w:p>
     <w:p>
-      <w:r>
-        <w:t>Use the complete worked example below before asking learners to complete W2. Reveal a small part, invite a prediction, then explain the deciding step. These teacher notes contain solutions; do not reveal the independent case answer during modelling.</w:t>
+      <w:pPr>
+        <w:spacing w:line="336" w:lineRule="auto" w:after="180"/>
+      </w:pPr>
+      <w:r>
+        <w:rPr>
+          <w:b w:val="0"/>
+        </w:rPr>
+        <w:t xml:space="preserve">Use the complete worked example below before asking learners to complete W2. Reveal a small part, invite a </w:t>
+      </w:r>
+      <w:r>
+        <w:rPr>
+          <w:b/>
+        </w:rPr>
+        <w:t>prediction</w:t>
+      </w:r>
+      <w:r>
+        <w:rPr>
+          <w:b w:val="0"/>
+        </w:rPr>
+        <w:t>, then explain the deciding step.</w:t>
+      </w:r>
+    </w:p>
+    <w:p>
+      <w:pPr>
+        <w:spacing w:line="336" w:lineRule="auto" w:after="180"/>
+      </w:pPr>
+      <w:r>
+        <w:rPr>
+          <w:b w:val="0"/>
+        </w:rPr>
+        <w:t>These teacher notes contain solutions; do not reveal the independent case answer during modelling.</w:t>
       </w:r>
     </w:p>
     <w:p>
@@ -945,15 +2125,100 @@
       </w:r>
     </w:p>
     <w:p>
-      <w:r>
-        <w:t>Store the training examples and the method settings. At prediction time, compare the query only with stored training examples. Do not add the query’s reference label or other validation labels to the neighbour pool. No cutoff or tree is fitted here, but retaining training examples is still part of the learning method.</w:t>
-      </w:r>
-    </w:p>
-    <w:p>
       <w:pPr>
         <w:pStyle w:val="Heading3"/>
       </w:pPr>
       <w:r>
+        <w:t>Model the reasoning aloud · 5</w:t>
+      </w:r>
+    </w:p>
+    <w:p>
+      <w:pPr>
+        <w:spacing w:line="336" w:lineRule="auto" w:after="180"/>
+      </w:pPr>
+      <w:r>
+        <w:rPr>
+          <w:b w:val="0"/>
+        </w:rPr>
+        <w:t xml:space="preserve">Store the </w:t>
+      </w:r>
+      <w:r>
+        <w:rPr>
+          <w:b/>
+        </w:rPr>
+        <w:t>training</w:t>
+      </w:r>
+      <w:r>
+        <w:rPr>
+          <w:b w:val="0"/>
+        </w:rPr>
+        <w:t xml:space="preserve"> examples and the method settings. At </w:t>
+      </w:r>
+      <w:r>
+        <w:rPr>
+          <w:b/>
+        </w:rPr>
+        <w:t>prediction</w:t>
+      </w:r>
+      <w:r>
+        <w:rPr>
+          <w:b w:val="0"/>
+        </w:rPr>
+        <w:t xml:space="preserve"> time, compare the query only with stored </w:t>
+      </w:r>
+      <w:r>
+        <w:rPr>
+          <w:b/>
+        </w:rPr>
+        <w:t>training</w:t>
+      </w:r>
+      <w:r>
+        <w:rPr>
+          <w:b w:val="0"/>
+        </w:rPr>
+        <w:t xml:space="preserve"> examples. Do not add the query’s reference label or other validation labels to the </w:t>
+      </w:r>
+      <w:r>
+        <w:rPr>
+          <w:b/>
+        </w:rPr>
+        <w:t>neighbour</w:t>
+      </w:r>
+      <w:r>
+        <w:rPr>
+          <w:b w:val="0"/>
+        </w:rPr>
+        <w:t xml:space="preserve"> pool.</w:t>
+      </w:r>
+    </w:p>
+    <w:p>
+      <w:pPr>
+        <w:spacing w:line="336" w:lineRule="auto" w:after="180"/>
+      </w:pPr>
+      <w:r>
+        <w:rPr>
+          <w:b w:val="0"/>
+        </w:rPr>
+        <w:t xml:space="preserve">No cutoff or tree is fitted here, but retaining </w:t>
+      </w:r>
+      <w:r>
+        <w:rPr>
+          <w:b/>
+        </w:rPr>
+        <w:t>training</w:t>
+      </w:r>
+      <w:r>
+        <w:rPr>
+          <w:b w:val="0"/>
+        </w:rPr>
+        <w:t xml:space="preserve"> examples is still part of the learning method.</w:t>
+      </w:r>
+    </w:p>
+    <w:p>
+      <w:pPr>
+        <w:pStyle w:val="Heading3"/>
+      </w:pPr>
+      <w:r>
         <w:t>Why do A and B tie for distance to query 3? Which wins for k=1 under our rule, and why does k=3 predict differently? Does the ID rule establish which label is true?</w:t>
       </w:r>
     </w:p>
@@ -978,8 +2243,50 @@
       </w:r>
     </w:p>
     <w:p>
-      <w:r>
-        <w:t>A vote share of two out of three describes these neighbours. It is not a verified two-thirds probability that the new scene is clear. A prediction can be wrong even when the nearest examples agree.</w:t>
+      <w:pPr>
+        <w:spacing w:line="336" w:lineRule="auto" w:after="180"/>
+      </w:pPr>
+      <w:r>
+        <w:rPr>
+          <w:b w:val="0"/>
+        </w:rPr>
+        <w:t xml:space="preserve">A </w:t>
+      </w:r>
+      <w:r>
+        <w:rPr>
+          <w:b/>
+        </w:rPr>
+        <w:t>vote</w:t>
+      </w:r>
+      <w:r>
+        <w:rPr>
+          <w:b w:val="0"/>
+        </w:rPr>
+        <w:t xml:space="preserve"> share of two out of three describes these </w:t>
+      </w:r>
+      <w:r>
+        <w:rPr>
+          <w:b/>
+        </w:rPr>
+        <w:t>neighbour</w:t>
+      </w:r>
+      <w:r>
+        <w:rPr>
+          <w:b w:val="0"/>
+        </w:rPr>
+        <w:t xml:space="preserve">s. It is not a verified two-thirds probability that the new scene is clear. A </w:t>
+      </w:r>
+      <w:r>
+        <w:rPr>
+          <w:b/>
+        </w:rPr>
+        <w:t>prediction</w:t>
+      </w:r>
+      <w:r>
+        <w:rPr>
+          <w:b w:val="0"/>
+        </w:rPr>
+        <w:t xml:space="preserve"> can be wrong even when the nearest examples agree.</w:t>
       </w:r>
     </w:p>
     <w:tbl>
@@ -1085,7 +2392,13 @@
       </w:tr>
     </w:tbl>
     <w:p>
-      <w:r>
+      <w:pPr>
+        <w:spacing w:line="336" w:lineRule="auto" w:after="180"/>
+      </w:pPr>
+      <w:r>
+        <w:rPr>
+          <w:b w:val="0"/>
+        </w:rPr>
         <w:t>Use the diagram and verbal explanation together. Ask learners to match a sentence to a specific visual step; do not assign learners fixed visual or auditory learning styles.</w:t>
       </w:r>
     </w:p>
@@ -1098,7 +2411,13 @@
       </w:r>
     </w:p>
     <w:p>
-      <w:r>
+      <w:pPr>
+        <w:spacing w:line="336" w:lineRule="auto" w:after="180"/>
+      </w:pPr>
+      <w:r>
+        <w:rPr>
+          <w:b w:val="0"/>
+        </w:rPr>
         <w:t>A fictional one-feature classifier predicts compact or extended book format.</w:t>
       </w:r>
     </w:p>
@@ -1111,13 +2430,73 @@
       </w:r>
     </w:p>
     <w:p>
-      <w:r>
-        <w:t>Stored training rows: A at 2 units compact, B at 6 extended, C at 8 compact, D at 12 extended. Query is 7.</w:t>
-      </w:r>
-    </w:p>
-    <w:p>
-      <w:r>
-        <w:t>Distance is absolute difference; ties sort by ID; tied category vote chooses compact.</w:t>
+      <w:pPr>
+        <w:pStyle w:val="Heading3"/>
+      </w:pPr>
+      <w:r>
+        <w:t>Supplied facts</w:t>
+      </w:r>
+    </w:p>
+    <w:p>
+      <w:pPr>
+        <w:spacing w:line="336" w:lineRule="auto" w:after="180"/>
+        <w:shd w:fill="F1F6FC"/>
+      </w:pPr>
+      <w:r>
+        <w:rPr>
+          <w:b w:val="0"/>
+        </w:rPr>
+        <w:t xml:space="preserve">Stored </w:t>
+      </w:r>
+      <w:r>
+        <w:rPr>
+          <w:b/>
+        </w:rPr>
+        <w:t>training</w:t>
+      </w:r>
+      <w:r>
+        <w:rPr>
+          <w:b w:val="0"/>
+        </w:rPr>
+        <w:t xml:space="preserve"> rows: A at 2 units compact, B at 6 extended, C at 8 compact, D at 12 extended. Query is 7.</w:t>
+      </w:r>
+    </w:p>
+    <w:p>
+      <w:pPr>
+        <w:pStyle w:val="Heading3"/>
+      </w:pPr>
+      <w:r>
+        <w:t>Supplied facts</w:t>
+      </w:r>
+    </w:p>
+    <w:p>
+      <w:pPr>
+        <w:spacing w:line="336" w:lineRule="auto" w:after="180"/>
+        <w:shd w:fill="F1F6FC"/>
+      </w:pPr>
+      <w:r>
+        <w:rPr>
+          <w:b/>
+        </w:rPr>
+        <w:t>Distance</w:t>
+      </w:r>
+      <w:r>
+        <w:rPr>
+          <w:b w:val="0"/>
+        </w:rPr>
+        <w:t xml:space="preserve"> is absolute difference; ties sort by ID; tied category </w:t>
+      </w:r>
+      <w:r>
+        <w:rPr>
+          <w:b/>
+        </w:rPr>
+        <w:t>vote</w:t>
+      </w:r>
+      <w:r>
+        <w:rPr>
+          <w:b w:val="0"/>
+        </w:rPr>
+        <w:t xml:space="preserve"> chooses compact.</w:t>
       </w:r>
     </w:p>
     <w:p>
@@ -1338,57 +2717,319 @@
       </w:r>
     </w:p>
     <w:p>
-      <w:r>
-        <w:t>Changing k changes how many training neighbours vote, even though all distances remain fixed. The query’s reference label must not enter the stored pool before predicting. Tie policies make ordering reproducible; without them, list order could unexpectedly determine the single-neighbour result.</w:t>
-      </w:r>
-    </w:p>
-    <w:p>
       <w:pPr>
         <w:pStyle w:val="Heading3"/>
       </w:pPr>
       <w:r>
+        <w:t>Why the result follows</w:t>
+      </w:r>
+    </w:p>
+    <w:p>
+      <w:pPr>
+        <w:spacing w:line="336" w:lineRule="auto" w:after="180"/>
+        <w:shd w:fill="F1F6FC"/>
+      </w:pPr>
+      <w:r>
+        <w:rPr>
+          <w:b w:val="0"/>
+        </w:rPr>
+        <w:t xml:space="preserve">Changing k changes how many </w:t>
+      </w:r>
+      <w:r>
+        <w:rPr>
+          <w:b/>
+        </w:rPr>
+        <w:t>training</w:t>
+      </w:r>
+      <w:r>
+        <w:rPr>
+          <w:b w:val="0"/>
+        </w:rPr>
+        <w:t xml:space="preserve"> </w:t>
+      </w:r>
+      <w:r>
+        <w:rPr>
+          <w:b/>
+        </w:rPr>
+        <w:t>neighbour</w:t>
+      </w:r>
+      <w:r>
+        <w:rPr>
+          <w:b w:val="0"/>
+        </w:rPr>
+        <w:t xml:space="preserve">s </w:t>
+      </w:r>
+      <w:r>
+        <w:rPr>
+          <w:b/>
+        </w:rPr>
+        <w:t>vote</w:t>
+      </w:r>
+      <w:r>
+        <w:rPr>
+          <w:b w:val="0"/>
+        </w:rPr>
+        <w:t xml:space="preserve">, even though all </w:t>
+      </w:r>
+      <w:r>
+        <w:rPr>
+          <w:b/>
+        </w:rPr>
+        <w:t>distance</w:t>
+      </w:r>
+      <w:r>
+        <w:rPr>
+          <w:b w:val="0"/>
+        </w:rPr>
+        <w:t>s remain fixed. The query’s reference label must not enter the stored pool before predicting.</w:t>
+      </w:r>
+    </w:p>
+    <w:p>
+      <w:pPr>
+        <w:spacing w:line="336" w:lineRule="auto" w:after="180"/>
+        <w:shd w:fill="F1F6FC"/>
+      </w:pPr>
+      <w:r>
+        <w:rPr>
+          <w:b w:val="0"/>
+        </w:rPr>
+        <w:t>Tie policies make ordering reproducible; without them, list order could unexpectedly determine the single-</w:t>
+      </w:r>
+      <w:r>
+        <w:rPr>
+          <w:b/>
+        </w:rPr>
+        <w:t>neighbour</w:t>
+      </w:r>
+      <w:r>
+        <w:rPr>
+          <w:b w:val="0"/>
+        </w:rPr>
+        <w:t xml:space="preserve"> result.</w:t>
+      </w:r>
+    </w:p>
+    <w:p>
+      <w:pPr>
+        <w:pStyle w:val="Heading3"/>
+      </w:pPr>
+      <w:r>
         <w:t>What this example does not establish</w:t>
       </w:r>
     </w:p>
     <w:p>
-      <w:r>
-        <w:t>Nearest-neighbour votes depend on feature representation; they are not calibrated probabilities or guaranteed correct labels.</w:t>
-      </w:r>
-    </w:p>
-    <w:p>
       <w:pPr>
         <w:pStyle w:val="Heading3"/>
       </w:pPr>
       <w:r>
+        <w:t>Keep the stated limit</w:t>
+      </w:r>
+    </w:p>
+    <w:p>
+      <w:pPr>
+        <w:spacing w:line="336" w:lineRule="auto" w:after="180"/>
+        <w:shd w:fill="FFF5E6"/>
+      </w:pPr>
+      <w:r>
+        <w:rPr>
+          <w:b w:val="0"/>
+        </w:rPr>
+        <w:t>Nearest-</w:t>
+      </w:r>
+      <w:r>
+        <w:rPr>
+          <w:b/>
+        </w:rPr>
+        <w:t>neighbour</w:t>
+      </w:r>
+      <w:r>
+        <w:rPr>
+          <w:b w:val="0"/>
+        </w:rPr>
+        <w:t xml:space="preserve"> </w:t>
+      </w:r>
+      <w:r>
+        <w:rPr>
+          <w:b/>
+        </w:rPr>
+        <w:t>vote</w:t>
+      </w:r>
+      <w:r>
+        <w:rPr>
+          <w:b w:val="0"/>
+        </w:rPr>
+        <w:t>s depend on feature representation; they are not calibrated probabilities or guaranteed correct labels.</w:t>
+      </w:r>
+    </w:p>
+    <w:p>
+      <w:pPr>
+        <w:pStyle w:val="Heading3"/>
+      </w:pPr>
+      <w:r>
         <w:t>Change one thing in the pictured case</w:t>
       </w:r>
     </w:p>
     <w:p>
-      <w:r>
-        <w:t>Change: Move query from 7 to 9 while keeping training fixed.</w:t>
-      </w:r>
-    </w:p>
-    <w:p>
-      <w:r>
-        <w:t>Prediction: Order becomes C,B,D,A; k=1 predicts compact and k=3 predicts extended.</w:t>
-      </w:r>
-    </w:p>
-    <w:p>
-      <w:r>
-        <w:t>Reason: Distances are C=1,B=3,D=3,A=7; B beats D by the ID tie rule.</w:t>
-      </w:r>
-    </w:p>
-    <w:p>
       <w:pPr>
         <w:pStyle w:val="Heading3"/>
       </w:pPr>
       <w:r>
+        <w:t>Change one thing</w:t>
+      </w:r>
+    </w:p>
+    <w:p>
+      <w:pPr>
+        <w:spacing w:line="336" w:lineRule="auto" w:after="180"/>
+        <w:shd w:fill="F5F1FB"/>
+      </w:pPr>
+      <w:r>
+        <w:rPr>
+          <w:b w:val="0"/>
+        </w:rPr>
+        <w:t xml:space="preserve">Change: Move query from 7 to 9 while keeping </w:t>
+      </w:r>
+      <w:r>
+        <w:rPr>
+          <w:b/>
+        </w:rPr>
+        <w:t>training</w:t>
+      </w:r>
+      <w:r>
+        <w:rPr>
+          <w:b w:val="0"/>
+        </w:rPr>
+        <w:t xml:space="preserve"> fixed.</w:t>
+      </w:r>
+    </w:p>
+    <w:p>
+      <w:pPr>
+        <w:pStyle w:val="Heading3"/>
+      </w:pPr>
+      <w:r>
+        <w:t>Predicted result</w:t>
+      </w:r>
+    </w:p>
+    <w:p>
+      <w:pPr>
+        <w:spacing w:line="336" w:lineRule="auto" w:after="180"/>
+        <w:shd w:fill="F1F6FC"/>
+      </w:pPr>
+      <w:r>
+        <w:rPr>
+          <w:b/>
+        </w:rPr>
+        <w:t>Prediction</w:t>
+      </w:r>
+      <w:r>
+        <w:rPr>
+          <w:b w:val="0"/>
+        </w:rPr>
+        <w:t>: Order becomes C,B,D,A; k=1 predicts compact and k=3 predicts extended.</w:t>
+      </w:r>
+    </w:p>
+    <w:p>
+      <w:pPr>
+        <w:pStyle w:val="Heading3"/>
+      </w:pPr>
+      <w:r>
+        <w:t>Why the result follows</w:t>
+      </w:r>
+    </w:p>
+    <w:p>
+      <w:pPr>
+        <w:spacing w:line="336" w:lineRule="auto" w:after="180"/>
+        <w:shd w:fill="F1F6FC"/>
+      </w:pPr>
+      <w:r>
+        <w:rPr>
+          <w:b w:val="0"/>
+        </w:rPr>
+        <w:t xml:space="preserve">Reason: </w:t>
+      </w:r>
+      <w:r>
+        <w:rPr>
+          <w:b/>
+        </w:rPr>
+        <w:t>Distance</w:t>
+      </w:r>
+      <w:r>
+        <w:rPr>
+          <w:b w:val="0"/>
+        </w:rPr>
+        <w:t xml:space="preserve">s are C=1,B=3,D=3,A=7; B beats D by the ID </w:t>
+      </w:r>
+      <w:r>
+        <w:rPr>
+          <w:b/>
+        </w:rPr>
+        <w:t>tie rule</w:t>
+      </w:r>
+      <w:r>
+        <w:rPr>
+          <w:b w:val="0"/>
+        </w:rPr>
+        <w:t>.</w:t>
+      </w:r>
+    </w:p>
+    <w:p>
+      <w:pPr>
+        <w:pStyle w:val="Heading3"/>
+      </w:pPr>
+      <w:r>
         <w:t>Ask while showing the picture</w:t>
       </w:r>
     </w:p>
     <w:p>
-      <w:r>
-        <w:t>Cover the result. Ask learners to name the inputs and predict the next step. Uncover one step, connect the icon to the actual procedure, and explain its evidence. Then change the supplied condition and compare. The picture is a representation; it does not document execution of a real AI model.</w:t>
+      <w:pPr>
+        <w:pStyle w:val="Heading3"/>
+      </w:pPr>
+      <w:r>
+        <w:t>Ask while showing the picture · 6</w:t>
+      </w:r>
+    </w:p>
+    <w:p>
+      <w:pPr>
+        <w:spacing w:line="336" w:lineRule="auto" w:after="180"/>
+      </w:pPr>
+      <w:r>
+        <w:rPr>
+          <w:b w:val="0"/>
+        </w:rPr>
+        <w:t xml:space="preserve">Cover the result. Ask learners to name the </w:t>
+      </w:r>
+      <w:r>
+        <w:rPr>
+          <w:b/>
+        </w:rPr>
+        <w:t>input</w:t>
+      </w:r>
+      <w:r>
+        <w:rPr>
+          <w:b w:val="0"/>
+        </w:rPr>
+        <w:t xml:space="preserve">s and predict the next step. Uncover one step, connect the icon to the actual procedure, and explain its </w:t>
+      </w:r>
+      <w:r>
+        <w:rPr>
+          <w:b/>
+        </w:rPr>
+        <w:t>evidence</w:t>
+      </w:r>
+      <w:r>
+        <w:rPr>
+          <w:b w:val="0"/>
+        </w:rPr>
+        <w:t>. Then change the supplied condition and compare.</w:t>
+      </w:r>
+    </w:p>
+    <w:p>
+      <w:pPr>
+        <w:spacing w:line="336" w:lineRule="auto" w:after="180"/>
+      </w:pPr>
+      <w:r>
+        <w:rPr>
+          <w:b w:val="0"/>
+        </w:rPr>
+        <w:t>The picture is a representation; it does not document execution of a real AI model.</w:t>
       </w:r>
     </w:p>
     <w:p>
@@ -1400,11 +3041,16 @@
       </w:r>
     </w:p>
     <w:p>
+      <w:r>
+        <w:t>Demonstrate Nearest Neighbor Reasoning, reduce support deliberately and check individual reasoning before discussing answers.</w:t>
+      </w:r>
+    </w:p>
+    <w:p>
       <w:pPr>
         <w:pStyle w:val="Heading3"/>
       </w:pPr>
       <w:r>
-        <w:t>Demonstrate and guide practice</w:t>
+        <w:t>Board sequence</w:t>
       </w:r>
     </w:p>
     <w:p>
@@ -1412,55 +3058,257 @@
         <w:pStyle w:val="Heading3"/>
       </w:pPr>
       <w:r>
-        <w:t>Board sequence</w:t>
-      </w:r>
-    </w:p>
-    <w:p>
-      <w:r>
+        <w:t>1. Put the facts on the board</w:t>
+      </w:r>
+    </w:p>
+    <w:p>
+      <w:pPr>
+        <w:spacing w:line="336" w:lineRule="auto" w:after="180"/>
+        <w:shd w:fill="F4F9FC"/>
+      </w:pPr>
+      <w:r>
+        <w:rPr>
+          <w:b w:val="0"/>
+        </w:rPr>
         <w:t>Write the given facts: A=[1,1] liked, B=[1,0] disliked, C=[0,0] disliked; query=[0,1].</w:t>
       </w:r>
     </w:p>
     <w:p>
-      <w:r>
-        <w:t>Write the question to explain: Find nearest neighbours using differing-trait distance and k=1.</w:t>
-      </w:r>
-    </w:p>
-    <w:p>
-      <w:r>
-        <w:t>Reveal after predictions: A and C tie at distance one; B is distance two. Conflicting nearest labels require a predefined tie policy or uncertainty.</w:t>
-      </w:r>
-    </w:p>
-    <w:p>
-      <w:r>
-        <w:t>Keep for an independent attempt: Training items have one numeric feature: A=2 with label short, B=8 with label long. A new item has value 6. Use absolute distance to choose its nearest neighbour.</w:t>
-      </w:r>
-    </w:p>
-    <w:p>
       <w:pPr>
         <w:pStyle w:val="Heading3"/>
       </w:pPr>
       <w:r>
+        <w:t>2. State the decision to explain</w:t>
+      </w:r>
+    </w:p>
+    <w:p>
+      <w:pPr>
+        <w:spacing w:line="336" w:lineRule="auto" w:after="180"/>
+        <w:shd w:fill="F4F9FC"/>
+      </w:pPr>
+      <w:r>
+        <w:rPr>
+          <w:b w:val="0"/>
+        </w:rPr>
+        <w:t xml:space="preserve">Write the question to explain: Find nearest </w:t>
+      </w:r>
+      <w:r>
+        <w:rPr>
+          <w:b/>
+        </w:rPr>
+        <w:t>neighbour</w:t>
+      </w:r>
+      <w:r>
+        <w:rPr>
+          <w:b w:val="0"/>
+        </w:rPr>
+        <w:t xml:space="preserve">s using differing-trait </w:t>
+      </w:r>
+      <w:r>
+        <w:rPr>
+          <w:b/>
+        </w:rPr>
+        <w:t>distance</w:t>
+      </w:r>
+      <w:r>
+        <w:rPr>
+          <w:b w:val="0"/>
+        </w:rPr>
+        <w:t xml:space="preserve"> and k=1.</w:t>
+      </w:r>
+    </w:p>
+    <w:p>
+      <w:pPr>
+        <w:pStyle w:val="Heading3"/>
+      </w:pPr>
+      <w:r>
+        <w:t>3. Reveal the worked reasoning</w:t>
+      </w:r>
+    </w:p>
+    <w:p>
+      <w:pPr>
+        <w:spacing w:line="336" w:lineRule="auto" w:after="180"/>
+        <w:shd w:fill="F1F6FC"/>
+      </w:pPr>
+      <w:r>
+        <w:rPr>
+          <w:b w:val="0"/>
+        </w:rPr>
+        <w:t xml:space="preserve">Reveal after </w:t>
+      </w:r>
+      <w:r>
+        <w:rPr>
+          <w:b/>
+        </w:rPr>
+        <w:t>prediction</w:t>
+      </w:r>
+      <w:r>
+        <w:rPr>
+          <w:b w:val="0"/>
+        </w:rPr>
+        <w:t xml:space="preserve">s: A and C tie at </w:t>
+      </w:r>
+      <w:r>
+        <w:rPr>
+          <w:b/>
+        </w:rPr>
+        <w:t>distance</w:t>
+      </w:r>
+      <w:r>
+        <w:rPr>
+          <w:b w:val="0"/>
+        </w:rPr>
+        <w:t xml:space="preserve"> one; B is </w:t>
+      </w:r>
+      <w:r>
+        <w:rPr>
+          <w:b/>
+        </w:rPr>
+        <w:t>distance</w:t>
+      </w:r>
+      <w:r>
+        <w:rPr>
+          <w:b w:val="0"/>
+        </w:rPr>
+        <w:t xml:space="preserve"> two. Conflicting nearest labels require a predefined tie policy or uncertainty.</w:t>
+      </w:r>
+    </w:p>
+    <w:p>
+      <w:pPr>
+        <w:pStyle w:val="Heading3"/>
+      </w:pPr>
+      <w:r>
+        <w:t>Hold back the independent task</w:t>
+      </w:r>
+    </w:p>
+    <w:p>
+      <w:pPr>
+        <w:spacing w:line="336" w:lineRule="auto" w:after="180"/>
+        <w:shd w:fill="FFF5E6"/>
+      </w:pPr>
+      <w:r>
+        <w:rPr>
+          <w:b w:val="0"/>
+        </w:rPr>
+        <w:t xml:space="preserve">Keep for an independent attempt: </w:t>
+      </w:r>
+      <w:r>
+        <w:rPr>
+          <w:b/>
+        </w:rPr>
+        <w:t>Training</w:t>
+      </w:r>
+      <w:r>
+        <w:rPr>
+          <w:b w:val="0"/>
+        </w:rPr>
+        <w:t xml:space="preserve"> items have one numeric feature: A=2 with label short, B=8 with label long. A new item has value 6. Use absolute </w:t>
+      </w:r>
+      <w:r>
+        <w:rPr>
+          <w:b/>
+        </w:rPr>
+        <w:t>distance</w:t>
+      </w:r>
+      <w:r>
+        <w:rPr>
+          <w:b w:val="0"/>
+        </w:rPr>
+        <w:t xml:space="preserve"> to choose its nearest </w:t>
+      </w:r>
+      <w:r>
+        <w:rPr>
+          <w:b/>
+        </w:rPr>
+        <w:t>neighbour</w:t>
+      </w:r>
+      <w:r>
+        <w:rPr>
+          <w:b w:val="0"/>
+        </w:rPr>
+        <w:t>.</w:t>
+      </w:r>
+    </w:p>
+    <w:p>
+      <w:pPr>
+        <w:pStyle w:val="Heading3"/>
+      </w:pPr>
+      <w:r>
         <w:t>Classroom dialogue</w:t>
       </w:r>
     </w:p>
     <w:p>
-      <w:r>
+      <w:pPr>
+        <w:pStyle w:val="Heading3"/>
+      </w:pPr>
+      <w:r>
+        <w:t>Ask the class</w:t>
+      </w:r>
+    </w:p>
+    <w:p>
+      <w:pPr>
+        <w:spacing w:line="336" w:lineRule="auto" w:after="180"/>
+        <w:shd w:fill="F5F1FB"/>
+      </w:pPr>
+      <w:r>
+        <w:rPr>
+          <w:b w:val="0"/>
+        </w:rPr>
         <w:t>Ask: Which facts are given, and which would we have to assume? Learners mark relevant details before discussing answers.</w:t>
       </w:r>
     </w:p>
     <w:p>
-      <w:r>
+      <w:pPr>
+        <w:pStyle w:val="Heading3"/>
+      </w:pPr>
+      <w:r>
+        <w:t>Language to model</w:t>
+      </w:r>
+    </w:p>
+    <w:p>
+      <w:pPr>
+        <w:spacing w:line="336" w:lineRule="auto" w:after="180"/>
+        <w:shd w:fill="F1F6F8"/>
+      </w:pPr>
+      <w:r>
+        <w:rPr>
+          <w:b w:val="0"/>
+        </w:rPr>
         <w:t>Say: Predict first. Show the rule, information path or calculation that would produce the result. A correct guess is not yet an explanation.</w:t>
       </w:r>
     </w:p>
     <w:p>
-      <w:r>
+      <w:pPr>
+        <w:spacing w:line="336" w:lineRule="auto" w:after="180"/>
+      </w:pPr>
+      <w:r>
+        <w:rPr>
+          <w:b w:val="0"/>
+        </w:rPr>
         <w:t>Reveal reasoning one step at a time. Explain why a tempting alternative fails. Write units and denominators for arithmetic, trace conditions for decisions, and identify supporting sources for claims.</w:t>
       </w:r>
     </w:p>
     <w:p>
-      <w:r>
-        <w:t>In pairs, one learner solves while the other checks evidence; exchange roles. Remove the worked answer before independent assessment.</w:t>
+      <w:pPr>
+        <w:spacing w:line="336" w:lineRule="auto" w:after="180"/>
+      </w:pPr>
+      <w:r>
+        <w:rPr>
+          <w:b w:val="0"/>
+        </w:rPr>
+        <w:t xml:space="preserve">In pairs, one learner solves while the other checks </w:t>
+      </w:r>
+      <w:r>
+        <w:rPr>
+          <w:b/>
+        </w:rPr>
+        <w:t>evidence</w:t>
+      </w:r>
+      <w:r>
+        <w:rPr>
+          <w:b w:val="0"/>
+        </w:rPr>
+        <w:t>; exchange roles. Remove the worked answer before independent assessment.</w:t>
       </w:r>
     </w:p>
     <w:p>
@@ -1472,8 +3320,73 @@
       </w:r>
     </w:p>
     <w:p>
-      <w:r>
-        <w:t>Guided: abs(2-3) and abs(4-3) both equal 1. For k=1 alphabetical tie order chooses A, blocked. k=3 adds B and C, whose clear votes win 2 to 1. ID order is a deterministic convention, not evidence of the query’s true label. Exit: using labelled validation examples in the neighbour pool leaks evaluation answers and may let a query select itself. Restore the original training-only pool and score every validation query without adding its label.</w:t>
+      <w:pPr>
+        <w:spacing w:line="336" w:lineRule="auto" w:after="180"/>
+      </w:pPr>
+      <w:r>
+        <w:rPr>
+          <w:b w:val="0"/>
+        </w:rPr>
+        <w:t xml:space="preserve">Guided: abs(2-3) and abs(4-3) both equal 1. For k=1 alphabetical tie order chooses A, blocked. k=3 adds B and C, whose clear </w:t>
+      </w:r>
+      <w:r>
+        <w:rPr>
+          <w:b/>
+        </w:rPr>
+        <w:t>vote</w:t>
+      </w:r>
+      <w:r>
+        <w:rPr>
+          <w:b w:val="0"/>
+        </w:rPr>
+        <w:t xml:space="preserve">s win 2 to 1. ID order is a deterministic convention, not </w:t>
+      </w:r>
+      <w:r>
+        <w:rPr>
+          <w:b/>
+        </w:rPr>
+        <w:t>evidence</w:t>
+      </w:r>
+      <w:r>
+        <w:rPr>
+          <w:b w:val="0"/>
+        </w:rPr>
+        <w:t xml:space="preserve"> of the query’s true label.</w:t>
+      </w:r>
+    </w:p>
+    <w:p>
+      <w:pPr>
+        <w:spacing w:line="336" w:lineRule="auto" w:after="180"/>
+      </w:pPr>
+      <w:r>
+        <w:rPr>
+          <w:b w:val="0"/>
+        </w:rPr>
+        <w:t xml:space="preserve">Exit: using labelled validation examples in the </w:t>
+      </w:r>
+      <w:r>
+        <w:rPr>
+          <w:b/>
+        </w:rPr>
+        <w:t>neighbour</w:t>
+      </w:r>
+      <w:r>
+        <w:rPr>
+          <w:b w:val="0"/>
+        </w:rPr>
+        <w:t xml:space="preserve"> pool leaks evaluation answers and may let a query select itself. Restore the original </w:t>
+      </w:r>
+      <w:r>
+        <w:rPr>
+          <w:b/>
+        </w:rPr>
+        <w:t>training</w:t>
+      </w:r>
+      <w:r>
+        <w:rPr>
+          <w:b w:val="0"/>
+        </w:rPr>
+        <w:t>-only pool and score every validation query without adding its label.</w:t>
       </w:r>
     </w:p>
     <w:p>
@@ -1705,41 +3618,227 @@
       </w:r>
     </w:p>
     <w:p>
-      <w:r>
-        <w:t>Completion task: For query 3, list the selected IDs and predictions for k=1 and k=3 using alphabetical ID order on equal distances. Explain what changes and what remains the same.</w:t>
-      </w:r>
-    </w:p>
-    <w:p>
-      <w:r>
-        <w:t>Teacher check: For k=1 select A and predict blocked. For k=3 select A,B,C and predict clear from two clear votes. Training data, distance and ID tie rule stay the same; the number of voting neighbours changes.</w:t>
-      </w:r>
-    </w:p>
-    <w:p>
-      <w:r>
-        <w:t>Start by identifying the given inputs together. Leave the intermediate steps blank. If needed, model one step, then withdraw that help on the next step. Move to a full trace only when the partial trace is understood. For partners, alternate explainer and checker; collect a response from every learner before discussion.</w:t>
-      </w:r>
-    </w:p>
-    <w:p>
       <w:pPr>
         <w:pStyle w:val="Heading3"/>
       </w:pPr>
       <w:r>
+        <w:t>Completion practice</w:t>
+      </w:r>
+    </w:p>
+    <w:p>
+      <w:pPr>
+        <w:spacing w:line="336" w:lineRule="auto" w:after="180"/>
+        <w:shd w:fill="F5F1FB"/>
+      </w:pPr>
+      <w:r>
+        <w:rPr>
+          <w:b w:val="0"/>
+        </w:rPr>
+        <w:t xml:space="preserve">Completion task: For query 3, list the selected IDs and </w:t>
+      </w:r>
+      <w:r>
+        <w:rPr>
+          <w:b/>
+        </w:rPr>
+        <w:t>prediction</w:t>
+      </w:r>
+      <w:r>
+        <w:rPr>
+          <w:b w:val="0"/>
+        </w:rPr>
+        <w:t xml:space="preserve">s for k=1 and k=3 using alphabetical ID order on equal </w:t>
+      </w:r>
+      <w:r>
+        <w:rPr>
+          <w:b/>
+        </w:rPr>
+        <w:t>distance</w:t>
+      </w:r>
+      <w:r>
+        <w:rPr>
+          <w:b w:val="0"/>
+        </w:rPr>
+        <w:t>s. Explain what changes and what remains the same.</w:t>
+      </w:r>
+    </w:p>
+    <w:p>
+      <w:pPr>
+        <w:pStyle w:val="Heading3"/>
+      </w:pPr>
+      <w:r>
+        <w:t>Reasoning to listen for</w:t>
+      </w:r>
+    </w:p>
+    <w:p>
+      <w:pPr>
+        <w:spacing w:line="336" w:lineRule="auto" w:after="180"/>
+        <w:shd w:fill="F1F6FC"/>
+      </w:pPr>
+      <w:r>
+        <w:rPr>
+          <w:b w:val="0"/>
+        </w:rPr>
+        <w:t xml:space="preserve">Teacher check: For k=1 select A and predict blocked. For k=3 select A,B,C and predict clear from two clear </w:t>
+      </w:r>
+      <w:r>
+        <w:rPr>
+          <w:b/>
+        </w:rPr>
+        <w:t>vote</w:t>
+      </w:r>
+      <w:r>
+        <w:rPr>
+          <w:b w:val="0"/>
+        </w:rPr>
+        <w:t xml:space="preserve">s. </w:t>
+      </w:r>
+      <w:r>
+        <w:rPr>
+          <w:b/>
+        </w:rPr>
+        <w:t>Training</w:t>
+      </w:r>
+      <w:r>
+        <w:rPr>
+          <w:b w:val="0"/>
+        </w:rPr>
+        <w:t xml:space="preserve"> data, </w:t>
+      </w:r>
+      <w:r>
+        <w:rPr>
+          <w:b/>
+        </w:rPr>
+        <w:t>distance</w:t>
+      </w:r>
+      <w:r>
+        <w:rPr>
+          <w:b w:val="0"/>
+        </w:rPr>
+        <w:t xml:space="preserve"> and ID </w:t>
+      </w:r>
+      <w:r>
+        <w:rPr>
+          <w:b/>
+        </w:rPr>
+        <w:t>tie rule</w:t>
+      </w:r>
+      <w:r>
+        <w:rPr>
+          <w:b w:val="0"/>
+        </w:rPr>
+        <w:t xml:space="preserve"> stay the same; the number of voting </w:t>
+      </w:r>
+      <w:r>
+        <w:rPr>
+          <w:b/>
+        </w:rPr>
+        <w:t>neighbour</w:t>
+      </w:r>
+      <w:r>
+        <w:rPr>
+          <w:b w:val="0"/>
+        </w:rPr>
+        <w:t>s changes.</w:t>
+      </w:r>
+    </w:p>
+    <w:p>
+      <w:pPr>
+        <w:spacing w:line="336" w:lineRule="auto" w:after="180"/>
+      </w:pPr>
+      <w:r>
+        <w:rPr>
+          <w:b w:val="0"/>
+        </w:rPr>
+        <w:t xml:space="preserve">Start by identifying the given </w:t>
+      </w:r>
+      <w:r>
+        <w:rPr>
+          <w:b/>
+        </w:rPr>
+        <w:t>input</w:t>
+      </w:r>
+      <w:r>
+        <w:rPr>
+          <w:b w:val="0"/>
+        </w:rPr>
+        <w:t>s together. Leave the intermediate steps blank. If needed, model one step, then withdraw that help on the next step. Move to a full trace only when the partial trace is understood.</w:t>
+      </w:r>
+    </w:p>
+    <w:p>
+      <w:pPr>
+        <w:spacing w:line="336" w:lineRule="auto" w:after="180"/>
+      </w:pPr>
+      <w:r>
+        <w:rPr>
+          <w:b w:val="0"/>
+        </w:rPr>
+        <w:t>For partners, alternate explainer and checker; collect a response from every learner before discussion.</w:t>
+      </w:r>
+    </w:p>
+    <w:p>
+      <w:pPr>
+        <w:pStyle w:val="Heading3"/>
+      </w:pPr>
+      <w:r>
         <w:t>Individual reasoning check</w:t>
       </w:r>
     </w:p>
     <w:p>
-      <w:r>
-        <w:t>Use the worked case for Nearest neighbours and distances. Proposed explanation: “A negative difference is a negative distance”. Decide whether this explanation is supported. Point to the step or supplied fact that decides; explain your repair if needed.</w:t>
-      </w:r>
-    </w:p>
-    <w:p>
-      <w:r>
-        <w:t>Expected correction: Take the absolute difference; in this example distance is nonnegative regardless of which reading is larger.</w:t>
-      </w:r>
-    </w:p>
-    <w:p>
-      <w:r>
-        <w:t>Collect explanations, not only yes/no votes. If a misunderstanding is common, re-model the relevant step for the class. If it affects a few learners, give a short targeted group explanation while others solve a more demanding variation.</w:t>
+      <w:pPr>
+        <w:spacing w:line="336" w:lineRule="auto" w:after="180"/>
+      </w:pPr>
+      <w:r>
+        <w:rPr>
+          <w:b w:val="0"/>
+        </w:rPr>
+        <w:t xml:space="preserve">Use the worked case for Nearest </w:t>
+      </w:r>
+      <w:r>
+        <w:rPr>
+          <w:b/>
+        </w:rPr>
+        <w:t>neighbour</w:t>
+      </w:r>
+      <w:r>
+        <w:rPr>
+          <w:b w:val="0"/>
+        </w:rPr>
+        <w:t xml:space="preserve">s and </w:t>
+      </w:r>
+      <w:r>
+        <w:rPr>
+          <w:b/>
+        </w:rPr>
+        <w:t>distance</w:t>
+      </w:r>
+      <w:r>
+        <w:rPr>
+          <w:b w:val="0"/>
+        </w:rPr>
+        <w:t xml:space="preserve">s. Proposed explanation: “A negative difference is a negative </w:t>
+      </w:r>
+      <w:r>
+        <w:rPr>
+          <w:b/>
+        </w:rPr>
+        <w:t>distance</w:t>
+      </w:r>
+      <w:r>
+        <w:rPr>
+          <w:b w:val="0"/>
+        </w:rPr>
+        <w:t>”. Decide whether this explanation is supported.</w:t>
+      </w:r>
+    </w:p>
+    <w:p>
+      <w:pPr>
+        <w:spacing w:line="336" w:lineRule="auto" w:after="180"/>
+      </w:pPr>
+      <w:r>
+        <w:rPr>
+          <w:b w:val="0"/>
+        </w:rPr>
+        <w:t>Point to the step or supplied fact that decides; explain your repair if needed.</w:t>
       </w:r>
     </w:p>
     <w:p>
@@ -1747,11 +3846,84 @@
         <w:pStyle w:val="Heading3"/>
       </w:pPr>
       <w:r>
+        <w:t>Expected repair</w:t>
+      </w:r>
+    </w:p>
+    <w:p>
+      <w:pPr>
+        <w:spacing w:line="336" w:lineRule="auto" w:after="180"/>
+        <w:shd w:fill="F1F6FC"/>
+      </w:pPr>
+      <w:r>
+        <w:rPr>
+          <w:b w:val="0"/>
+        </w:rPr>
+        <w:t xml:space="preserve">Expected correction: Take the absolute difference; in this example </w:t>
+      </w:r>
+      <w:r>
+        <w:rPr>
+          <w:b/>
+        </w:rPr>
+        <w:t>distance</w:t>
+      </w:r>
+      <w:r>
+        <w:rPr>
+          <w:b w:val="0"/>
+        </w:rPr>
+        <w:t xml:space="preserve"> is nonnegative regardless of which reading is larger.</w:t>
+      </w:r>
+    </w:p>
+    <w:p>
+      <w:pPr>
+        <w:spacing w:line="336" w:lineRule="auto" w:after="180"/>
+      </w:pPr>
+      <w:r>
+        <w:rPr>
+          <w:b w:val="0"/>
+        </w:rPr>
+        <w:t xml:space="preserve">Collect explanations, not only yes/no </w:t>
+      </w:r>
+      <w:r>
+        <w:rPr>
+          <w:b/>
+        </w:rPr>
+        <w:t>vote</w:t>
+      </w:r>
+      <w:r>
+        <w:rPr>
+          <w:b w:val="0"/>
+        </w:rPr>
+        <w:t>s. If a misunderstanding is common, re-model the relevant step for the class.</w:t>
+      </w:r>
+    </w:p>
+    <w:p>
+      <w:pPr>
+        <w:spacing w:line="336" w:lineRule="auto" w:after="180"/>
+      </w:pPr>
+      <w:r>
+        <w:rPr>
+          <w:b w:val="0"/>
+        </w:rPr>
+        <w:t>If it affects a few learners, give a short targeted group explanation while others solve a more demanding variation.</w:t>
+      </w:r>
+    </w:p>
+    <w:p>
+      <w:pPr>
+        <w:pStyle w:val="Heading3"/>
+      </w:pPr>
+      <w:r>
         <w:t>Pictorial practice question</w:t>
       </w:r>
     </w:p>
     <w:p>
-      <w:r>
+      <w:pPr>
+        <w:spacing w:line="336" w:lineRule="auto" w:after="180"/>
+        <w:shd w:fill="F5F1FB"/>
+      </w:pPr>
+      <w:r>
+        <w:rPr>
+          <w:b w:val="0"/>
+        </w:rPr>
         <w:t>Why do k=1 and k=3 disagree for the original query?</w:t>
       </w:r>
     </w:p>
@@ -1764,18 +3936,108 @@
       </w:r>
     </w:p>
     <w:p>
-      <w:r>
-        <w:t>The closest tied neighbour selected by ID is extended B, while the first three include two compact votes.</w:t>
-      </w:r>
-    </w:p>
-    <w:p>
-      <w:r>
-        <w:t>Changed-case reasoning: Order becomes C,B,D,A; k=1 predicts compact and k=3 predicts extended. Distances are C=1,B=3,D=3,A=7; B beats D by the ID tie rule.</w:t>
-      </w:r>
-    </w:p>
-    <w:p>
-      <w:r>
-        <w:t>Collect each learner’s explanation before discussion. Use the first missing connection between input, deciding step and result to choose support. This question is worked-case practice, not fresh mastery evidence.</w:t>
+      <w:pPr>
+        <w:spacing w:line="336" w:lineRule="auto" w:after="180"/>
+      </w:pPr>
+      <w:r>
+        <w:rPr>
+          <w:b w:val="0"/>
+        </w:rPr>
+        <w:t xml:space="preserve">The closest tied </w:t>
+      </w:r>
+      <w:r>
+        <w:rPr>
+          <w:b/>
+        </w:rPr>
+        <w:t>neighbour</w:t>
+      </w:r>
+      <w:r>
+        <w:rPr>
+          <w:b w:val="0"/>
+        </w:rPr>
+        <w:t xml:space="preserve"> selected by ID is extended B, while the first three include two compact </w:t>
+      </w:r>
+      <w:r>
+        <w:rPr>
+          <w:b/>
+        </w:rPr>
+        <w:t>vote</w:t>
+      </w:r>
+      <w:r>
+        <w:rPr>
+          <w:b w:val="0"/>
+        </w:rPr>
+        <w:t>s.</w:t>
+      </w:r>
+    </w:p>
+    <w:p>
+      <w:pPr>
+        <w:spacing w:line="336" w:lineRule="auto" w:after="180"/>
+      </w:pPr>
+      <w:r>
+        <w:rPr>
+          <w:b w:val="0"/>
+        </w:rPr>
+        <w:t xml:space="preserve">Changed-case reasoning: Order becomes C,B,D,A; k=1 predicts compact and k=3 predicts extended. </w:t>
+      </w:r>
+      <w:r>
+        <w:rPr>
+          <w:b/>
+        </w:rPr>
+        <w:t>Distance</w:t>
+      </w:r>
+      <w:r>
+        <w:rPr>
+          <w:b w:val="0"/>
+        </w:rPr>
+        <w:t xml:space="preserve">s are C=1,B=3,D=3,A=7; B beats D by the ID </w:t>
+      </w:r>
+      <w:r>
+        <w:rPr>
+          <w:b/>
+        </w:rPr>
+        <w:t>tie rule</w:t>
+      </w:r>
+      <w:r>
+        <w:rPr>
+          <w:b w:val="0"/>
+        </w:rPr>
+        <w:t>.</w:t>
+      </w:r>
+    </w:p>
+    <w:p>
+      <w:pPr>
+        <w:spacing w:line="336" w:lineRule="auto" w:after="180"/>
+      </w:pPr>
+      <w:r>
+        <w:rPr>
+          <w:b w:val="0"/>
+        </w:rPr>
+        <w:t xml:space="preserve">Collect each learner’s explanation before discussion. Use the first missing connection between </w:t>
+      </w:r>
+      <w:r>
+        <w:rPr>
+          <w:b/>
+        </w:rPr>
+        <w:t>input</w:t>
+      </w:r>
+      <w:r>
+        <w:rPr>
+          <w:b w:val="0"/>
+        </w:rPr>
+        <w:t xml:space="preserve">, deciding step and result to choose support. This question is worked-case practice, not fresh mastery </w:t>
+      </w:r>
+      <w:r>
+        <w:rPr>
+          <w:b/>
+        </w:rPr>
+        <w:t>evidence</w:t>
+      </w:r>
+      <w:r>
+        <w:rPr>
+          <w:b w:val="0"/>
+        </w:rPr>
+        <w:t>.</w:t>
       </w:r>
     </w:p>
     <w:p>
@@ -1787,54 +4049,141 @@
       </w:r>
     </w:p>
     <w:p>
+      <w:r>
+        <w:t>Run the Nearest Neighbor Reasoning investigation and use the first unsupported step to choose a teaching response.</w:t>
+      </w:r>
+    </w:p>
+    <w:p>
+      <w:pPr>
+        <w:spacing w:line="336" w:lineRule="auto" w:after="180"/>
+      </w:pPr>
+      <w:r>
+        <w:rPr>
+          <w:b w:val="0"/>
+        </w:rPr>
+        <w:t>Words You Can Use to Reason</w:t>
+      </w:r>
+    </w:p>
+    <w:p>
+      <w:pPr>
+        <w:spacing w:line="336" w:lineRule="auto" w:after="180"/>
+      </w:pPr>
+      <w:r>
+        <w:rPr>
+          <w:b w:val="0"/>
+        </w:rPr>
+        <w:t>A definition matters when you can recognize the idea, use it, and contrast it with a near-miss.</w:t>
+      </w:r>
+    </w:p>
+    <w:p>
+      <w:pPr>
+        <w:spacing w:line="336" w:lineRule="auto" w:after="180"/>
+      </w:pPr>
+      <w:r>
+        <w:rPr>
+          <w:b w:val="0"/>
+        </w:rPr>
+        <w:t>Predict → Test → Record → Explain</w:t>
+      </w:r>
+    </w:p>
+    <w:p>
+      <w:pPr>
+        <w:spacing w:line="336" w:lineRule="auto" w:after="180"/>
+      </w:pPr>
+      <w:r>
+        <w:rPr>
+          <w:b w:val="0"/>
+        </w:rPr>
+        <w:t>Keep expected and actual results separate. Surprises are useful data when recorded honestly.</w:t>
+      </w:r>
+    </w:p>
+    <w:p>
+      <w:pPr>
+        <w:spacing w:line="336" w:lineRule="auto" w:after="180"/>
+      </w:pPr>
+      <w:r>
+        <w:rPr>
+          <w:b w:val="0"/>
+        </w:rPr>
+        <w:t xml:space="preserve">Measure </w:t>
+      </w:r>
+      <w:r>
+        <w:rPr>
+          <w:b/>
+        </w:rPr>
+        <w:t>distance</w:t>
+      </w:r>
+      <w:r>
+        <w:rPr>
+          <w:b w:val="0"/>
+        </w:rPr>
+        <w:t xml:space="preserve">s, circle k=3 nearest, tally </w:t>
+      </w:r>
+      <w:r>
+        <w:rPr>
+          <w:b/>
+        </w:rPr>
+        <w:t>vote</w:t>
+      </w:r>
+      <w:r>
+        <w:rPr>
+          <w:b w:val="0"/>
+        </w:rPr>
+        <w:t xml:space="preserve">s, apply a written </w:t>
+      </w:r>
+      <w:r>
+        <w:rPr>
+          <w:b/>
+        </w:rPr>
+        <w:t>tie rule</w:t>
+      </w:r>
+      <w:r>
+        <w:rPr>
+          <w:b w:val="0"/>
+        </w:rPr>
+        <w:t>, and test one point near the boundary.</w:t>
+      </w:r>
+    </w:p>
+    <w:p>
+      <w:pPr>
+        <w:spacing w:line="336" w:lineRule="auto" w:after="180"/>
+        <w:shd w:fill="F5F1FB"/>
+      </w:pPr>
+      <w:r>
+        <w:rPr>
+          <w:b w:val="0"/>
+        </w:rPr>
+        <w:t>What did the hardest test teach you that the normal test did not?</w:t>
+      </w:r>
+    </w:p>
+    <w:p>
       <w:pPr>
         <w:pStyle w:val="Heading3"/>
       </w:pPr>
       <w:r>
-        <w:t>Run the weekly evidence lab</w:t>
-      </w:r>
-    </w:p>
-    <w:p>
-      <w:r>
-        <w:t>Words You Can Use to Reason</w:t>
-      </w:r>
-    </w:p>
-    <w:p>
-      <w:r>
-        <w:t>A definition matters when you can recognize the idea, use it, and contrast it with a near-miss.</w:t>
-      </w:r>
-    </w:p>
-    <w:p>
-      <w:r>
-        <w:t>Predict → Test → Record → Explain</w:t>
-      </w:r>
-    </w:p>
-    <w:p>
-      <w:r>
-        <w:t>Keep expected and actual results separate. Surprises are useful data when recorded honestly.</w:t>
-      </w:r>
-    </w:p>
-    <w:p>
-      <w:r>
-        <w:t>Measure distances, circle k=3 nearest, tally votes, apply a written tie rule, and test one point near the boundary.</w:t>
-      </w:r>
-    </w:p>
-    <w:p>
-      <w:r>
-        <w:t>What did the hardest test teach you that the normal test did not?</w:t>
-      </w:r>
-    </w:p>
-    <w:p>
-      <w:pPr>
-        <w:pStyle w:val="Heading3"/>
-      </w:pPr>
-      <w:r>
         <w:t>Make the lab runnable</w:t>
       </w:r>
     </w:p>
     <w:p>
-      <w:r>
-        <w:t>Use the concrete case as the shared normal case and the independent question as a second case. Each pair creates a boundary or missing-information case and predicts its result before testing. Keep the expected result separate from an observed mistake.</w:t>
+      <w:pPr>
+        <w:spacing w:line="336" w:lineRule="auto" w:after="180"/>
+      </w:pPr>
+      <w:r>
+        <w:rPr>
+          <w:b w:val="0"/>
+        </w:rPr>
+        <w:t>Use the concrete case as the shared normal case and the independent question as a second case. Each pair creates a boundary or missing-information case and predicts its result before testing.</w:t>
+      </w:r>
+    </w:p>
+    <w:p>
+      <w:pPr>
+        <w:spacing w:line="336" w:lineRule="auto" w:after="180"/>
+      </w:pPr>
+      <w:r>
+        <w:rPr>
+          <w:b w:val="0"/>
+        </w:rPr>
+        <w:t>Keep the expected result separate from an observed mistake.</w:t>
       </w:r>
     </w:p>
     <w:tbl>
@@ -1992,8 +4341,25 @@
       </w:r>
     </w:p>
     <w:p>
-      <w:r>
-        <w:t>For guessing, return to given facts and request a trace. For vocabulary without application, use one example and one non-example. For arithmetic errors, check the setup before the calculation. Finish with a different uncoached case before recording mastery.</w:t>
+      <w:pPr>
+        <w:spacing w:line="336" w:lineRule="auto" w:after="180"/>
+      </w:pPr>
+      <w:r>
+        <w:rPr>
+          <w:b w:val="0"/>
+        </w:rPr>
+        <w:t>For guessing, return to given facts and request a trace. For vocabulary without application, use one example and one non-example. For arithmetic errors, check the setup before the calculation.</w:t>
+      </w:r>
+    </w:p>
+    <w:p>
+      <w:pPr>
+        <w:spacing w:line="336" w:lineRule="auto" w:after="180"/>
+      </w:pPr>
+      <w:r>
+        <w:rPr>
+          <w:b w:val="0"/>
+        </w:rPr>
+        <w:t>Finish with a different uncoached case before recording mastery.</w:t>
       </w:r>
     </w:p>
     <w:p>
@@ -2005,17 +4371,95 @@
       </w:r>
     </w:p>
     <w:p>
-      <w:r>
-        <w:t>A negative difference is a negative distance: Take the absolute difference; in this example distance is nonnegative regardless of which reading is larger.</w:t>
-      </w:r>
-    </w:p>
-    <w:p>
-      <w:r>
-        <w:t>Odd k prevents every kind of tie: Three binary votes avoid a label tie, but neighbours can still tie in distance, including at the selection boundary.</w:t>
-      </w:r>
-    </w:p>
-    <w:p>
-      <w:r>
+      <w:pPr>
+        <w:spacing w:line="336" w:lineRule="auto" w:after="180"/>
+      </w:pPr>
+      <w:r>
+        <w:rPr>
+          <w:b w:val="0"/>
+        </w:rPr>
+        <w:t xml:space="preserve">A negative difference is a negative </w:t>
+      </w:r>
+      <w:r>
+        <w:rPr>
+          <w:b/>
+        </w:rPr>
+        <w:t>distance</w:t>
+      </w:r>
+      <w:r>
+        <w:rPr>
+          <w:b w:val="0"/>
+        </w:rPr>
+        <w:t xml:space="preserve">: Take the absolute difference; in this example </w:t>
+      </w:r>
+      <w:r>
+        <w:rPr>
+          <w:b/>
+        </w:rPr>
+        <w:t>distance</w:t>
+      </w:r>
+      <w:r>
+        <w:rPr>
+          <w:b w:val="0"/>
+        </w:rPr>
+        <w:t xml:space="preserve"> is nonnegative regardless of which reading is larger.</w:t>
+      </w:r>
+    </w:p>
+    <w:p>
+      <w:pPr>
+        <w:spacing w:line="336" w:lineRule="auto" w:after="180"/>
+      </w:pPr>
+      <w:r>
+        <w:rPr>
+          <w:b w:val="0"/>
+        </w:rPr>
+        <w:t xml:space="preserve">Odd k prevents every kind of tie: Three binary </w:t>
+      </w:r>
+      <w:r>
+        <w:rPr>
+          <w:b/>
+        </w:rPr>
+        <w:t>vote</w:t>
+      </w:r>
+      <w:r>
+        <w:rPr>
+          <w:b w:val="0"/>
+        </w:rPr>
+        <w:t xml:space="preserve">s avoid a label tie, but </w:t>
+      </w:r>
+      <w:r>
+        <w:rPr>
+          <w:b/>
+        </w:rPr>
+        <w:t>neighbour</w:t>
+      </w:r>
+      <w:r>
+        <w:rPr>
+          <w:b w:val="0"/>
+        </w:rPr>
+        <w:t xml:space="preserve">s can still tie in </w:t>
+      </w:r>
+      <w:r>
+        <w:rPr>
+          <w:b/>
+        </w:rPr>
+        <w:t>distance</w:t>
+      </w:r>
+      <w:r>
+        <w:rPr>
+          <w:b w:val="0"/>
+        </w:rPr>
+        <w:t>, including at the selection boundary.</w:t>
+      </w:r>
+    </w:p>
+    <w:p>
+      <w:pPr>
+        <w:spacing w:line="336" w:lineRule="auto" w:after="180"/>
+      </w:pPr>
+      <w:r>
+        <w:rPr>
+          <w:b w:val="0"/>
+        </w:rPr>
         <w:t>An exact match proves the label: It matches the selected feature only. Other conditions, annotation errors or contradictory examples can remain.</w:t>
       </w:r>
     </w:p>
@@ -2174,8 +4618,25 @@
       </w:tr>
     </w:tbl>
     <w:p>
-      <w:r>
-        <w:t>Offer an oral explanation, drawing, enlarged visual or fewer examples when that removes a reading/writing barrier. Keep the same reasoning goal. Stretch secure learners by changing a boundary or assumption and asking them to defend the effect, not simply by assigning more of the same questions.</w:t>
+      <w:pPr>
+        <w:spacing w:line="336" w:lineRule="auto" w:after="180"/>
+      </w:pPr>
+      <w:r>
+        <w:rPr>
+          <w:b w:val="0"/>
+        </w:rPr>
+        <w:t>Offer an oral explanation, drawing, enlarged visual or fewer examples when that removes a reading/writing barrier. Keep the same reasoning goal.</w:t>
+      </w:r>
+    </w:p>
+    <w:p>
+      <w:pPr>
+        <w:spacing w:line="336" w:lineRule="auto" w:after="180"/>
+      </w:pPr>
+      <w:r>
+        <w:rPr>
+          <w:b w:val="0"/>
+        </w:rPr>
+        <w:t>Stretch secure learners by changing a boundary or assumption and asking them to defend the effect, not simply by assigning more of the same questions.</w:t>
       </w:r>
     </w:p>
     <w:p>
@@ -2187,11 +4648,16 @@
       </w:r>
     </w:p>
     <w:p>
+      <w:r>
+        <w:t>Use the Nearest Neighbor Reasoning questions, teacher keys and criteria after the relevant attempts. Previously discussed cases are practice; protect the separately selected independent task.</w:t>
+      </w:r>
+    </w:p>
+    <w:p>
       <w:pPr>
         <w:pStyle w:val="Heading3"/>
       </w:pPr>
       <w:r>
-        <w:t>Assess and explain the answers</w:t>
+        <w:t>Worked case answer</w:t>
       </w:r>
     </w:p>
     <w:p>
@@ -2199,12 +4665,43 @@
         <w:pStyle w:val="Heading3"/>
       </w:pPr>
       <w:r>
-        <w:t>Worked case answer</w:t>
-      </w:r>
-    </w:p>
-    <w:p>
-      <w:r>
-        <w:t>A and C tie at distance one; B is distance two. Conflicting nearest labels require a predefined tie policy or uncertainty.</w:t>
+        <w:t>Teacher key · Worked case answer</w:t>
+      </w:r>
+    </w:p>
+    <w:p>
+      <w:pPr>
+        <w:spacing w:line="336" w:lineRule="auto" w:after="180"/>
+        <w:shd w:fill="F1F6FC"/>
+      </w:pPr>
+      <w:r>
+        <w:rPr>
+          <w:b w:val="0"/>
+        </w:rPr>
+        <w:t xml:space="preserve">A and C tie at </w:t>
+      </w:r>
+      <w:r>
+        <w:rPr>
+          <w:b/>
+        </w:rPr>
+        <w:t>distance</w:t>
+      </w:r>
+      <w:r>
+        <w:rPr>
+          <w:b w:val="0"/>
+        </w:rPr>
+        <w:t xml:space="preserve"> one; B is </w:t>
+      </w:r>
+      <w:r>
+        <w:rPr>
+          <w:b/>
+        </w:rPr>
+        <w:t>distance</w:t>
+      </w:r>
+      <w:r>
+        <w:rPr>
+          <w:b w:val="0"/>
+        </w:rPr>
+        <w:t xml:space="preserve"> two. Conflicting nearest labels require a predefined tie policy or uncertainty.</w:t>
       </w:r>
     </w:p>
     <w:p>
@@ -2216,21 +4713,123 @@
       </w:r>
     </w:p>
     <w:p>
-      <w:r>
-        <w:t>Training items have one numeric feature: A=2 with label short, B=8 with label long. A new item has value 6. Use absolute distance to choose its nearest neighbour.</w:t>
-      </w:r>
-    </w:p>
-    <w:p>
       <w:pPr>
         <w:pStyle w:val="Heading3"/>
       </w:pPr>
       <w:r>
+        <w:t>Independent question · withhold the key</w:t>
+      </w:r>
+    </w:p>
+    <w:p>
+      <w:pPr>
+        <w:spacing w:line="336" w:lineRule="auto" w:after="180"/>
+        <w:shd w:fill="F5F1FB"/>
+      </w:pPr>
+      <w:r>
+        <w:rPr>
+          <w:b/>
+        </w:rPr>
+        <w:t>Training</w:t>
+      </w:r>
+      <w:r>
+        <w:rPr>
+          <w:b w:val="0"/>
+        </w:rPr>
+        <w:t xml:space="preserve"> items have one numeric feature: A=2 with label short, B=8 with label long. A new item has value 6. Use absolute </w:t>
+      </w:r>
+      <w:r>
+        <w:rPr>
+          <w:b/>
+        </w:rPr>
+        <w:t>distance</w:t>
+      </w:r>
+      <w:r>
+        <w:rPr>
+          <w:b w:val="0"/>
+        </w:rPr>
+        <w:t xml:space="preserve"> to choose its nearest </w:t>
+      </w:r>
+      <w:r>
+        <w:rPr>
+          <w:b/>
+        </w:rPr>
+        <w:t>neighbour</w:t>
+      </w:r>
+      <w:r>
+        <w:rPr>
+          <w:b w:val="0"/>
+        </w:rPr>
+        <w:t>.</w:t>
+      </w:r>
+    </w:p>
+    <w:p>
+      <w:pPr>
+        <w:pStyle w:val="Heading3"/>
+      </w:pPr>
+      <w:r>
         <w:t>Expected independent answer</w:t>
       </w:r>
     </w:p>
     <w:p>
-      <w:r>
-        <w:t>Distances are 4 to A and 2 to B, so nearest-neighbour prediction is long. This follows the supplied distance rule, not certainty about every future case.</w:t>
+      <w:pPr>
+        <w:pStyle w:val="Heading3"/>
+      </w:pPr>
+      <w:r>
+        <w:t>Teacher key · Expected independent answer</w:t>
+      </w:r>
+    </w:p>
+    <w:p>
+      <w:pPr>
+        <w:spacing w:line="336" w:lineRule="auto" w:after="180"/>
+        <w:shd w:fill="F1F6FC"/>
+      </w:pPr>
+      <w:r>
+        <w:rPr>
+          <w:b/>
+        </w:rPr>
+        <w:t>Distance</w:t>
+      </w:r>
+      <w:r>
+        <w:rPr>
+          <w:b w:val="0"/>
+        </w:rPr>
+        <w:t>s are 4 to A and 2 to B, so nearest-</w:t>
+      </w:r>
+      <w:r>
+        <w:rPr>
+          <w:b/>
+        </w:rPr>
+        <w:t>neighbour</w:t>
+      </w:r>
+      <w:r>
+        <w:rPr>
+          <w:b w:val="0"/>
+        </w:rPr>
+        <w:t xml:space="preserve"> </w:t>
+      </w:r>
+      <w:r>
+        <w:rPr>
+          <w:b/>
+        </w:rPr>
+        <w:t>prediction</w:t>
+      </w:r>
+      <w:r>
+        <w:rPr>
+          <w:b w:val="0"/>
+        </w:rPr>
+        <w:t xml:space="preserve"> is long. This follows the supplied </w:t>
+      </w:r>
+      <w:r>
+        <w:rPr>
+          <w:b/>
+        </w:rPr>
+        <w:t>distance</w:t>
+      </w:r>
+      <w:r>
+        <w:rPr>
+          <w:b w:val="0"/>
+        </w:rPr>
+        <w:t xml:space="preserve"> rule, not certainty about every future case.</w:t>
       </w:r>
     </w:p>
     <w:p>
@@ -2468,8 +5067,25 @@
       </w:tr>
     </w:tbl>
     <w:p>
-      <w:r>
-        <w:t>Use 6/8 as a classroom checkpoint, with 2 required for both Result and Reasoning. This is a proposed teaching rule, not a validated certification threshold. Do not count a coached answer as independent mastery; correct unsafe or unsupported claims regardless of total.</w:t>
+      <w:pPr>
+        <w:spacing w:line="336" w:lineRule="auto" w:after="180"/>
+      </w:pPr>
+      <w:r>
+        <w:rPr>
+          <w:b w:val="0"/>
+        </w:rPr>
+        <w:t>Use 6/8 as a classroom checkpoint, with 2 required for both Result and Reasoning. This is a proposed teaching rule, not a validated certification threshold.</w:t>
+      </w:r>
+    </w:p>
+    <w:p>
+      <w:pPr>
+        <w:spacing w:line="336" w:lineRule="auto" w:after="180"/>
+      </w:pPr>
+      <w:r>
+        <w:rPr>
+          <w:b w:val="0"/>
+        </w:rPr>
+        <w:t>Do not count a coached answer as independent mastery; correct unsafe or unsupported claims regardless of total.</w:t>
       </w:r>
     </w:p>
     <w:p>
@@ -2481,8 +5097,26 @@
       </w:r>
     </w:p>
     <w:p>
-      <w:r>
-        <w:t>Ask the learner to find the evidence that challenges this claim: “The first stored example is always the nearest.” Keep the first attempt and an uncoached retry separate.</w:t>
+      <w:pPr>
+        <w:spacing w:line="336" w:lineRule="auto" w:after="180"/>
+      </w:pPr>
+      <w:r>
+        <w:rPr>
+          <w:b w:val="0"/>
+        </w:rPr>
+        <w:t xml:space="preserve">Ask the learner to find the </w:t>
+      </w:r>
+      <w:r>
+        <w:rPr>
+          <w:b/>
+        </w:rPr>
+        <w:t>evidence</w:t>
+      </w:r>
+      <w:r>
+        <w:rPr>
+          <w:b w:val="0"/>
+        </w:rPr>
+        <w:t xml:space="preserve"> that challenges this claim: “The first stored example is always the nearest.” Keep the first attempt and an uncoached retry separate.</w:t>
       </w:r>
     </w:p>
     <w:p>
@@ -2494,15 +5128,54 @@
       </w:r>
     </w:p>
     <w:p>
-      <w:r>
-        <w:t>Row-order choice makes predictions change when data is reordered. Predefine review for conflicting nearest labels, or a justified stable tie-breaker with disclosed limits. Do not select a tie policy after looking at the correct answer for the test case.</w:t>
-      </w:r>
-    </w:p>
-    <w:p>
       <w:pPr>
         <w:pStyle w:val="Heading3"/>
       </w:pPr>
       <w:r>
+        <w:t>Teacher key · Original transfer answer</w:t>
+      </w:r>
+    </w:p>
+    <w:p>
+      <w:pPr>
+        <w:spacing w:line="336" w:lineRule="auto" w:after="180"/>
+        <w:shd w:fill="F1F6FC"/>
+      </w:pPr>
+      <w:r>
+        <w:rPr>
+          <w:b w:val="0"/>
+        </w:rPr>
+        <w:t xml:space="preserve">Row-order choice makes </w:t>
+      </w:r>
+      <w:r>
+        <w:rPr>
+          <w:b/>
+        </w:rPr>
+        <w:t>prediction</w:t>
+      </w:r>
+      <w:r>
+        <w:rPr>
+          <w:b w:val="0"/>
+        </w:rPr>
+        <w:t>s change when data is reordered. Predefine review for conflicting nearest labels, or a justified stable tie-breaker with disclosed limits.</w:t>
+      </w:r>
+    </w:p>
+    <w:p>
+      <w:pPr>
+        <w:spacing w:line="336" w:lineRule="auto" w:after="180"/>
+        <w:shd w:fill="F1F6FC"/>
+      </w:pPr>
+      <w:r>
+        <w:rPr>
+          <w:b w:val="0"/>
+        </w:rPr>
+        <w:t>Do not select a tie policy after looking at the correct answer for the test case.</w:t>
+      </w:r>
+    </w:p>
+    <w:p>
+      <w:pPr>
+        <w:pStyle w:val="Heading3"/>
+      </w:pPr>
+      <w:r>
         <w:t>Explanations for the additional workbook examples</w:t>
       </w:r>
     </w:p>
@@ -2515,111 +5188,765 @@
       </w:r>
     </w:p>
     <w:p>
-      <w:r>
-        <w:t>For query 3 cm, calculate distances to all five training rows. Explain why A and B tie even though their labels differ.</w:t>
-      </w:r>
-    </w:p>
-    <w:p>
-      <w:r>
-        <w:t>Distances to A,B,C,D,E are 1,1,5,7,9 cm. A and B are equally far from 3 on the numeric feature; their labels do not enter the distance calculation.</w:t>
-      </w:r>
-    </w:p>
-    <w:p>
       <w:pPr>
         <w:pStyle w:val="Heading3"/>
       </w:pPr>
       <w:r>
+        <w:t>Workbook question · W1</w:t>
+      </w:r>
+    </w:p>
+    <w:p>
+      <w:pPr>
+        <w:spacing w:line="336" w:lineRule="auto" w:after="180"/>
+        <w:shd w:fill="F5F1FB"/>
+      </w:pPr>
+      <w:r>
+        <w:rPr>
+          <w:b w:val="0"/>
+        </w:rPr>
+        <w:t xml:space="preserve">For query 3 cm, calculate </w:t>
+      </w:r>
+      <w:r>
+        <w:rPr>
+          <w:b/>
+        </w:rPr>
+        <w:t>distance</w:t>
+      </w:r>
+      <w:r>
+        <w:rPr>
+          <w:b w:val="0"/>
+        </w:rPr>
+        <w:t xml:space="preserve">s to all five </w:t>
+      </w:r>
+      <w:r>
+        <w:rPr>
+          <w:b/>
+        </w:rPr>
+        <w:t>training</w:t>
+      </w:r>
+      <w:r>
+        <w:rPr>
+          <w:b w:val="0"/>
+        </w:rPr>
+        <w:t xml:space="preserve"> rows. Explain why A and B tie even though their labels differ.</w:t>
+      </w:r>
+    </w:p>
+    <w:p>
+      <w:pPr>
+        <w:pStyle w:val="Heading3"/>
+      </w:pPr>
+      <w:r>
+        <w:t>Teacher reasoning · W1</w:t>
+      </w:r>
+    </w:p>
+    <w:p>
+      <w:pPr>
+        <w:spacing w:line="336" w:lineRule="auto" w:after="180"/>
+        <w:shd w:fill="F1F6FC"/>
+      </w:pPr>
+      <w:r>
+        <w:rPr>
+          <w:b/>
+        </w:rPr>
+        <w:t>Distance</w:t>
+      </w:r>
+      <w:r>
+        <w:rPr>
+          <w:b w:val="0"/>
+        </w:rPr>
+        <w:t xml:space="preserve">s to A,B,C,D,E are 1,1,5,7,9 cm. A and B are equally far from 3 on the numeric feature; their labels do not enter the </w:t>
+      </w:r>
+      <w:r>
+        <w:rPr>
+          <w:b/>
+        </w:rPr>
+        <w:t>distance</w:t>
+      </w:r>
+      <w:r>
+        <w:rPr>
+          <w:b w:val="0"/>
+        </w:rPr>
+        <w:t xml:space="preserve"> calculation.</w:t>
+      </w:r>
+    </w:p>
+    <w:p>
+      <w:pPr>
+        <w:pStyle w:val="Heading3"/>
+      </w:pPr>
+      <w:r>
         <w:t>W2 Apply neighbour and tie rules</w:t>
       </w:r>
     </w:p>
     <w:p>
-      <w:r>
-        <w:t>For query 3, list the selected IDs and predictions for k=1 and k=3 using alphabetical ID order on equal distances. Explain what changes and what remains the same.</w:t>
-      </w:r>
-    </w:p>
-    <w:p>
-      <w:r>
-        <w:t>For k=1 select A and predict blocked. For k=3 select A,B,C and predict clear from two clear votes. Training data, distance and ID tie rule stay the same; the number of voting neighbours changes.</w:t>
-      </w:r>
-    </w:p>
-    <w:p>
       <w:pPr>
         <w:pStyle w:val="Heading3"/>
       </w:pPr>
       <w:r>
+        <w:t>Workbook question · W2</w:t>
+      </w:r>
+    </w:p>
+    <w:p>
+      <w:pPr>
+        <w:spacing w:line="336" w:lineRule="auto" w:after="180"/>
+        <w:shd w:fill="F5F1FB"/>
+      </w:pPr>
+      <w:r>
+        <w:rPr>
+          <w:b w:val="0"/>
+        </w:rPr>
+        <w:t xml:space="preserve">For query 3, list the selected IDs and </w:t>
+      </w:r>
+      <w:r>
+        <w:rPr>
+          <w:b/>
+        </w:rPr>
+        <w:t>prediction</w:t>
+      </w:r>
+      <w:r>
+        <w:rPr>
+          <w:b w:val="0"/>
+        </w:rPr>
+        <w:t xml:space="preserve">s for k=1 and k=3 using alphabetical ID order on equal </w:t>
+      </w:r>
+      <w:r>
+        <w:rPr>
+          <w:b/>
+        </w:rPr>
+        <w:t>distance</w:t>
+      </w:r>
+      <w:r>
+        <w:rPr>
+          <w:b w:val="0"/>
+        </w:rPr>
+        <w:t>s. Explain what changes and what remains the same.</w:t>
+      </w:r>
+    </w:p>
+    <w:p>
+      <w:pPr>
+        <w:pStyle w:val="Heading3"/>
+      </w:pPr>
+      <w:r>
+        <w:t>Teacher reasoning · W2</w:t>
+      </w:r>
+    </w:p>
+    <w:p>
+      <w:pPr>
+        <w:spacing w:line="336" w:lineRule="auto" w:after="180"/>
+        <w:shd w:fill="F1F6FC"/>
+      </w:pPr>
+      <w:r>
+        <w:rPr>
+          <w:b w:val="0"/>
+        </w:rPr>
+        <w:t xml:space="preserve">For k=1 select A and predict blocked. For k=3 select A,B,C and predict clear from two clear </w:t>
+      </w:r>
+      <w:r>
+        <w:rPr>
+          <w:b/>
+        </w:rPr>
+        <w:t>vote</w:t>
+      </w:r>
+      <w:r>
+        <w:rPr>
+          <w:b w:val="0"/>
+        </w:rPr>
+        <w:t xml:space="preserve">s. </w:t>
+      </w:r>
+      <w:r>
+        <w:rPr>
+          <w:b/>
+        </w:rPr>
+        <w:t>Training</w:t>
+      </w:r>
+      <w:r>
+        <w:rPr>
+          <w:b w:val="0"/>
+        </w:rPr>
+        <w:t xml:space="preserve"> data, </w:t>
+      </w:r>
+      <w:r>
+        <w:rPr>
+          <w:b/>
+        </w:rPr>
+        <w:t>distance</w:t>
+      </w:r>
+      <w:r>
+        <w:rPr>
+          <w:b w:val="0"/>
+        </w:rPr>
+        <w:t xml:space="preserve"> and ID </w:t>
+      </w:r>
+      <w:r>
+        <w:rPr>
+          <w:b/>
+        </w:rPr>
+        <w:t>tie rule</w:t>
+      </w:r>
+      <w:r>
+        <w:rPr>
+          <w:b w:val="0"/>
+        </w:rPr>
+        <w:t xml:space="preserve"> stay the same; the number of voting </w:t>
+      </w:r>
+      <w:r>
+        <w:rPr>
+          <w:b/>
+        </w:rPr>
+        <w:t>neighbour</w:t>
+      </w:r>
+      <w:r>
+        <w:rPr>
+          <w:b w:val="0"/>
+        </w:rPr>
+        <w:t>s changes.</w:t>
+      </w:r>
+    </w:p>
+    <w:p>
+      <w:pPr>
+        <w:pStyle w:val="Heading3"/>
+      </w:pPr>
+      <w:r>
         <w:t>W3 Keep evaluation examples separate</w:t>
       </w:r>
     </w:p>
     <w:p>
-      <w:r>
-        <w:t>Why must the three validation reference labels not enter the neighbour pool? Give the fixed k=3 score and baseline score on the worked validation examples.</w:t>
-      </w:r>
-    </w:p>
-    <w:p>
-      <w:r>
-        <w:t>Adding validation labels uses evaluation answers to make predictions and changes the intended comparison with unseen trips. The fixed k=3 method predicts clear three times and gets 1/3. The training-majority clear baseline also gets 1/3.</w:t>
-      </w:r>
-    </w:p>
-    <w:p>
       <w:pPr>
         <w:pStyle w:val="Heading3"/>
       </w:pPr>
       <w:r>
+        <w:t>Workbook question · W3</w:t>
+      </w:r>
+    </w:p>
+    <w:p>
+      <w:pPr>
+        <w:spacing w:line="336" w:lineRule="auto" w:after="180"/>
+        <w:shd w:fill="F5F1FB"/>
+      </w:pPr>
+      <w:r>
+        <w:rPr>
+          <w:b w:val="0"/>
+        </w:rPr>
+        <w:t xml:space="preserve">Why must the three validation reference labels not enter the </w:t>
+      </w:r>
+      <w:r>
+        <w:rPr>
+          <w:b/>
+        </w:rPr>
+        <w:t>neighbour</w:t>
+      </w:r>
+      <w:r>
+        <w:rPr>
+          <w:b w:val="0"/>
+        </w:rPr>
+        <w:t xml:space="preserve"> pool? Give the fixed k=3 score and baseline score on the worked validation examples.</w:t>
+      </w:r>
+    </w:p>
+    <w:p>
+      <w:pPr>
+        <w:pStyle w:val="Heading3"/>
+      </w:pPr>
+      <w:r>
+        <w:t>Teacher reasoning · W3</w:t>
+      </w:r>
+    </w:p>
+    <w:p>
+      <w:pPr>
+        <w:spacing w:line="336" w:lineRule="auto" w:after="180"/>
+        <w:shd w:fill="F1F6FC"/>
+      </w:pPr>
+      <w:r>
+        <w:rPr>
+          <w:b w:val="0"/>
+        </w:rPr>
+        <w:t xml:space="preserve">Adding validation labels uses evaluation answers to make </w:t>
+      </w:r>
+      <w:r>
+        <w:rPr>
+          <w:b/>
+        </w:rPr>
+        <w:t>prediction</w:t>
+      </w:r>
+      <w:r>
+        <w:rPr>
+          <w:b w:val="0"/>
+        </w:rPr>
+        <w:t>s and changes the intended comparison with unseen trips. The fixed k=3 method predicts clear three times and gets 1/3.</w:t>
+      </w:r>
+    </w:p>
+    <w:p>
+      <w:pPr>
+        <w:spacing w:line="336" w:lineRule="auto" w:after="180"/>
+        <w:shd w:fill="F1F6FC"/>
+      </w:pPr>
+      <w:r>
+        <w:rPr>
+          <w:b w:val="0"/>
+        </w:rPr>
+        <w:t xml:space="preserve">The </w:t>
+      </w:r>
+      <w:r>
+        <w:rPr>
+          <w:b/>
+        </w:rPr>
+        <w:t>training</w:t>
+      </w:r>
+      <w:r>
+        <w:rPr>
+          <w:b w:val="0"/>
+        </w:rPr>
+        <w:t>-majority clear baseline also gets 1/3.</w:t>
+      </w:r>
+    </w:p>
+    <w:p>
+      <w:pPr>
+        <w:pStyle w:val="Heading3"/>
+      </w:pPr>
+      <w:r>
         <w:t>W4 Find neighbours independently</w:t>
       </w:r>
     </w:p>
     <w:p>
-      <w:r>
-        <w:t>New training rows are P at 1 cm clear, Q at 5 blocked, R at 7 blocked, S at 11 clear, T at 13 blocked. For query 6, give all distances, order the IDs by distance then alphabetically, and predict with k=1 and k=3. Using the same training pool and k=3, score validation (6,blocked),(10,clear),(12,blocked). Compare the training-majority baseline.</w:t>
-      </w:r>
-    </w:p>
-    <w:p>
-      <w:r>
-        <w:t>Query 6 distances P,Q,R,S,T are 5,1,1,5,7. Order Q,R,P,S,T. k=1 predicts blocked from Q; k=3 uses Q,R,P and also predicts blocked. For queries 6,10,12, selected triples are Q R P, S R T, S T R. All predict blocked, matching validation rows 1 and 3: 2/3. Training-majority blocked also scores 2/3.</w:t>
-      </w:r>
-    </w:p>
-    <w:p>
       <w:pPr>
         <w:pStyle w:val="Heading3"/>
       </w:pPr>
       <w:r>
+        <w:t>Workbook question · W4</w:t>
+      </w:r>
+    </w:p>
+    <w:p>
+      <w:pPr>
+        <w:spacing w:line="336" w:lineRule="auto" w:after="180"/>
+        <w:shd w:fill="F5F1FB"/>
+      </w:pPr>
+      <w:r>
+        <w:rPr>
+          <w:b w:val="0"/>
+        </w:rPr>
+        <w:t xml:space="preserve">New </w:t>
+      </w:r>
+      <w:r>
+        <w:rPr>
+          <w:b/>
+        </w:rPr>
+        <w:t>training</w:t>
+      </w:r>
+      <w:r>
+        <w:rPr>
+          <w:b w:val="0"/>
+        </w:rPr>
+        <w:t xml:space="preserve"> rows are P at 1 cm clear, Q at 5 blocked, R at 7 blocked, S at 11 clear, T at 13 blocked. For query 6, give all </w:t>
+      </w:r>
+      <w:r>
+        <w:rPr>
+          <w:b/>
+        </w:rPr>
+        <w:t>distance</w:t>
+      </w:r>
+      <w:r>
+        <w:rPr>
+          <w:b w:val="0"/>
+        </w:rPr>
+        <w:t xml:space="preserve">s, order the IDs by </w:t>
+      </w:r>
+      <w:r>
+        <w:rPr>
+          <w:b/>
+        </w:rPr>
+        <w:t>distance</w:t>
+      </w:r>
+      <w:r>
+        <w:rPr>
+          <w:b w:val="0"/>
+        </w:rPr>
+        <w:t xml:space="preserve"> then alphabetically, and predict with k=1 and k=3.</w:t>
+      </w:r>
+    </w:p>
+    <w:p>
+      <w:pPr>
+        <w:spacing w:line="336" w:lineRule="auto" w:after="180"/>
+        <w:shd w:fill="F5F1FB"/>
+      </w:pPr>
+      <w:r>
+        <w:rPr>
+          <w:b w:val="0"/>
+        </w:rPr>
+        <w:t xml:space="preserve">Using the same </w:t>
+      </w:r>
+      <w:r>
+        <w:rPr>
+          <w:b/>
+        </w:rPr>
+        <w:t>training</w:t>
+      </w:r>
+      <w:r>
+        <w:rPr>
+          <w:b w:val="0"/>
+        </w:rPr>
+        <w:t xml:space="preserve"> pool and k=3, score validation (6,blocked),(10,clear),(12,blocked). Compare the </w:t>
+      </w:r>
+      <w:r>
+        <w:rPr>
+          <w:b/>
+        </w:rPr>
+        <w:t>training</w:t>
+      </w:r>
+      <w:r>
+        <w:rPr>
+          <w:b w:val="0"/>
+        </w:rPr>
+        <w:t>-majority baseline.</w:t>
+      </w:r>
+    </w:p>
+    <w:p>
+      <w:pPr>
+        <w:pStyle w:val="Heading3"/>
+      </w:pPr>
+      <w:r>
+        <w:t>Teacher reasoning · W4</w:t>
+      </w:r>
+    </w:p>
+    <w:p>
+      <w:pPr>
+        <w:spacing w:line="336" w:lineRule="auto" w:after="180"/>
+        <w:shd w:fill="F1F6FC"/>
+      </w:pPr>
+      <w:r>
+        <w:rPr>
+          <w:b w:val="0"/>
+        </w:rPr>
+        <w:t xml:space="preserve">Query 6 </w:t>
+      </w:r>
+      <w:r>
+        <w:rPr>
+          <w:b/>
+        </w:rPr>
+        <w:t>distance</w:t>
+      </w:r>
+      <w:r>
+        <w:rPr>
+          <w:b w:val="0"/>
+        </w:rPr>
+        <w:t>s P,Q,R,S,T are 5,1,1,5,7. Order Q,R,P,S,T. k=1 predicts blocked from Q; k=3 uses Q,R,P and also predicts blocked. For queries 6,10,12, selected triples are Q R P, S R T, S T R.</w:t>
+      </w:r>
+    </w:p>
+    <w:p>
+      <w:pPr>
+        <w:spacing w:line="336" w:lineRule="auto" w:after="180"/>
+        <w:shd w:fill="F1F6FC"/>
+      </w:pPr>
+      <w:r>
+        <w:rPr>
+          <w:b w:val="0"/>
+        </w:rPr>
+        <w:t xml:space="preserve">All predict blocked, matching validation rows 1 and 3: 2/3. </w:t>
+      </w:r>
+      <w:r>
+        <w:rPr>
+          <w:b/>
+        </w:rPr>
+        <w:t>Training</w:t>
+      </w:r>
+      <w:r>
+        <w:rPr>
+          <w:b w:val="0"/>
+        </w:rPr>
+        <w:t>-majority blocked also scores 2/3.</w:t>
+      </w:r>
+    </w:p>
+    <w:p>
+      <w:pPr>
+        <w:pStyle w:val="Heading3"/>
+      </w:pPr>
+      <w:r>
         <w:t>W5 Interpret a vote and a match</w:t>
       </w:r>
     </w:p>
     <w:p>
-      <w:r>
-        <w:t>Two of three neighbours vote clear. Does that prove a two-thirds chance of a correct prediction? Does an exact feature match guarantee a correct label? Explain both limits.</w:t>
-      </w:r>
-    </w:p>
-    <w:p>
-      <w:r>
-        <w:t>The vote fraction describes the selected training labels, not a verified probability of correctness. An exact match on one feature can still differ in omitted conditions or have a wrong or conflicting label. Separate evaluation and relevant features remain necessary.</w:t>
-      </w:r>
-    </w:p>
-    <w:p>
       <w:pPr>
         <w:pStyle w:val="Heading3"/>
       </w:pPr>
       <w:r>
+        <w:t>Workbook question · W5</w:t>
+      </w:r>
+    </w:p>
+    <w:p>
+      <w:pPr>
+        <w:spacing w:line="336" w:lineRule="auto" w:after="180"/>
+        <w:shd w:fill="F5F1FB"/>
+      </w:pPr>
+      <w:r>
+        <w:rPr>
+          <w:b w:val="0"/>
+        </w:rPr>
+        <w:t xml:space="preserve">Two of three </w:t>
+      </w:r>
+      <w:r>
+        <w:rPr>
+          <w:b/>
+        </w:rPr>
+        <w:t>neighbour</w:t>
+      </w:r>
+      <w:r>
+        <w:rPr>
+          <w:b w:val="0"/>
+        </w:rPr>
+        <w:t xml:space="preserve">s </w:t>
+      </w:r>
+      <w:r>
+        <w:rPr>
+          <w:b/>
+        </w:rPr>
+        <w:t>vote</w:t>
+      </w:r>
+      <w:r>
+        <w:rPr>
+          <w:b w:val="0"/>
+        </w:rPr>
+        <w:t xml:space="preserve"> clear. Does that prove a two-thirds chance of a correct </w:t>
+      </w:r>
+      <w:r>
+        <w:rPr>
+          <w:b/>
+        </w:rPr>
+        <w:t>prediction</w:t>
+      </w:r>
+      <w:r>
+        <w:rPr>
+          <w:b w:val="0"/>
+        </w:rPr>
+        <w:t>? Does an exact feature match guarantee a correct label? Explain both limits.</w:t>
+      </w:r>
+    </w:p>
+    <w:p>
+      <w:pPr>
+        <w:pStyle w:val="Heading3"/>
+      </w:pPr>
+      <w:r>
+        <w:t>Teacher reasoning · W5</w:t>
+      </w:r>
+    </w:p>
+    <w:p>
+      <w:pPr>
+        <w:spacing w:line="336" w:lineRule="auto" w:after="180"/>
+        <w:shd w:fill="F1F6FC"/>
+      </w:pPr>
+      <w:r>
+        <w:rPr>
+          <w:b w:val="0"/>
+        </w:rPr>
+        <w:t xml:space="preserve">The </w:t>
+      </w:r>
+      <w:r>
+        <w:rPr>
+          <w:b/>
+        </w:rPr>
+        <w:t>vote</w:t>
+      </w:r>
+      <w:r>
+        <w:rPr>
+          <w:b w:val="0"/>
+        </w:rPr>
+        <w:t xml:space="preserve"> fraction describes the selected </w:t>
+      </w:r>
+      <w:r>
+        <w:rPr>
+          <w:b/>
+        </w:rPr>
+        <w:t>training</w:t>
+      </w:r>
+      <w:r>
+        <w:rPr>
+          <w:b w:val="0"/>
+        </w:rPr>
+        <w:t xml:space="preserve"> labels, not a verified probability of correctness. An exact match on one feature can still differ in omitted conditions or have a wrong or conflicting label.</w:t>
+      </w:r>
+    </w:p>
+    <w:p>
+      <w:pPr>
+        <w:spacing w:line="336" w:lineRule="auto" w:after="180"/>
+        <w:shd w:fill="F1F6FC"/>
+      </w:pPr>
+      <w:r>
+        <w:rPr>
+          <w:b w:val="0"/>
+        </w:rPr>
+        <w:t>Separate evaluation and relevant features remain necessary.</w:t>
+      </w:r>
+    </w:p>
+    <w:p>
+      <w:pPr>
+        <w:pStyle w:val="Heading3"/>
+      </w:pPr>
+      <w:r>
         <w:t>Assess independent transfer</w:t>
       </w:r>
     </w:p>
     <w:p>
-      <w:r>
-        <w:t>Selected case: New training rows are P at 1 cm clear, Q at 5 blocked, R at 7 blocked, S at 11 clear, T at 13 blocked. For query 6, give all distances, order the IDs by distance then alphabetically, and predict with k=1 and k=3. Using the same training pool and k=3, score validation (6,blocked),(10,clear),(12,blocked). Compare the training-majority baseline.</w:t>
-      </w:r>
-    </w:p>
-    <w:p>
       <w:pPr>
         <w:pStyle w:val="Heading3"/>
       </w:pPr>
       <w:r>
+        <w:t>Independent question · withhold the key</w:t>
+      </w:r>
+    </w:p>
+    <w:p>
+      <w:pPr>
+        <w:spacing w:line="336" w:lineRule="auto" w:after="180"/>
+        <w:shd w:fill="F5F1FB"/>
+      </w:pPr>
+      <w:r>
+        <w:rPr>
+          <w:b w:val="0"/>
+        </w:rPr>
+        <w:t xml:space="preserve">Selected case: New </w:t>
+      </w:r>
+      <w:r>
+        <w:rPr>
+          <w:b/>
+        </w:rPr>
+        <w:t>training</w:t>
+      </w:r>
+      <w:r>
+        <w:rPr>
+          <w:b w:val="0"/>
+        </w:rPr>
+        <w:t xml:space="preserve"> rows are P at 1 cm clear, Q at 5 blocked, R at 7 blocked, S at 11 clear, T at 13 blocked.</w:t>
+      </w:r>
+    </w:p>
+    <w:p>
+      <w:pPr>
+        <w:spacing w:line="336" w:lineRule="auto" w:after="180"/>
+        <w:shd w:fill="F5F1FB"/>
+      </w:pPr>
+      <w:r>
+        <w:rPr>
+          <w:b w:val="0"/>
+        </w:rPr>
+        <w:t xml:space="preserve">For query 6, give all </w:t>
+      </w:r>
+      <w:r>
+        <w:rPr>
+          <w:b/>
+        </w:rPr>
+        <w:t>distance</w:t>
+      </w:r>
+      <w:r>
+        <w:rPr>
+          <w:b w:val="0"/>
+        </w:rPr>
+        <w:t xml:space="preserve">s, order the IDs by </w:t>
+      </w:r>
+      <w:r>
+        <w:rPr>
+          <w:b/>
+        </w:rPr>
+        <w:t>distance</w:t>
+      </w:r>
+      <w:r>
+        <w:rPr>
+          <w:b w:val="0"/>
+        </w:rPr>
+        <w:t xml:space="preserve"> then alphabetically, and predict with k=1 and k=3. Using the same </w:t>
+      </w:r>
+      <w:r>
+        <w:rPr>
+          <w:b/>
+        </w:rPr>
+        <w:t>training</w:t>
+      </w:r>
+      <w:r>
+        <w:rPr>
+          <w:b w:val="0"/>
+        </w:rPr>
+        <w:t xml:space="preserve"> pool and k=3, score validation (6,blocked),(10,clear),(12,blocked).</w:t>
+      </w:r>
+    </w:p>
+    <w:p>
+      <w:pPr>
+        <w:spacing w:line="336" w:lineRule="auto" w:after="180"/>
+        <w:shd w:fill="F5F1FB"/>
+      </w:pPr>
+      <w:r>
+        <w:rPr>
+          <w:b w:val="0"/>
+        </w:rPr>
+        <w:t xml:space="preserve">Compare the </w:t>
+      </w:r>
+      <w:r>
+        <w:rPr>
+          <w:b/>
+        </w:rPr>
+        <w:t>training</w:t>
+      </w:r>
+      <w:r>
+        <w:rPr>
+          <w:b w:val="0"/>
+        </w:rPr>
+        <w:t>-majority baseline.</w:t>
+      </w:r>
+    </w:p>
+    <w:p>
+      <w:pPr>
+        <w:pStyle w:val="Heading3"/>
+      </w:pPr>
+      <w:r>
         <w:t>Selected case answer</w:t>
       </w:r>
     </w:p>
     <w:p>
-      <w:r>
-        <w:t>Query 6 distances P,Q,R,S,T are 5,1,1,5,7. Order Q,R,P,S,T. k=1 predicts blocked from Q; k=3 uses Q,R,P and also predicts blocked. For queries 6,10,12, selected triples are Q R P, S R T, S T R. All predict blocked, matching validation rows 1 and 3: 2/3. Training-majority blocked also scores 2/3.</w:t>
+      <w:pPr>
+        <w:pStyle w:val="Heading3"/>
+      </w:pPr>
+      <w:r>
+        <w:t>Teacher key · Selected case answer</w:t>
+      </w:r>
+    </w:p>
+    <w:p>
+      <w:pPr>
+        <w:spacing w:line="336" w:lineRule="auto" w:after="180"/>
+        <w:shd w:fill="F1F6FC"/>
+      </w:pPr>
+      <w:r>
+        <w:rPr>
+          <w:b w:val="0"/>
+        </w:rPr>
+        <w:t xml:space="preserve">Query 6 </w:t>
+      </w:r>
+      <w:r>
+        <w:rPr>
+          <w:b/>
+        </w:rPr>
+        <w:t>distance</w:t>
+      </w:r>
+      <w:r>
+        <w:rPr>
+          <w:b w:val="0"/>
+        </w:rPr>
+        <w:t>s P,Q,R,S,T are 5,1,1,5,7. Order Q,R,P,S,T. k=1 predicts blocked from Q; k=3 uses Q,R,P and also predicts blocked. For queries 6,10,12, selected triples are Q R P, S R T, S T R.</w:t>
+      </w:r>
+    </w:p>
+    <w:p>
+      <w:pPr>
+        <w:spacing w:line="336" w:lineRule="auto" w:after="180"/>
+        <w:shd w:fill="F1F6FC"/>
+      </w:pPr>
+      <w:r>
+        <w:rPr>
+          <w:b w:val="0"/>
+        </w:rPr>
+        <w:t xml:space="preserve">All predict blocked, matching validation rows 1 and 3: 2/3. </w:t>
+      </w:r>
+      <w:r>
+        <w:rPr>
+          <w:b/>
+        </w:rPr>
+        <w:t>Training</w:t>
+      </w:r>
+      <w:r>
+        <w:rPr>
+          <w:b w:val="0"/>
+        </w:rPr>
+        <w:t>-majority blocked also scores 2/3.</w:t>
       </w:r>
     </w:p>
     <w:tbl>
@@ -2725,21 +6052,77 @@
       </w:tr>
     </w:tbl>
     <w:p>
-      <w:r>
-        <w:t>Record each dimension as not yet, with support, or independent. Accept a valid alternative procedure with a defensible trace. Do not penalise an honestly recorded model failure if the learner correctly explains its evidence and limits.</w:t>
-      </w:r>
-    </w:p>
-    <w:p>
       <w:pPr>
         <w:pStyle w:val="Heading3"/>
       </w:pPr>
       <w:r>
+        <w:t>Teacher key · Selected case answer</w:t>
+      </w:r>
+    </w:p>
+    <w:p>
+      <w:pPr>
+        <w:spacing w:line="336" w:lineRule="auto" w:after="180"/>
+        <w:shd w:fill="F1F6FC"/>
+      </w:pPr>
+      <w:r>
+        <w:rPr>
+          <w:b w:val="0"/>
+        </w:rPr>
+        <w:t>Record each dimension as not yet, with support, or independent. Accept a valid alternative procedure with a defensible trace.</w:t>
+      </w:r>
+    </w:p>
+    <w:p>
+      <w:pPr>
+        <w:spacing w:line="336" w:lineRule="auto" w:after="180"/>
+        <w:shd w:fill="F1F6FC"/>
+      </w:pPr>
+      <w:r>
+        <w:rPr>
+          <w:b w:val="0"/>
+        </w:rPr>
+        <w:t xml:space="preserve">Do not penalise an honestly recorded model failure if the learner correctly explains its </w:t>
+      </w:r>
+      <w:r>
+        <w:rPr>
+          <w:b/>
+        </w:rPr>
+        <w:t>evidence</w:t>
+      </w:r>
+      <w:r>
+        <w:rPr>
+          <w:b w:val="0"/>
+        </w:rPr>
+        <w:t xml:space="preserve"> and limits.</w:t>
+      </w:r>
+    </w:p>
+    <w:p>
+      <w:pPr>
+        <w:pStyle w:val="Heading3"/>
+      </w:pPr>
+      <w:r>
         <w:t>Feedback that the learner uses</w:t>
       </w:r>
     </w:p>
     <w:p>
-      <w:r>
-        <w:t>Name the earliest unsupported step and give one action to repair it. Have the learner make that repair now and explain why. Then assess the relevant skill on a fresh, fully specified case. Confirm it was not previously practised with feedback; solve and check the new case before assigning it. A follow-up design prompt is a starting brief, not automatically an equivalent test.</w:t>
+      <w:pPr>
+        <w:spacing w:line="336" w:lineRule="auto" w:after="180"/>
+      </w:pPr>
+      <w:r>
+        <w:rPr>
+          <w:b w:val="0"/>
+        </w:rPr>
+        <w:t>Name the earliest unsupported step and give one action to repair it. Have the learner make that repair now and explain why. Then assess the relevant skill on a fresh, fully specified case.</w:t>
+      </w:r>
+    </w:p>
+    <w:p>
+      <w:pPr>
+        <w:spacing w:line="336" w:lineRule="auto" w:after="180"/>
+      </w:pPr>
+      <w:r>
+        <w:rPr>
+          <w:b w:val="0"/>
+        </w:rPr>
+        <w:t>Confirm it was not previously practised with feedback; solve and check the new case before assigning it. A follow-up design prompt is a starting brief, not automatically an equivalent test.</w:t>
       </w:r>
     </w:p>
     <w:p>
@@ -2751,11 +6134,86 @@
       </w:r>
     </w:p>
     <w:p>
+      <w:r>
+        <w:t>Connect Nearest Neighbor Reasoning to Transparent Book Recommender, adapt support and plan a later changed-case check.</w:t>
+      </w:r>
+    </w:p>
+    <w:p>
       <w:pPr>
         <w:pStyle w:val="Heading3"/>
       </w:pPr>
       <w:r>
-        <w:t>Connect and extend learning</w:t>
+        <w:t>Transparent Book Recommender</w:t>
+      </w:r>
+    </w:p>
+    <w:p>
+      <w:pPr>
+        <w:spacing w:line="336" w:lineRule="auto" w:after="180"/>
+      </w:pPr>
+      <w:r>
+        <w:rPr>
+          <w:b w:val="0"/>
+        </w:rPr>
+        <w:t xml:space="preserve">Use </w:t>
+      </w:r>
+      <w:r>
+        <w:rPr>
+          <w:b/>
+        </w:rPr>
+        <w:t>neighbor</w:t>
+      </w:r>
+      <w:r>
+        <w:rPr>
+          <w:b w:val="0"/>
+        </w:rPr>
+        <w:t xml:space="preserve">ing liked books as </w:t>
+      </w:r>
+      <w:r>
+        <w:rPr>
+          <w:b/>
+        </w:rPr>
+        <w:t>evidence</w:t>
+      </w:r>
+      <w:r>
+        <w:rPr>
+          <w:b w:val="0"/>
+        </w:rPr>
+        <w:t>, while explaining which traits created closeness.</w:t>
+      </w:r>
+    </w:p>
+    <w:p>
+      <w:pPr>
+        <w:spacing w:line="336" w:lineRule="auto" w:after="180"/>
+      </w:pPr>
+      <w:r>
+        <w:rPr>
+          <w:b w:val="0"/>
+        </w:rPr>
+        <w:t xml:space="preserve">Keep the decision, </w:t>
+      </w:r>
+      <w:r>
+        <w:rPr>
+          <w:b/>
+        </w:rPr>
+        <w:t>input</w:t>
+      </w:r>
+      <w:r>
+        <w:rPr>
+          <w:b w:val="0"/>
+        </w:rPr>
+        <w:t xml:space="preserve">, result, explanation and remaining limitation in the project </w:t>
+      </w:r>
+      <w:r>
+        <w:rPr>
+          <w:b/>
+        </w:rPr>
+        <w:t>evidence</w:t>
+      </w:r>
+      <w:r>
+        <w:rPr>
+          <w:b w:val="0"/>
+        </w:rPr>
+        <w:t xml:space="preserve"> record. Retrieve this record next week rather than restarting the project.</w:t>
       </w:r>
     </w:p>
     <w:p>
@@ -2763,17 +6221,18 @@
         <w:pStyle w:val="Heading3"/>
       </w:pPr>
       <w:r>
-        <w:t>Transparent Book Recommender</w:t>
-      </w:r>
-    </w:p>
-    <w:p>
-      <w:r>
-        <w:t>Use neighboring liked books as evidence, while explaining which traits created closeness.</w:t>
-      </w:r>
-    </w:p>
-    <w:p>
-      <w:r>
-        <w:t>Keep the decision, input, result, explanation and remaining limitation in the project evidence record. Retrieve this record next week rather than restarting the project.</w:t>
+        <w:t>Support and stretch</w:t>
+      </w:r>
+    </w:p>
+    <w:p>
+      <w:pPr>
+        <w:spacing w:line="336" w:lineRule="auto" w:after="180"/>
+      </w:pPr>
+      <w:r>
+        <w:rPr>
+          <w:b w:val="0"/>
+        </w:rPr>
+        <w:t>Trace one record or condition at a time with counters and labelled columns. Stretch: introduce a tie, boundary or missing field and declare its handling policy before rerunning.</w:t>
       </w:r>
     </w:p>
     <w:p>
@@ -2781,12 +6240,30 @@
         <w:pStyle w:val="Heading3"/>
       </w:pPr>
       <w:r>
-        <w:t>Support and stretch</w:t>
-      </w:r>
-    </w:p>
-    <w:p>
-      <w:r>
-        <w:t>Trace one record or condition at a time with counters and labelled columns. Stretch: introduce a tie, boundary or missing field and declare its handling policy before rerunning.</w:t>
+        <w:t>Exit reflection</w:t>
+      </w:r>
+    </w:p>
+    <w:p>
+      <w:pPr>
+        <w:spacing w:line="336" w:lineRule="auto" w:after="180"/>
+      </w:pPr>
+      <w:r>
+        <w:rPr>
+          <w:b w:val="0"/>
+        </w:rPr>
+        <w:t xml:space="preserve">Ask for one decision the learner can now justify and one situation requiring more </w:t>
+      </w:r>
+      <w:r>
+        <w:rPr>
+          <w:b/>
+        </w:rPr>
+        <w:t>evidence</w:t>
+      </w:r>
+      <w:r>
+        <w:rPr>
+          <w:b w:val="0"/>
+        </w:rPr>
+        <w:t xml:space="preserve"> or human review. Confidence ratings are separate from correct independent performance.</w:t>
       </w:r>
     </w:p>
     <w:p>
@@ -2794,12 +6271,30 @@
         <w:pStyle w:val="Heading3"/>
       </w:pPr>
       <w:r>
-        <w:t>Exit reflection</w:t>
-      </w:r>
-    </w:p>
-    <w:p>
-      <w:r>
-        <w:t>Ask for one decision the learner can now justify and one situation requiring more evidence or human review. Confidence ratings are separate from correct independent performance.</w:t>
+        <w:t>Bridge to the next week</w:t>
+      </w:r>
+    </w:p>
+    <w:p>
+      <w:pPr>
+        <w:spacing w:line="336" w:lineRule="auto" w:after="180"/>
+      </w:pPr>
+      <w:r>
+        <w:rPr>
+          <w:b w:val="0"/>
+        </w:rPr>
+        <w:t xml:space="preserve">Next: Week 23: Recommendation Scores. Retrieve today’s </w:t>
+      </w:r>
+      <w:r>
+        <w:rPr>
+          <w:b/>
+        </w:rPr>
+        <w:t>evidence</w:t>
+      </w:r>
+      <w:r>
+        <w:rPr>
+          <w:b w:val="0"/>
+        </w:rPr>
+        <w:t xml:space="preserve"> and identify what carries forward and what is new.</w:t>
       </w:r>
     </w:p>
     <w:p>
@@ -2807,12 +6302,199 @@
         <w:pStyle w:val="Heading3"/>
       </w:pPr>
       <w:r>
-        <w:t>Bridge to the next week</w:t>
-      </w:r>
-    </w:p>
-    <w:p>
-      <w:r>
-        <w:t>Next: Week 23: Recommendation Scores. Retrieve today’s evidence and identify what carries forward and what is new.</w:t>
+        <w:t>Support and fresh reassessment</w:t>
+      </w:r>
+    </w:p>
+    <w:p>
+      <w:pPr>
+        <w:spacing w:line="336" w:lineRule="auto" w:after="180"/>
+      </w:pPr>
+      <w:r>
+        <w:rPr>
+          <w:b w:val="0"/>
+        </w:rPr>
+        <w:t xml:space="preserve">Use physical steps on a number line before abs. Supply an empty </w:t>
+      </w:r>
+      <w:r>
+        <w:rPr>
+          <w:b/>
+        </w:rPr>
+        <w:t>distance</w:t>
+      </w:r>
+      <w:r>
+        <w:rPr>
+          <w:b w:val="0"/>
+        </w:rPr>
+        <w:t xml:space="preserve"> table without the order.</w:t>
+      </w:r>
+    </w:p>
+    <w:p>
+      <w:pPr>
+        <w:spacing w:line="336" w:lineRule="auto" w:after="180"/>
+      </w:pPr>
+      <w:r>
+        <w:rPr>
+          <w:b w:val="0"/>
+        </w:rPr>
+        <w:t xml:space="preserve">Extension: explain how renaming tied IDs can change a </w:t>
+      </w:r>
+      <w:r>
+        <w:rPr>
+          <w:b/>
+        </w:rPr>
+        <w:t>prediction</w:t>
+      </w:r>
+      <w:r>
+        <w:rPr>
+          <w:b w:val="0"/>
+        </w:rPr>
+        <w:t xml:space="preserve"> under this policy while the measured features remain unchanged, and why the policy must be recorded.</w:t>
+      </w:r>
+    </w:p>
+    <w:p>
+      <w:pPr>
+        <w:spacing w:line="336" w:lineRule="auto" w:after="180"/>
+      </w:pPr>
+      <w:r>
+        <w:rPr>
+          <w:b w:val="0"/>
+        </w:rPr>
+        <w:t xml:space="preserve">Require W4 </w:t>
+      </w:r>
+      <w:r>
+        <w:rPr>
+          <w:b/>
+        </w:rPr>
+        <w:t>distance</w:t>
+      </w:r>
+      <w:r>
+        <w:rPr>
+          <w:b w:val="0"/>
+        </w:rPr>
+        <w:t xml:space="preserve">s 5,1,1,5,7, order Q,R,P,S,T, both </w:t>
+      </w:r>
+      <w:r>
+        <w:rPr>
+          <w:b/>
+        </w:rPr>
+        <w:t>prediction</w:t>
+      </w:r>
+      <w:r>
+        <w:rPr>
+          <w:b w:val="0"/>
+        </w:rPr>
+        <w:t>s blocked, and validation plus baseline scores 2/3. Fresh retry: L at 0 blocked, M at 4 clear, N at 6 clear, O at 10 blocked, P at 12 clear; query 5.</w:t>
+      </w:r>
+    </w:p>
+    <w:p>
+      <w:pPr>
+        <w:spacing w:line="336" w:lineRule="auto" w:after="180"/>
+      </w:pPr>
+      <w:r>
+        <w:rPr>
+          <w:b/>
+        </w:rPr>
+        <w:t>Distance</w:t>
+      </w:r>
+      <w:r>
+        <w:rPr>
+          <w:b w:val="0"/>
+        </w:rPr>
+        <w:t xml:space="preserve">s are 5,1,1,5,7; order M,N,L,O,P. k=1 is clear from M; k=3 is clear from M,N,L. Ask why L wins the third-place </w:t>
+      </w:r>
+      <w:r>
+        <w:rPr>
+          <w:b/>
+        </w:rPr>
+        <w:t>distance</w:t>
+      </w:r>
+      <w:r>
+        <w:rPr>
+          <w:b w:val="0"/>
+        </w:rPr>
+        <w:t xml:space="preserve"> tie over O: alphabetical ID policy. Require a </w:t>
+      </w:r>
+      <w:r>
+        <w:rPr>
+          <w:b/>
+        </w:rPr>
+        <w:t>training</w:t>
+      </w:r>
+      <w:r>
+        <w:rPr>
+          <w:b w:val="0"/>
+        </w:rPr>
+        <w:t>-only pool and no probability claim.</w:t>
+      </w:r>
+    </w:p>
+    <w:p>
+      <w:pPr>
+        <w:spacing w:line="336" w:lineRule="auto" w:after="180"/>
+      </w:pPr>
+      <w:r>
+        <w:rPr>
+          <w:b w:val="0"/>
+        </w:rPr>
+        <w:t xml:space="preserve">Week 11 covers scaling without leakage. Carry forward </w:t>
+      </w:r>
+      <w:r>
+        <w:rPr>
+          <w:b/>
+        </w:rPr>
+        <w:t>training</w:t>
+      </w:r>
+      <w:r>
+        <w:rPr>
+          <w:b w:val="0"/>
+        </w:rPr>
+        <w:t xml:space="preserve">-only storage and explicit </w:t>
+      </w:r>
+      <w:r>
+        <w:rPr>
+          <w:b/>
+        </w:rPr>
+        <w:t>distance</w:t>
+      </w:r>
+      <w:r>
+        <w:rPr>
+          <w:b w:val="0"/>
+        </w:rPr>
+        <w:t xml:space="preserve"> choices.</w:t>
+      </w:r>
+    </w:p>
+    <w:p>
+      <w:pPr>
+        <w:spacing w:line="336" w:lineRule="auto" w:after="180"/>
+      </w:pPr>
+      <w:r>
+        <w:rPr>
+          <w:b w:val="0"/>
+        </w:rPr>
+        <w:t>Teacher reference: https://scikit-learn.org/stable/modules/</w:t>
+      </w:r>
+      <w:r>
+        <w:rPr>
+          <w:b/>
+        </w:rPr>
+        <w:t>neighbor</w:t>
+      </w:r>
+      <w:r>
+        <w:rPr>
+          <w:b w:val="0"/>
+        </w:rPr>
+        <w:t>s.html (nearest-</w:t>
+      </w:r>
+      <w:r>
+        <w:rPr>
+          <w:b/>
+        </w:rPr>
+        <w:t>neighbour</w:t>
+      </w:r>
+      <w:r>
+        <w:rPr>
+          <w:b w:val="0"/>
+        </w:rPr>
+        <w:t xml:space="preserve"> classification and tie considerations; reviewed 2026-09-27).</w:t>
       </w:r>
     </w:p>
     <w:p>
@@ -2820,40 +6502,40 @@
         <w:pStyle w:val="Heading3"/>
       </w:pPr>
       <w:r>
-        <w:t>Support and fresh reassessment</w:t>
-      </w:r>
-    </w:p>
-    <w:p>
-      <w:r>
-        <w:t>Use physical steps on a number line before abs. Supply an empty distance table without the order. Extension: explain how renaming tied IDs can change a prediction under this policy while the measured features remain unchanged, and why the policy must be recorded.</w:t>
-      </w:r>
-    </w:p>
-    <w:p>
-      <w:r>
-        <w:t>Require W4 distances 5,1,1,5,7, order Q,R,P,S,T, both predictions blocked, and validation plus baseline scores 2/3. Fresh retry: L at 0 blocked, M at 4 clear, N at 6 clear, O at 10 blocked, P at 12 clear; query 5. Distances are 5,1,1,5,7; order M,N,L,O,P. k=1 is clear from M; k=3 is clear from M,N,L. Ask why L wins the third-place distance tie over O: alphabetical ID policy. Require a training-only pool and no probability claim.</w:t>
-      </w:r>
-    </w:p>
-    <w:p>
-      <w:r>
-        <w:t>Week 11 covers scaling without leakage. Carry forward training-only storage and explicit distance choices. Teacher reference: https://scikit-learn.org/stable/modules/neighbors.html (nearest-neighbour classification and tie considerations; reviewed 2026-09-27).</w:t>
-      </w:r>
-    </w:p>
-    <w:p>
-      <w:pPr>
-        <w:pStyle w:val="Heading3"/>
-      </w:pPr>
-      <w:r>
         <w:t>Plan the delayed return</w:t>
       </w:r>
     </w:p>
     <w:p>
-      <w:r>
+      <w:pPr>
+        <w:spacing w:line="336" w:lineRule="auto" w:after="180"/>
+      </w:pPr>
+      <w:r>
+        <w:rPr>
+          <w:b w:val="0"/>
+        </w:rPr>
         <w:t>Suggested return points in this level: ai-2/23, ai-2/25, ai-2/28. Use actual classroom dates, adjusting for holidays and gaps. One, three and six teaching weeks are scheduling choices, not a claimed optimal spacing.</w:t>
       </w:r>
     </w:p>
     <w:p>
-      <w:r>
-        <w:t>At a delayed check, ask for the idea from memory and a changed application. Compare with the earlier independent response and record support used. For a new level, revisit the previous capstone before checking the new prerequisites.</w:t>
+      <w:pPr>
+        <w:spacing w:line="336" w:lineRule="auto" w:after="180"/>
+      </w:pPr>
+      <w:r>
+        <w:rPr>
+          <w:b w:val="0"/>
+        </w:rPr>
+        <w:t>At a delayed check, ask for the idea from memory and a changed application. Compare with the earlier independent response and record support used.</w:t>
+      </w:r>
+    </w:p>
+    <w:p>
+      <w:pPr>
+        <w:spacing w:line="336" w:lineRule="auto" w:after="180"/>
+      </w:pPr>
+      <w:r>
+        <w:rPr>
+          <w:b w:val="0"/>
+        </w:rPr>
+        <w:t>For a new level, revisit the previous capstone before checking the new prerequisites.</w:t>
       </w:r>
     </w:p>
     <w:tbl>
@@ -3013,8 +6695,26 @@
       </w:tr>
     </w:tbl>
     <w:p>
-      <w:r>
-        <w:t>Use the evidence to choose reteaching or the next step. A completed page, confidence rating or attractive project does not by itself demonstrate understanding.</w:t>
+      <w:pPr>
+        <w:spacing w:line="336" w:lineRule="auto" w:after="180"/>
+      </w:pPr>
+      <w:r>
+        <w:rPr>
+          <w:b w:val="0"/>
+        </w:rPr>
+        <w:t xml:space="preserve">Use the </w:t>
+      </w:r>
+      <w:r>
+        <w:rPr>
+          <w:b/>
+        </w:rPr>
+        <w:t>evidence</w:t>
+      </w:r>
+      <w:r>
+        <w:rPr>
+          <w:b w:val="0"/>
+        </w:rPr>
+        <w:t xml:space="preserve"> to choose reteaching or the next step. A completed page, confidence rating or attractive project does not by itself demonstrate understanding.</w:t>
       </w:r>
     </w:p>
     <w:p>
@@ -3026,8 +6726,38 @@
       </w:r>
     </w:p>
     <w:p>
-      <w:r>
-        <w:t>Retain recommender neighbour IDs, distances, k and tie decisions so similar-book explanations can be audited.</w:t>
+      <w:pPr>
+        <w:spacing w:line="336" w:lineRule="auto" w:after="180"/>
+      </w:pPr>
+      <w:r>
+        <w:rPr>
+          <w:b w:val="0"/>
+        </w:rPr>
+        <w:t xml:space="preserve">Retain recommender </w:t>
+      </w:r>
+      <w:r>
+        <w:rPr>
+          <w:b/>
+        </w:rPr>
+        <w:t>neighbour</w:t>
+      </w:r>
+      <w:r>
+        <w:rPr>
+          <w:b w:val="0"/>
+        </w:rPr>
+        <w:t xml:space="preserve"> IDs, </w:t>
+      </w:r>
+      <w:r>
+        <w:rPr>
+          <w:b/>
+        </w:rPr>
+        <w:t>distance</w:t>
+      </w:r>
+      <w:r>
+        <w:rPr>
+          <w:b w:val="0"/>
+        </w:rPr>
+        <w:t>s, k and tie decisions so similar-book explanations can be audited.</w:t>
       </w:r>
     </w:p>
     <w:p>
@@ -3040,12 +6770,86 @@
     </w:p>
     <w:p>
       <w:r>
-        <w:t>Teaching target: Compute absolute distances and rank training neighbours</w:t>
-      </w:r>
-    </w:p>
-    <w:p>
-      <w:r>
-        <w:t>Prepare the labelled worked-case picture, the matching workbook, fictional input cards and a place for individual responses. No paid AI account is required for the paper reasoning activities.</w:t>
+        <w:t>Use this preparation summary alongside the detailed Nearest Neighbor Reasoning lesson; it is a checklist rather than a replacement for the full sequence.</w:t>
+      </w:r>
+    </w:p>
+    <w:p>
+      <w:pPr>
+        <w:pStyle w:val="Heading3"/>
+      </w:pPr>
+      <w:r>
+        <w:t>Teaching target</w:t>
+      </w:r>
+    </w:p>
+    <w:p>
+      <w:pPr>
+        <w:spacing w:line="336" w:lineRule="auto" w:after="180"/>
+        <w:shd w:fill="EDF7F3"/>
+      </w:pPr>
+      <w:r>
+        <w:rPr>
+          <w:b w:val="0"/>
+        </w:rPr>
+        <w:t xml:space="preserve">Teaching target: Compute absolute </w:t>
+      </w:r>
+      <w:r>
+        <w:rPr>
+          <w:b/>
+        </w:rPr>
+        <w:t>distance</w:t>
+      </w:r>
+      <w:r>
+        <w:rPr>
+          <w:b w:val="0"/>
+        </w:rPr>
+        <w:t xml:space="preserve">s and rank </w:t>
+      </w:r>
+      <w:r>
+        <w:rPr>
+          <w:b/>
+        </w:rPr>
+        <w:t>training</w:t>
+      </w:r>
+      <w:r>
+        <w:rPr>
+          <w:b w:val="0"/>
+        </w:rPr>
+        <w:t xml:space="preserve"> </w:t>
+      </w:r>
+      <w:r>
+        <w:rPr>
+          <w:b/>
+        </w:rPr>
+        <w:t>neighbour</w:t>
+      </w:r>
+      <w:r>
+        <w:rPr>
+          <w:b w:val="0"/>
+        </w:rPr>
+        <w:t>s</w:t>
+      </w:r>
+    </w:p>
+    <w:p>
+      <w:pPr>
+        <w:spacing w:line="336" w:lineRule="auto" w:after="180"/>
+      </w:pPr>
+      <w:r>
+        <w:rPr>
+          <w:b w:val="0"/>
+        </w:rPr>
+        <w:t xml:space="preserve">Prepare the labelled worked-case picture, the matching workbook, fictional </w:t>
+      </w:r>
+      <w:r>
+        <w:rPr>
+          <w:b/>
+        </w:rPr>
+        <w:t>input</w:t>
+      </w:r>
+      <w:r>
+        <w:rPr>
+          <w:b w:val="0"/>
+        </w:rPr>
+        <w:t xml:space="preserve"> cards and a place for individual responses. No paid AI account is required for the paper reasoning activities.</w:t>
       </w:r>
     </w:p>
     <w:tbl>
@@ -3192,37 +6996,339 @@
       </w:tr>
     </w:tbl>
     <w:p>
-      <w:r>
-        <w:t>Before class, solve the supported practice: For query 3, list the selected IDs and predictions for k=1 and k=3 using alphabetical ID order on equal distances. Explain what changes and what remains the same.</w:t>
-      </w:r>
-    </w:p>
-    <w:p>
-      <w:r>
-        <w:t>Reasoned practice answer: For k=1 select A and predict blocked. For k=3 select A,B,C and predict clear from two clear votes. Training data, distance and ID tie rule stay the same; the number of voting neighbours changes.</w:t>
-      </w:r>
-    </w:p>
-    <w:p>
-      <w:r>
-        <w:t>Check every learner before discussion: Use the worked case for Nearest neighbours and distances. Proposed explanation: “A negative difference is a negative distance”. Decide whether this explanation is supported. Point to the step or supplied fact that decides; explain your repair if needed.</w:t>
-      </w:r>
-    </w:p>
-    <w:p>
-      <w:r>
-        <w:t>Misconception repair: Take the absolute difference; in this example distance is nonnegative regardless of which reading is larger.</w:t>
-      </w:r>
-    </w:p>
-    <w:p>
-      <w:r>
-        <w:t>Support: read the exact case aloud, enlarge the labelled picture, supply input cards and model only the first deciding step. Accept a spoken explanation or drawing; retain the reasoning goal.</w:t>
-      </w:r>
-    </w:p>
-    <w:p>
-      <w:r>
-        <w:t>Extension: Move query from 7 to 9 while keeping training fixed. Require a prediction and a reason before comparing. Expected result: Order becomes C,B,D,A; k=1 predicts compact and k=3 predicts extended. Reason: Distances are C=1,B=3,D=3,A=7; B beats D by the ID tie rule.</w:t>
-      </w:r>
-    </w:p>
-    <w:p>
-      <w:r>
+      <w:pPr>
+        <w:spacing w:line="336" w:lineRule="auto" w:after="180"/>
+      </w:pPr>
+      <w:r>
+        <w:rPr>
+          <w:b w:val="0"/>
+        </w:rPr>
+        <w:t xml:space="preserve">Before class, solve the supported practice: For query 3, list the selected IDs and </w:t>
+      </w:r>
+      <w:r>
+        <w:rPr>
+          <w:b/>
+        </w:rPr>
+        <w:t>prediction</w:t>
+      </w:r>
+      <w:r>
+        <w:rPr>
+          <w:b w:val="0"/>
+        </w:rPr>
+        <w:t xml:space="preserve">s for k=1 and k=3 using alphabetical ID order on equal </w:t>
+      </w:r>
+      <w:r>
+        <w:rPr>
+          <w:b/>
+        </w:rPr>
+        <w:t>distance</w:t>
+      </w:r>
+      <w:r>
+        <w:rPr>
+          <w:b w:val="0"/>
+        </w:rPr>
+        <w:t>s. Explain what changes and what remains the same.</w:t>
+      </w:r>
+    </w:p>
+    <w:p>
+      <w:pPr>
+        <w:pStyle w:val="Heading3"/>
+      </w:pPr>
+      <w:r>
+        <w:t>Supported practice answer</w:t>
+      </w:r>
+    </w:p>
+    <w:p>
+      <w:pPr>
+        <w:spacing w:line="336" w:lineRule="auto" w:after="180"/>
+        <w:shd w:fill="F1F6FC"/>
+      </w:pPr>
+      <w:r>
+        <w:rPr>
+          <w:b w:val="0"/>
+        </w:rPr>
+        <w:t xml:space="preserve">Reasoned practice answer: For k=1 select A and predict blocked. For k=3 select A,B,C and predict clear from two clear </w:t>
+      </w:r>
+      <w:r>
+        <w:rPr>
+          <w:b/>
+        </w:rPr>
+        <w:t>vote</w:t>
+      </w:r>
+      <w:r>
+        <w:rPr>
+          <w:b w:val="0"/>
+        </w:rPr>
+        <w:t xml:space="preserve">s. </w:t>
+      </w:r>
+      <w:r>
+        <w:rPr>
+          <w:b/>
+        </w:rPr>
+        <w:t>Training</w:t>
+      </w:r>
+      <w:r>
+        <w:rPr>
+          <w:b w:val="0"/>
+        </w:rPr>
+        <w:t xml:space="preserve"> data, </w:t>
+      </w:r>
+      <w:r>
+        <w:rPr>
+          <w:b/>
+        </w:rPr>
+        <w:t>distance</w:t>
+      </w:r>
+      <w:r>
+        <w:rPr>
+          <w:b w:val="0"/>
+        </w:rPr>
+        <w:t xml:space="preserve"> and ID </w:t>
+      </w:r>
+      <w:r>
+        <w:rPr>
+          <w:b/>
+        </w:rPr>
+        <w:t>tie rule</w:t>
+      </w:r>
+      <w:r>
+        <w:rPr>
+          <w:b w:val="0"/>
+        </w:rPr>
+        <w:t xml:space="preserve"> stay the same; the number of voting </w:t>
+      </w:r>
+      <w:r>
+        <w:rPr>
+          <w:b/>
+        </w:rPr>
+        <w:t>neighbour</w:t>
+      </w:r>
+      <w:r>
+        <w:rPr>
+          <w:b w:val="0"/>
+        </w:rPr>
+        <w:t>s changes.</w:t>
+      </w:r>
+    </w:p>
+    <w:p>
+      <w:pPr>
+        <w:spacing w:line="336" w:lineRule="auto" w:after="180"/>
+      </w:pPr>
+      <w:r>
+        <w:rPr>
+          <w:b w:val="0"/>
+        </w:rPr>
+        <w:t xml:space="preserve">Check every learner before discussion: Use the worked case for Nearest </w:t>
+      </w:r>
+      <w:r>
+        <w:rPr>
+          <w:b/>
+        </w:rPr>
+        <w:t>neighbour</w:t>
+      </w:r>
+      <w:r>
+        <w:rPr>
+          <w:b w:val="0"/>
+        </w:rPr>
+        <w:t xml:space="preserve">s and </w:t>
+      </w:r>
+      <w:r>
+        <w:rPr>
+          <w:b/>
+        </w:rPr>
+        <w:t>distance</w:t>
+      </w:r>
+      <w:r>
+        <w:rPr>
+          <w:b w:val="0"/>
+        </w:rPr>
+        <w:t xml:space="preserve">s. Proposed explanation: “A negative difference is a negative </w:t>
+      </w:r>
+      <w:r>
+        <w:rPr>
+          <w:b/>
+        </w:rPr>
+        <w:t>distance</w:t>
+      </w:r>
+      <w:r>
+        <w:rPr>
+          <w:b w:val="0"/>
+        </w:rPr>
+        <w:t>”. Decide whether this explanation is supported.</w:t>
+      </w:r>
+    </w:p>
+    <w:p>
+      <w:pPr>
+        <w:spacing w:line="336" w:lineRule="auto" w:after="180"/>
+      </w:pPr>
+      <w:r>
+        <w:rPr>
+          <w:b w:val="0"/>
+        </w:rPr>
+        <w:t>Point to the step or supplied fact that decides; explain your repair if needed.</w:t>
+      </w:r>
+    </w:p>
+    <w:p>
+      <w:pPr>
+        <w:pStyle w:val="Heading3"/>
+      </w:pPr>
+      <w:r>
+        <w:t>Repair the misconception</w:t>
+      </w:r>
+    </w:p>
+    <w:p>
+      <w:pPr>
+        <w:spacing w:line="336" w:lineRule="auto" w:after="180"/>
+        <w:shd w:fill="FFF5E6"/>
+      </w:pPr>
+      <w:r>
+        <w:rPr>
+          <w:b w:val="0"/>
+        </w:rPr>
+        <w:t xml:space="preserve">Misconception repair: Take the absolute difference; in this example </w:t>
+      </w:r>
+      <w:r>
+        <w:rPr>
+          <w:b/>
+        </w:rPr>
+        <w:t>distance</w:t>
+      </w:r>
+      <w:r>
+        <w:rPr>
+          <w:b w:val="0"/>
+        </w:rPr>
+        <w:t xml:space="preserve"> is nonnegative regardless of which reading is larger.</w:t>
+      </w:r>
+    </w:p>
+    <w:p>
+      <w:pPr>
+        <w:pStyle w:val="Heading3"/>
+      </w:pPr>
+      <w:r>
+        <w:t>Support without giving away the answer</w:t>
+      </w:r>
+    </w:p>
+    <w:p>
+      <w:pPr>
+        <w:spacing w:line="336" w:lineRule="auto" w:after="180"/>
+        <w:shd w:fill="F1F6F8"/>
+      </w:pPr>
+      <w:r>
+        <w:rPr>
+          <w:b w:val="0"/>
+        </w:rPr>
+        <w:t xml:space="preserve">Support: read the exact case aloud, enlarge the labelled picture, supply </w:t>
+      </w:r>
+      <w:r>
+        <w:rPr>
+          <w:b/>
+        </w:rPr>
+        <w:t>input</w:t>
+      </w:r>
+      <w:r>
+        <w:rPr>
+          <w:b w:val="0"/>
+        </w:rPr>
+        <w:t xml:space="preserve"> cards and model only the first deciding step. Accept a spoken explanation or drawing; retain the reasoning goal.</w:t>
+      </w:r>
+    </w:p>
+    <w:p>
+      <w:pPr>
+        <w:pStyle w:val="Heading3"/>
+      </w:pPr>
+      <w:r>
+        <w:t>Extend the reasoning</w:t>
+      </w:r>
+    </w:p>
+    <w:p>
+      <w:pPr>
+        <w:spacing w:line="336" w:lineRule="auto" w:after="180"/>
+        <w:shd w:fill="F5F1FB"/>
+      </w:pPr>
+      <w:r>
+        <w:rPr>
+          <w:b w:val="0"/>
+        </w:rPr>
+        <w:t xml:space="preserve">Extension: Move query from 7 to 9 while keeping </w:t>
+      </w:r>
+      <w:r>
+        <w:rPr>
+          <w:b/>
+        </w:rPr>
+        <w:t>training</w:t>
+      </w:r>
+      <w:r>
+        <w:rPr>
+          <w:b w:val="0"/>
+        </w:rPr>
+        <w:t xml:space="preserve"> fixed. Require a </w:t>
+      </w:r>
+      <w:r>
+        <w:rPr>
+          <w:b/>
+        </w:rPr>
+        <w:t>prediction</w:t>
+      </w:r>
+      <w:r>
+        <w:rPr>
+          <w:b w:val="0"/>
+        </w:rPr>
+        <w:t xml:space="preserve"> and a reason before comparing. Expected result: Order becomes C,B,D,A; k=1 predicts compact and k=3 predicts extended.</w:t>
+      </w:r>
+    </w:p>
+    <w:p>
+      <w:pPr>
+        <w:spacing w:line="336" w:lineRule="auto" w:after="180"/>
+        <w:shd w:fill="F5F1FB"/>
+      </w:pPr>
+      <w:r>
+        <w:rPr>
+          <w:b w:val="0"/>
+        </w:rPr>
+        <w:t xml:space="preserve">Reason: </w:t>
+      </w:r>
+      <w:r>
+        <w:rPr>
+          <w:b/>
+        </w:rPr>
+        <w:t>Distance</w:t>
+      </w:r>
+      <w:r>
+        <w:rPr>
+          <w:b w:val="0"/>
+        </w:rPr>
+        <w:t xml:space="preserve">s are C=1,B=3,D=3,A=7; B beats D by the ID </w:t>
+      </w:r>
+      <w:r>
+        <w:rPr>
+          <w:b/>
+        </w:rPr>
+        <w:t>tie rule</w:t>
+      </w:r>
+      <w:r>
+        <w:rPr>
+          <w:b w:val="0"/>
+        </w:rPr>
+        <w:t>.</w:t>
+      </w:r>
+    </w:p>
+    <w:p>
+      <w:pPr>
+        <w:pStyle w:val="Heading3"/>
+      </w:pPr>
+      <w:r>
+        <w:t>Protect the independent attempt</w:t>
+      </w:r>
+    </w:p>
+    <w:p>
+      <w:pPr>
+        <w:spacing w:line="336" w:lineRule="auto" w:after="180"/>
+        <w:shd w:fill="FFF5E6"/>
+      </w:pPr>
+      <w:r>
+        <w:rPr>
+          <w:b w:val="0"/>
+        </w:rPr>
         <w:t>Independent assessment: withhold the reserved answer until the learner has attempted the new case. Record support separately from correctness.</w:t>
       </w:r>
     </w:p>
@@ -3411,13 +7517,46 @@
       </w:tr>
     </w:tbl>
     <w:p>
-      <w:r>
+      <w:pPr>
+        <w:pStyle w:val="Heading3"/>
+      </w:pPr>
+      <w:r>
+        <w:t>Project checkpoint</w:t>
+      </w:r>
+    </w:p>
+    <w:p>
+      <w:pPr>
+        <w:spacing w:line="336" w:lineRule="auto" w:after="180"/>
+        <w:shd w:fill="EDF7F3"/>
+      </w:pPr>
+      <w:r>
+        <w:rPr>
+          <w:b w:val="0"/>
+        </w:rPr>
         <w:t>Project checkpoint: Evaluate and revise. Compare with your starting method, explain errors and record a justified revision.</w:t>
       </w:r>
     </w:p>
     <w:p>
-      <w:r>
-        <w:t>Use the weekly teacher answer for topic-specific reasoning. A saved progress tick is an activity record; judge mastery from the learner’s explanation and evidence.</w:t>
+      <w:pPr>
+        <w:spacing w:line="336" w:lineRule="auto" w:after="180"/>
+      </w:pPr>
+      <w:r>
+        <w:rPr>
+          <w:b w:val="0"/>
+        </w:rPr>
+        <w:t xml:space="preserve">Use the weekly teacher answer for topic-specific reasoning. A saved progress tick is an activity record; judge mastery from the learner’s explanation and </w:t>
+      </w:r>
+      <w:r>
+        <w:rPr>
+          <w:b/>
+        </w:rPr>
+        <w:t>evidence</w:t>
+      </w:r>
+      <w:r>
+        <w:rPr>
+          <w:b w:val="0"/>
+        </w:rPr>
+        <w:t>.</w:t>
       </w:r>
     </w:p>
     <w:p>
@@ -3430,27 +7569,1181 @@
     </w:p>
     <w:p>
       <w:r>
-        <w:t>Use the two formative questions as supported practice, not as independent mastery scores. Discuss the deciding evidence rather than accepting a guessed selection.</w:t>
-      </w:r>
-    </w:p>
-    <w:p>
-      <w:r>
+        <w:t>Use feedback, earlier review and portfolios purposefully. Apply the coding routine only when this lesson has an executable lab.</w:t>
+      </w:r>
+    </w:p>
+    <w:p>
+      <w:pPr>
+        <w:spacing w:line="336" w:lineRule="auto" w:after="180"/>
+      </w:pPr>
+      <w:r>
+        <w:rPr>
+          <w:b w:val="0"/>
+        </w:rPr>
+        <w:t xml:space="preserve">Use the two formative questions as supported practice, not as independent mastery scores. Discuss the deciding </w:t>
+      </w:r>
+      <w:r>
+        <w:rPr>
+          <w:b/>
+        </w:rPr>
+        <w:t>evidence</w:t>
+      </w:r>
+      <w:r>
+        <w:rPr>
+          <w:b w:val="0"/>
+        </w:rPr>
+        <w:t xml:space="preserve"> rather than accepting a guessed selection.</w:t>
+      </w:r>
+    </w:p>
+    <w:p>
+      <w:pPr>
+        <w:spacing w:line="336" w:lineRule="auto" w:after="180"/>
+      </w:pPr>
+      <w:r>
+        <w:rPr>
+          <w:b w:val="0"/>
+        </w:rPr>
         <w:t>The feedback comes from the reviewed public worked case. Do not reveal the separately reserved independent teacher answer until the learner has attempted that case.</w:t>
       </w:r>
     </w:p>
     <w:p>
-      <w:r>
-        <w:t>Ask students to predict before running code. Preserve errors and actual outputs; collect a changed test and an explanation. The branch-boundary and indexing lessons deliberately include failure cases.</w:t>
-      </w:r>
-    </w:p>
-    <w:p>
-      <w:r>
+      <w:pPr>
+        <w:spacing w:line="336" w:lineRule="auto" w:after="180"/>
+      </w:pPr>
+      <w:r>
+        <w:rPr>
+          <w:b w:val="0"/>
+        </w:rPr>
+        <w:t xml:space="preserve">Ask students to predict before running code. Preserve errors and actual </w:t>
+      </w:r>
+      <w:r>
+        <w:rPr>
+          <w:b/>
+        </w:rPr>
+        <w:t>output</w:t>
+      </w:r>
+      <w:r>
+        <w:rPr>
+          <w:b w:val="0"/>
+        </w:rPr>
+        <w:t>s; collect a changed test and an explanation. The branch-boundary and indexing lessons deliberately include failure cases.</w:t>
+      </w:r>
+    </w:p>
+    <w:p>
+      <w:pPr>
+        <w:spacing w:line="336" w:lineRule="auto" w:after="180"/>
+      </w:pPr>
+      <w:r>
+        <w:rPr>
+          <w:b w:val="0"/>
+        </w:rPr>
         <w:t>Use the earlier worked-explanation links to address a specific missing building block, then return to the current question. Adapt this suggestion after observing the learner; it is not an automatic diagnosis.</w:t>
       </w:r>
     </w:p>
     <w:p>
-      <w:r>
-        <w:t>Collect the completed-work portfolio as evidence. Record support separately from correctness, and assess explanation, trace/test and limitations. Progress ticks and quiz selections alone do not establish mastery.</w:t>
+      <w:pPr>
+        <w:spacing w:line="336" w:lineRule="auto" w:after="180"/>
+      </w:pPr>
+      <w:r>
+        <w:rPr>
+          <w:b w:val="0"/>
+        </w:rPr>
+        <w:t xml:space="preserve">Collect the completed-work portfolio as </w:t>
+      </w:r>
+      <w:r>
+        <w:rPr>
+          <w:b/>
+        </w:rPr>
+        <w:t>evidence</w:t>
+      </w:r>
+      <w:r>
+        <w:rPr>
+          <w:b w:val="0"/>
+        </w:rPr>
+        <w:t>. Record support separately from correctness, and assess explanation, trace/test and limitations. Progress ticks and quiz selections alone do not establish mastery.</w:t>
+      </w:r>
+    </w:p>
+    <w:p>
+      <w:pPr>
+        <w:pStyle w:val="Heading1"/>
+      </w:pPr>
+      <w:r>
+        <w:t>09. Visual concept journey</w:t>
+      </w:r>
+    </w:p>
+    <w:p>
+      <w:r>
+        <w:t>Show one Nearest Neighbor Reasoning graphic at a time, request a prediction and discuss its trace before the independent assessment.</w:t>
+      </w:r>
+    </w:p>
+    <w:p>
+      <w:pPr>
+        <w:spacing w:line="336" w:lineRule="auto" w:after="180"/>
+      </w:pPr>
+      <w:r>
+        <w:rPr>
+          <w:b w:val="0"/>
+        </w:rPr>
+        <w:t xml:space="preserve">Use one picture at a time. Hide a worked result before asking for a </w:t>
+      </w:r>
+      <w:r>
+        <w:rPr>
+          <w:b/>
+        </w:rPr>
+        <w:t>prediction</w:t>
+      </w:r>
+      <w:r>
+        <w:rPr>
+          <w:b w:val="0"/>
+        </w:rPr>
+        <w:t>, then reveal it for feedback. These are supported teaching cases; retain the separate independent assessment for a fresh first attempt.</w:t>
+      </w:r>
+    </w:p>
+    <w:p>
+      <w:pPr>
+        <w:pStyle w:val="Heading3"/>
+      </w:pPr>
+      <w:r>
+        <w:t>01. Nearest Neighbor Reasoning: the case</w:t>
+      </w:r>
+    </w:p>
+    <w:p>
+      <w:r>
+        <w:drawing>
+          <wp:inline xmlns:a="http://schemas.openxmlformats.org/drawingml/2006/main" xmlns:pic="http://schemas.openxmlformats.org/drawingml/2006/picture">
+            <wp:extent cx="5486400" cy="2840736"/>
+            <wp:docPr id="3" name="Picture 3" descr="A fictional one-feature classifier predicts compact or extended book format. Supplied facts: Stored training rows: A at 2 units compact, B at 6 extended, C at 8 compact, D at 12 extended. Query is 7. Distance is absolute difference; ties sort by ID; tied category vote chooses compact."/>
+            <wp:cNvGraphicFramePr>
+              <a:graphicFrameLocks noChangeAspect="1"/>
+            </wp:cNvGraphicFramePr>
+            <a:graphic>
+              <a:graphicData uri="http://schemas.openxmlformats.org/drawingml/2006/picture">
+                <pic:pic>
+                  <pic:nvPicPr>
+                    <pic:cNvPr id="0" name="academy-story-ai-2-22-01.png"/>
+                    <pic:cNvPicPr/>
+                  </pic:nvPicPr>
+                  <pic:blipFill>
+                    <a:blip r:embed="rId11"/>
+                    <a:stretch>
+                      <a:fillRect/>
+                    </a:stretch>
+                  </pic:blipFill>
+                  <pic:spPr>
+                    <a:xfrm>
+                      <a:off x="0" y="0"/>
+                      <a:ext cx="5486400" cy="2840736"/>
+                    </a:xfrm>
+                    <a:prstGeom prst="rect"/>
+                  </pic:spPr>
+                </pic:pic>
+              </a:graphicData>
+            </a:graphic>
+          </wp:inline>
+        </w:drawing>
+      </w:r>
+    </w:p>
+    <w:p>
+      <w:pPr>
+        <w:spacing w:line="336" w:lineRule="auto" w:after="180"/>
+      </w:pPr>
+      <w:r>
+        <w:rPr>
+          <w:b w:val="0"/>
+        </w:rPr>
+        <w:t xml:space="preserve">A fictional one-feature classifier predicts compact or extended book format. Supplied facts: Stored </w:t>
+      </w:r>
+      <w:r>
+        <w:rPr>
+          <w:b/>
+        </w:rPr>
+        <w:t>training</w:t>
+      </w:r>
+      <w:r>
+        <w:rPr>
+          <w:b w:val="0"/>
+        </w:rPr>
+        <w:t xml:space="preserve"> rows: A at 2 units compact, B at 6 extended, C at 8 compact, D at 12 extended. Query is 7.</w:t>
+      </w:r>
+    </w:p>
+    <w:p>
+      <w:pPr>
+        <w:spacing w:line="336" w:lineRule="auto" w:after="180"/>
+      </w:pPr>
+      <w:r>
+        <w:rPr>
+          <w:b/>
+        </w:rPr>
+        <w:t>Distance</w:t>
+      </w:r>
+      <w:r>
+        <w:rPr>
+          <w:b w:val="0"/>
+        </w:rPr>
+        <w:t xml:space="preserve"> is absolute difference; ties sort by ID; tied category </w:t>
+      </w:r>
+      <w:r>
+        <w:rPr>
+          <w:b/>
+        </w:rPr>
+        <w:t>vote</w:t>
+      </w:r>
+      <w:r>
+        <w:rPr>
+          <w:b w:val="0"/>
+        </w:rPr>
+        <w:t xml:space="preserve"> chooses compact.</w:t>
+      </w:r>
+    </w:p>
+    <w:p>
+      <w:pPr>
+        <w:spacing w:line="336" w:lineRule="auto" w:after="180"/>
+        <w:shd w:fill="F5F1FB"/>
+      </w:pPr>
+      <w:r>
+        <w:rPr>
+          <w:b w:val="0"/>
+        </w:rPr>
+        <w:t>Point to the given fact that matters most. Explain why it matters.</w:t>
+      </w:r>
+    </w:p>
+    <w:p>
+      <w:pPr>
+        <w:pStyle w:val="Heading3"/>
+      </w:pPr>
+      <w:r>
+        <w:t>Discuss while showing the picture</w:t>
+      </w:r>
+    </w:p>
+    <w:p>
+      <w:pPr>
+        <w:spacing w:line="336" w:lineRule="auto" w:after="180"/>
+        <w:shd w:fill="F1F6F8"/>
+      </w:pPr>
+      <w:r>
+        <w:rPr>
+          <w:b w:val="0"/>
+        </w:rPr>
+        <w:t>Teacher prompt: Point to the given fact that matters most. Explain why it matters. Ask learners to describe one label or arrow in ordinary words. Use the adjacent transcript if the image is difficult to see.</w:t>
+      </w:r>
+    </w:p>
+    <w:p>
+      <w:pPr>
+        <w:pStyle w:val="Heading3"/>
+      </w:pPr>
+      <w:r>
+        <w:t>02. Follow the deciding steps</w:t>
+      </w:r>
+    </w:p>
+    <w:p>
+      <w:r>
+        <w:drawing>
+          <wp:inline xmlns:a="http://schemas.openxmlformats.org/drawingml/2006/main" xmlns:pic="http://schemas.openxmlformats.org/drawingml/2006/picture">
+            <wp:extent cx="5486400" cy="4005072"/>
+            <wp:docPr id="4" name="Picture 4" descr="Measure distances: From 7: A=5, B=1, C=1, D=5. → Order neighbours: Distance then ID gives B,C,A,D. → k=1 prediction: First neighbour B is extended: predict extended. → k=3 prediction: B,C,A vote extended,compact,compact: predict compact."/>
+            <wp:cNvGraphicFramePr>
+              <a:graphicFrameLocks noChangeAspect="1"/>
+            </wp:cNvGraphicFramePr>
+            <a:graphic>
+              <a:graphicData uri="http://schemas.openxmlformats.org/drawingml/2006/picture">
+                <pic:pic>
+                  <pic:nvPicPr>
+                    <pic:cNvPr id="0" name="academy-story-ai-2-22-02.png"/>
+                    <pic:cNvPicPr/>
+                  </pic:nvPicPr>
+                  <pic:blipFill>
+                    <a:blip r:embed="rId12"/>
+                    <a:stretch>
+                      <a:fillRect/>
+                    </a:stretch>
+                  </pic:blipFill>
+                  <pic:spPr>
+                    <a:xfrm>
+                      <a:off x="0" y="0"/>
+                      <a:ext cx="5486400" cy="4005072"/>
+                    </a:xfrm>
+                    <a:prstGeom prst="rect"/>
+                  </pic:spPr>
+                </pic:pic>
+              </a:graphicData>
+            </a:graphic>
+          </wp:inline>
+        </w:drawing>
+      </w:r>
+    </w:p>
+    <w:p>
+      <w:pPr>
+        <w:spacing w:line="336" w:lineRule="auto" w:after="180"/>
+      </w:pPr>
+      <w:r>
+        <w:rPr>
+          <w:b w:val="0"/>
+        </w:rPr>
+        <w:t xml:space="preserve">Measure </w:t>
+      </w:r>
+      <w:r>
+        <w:rPr>
+          <w:b/>
+        </w:rPr>
+        <w:t>distance</w:t>
+      </w:r>
+      <w:r>
+        <w:rPr>
+          <w:b w:val="0"/>
+        </w:rPr>
+        <w:t xml:space="preserve">s: From 7: A=5, B=1, C=1, D=5. → Order </w:t>
+      </w:r>
+      <w:r>
+        <w:rPr>
+          <w:b/>
+        </w:rPr>
+        <w:t>neighbour</w:t>
+      </w:r>
+      <w:r>
+        <w:rPr>
+          <w:b w:val="0"/>
+        </w:rPr>
+        <w:t xml:space="preserve">s: </w:t>
+      </w:r>
+      <w:r>
+        <w:rPr>
+          <w:b/>
+        </w:rPr>
+        <w:t>Distance</w:t>
+      </w:r>
+      <w:r>
+        <w:rPr>
+          <w:b w:val="0"/>
+        </w:rPr>
+        <w:t xml:space="preserve"> then ID gives B,C,A,D. → k=1 </w:t>
+      </w:r>
+      <w:r>
+        <w:rPr>
+          <w:b/>
+        </w:rPr>
+        <w:t>prediction</w:t>
+      </w:r>
+      <w:r>
+        <w:rPr>
+          <w:b w:val="0"/>
+        </w:rPr>
+        <w:t xml:space="preserve">: First </w:t>
+      </w:r>
+      <w:r>
+        <w:rPr>
+          <w:b/>
+        </w:rPr>
+        <w:t>neighbour</w:t>
+      </w:r>
+      <w:r>
+        <w:rPr>
+          <w:b w:val="0"/>
+        </w:rPr>
+        <w:t xml:space="preserve"> B is extended: predict extended. → k=3 </w:t>
+      </w:r>
+      <w:r>
+        <w:rPr>
+          <w:b/>
+        </w:rPr>
+        <w:t>prediction</w:t>
+      </w:r>
+      <w:r>
+        <w:rPr>
+          <w:b w:val="0"/>
+        </w:rPr>
+        <w:t xml:space="preserve">: B,C,A </w:t>
+      </w:r>
+      <w:r>
+        <w:rPr>
+          <w:b/>
+        </w:rPr>
+        <w:t>vote</w:t>
+      </w:r>
+      <w:r>
+        <w:rPr>
+          <w:b w:val="0"/>
+        </w:rPr>
+        <w:t xml:space="preserve"> extended,compact,compact: predict compact.</w:t>
+      </w:r>
+    </w:p>
+    <w:p>
+      <w:pPr>
+        <w:spacing w:line="336" w:lineRule="auto" w:after="180"/>
+        <w:shd w:fill="F5F1FB"/>
+      </w:pPr>
+      <w:r>
+        <w:rPr>
+          <w:b w:val="0"/>
+        </w:rPr>
+        <w:t xml:space="preserve">Point to each numbered stage and explain which recorded </w:t>
+      </w:r>
+      <w:r>
+        <w:rPr>
+          <w:b/>
+        </w:rPr>
+        <w:t>input</w:t>
+      </w:r>
+      <w:r>
+        <w:rPr>
+          <w:b w:val="0"/>
+        </w:rPr>
+        <w:t xml:space="preserve"> it uses.</w:t>
+      </w:r>
+    </w:p>
+    <w:p>
+      <w:pPr>
+        <w:pStyle w:val="Heading3"/>
+      </w:pPr>
+      <w:r>
+        <w:t>Discuss while showing the picture</w:t>
+      </w:r>
+    </w:p>
+    <w:p>
+      <w:pPr>
+        <w:spacing w:line="336" w:lineRule="auto" w:after="180"/>
+        <w:shd w:fill="F1F6F8"/>
+      </w:pPr>
+      <w:r>
+        <w:rPr>
+          <w:b w:val="0"/>
+        </w:rPr>
+        <w:t xml:space="preserve">Teacher prompt: Point to each numbered stage and explain which recorded </w:t>
+      </w:r>
+      <w:r>
+        <w:rPr>
+          <w:b/>
+        </w:rPr>
+        <w:t>input</w:t>
+      </w:r>
+      <w:r>
+        <w:rPr>
+          <w:b w:val="0"/>
+        </w:rPr>
+        <w:t xml:space="preserve"> it uses. Ask learners to describe one label or arrow in ordinary words. Use the adjacent transcript if the image is difficult to see.</w:t>
+      </w:r>
+    </w:p>
+    <w:p>
+      <w:pPr>
+        <w:pStyle w:val="Heading3"/>
+      </w:pPr>
+      <w:r>
+        <w:t>03. Distances from query 7</w:t>
+      </w:r>
+    </w:p>
+    <w:p>
+      <w:r>
+        <w:drawing>
+          <wp:inline xmlns:a="http://schemas.openxmlformats.org/drawingml/2006/main" xmlns:pic="http://schemas.openxmlformats.org/drawingml/2006/picture">
+            <wp:extent cx="5486400" cy="3584448"/>
+            <wp:docPr id="5" name="Picture 5" descr="Distances from query 7. Units: absolute distance units. A at 2: 5. B at 6: 1. C at 8: 1. D at 12: 5."/>
+            <wp:cNvGraphicFramePr>
+              <a:graphicFrameLocks noChangeAspect="1"/>
+            </wp:cNvGraphicFramePr>
+            <a:graphic>
+              <a:graphicData uri="http://schemas.openxmlformats.org/drawingml/2006/picture">
+                <pic:pic>
+                  <pic:nvPicPr>
+                    <pic:cNvPr id="0" name="academy-story-ai-2-22-03.png"/>
+                    <pic:cNvPicPr/>
+                  </pic:nvPicPr>
+                  <pic:blipFill>
+                    <a:blip r:embed="rId13"/>
+                    <a:stretch>
+                      <a:fillRect/>
+                    </a:stretch>
+                  </pic:blipFill>
+                  <pic:spPr>
+                    <a:xfrm>
+                      <a:off x="0" y="0"/>
+                      <a:ext cx="5486400" cy="3584448"/>
+                    </a:xfrm>
+                    <a:prstGeom prst="rect"/>
+                  </pic:spPr>
+                </pic:pic>
+              </a:graphicData>
+            </a:graphic>
+          </wp:inline>
+        </w:drawing>
+      </w:r>
+    </w:p>
+    <w:p>
+      <w:pPr>
+        <w:spacing w:line="336" w:lineRule="auto" w:after="180"/>
+      </w:pPr>
+      <w:r>
+        <w:rPr>
+          <w:b/>
+        </w:rPr>
+        <w:t>Distance</w:t>
+      </w:r>
+      <w:r>
+        <w:rPr>
+          <w:b w:val="0"/>
+        </w:rPr>
+        <w:t xml:space="preserve">s from query 7. Units: absolute </w:t>
+      </w:r>
+      <w:r>
+        <w:rPr>
+          <w:b/>
+        </w:rPr>
+        <w:t>distance</w:t>
+      </w:r>
+      <w:r>
+        <w:rPr>
+          <w:b w:val="0"/>
+        </w:rPr>
+        <w:t xml:space="preserve"> units. A at 2: 5. B at 6: 1. C at 8: 1. D at 12: 5.</w:t>
+      </w:r>
+    </w:p>
+    <w:p>
+      <w:pPr>
+        <w:spacing w:line="336" w:lineRule="auto" w:after="180"/>
+        <w:shd w:fill="F5F1FB"/>
+      </w:pPr>
+      <w:r>
+        <w:rPr>
+          <w:b w:val="0"/>
+        </w:rPr>
+        <w:t>Read the labels and values. Explain the relationship the model shows.</w:t>
+      </w:r>
+    </w:p>
+    <w:p>
+      <w:pPr>
+        <w:pStyle w:val="Heading3"/>
+      </w:pPr>
+      <w:r>
+        <w:t>Discuss while showing the picture</w:t>
+      </w:r>
+    </w:p>
+    <w:p>
+      <w:pPr>
+        <w:spacing w:line="336" w:lineRule="auto" w:after="180"/>
+        <w:shd w:fill="F1F6F8"/>
+      </w:pPr>
+      <w:r>
+        <w:rPr>
+          <w:b w:val="0"/>
+        </w:rPr>
+        <w:t>Teacher prompt: Read the labels and values. Explain the relationship the model shows. Ask learners to describe one label or arrow in ordinary words. Use the adjacent transcript if the image is difficult to see.</w:t>
+      </w:r>
+    </w:p>
+    <w:p>
+      <w:pPr>
+        <w:spacing w:line="336" w:lineRule="auto" w:after="180"/>
+        <w:shd w:fill="F1F6F8"/>
+      </w:pPr>
+      <w:r>
+        <w:rPr>
+          <w:b w:val="0"/>
+        </w:rPr>
+        <w:t>Check row/column meanings, units and denominators before discussing a difference. Supplied toy values are not real class or model results.</w:t>
+      </w:r>
+    </w:p>
+    <w:p>
+      <w:pPr>
+        <w:pStyle w:val="Heading3"/>
+      </w:pPr>
+      <w:r>
+        <w:t>04. Change one thing. Trace what follows.</w:t>
+      </w:r>
+    </w:p>
+    <w:p>
+      <w:r>
+        <w:drawing>
+          <wp:inline xmlns:a="http://schemas.openxmlformats.org/drawingml/2006/main" xmlns:pic="http://schemas.openxmlformats.org/drawingml/2006/picture">
+            <wp:extent cx="5486400" cy="3026664"/>
+            <wp:docPr id="6" name="Picture 6" descr="Original case: B,C,A vote extended,compact,compact: predict compact. Changed condition: Move query from 7 to 9 while keeping training fixed. Expected result: Order becomes C,B,D,A; k=1 predicts compact and k=3 predicts extended. Reason: Distances are C=1,B=3,D=3,A=7; B beats D by the ID tie rule."/>
+            <wp:cNvGraphicFramePr>
+              <a:graphicFrameLocks noChangeAspect="1"/>
+            </wp:cNvGraphicFramePr>
+            <a:graphic>
+              <a:graphicData uri="http://schemas.openxmlformats.org/drawingml/2006/picture">
+                <pic:pic>
+                  <pic:nvPicPr>
+                    <pic:cNvPr id="0" name="academy-story-ai-2-22-04.png"/>
+                    <pic:cNvPicPr/>
+                  </pic:nvPicPr>
+                  <pic:blipFill>
+                    <a:blip r:embed="rId14"/>
+                    <a:stretch>
+                      <a:fillRect/>
+                    </a:stretch>
+                  </pic:blipFill>
+                  <pic:spPr>
+                    <a:xfrm>
+                      <a:off x="0" y="0"/>
+                      <a:ext cx="5486400" cy="3026664"/>
+                    </a:xfrm>
+                    <a:prstGeom prst="rect"/>
+                  </pic:spPr>
+                </pic:pic>
+              </a:graphicData>
+            </a:graphic>
+          </wp:inline>
+        </w:drawing>
+      </w:r>
+    </w:p>
+    <w:p>
+      <w:pPr>
+        <w:spacing w:line="336" w:lineRule="auto" w:after="180"/>
+      </w:pPr>
+      <w:r>
+        <w:rPr>
+          <w:b w:val="0"/>
+        </w:rPr>
+        <w:t xml:space="preserve">Original case: B,C,A </w:t>
+      </w:r>
+      <w:r>
+        <w:rPr>
+          <w:b/>
+        </w:rPr>
+        <w:t>vote</w:t>
+      </w:r>
+      <w:r>
+        <w:rPr>
+          <w:b w:val="0"/>
+        </w:rPr>
+        <w:t xml:space="preserve"> extended,compact,compact: predict compact. Changed condition: Move query from 7 to 9 while keeping </w:t>
+      </w:r>
+      <w:r>
+        <w:rPr>
+          <w:b/>
+        </w:rPr>
+        <w:t>training</w:t>
+      </w:r>
+      <w:r>
+        <w:rPr>
+          <w:b w:val="0"/>
+        </w:rPr>
+        <w:t xml:space="preserve"> fixed.</w:t>
+      </w:r>
+    </w:p>
+    <w:p>
+      <w:pPr>
+        <w:spacing w:line="336" w:lineRule="auto" w:after="180"/>
+      </w:pPr>
+      <w:r>
+        <w:rPr>
+          <w:b w:val="0"/>
+        </w:rPr>
+        <w:t xml:space="preserve">Expected result: Order becomes C,B,D,A; k=1 predicts compact and k=3 predicts extended. Reason: </w:t>
+      </w:r>
+      <w:r>
+        <w:rPr>
+          <w:b/>
+        </w:rPr>
+        <w:t>Distance</w:t>
+      </w:r>
+      <w:r>
+        <w:rPr>
+          <w:b w:val="0"/>
+        </w:rPr>
+        <w:t xml:space="preserve">s are C=1,B=3,D=3,A=7; B beats D by the ID </w:t>
+      </w:r>
+      <w:r>
+        <w:rPr>
+          <w:b/>
+        </w:rPr>
+        <w:t>tie rule</w:t>
+      </w:r>
+      <w:r>
+        <w:rPr>
+          <w:b w:val="0"/>
+        </w:rPr>
+        <w:t>.</w:t>
+      </w:r>
+    </w:p>
+    <w:p>
+      <w:pPr>
+        <w:spacing w:line="336" w:lineRule="auto" w:after="180"/>
+        <w:shd w:fill="F5F1FB"/>
+      </w:pPr>
+      <w:r>
+        <w:rPr>
+          <w:b w:val="0"/>
+        </w:rPr>
+        <w:t>Predict before checking the worked changed-case result. Name what changed and what the supplied facts allow you to conclude.</w:t>
+      </w:r>
+    </w:p>
+    <w:p>
+      <w:pPr>
+        <w:pStyle w:val="Heading3"/>
+      </w:pPr>
+      <w:r>
+        <w:t>Discuss while showing the picture</w:t>
+      </w:r>
+    </w:p>
+    <w:p>
+      <w:pPr>
+        <w:spacing w:line="336" w:lineRule="auto" w:after="180"/>
+        <w:shd w:fill="F1F6F8"/>
+      </w:pPr>
+      <w:r>
+        <w:rPr>
+          <w:b w:val="0"/>
+        </w:rPr>
+        <w:t>Teacher prompt: Predict before checking the worked changed-case result. Name what changed and what the supplied facts allow you to conclude. Ask learners to describe one label or arrow in ordinary words.</w:t>
+      </w:r>
+    </w:p>
+    <w:p>
+      <w:pPr>
+        <w:spacing w:line="336" w:lineRule="auto" w:after="180"/>
+        <w:shd w:fill="F1F6F8"/>
+      </w:pPr>
+      <w:r>
+        <w:rPr>
+          <w:b w:val="0"/>
+        </w:rPr>
+        <w:t xml:space="preserve">Use the adjacent transcript if the image is difficult to see. Changed-case reasoning: </w:t>
+      </w:r>
+      <w:r>
+        <w:rPr>
+          <w:b/>
+        </w:rPr>
+        <w:t>Distance</w:t>
+      </w:r>
+      <w:r>
+        <w:rPr>
+          <w:b w:val="0"/>
+        </w:rPr>
+        <w:t xml:space="preserve">s are C=1,B=3,D=3,A=7; B beats D by the ID </w:t>
+      </w:r>
+      <w:r>
+        <w:rPr>
+          <w:b/>
+        </w:rPr>
+        <w:t>tie rule</w:t>
+      </w:r>
+      <w:r>
+        <w:rPr>
+          <w:b w:val="0"/>
+        </w:rPr>
+        <w:t>.</w:t>
+      </w:r>
+    </w:p>
+    <w:p>
+      <w:pPr>
+        <w:pStyle w:val="Heading3"/>
+      </w:pPr>
+      <w:r>
+        <w:t>05. Connect the explanation to its limit</w:t>
+      </w:r>
+    </w:p>
+    <w:p>
+      <w:r>
+        <w:drawing>
+          <wp:inline xmlns:a="http://schemas.openxmlformats.org/drawingml/2006/main" xmlns:pic="http://schemas.openxmlformats.org/drawingml/2006/picture">
+            <wp:extent cx="5486400" cy="2834640"/>
+            <wp:docPr id="7" name="Picture 7" descr="Changing k changes how many training neighbours vote, even though all distances remain fixed. The query’s reference label must not enter the stored pool before predicting. Tie policies make ordering reproducible; without them, list order could unexpectedly determine the single-neighbour result. Limit: Nearest-neighbour votes depend on feature representation; they are not calibrated probabilities or guaranteed correct labels."/>
+            <wp:cNvGraphicFramePr>
+              <a:graphicFrameLocks noChangeAspect="1"/>
+            </wp:cNvGraphicFramePr>
+            <a:graphic>
+              <a:graphicData uri="http://schemas.openxmlformats.org/drawingml/2006/picture">
+                <pic:pic>
+                  <pic:nvPicPr>
+                    <pic:cNvPr id="0" name="academy-story-ai-2-22-05.png"/>
+                    <pic:cNvPicPr/>
+                  </pic:nvPicPr>
+                  <pic:blipFill>
+                    <a:blip r:embed="rId15"/>
+                    <a:stretch>
+                      <a:fillRect/>
+                    </a:stretch>
+                  </pic:blipFill>
+                  <pic:spPr>
+                    <a:xfrm>
+                      <a:off x="0" y="0"/>
+                      <a:ext cx="5486400" cy="2834640"/>
+                    </a:xfrm>
+                    <a:prstGeom prst="rect"/>
+                  </pic:spPr>
+                </pic:pic>
+              </a:graphicData>
+            </a:graphic>
+          </wp:inline>
+        </w:drawing>
+      </w:r>
+    </w:p>
+    <w:p>
+      <w:pPr>
+        <w:spacing w:line="336" w:lineRule="auto" w:after="180"/>
+      </w:pPr>
+      <w:r>
+        <w:rPr>
+          <w:b w:val="0"/>
+        </w:rPr>
+        <w:t xml:space="preserve">Changing k changes how many </w:t>
+      </w:r>
+      <w:r>
+        <w:rPr>
+          <w:b/>
+        </w:rPr>
+        <w:t>training</w:t>
+      </w:r>
+      <w:r>
+        <w:rPr>
+          <w:b w:val="0"/>
+        </w:rPr>
+        <w:t xml:space="preserve"> </w:t>
+      </w:r>
+      <w:r>
+        <w:rPr>
+          <w:b/>
+        </w:rPr>
+        <w:t>neighbour</w:t>
+      </w:r>
+      <w:r>
+        <w:rPr>
+          <w:b w:val="0"/>
+        </w:rPr>
+        <w:t xml:space="preserve">s </w:t>
+      </w:r>
+      <w:r>
+        <w:rPr>
+          <w:b/>
+        </w:rPr>
+        <w:t>vote</w:t>
+      </w:r>
+      <w:r>
+        <w:rPr>
+          <w:b w:val="0"/>
+        </w:rPr>
+        <w:t xml:space="preserve">, even though all </w:t>
+      </w:r>
+      <w:r>
+        <w:rPr>
+          <w:b/>
+        </w:rPr>
+        <w:t>distance</w:t>
+      </w:r>
+      <w:r>
+        <w:rPr>
+          <w:b w:val="0"/>
+        </w:rPr>
+        <w:t>s remain fixed. The query’s reference label must not enter the stored pool before predicting.</w:t>
+      </w:r>
+    </w:p>
+    <w:p>
+      <w:pPr>
+        <w:spacing w:line="336" w:lineRule="auto" w:after="180"/>
+      </w:pPr>
+      <w:r>
+        <w:rPr>
+          <w:b w:val="0"/>
+        </w:rPr>
+        <w:t>Tie policies make ordering reproducible; without them, list order could unexpectedly determine the single-</w:t>
+      </w:r>
+      <w:r>
+        <w:rPr>
+          <w:b/>
+        </w:rPr>
+        <w:t>neighbour</w:t>
+      </w:r>
+      <w:r>
+        <w:rPr>
+          <w:b w:val="0"/>
+        </w:rPr>
+        <w:t xml:space="preserve"> result.</w:t>
+      </w:r>
+    </w:p>
+    <w:p>
+      <w:pPr>
+        <w:spacing w:line="336" w:lineRule="auto" w:after="180"/>
+      </w:pPr>
+      <w:r>
+        <w:rPr>
+          <w:b w:val="0"/>
+        </w:rPr>
+        <w:t>Limit: Nearest-</w:t>
+      </w:r>
+      <w:r>
+        <w:rPr>
+          <w:b/>
+        </w:rPr>
+        <w:t>neighbour</w:t>
+      </w:r>
+      <w:r>
+        <w:rPr>
+          <w:b w:val="0"/>
+        </w:rPr>
+        <w:t xml:space="preserve"> </w:t>
+      </w:r>
+      <w:r>
+        <w:rPr>
+          <w:b/>
+        </w:rPr>
+        <w:t>vote</w:t>
+      </w:r>
+      <w:r>
+        <w:rPr>
+          <w:b w:val="0"/>
+        </w:rPr>
+        <w:t>s depend on feature representation; they are not calibrated probabilities or guaranteed correct labels.</w:t>
+      </w:r>
+    </w:p>
+    <w:p>
+      <w:pPr>
+        <w:spacing w:line="336" w:lineRule="auto" w:after="180"/>
+        <w:shd w:fill="F5F1FB"/>
+      </w:pPr>
+      <w:r>
+        <w:rPr>
+          <w:b w:val="0"/>
+        </w:rPr>
+        <w:t>Explain the case, then point to a limit on the claim.</w:t>
+      </w:r>
+    </w:p>
+    <w:p>
+      <w:pPr>
+        <w:pStyle w:val="Heading3"/>
+      </w:pPr>
+      <w:r>
+        <w:t>Discuss while showing the picture</w:t>
+      </w:r>
+    </w:p>
+    <w:p>
+      <w:pPr>
+        <w:spacing w:line="336" w:lineRule="auto" w:after="180"/>
+        <w:shd w:fill="F1F6F8"/>
+      </w:pPr>
+      <w:r>
+        <w:rPr>
+          <w:b w:val="0"/>
+        </w:rPr>
+        <w:t>Teacher prompt: Explain the case, then point to a limit on the claim. Ask learners to describe one label or arrow in ordinary words. Use the adjacent transcript if the image is difficult to see.</w:t>
+      </w:r>
+    </w:p>
+    <w:p>
+      <w:pPr>
+        <w:spacing w:line="336" w:lineRule="auto" w:after="180"/>
+        <w:shd w:fill="F1F6F8"/>
+      </w:pPr>
+      <w:r>
+        <w:rPr>
+          <w:b w:val="0"/>
+        </w:rPr>
+        <w:t>Keep the stated scope: Nearest-</w:t>
+      </w:r>
+      <w:r>
+        <w:rPr>
+          <w:b/>
+        </w:rPr>
+        <w:t>neighbour</w:t>
+      </w:r>
+      <w:r>
+        <w:rPr>
+          <w:b w:val="0"/>
+        </w:rPr>
+        <w:t xml:space="preserve"> </w:t>
+      </w:r>
+      <w:r>
+        <w:rPr>
+          <w:b/>
+        </w:rPr>
+        <w:t>vote</w:t>
+      </w:r>
+      <w:r>
+        <w:rPr>
+          <w:b w:val="0"/>
+        </w:rPr>
+        <w:t>s depend on feature representation; they are not calibrated probabilities or guaranteed correct labels.</w:t>
+      </w:r>
+    </w:p>
+    <w:p>
+      <w:pPr>
+        <w:pStyle w:val="Heading3"/>
+      </w:pPr>
+      <w:r>
+        <w:t>06. Make the idea visible in your project</w:t>
+      </w:r>
+    </w:p>
+    <w:p>
+      <w:r>
+        <w:drawing>
+          <wp:inline xmlns:a="http://schemas.openxmlformats.org/drawingml/2006/main" xmlns:pic="http://schemas.openxmlformats.org/drawingml/2006/picture">
+            <wp:extent cx="5486400" cy="3380232"/>
+            <wp:docPr id="8" name="Picture 8" descr="Retain recommender neighbour IDs, distances, k and tie decisions so similar-book explanations can be audited. Draw your input, deciding step, result and limit. Supported question: Why do k=1 and k=3 disagree for the original query?"/>
+            <wp:cNvGraphicFramePr>
+              <a:graphicFrameLocks noChangeAspect="1"/>
+            </wp:cNvGraphicFramePr>
+            <a:graphic>
+              <a:graphicData uri="http://schemas.openxmlformats.org/drawingml/2006/picture">
+                <pic:pic>
+                  <pic:nvPicPr>
+                    <pic:cNvPr id="0" name="academy-story-ai-2-22-06.png"/>
+                    <pic:cNvPicPr/>
+                  </pic:nvPicPr>
+                  <pic:blipFill>
+                    <a:blip r:embed="rId16"/>
+                    <a:stretch>
+                      <a:fillRect/>
+                    </a:stretch>
+                  </pic:blipFill>
+                  <pic:spPr>
+                    <a:xfrm>
+                      <a:off x="0" y="0"/>
+                      <a:ext cx="5486400" cy="3380232"/>
+                    </a:xfrm>
+                    <a:prstGeom prst="rect"/>
+                  </pic:spPr>
+                </pic:pic>
+              </a:graphicData>
+            </a:graphic>
+          </wp:inline>
+        </w:drawing>
+      </w:r>
+    </w:p>
+    <w:p>
+      <w:pPr>
+        <w:spacing w:line="336" w:lineRule="auto" w:after="180"/>
+        <w:shd w:fill="F5F1FB"/>
+      </w:pPr>
+      <w:r>
+        <w:rPr>
+          <w:b w:val="0"/>
+        </w:rPr>
+        <w:t xml:space="preserve">Retain recommender </w:t>
+      </w:r>
+      <w:r>
+        <w:rPr>
+          <w:b/>
+        </w:rPr>
+        <w:t>neighbour</w:t>
+      </w:r>
+      <w:r>
+        <w:rPr>
+          <w:b w:val="0"/>
+        </w:rPr>
+        <w:t xml:space="preserve"> IDs, </w:t>
+      </w:r>
+      <w:r>
+        <w:rPr>
+          <w:b/>
+        </w:rPr>
+        <w:t>distance</w:t>
+      </w:r>
+      <w:r>
+        <w:rPr>
+          <w:b w:val="0"/>
+        </w:rPr>
+        <w:t xml:space="preserve">s, k and tie decisions so similar-book explanations can be audited. Draw your </w:t>
+      </w:r>
+      <w:r>
+        <w:rPr>
+          <w:b/>
+        </w:rPr>
+        <w:t>input</w:t>
+      </w:r>
+      <w:r>
+        <w:rPr>
+          <w:b w:val="0"/>
+        </w:rPr>
+        <w:t>, deciding step, result and limit.</w:t>
+      </w:r>
+    </w:p>
+    <w:p>
+      <w:pPr>
+        <w:spacing w:line="336" w:lineRule="auto" w:after="180"/>
+        <w:shd w:fill="F5F1FB"/>
+      </w:pPr>
+      <w:r>
+        <w:rPr>
+          <w:b w:val="0"/>
+        </w:rPr>
+        <w:t>Supported question: Why do k=1 and k=3 disagree for the original query?</w:t>
+      </w:r>
+    </w:p>
+    <w:p>
+      <w:pPr>
+        <w:spacing w:line="336" w:lineRule="auto" w:after="180"/>
+        <w:shd w:fill="F5F1FB"/>
+      </w:pPr>
+      <w:r>
+        <w:rPr>
+          <w:b w:val="0"/>
+        </w:rPr>
+        <w:t xml:space="preserve">Draw your project trace and justify the deciding step using </w:t>
+      </w:r>
+      <w:r>
+        <w:rPr>
+          <w:b/>
+        </w:rPr>
+        <w:t>evidence</w:t>
+      </w:r>
+      <w:r>
+        <w:rPr>
+          <w:b w:val="0"/>
+        </w:rPr>
+        <w:t>.</w:t>
+      </w:r>
+    </w:p>
+    <w:p>
+      <w:pPr>
+        <w:pStyle w:val="Heading3"/>
+      </w:pPr>
+      <w:r>
+        <w:t>Discuss while showing the picture</w:t>
+      </w:r>
+    </w:p>
+    <w:p>
+      <w:pPr>
+        <w:spacing w:line="336" w:lineRule="auto" w:after="180"/>
+        <w:shd w:fill="F1F6F8"/>
+      </w:pPr>
+      <w:r>
+        <w:rPr>
+          <w:b w:val="0"/>
+        </w:rPr>
+        <w:t xml:space="preserve">Teacher prompt: Draw your project trace and justify the deciding step using </w:t>
+      </w:r>
+      <w:r>
+        <w:rPr>
+          <w:b/>
+        </w:rPr>
+        <w:t>evidence</w:t>
+      </w:r>
+      <w:r>
+        <w:rPr>
+          <w:b w:val="0"/>
+        </w:rPr>
+        <w:t>. Ask learners to describe one label or arrow in ordinary words. Use the adjacent transcript if the image is difficult to see.</w:t>
+      </w:r>
+    </w:p>
+    <w:p>
+      <w:pPr>
+        <w:spacing w:line="336" w:lineRule="auto" w:after="180"/>
+        <w:shd w:fill="F1F6F8"/>
+      </w:pPr>
+      <w:r>
+        <w:rPr>
+          <w:b w:val="0"/>
+        </w:rPr>
+        <w:t xml:space="preserve">Supported practice key: The closest tied </w:t>
+      </w:r>
+      <w:r>
+        <w:rPr>
+          <w:b/>
+        </w:rPr>
+        <w:t>neighbour</w:t>
+      </w:r>
+      <w:r>
+        <w:rPr>
+          <w:b w:val="0"/>
+        </w:rPr>
+        <w:t xml:space="preserve"> selected by ID is extended B, while the first three include two compact </w:t>
+      </w:r>
+      <w:r>
+        <w:rPr>
+          <w:b/>
+        </w:rPr>
+        <w:t>vote</w:t>
+      </w:r>
+      <w:r>
+        <w:rPr>
+          <w:b w:val="0"/>
+        </w:rPr>
+        <w:t>s.</w:t>
       </w:r>
     </w:p>
     <w:sectPr>

--- a/downloads/teacher/ai-2-week-22.docx
+++ b/downloads/teacher/ai-2-week-22.docx
@@ -161,7 +161,7 @@
           </w:tcPr>
           <w:p>
             <w:r>
-              <w:t>Sections 1–6; record the brief recall in the workbook.</w:t>
+              <w:t>Use Your mission, Notice the evidence, See how it works, Compare the cases, Words that unlock the idea and Follow a worked example; record the brief recall in the workbook.</w:t>
             </w:r>
           </w:p>
         </w:tc>
@@ -193,7 +193,7 @@
           </w:tcPr>
           <w:p>
             <w:r>
-              <w:t>Sections 7–10; use the matching workbook W2 and misconception check.</w:t>
+              <w:t>Use Find and repair a mistake, Practise together, Run the investigation and Build your understanding; use the matching workbook W2 and misconception check.</w:t>
             </w:r>
           </w:p>
         </w:tc>
@@ -225,7 +225,7 @@
           </w:tcPr>
           <w:p>
             <w:r>
-              <w:t>Sections 9 and 11–14. Give extra time to finish the full task set; use Section 15 when the week includes a coding lab.</w:t>
+              <w:t>Use Run the investigation, Connect your project, Show what you know, Study a complete case and Try a new case independently. Allow extra time for the full task set. Use a coding lab only when this week actually provides one; Your lesson route is the planning section.</w:t>
             </w:r>
           </w:p>
         </w:tc>
@@ -6925,7 +6925,7 @@
           </w:tcPr>
           <w:p>
             <w:r>
-              <w:t>Sections 1–6; record the brief recall in the workbook.</w:t>
+              <w:t>Use Your mission, Notice the evidence, See how it works, Compare the cases, Words that unlock the idea and Follow a worked example; record the brief recall in the workbook.</w:t>
             </w:r>
           </w:p>
         </w:tc>
@@ -6957,7 +6957,7 @@
           </w:tcPr>
           <w:p>
             <w:r>
-              <w:t>Sections 7–10; use the matching workbook W2 and misconception check.</w:t>
+              <w:t>Use Find and repair a mistake, Practise together, Run the investigation and Build your understanding; use the matching workbook W2 and misconception check.</w:t>
             </w:r>
           </w:p>
         </w:tc>
@@ -6989,7 +6989,7 @@
           </w:tcPr>
           <w:p>
             <w:r>
-              <w:t>Sections 9 and 11–14. Give extra time to finish the full task set; use Section 15 when the week includes a coding lab.</w:t>
+              <w:t>Use Run the investigation, Connect your project, Show what you know, Study a complete case and Try a new case independently. Allow extra time for the full task set. Use a coding lab only when this week actually provides one; Your lesson route is the planning section.</w:t>
             </w:r>
           </w:p>
         </w:tc>

--- a/downloads/teacher/ai-2-week-22.docx
+++ b/downloads/teacher/ai-2-week-22.docx
@@ -25,20 +25,38 @@
         <w:pStyle w:val="Heading1"/>
       </w:pPr>
       <w:r>
-        <w:t>01. Nearest-Neighbor Reasoning</w:t>
-      </w:r>
-    </w:p>
-    <w:p>
-      <w:r>
-        <w:t>Prepare Nearest Neighbor Reasoning: check the target, prerequisites, resources and adaptable teaching schedule.</w:t>
-      </w:r>
-    </w:p>
-    <w:p>
-      <w:pPr>
-        <w:pStyle w:val="Heading3"/>
-      </w:pPr>
-      <w:r>
-        <w:t>Teach the learning cycle</w:t>
+        <w:t>Teach a neighbour classifier as an inspectable reference-free prediction path.</w:t>
+      </w:r>
+    </w:p>
+    <w:p>
+      <w:r>
+        <w:t>Supply complete scripts and validation records, separate the book example and reserve the new pool for assessment.</w:t>
+      </w:r>
+    </w:p>
+    <w:p>
+      <w:r>
+        <w:t>Require neighbour IDs, distances, votes and settings beside the prediction and score.</w:t>
+      </w:r>
+    </w:p>
+    <w:p>
+      <w:pPr>
+        <w:pStyle w:val="Heading1"/>
+      </w:pPr>
+      <w:r>
+        <w:t>01. Prepare this connected week</w:t>
+      </w:r>
+    </w:p>
+    <w:p>
+      <w:r>
+        <w:t>Use one main plan and keep practice separate from the independent first attempt.</w:t>
+      </w:r>
+    </w:p>
+    <w:p>
+      <w:pPr>
+        <w:pStyle w:val="Heading2"/>
+      </w:pPr>
+      <w:r>
+        <w:t>Learning goal and precision</w:t>
       </w:r>
     </w:p>
     <w:p>
@@ -86,6 +104,187 @@
           <w:b w:val="0"/>
         </w:rPr>
         <w:t>s</w:t>
+      </w:r>
+    </w:p>
+    <w:p>
+      <w:pPr>
+        <w:spacing w:line="336" w:lineRule="auto" w:after="180"/>
+      </w:pPr>
+      <w:r>
+        <w:rPr>
+          <w:b w:val="0"/>
+        </w:rPr>
+        <w:t xml:space="preserve">Teach two 45-minute sessions. Use a single numeric feature to make </w:t>
+      </w:r>
+      <w:r>
+        <w:rPr>
+          <w:b/>
+        </w:rPr>
+        <w:t>distance</w:t>
+      </w:r>
+      <w:r>
+        <w:rPr>
+          <w:b w:val="0"/>
+        </w:rPr>
+        <w:t xml:space="preserve"> arithmetic visible, then distinguish </w:t>
+      </w:r>
+      <w:r>
+        <w:rPr>
+          <w:b/>
+        </w:rPr>
+        <w:t>neighbour</w:t>
+      </w:r>
+      <w:r>
+        <w:rPr>
+          <w:b w:val="0"/>
+        </w:rPr>
+        <w:t xml:space="preserve"> selection from voting. Store only </w:t>
+      </w:r>
+      <w:r>
+        <w:rPr>
+          <w:b/>
+        </w:rPr>
+        <w:t>training</w:t>
+      </w:r>
+      <w:r>
+        <w:rPr>
+          <w:b w:val="0"/>
+        </w:rPr>
+        <w:t xml:space="preserve"> rows.</w:t>
+      </w:r>
+    </w:p>
+    <w:p>
+      <w:pPr>
+        <w:spacing w:line="336" w:lineRule="auto" w:after="180"/>
+      </w:pPr>
+      <w:r>
+        <w:rPr>
+          <w:b w:val="0"/>
+        </w:rPr>
+        <w:t xml:space="preserve">Alphabetical IDs settle equal </w:t>
+      </w:r>
+      <w:r>
+        <w:rPr>
+          <w:b/>
+        </w:rPr>
+        <w:t>distance</w:t>
+      </w:r>
+      <w:r>
+        <w:rPr>
+          <w:b w:val="0"/>
+        </w:rPr>
+        <w:t>s for this classroom method; explain that it is a convention and other implementations can use different tie behavior.</w:t>
+      </w:r>
+    </w:p>
+    <w:p>
+      <w:pPr>
+        <w:spacing w:line="336" w:lineRule="auto" w:after="180"/>
+      </w:pPr>
+      <w:r>
+        <w:rPr>
+          <w:b w:val="0"/>
+        </w:rPr>
+        <w:t xml:space="preserve">By the end, I can order </w:t>
+      </w:r>
+      <w:r>
+        <w:rPr>
+          <w:b/>
+        </w:rPr>
+        <w:t>training</w:t>
+      </w:r>
+      <w:r>
+        <w:rPr>
+          <w:b w:val="0"/>
+        </w:rPr>
+        <w:t xml:space="preserve"> </w:t>
+      </w:r>
+      <w:r>
+        <w:rPr>
+          <w:b/>
+        </w:rPr>
+        <w:t>neighbour</w:t>
+      </w:r>
+      <w:r>
+        <w:rPr>
+          <w:b w:val="0"/>
+        </w:rPr>
+        <w:t xml:space="preserve">s, apply k and keep query labels out of </w:t>
+      </w:r>
+      <w:r>
+        <w:rPr>
+          <w:b/>
+        </w:rPr>
+        <w:t>prediction</w:t>
+      </w:r>
+      <w:r>
+        <w:rPr>
+          <w:b w:val="0"/>
+        </w:rPr>
+        <w:t>.</w:t>
+      </w:r>
+    </w:p>
+    <w:p>
+      <w:pPr>
+        <w:pStyle w:val="Heading2"/>
+      </w:pPr>
+      <w:r>
+        <w:t>What to prepare</w:t>
+      </w:r>
+    </w:p>
+    <w:p>
+      <w:pPr>
+        <w:pStyle w:val="ListBullet"/>
+      </w:pPr>
+      <w:r>
+        <w:t>Use the supplied scenario, student illustrations and blank paper. For numeric work, offer counters or a calculator after learners show the setup. Fictional records are supplied; personal data and paid accounts are unnecessary.</w:t>
+      </w:r>
+    </w:p>
+    <w:p>
+      <w:pPr>
+        <w:pStyle w:val="ListBullet"/>
+      </w:pPr>
+      <w:r>
+        <w:t>Case exposure check: this source example appears in ai-2/22, ai-4/12. Reuse a familiar case for recall or modelling; verify that the case used to assess transfer has not already received feedback.</w:t>
+      </w:r>
+    </w:p>
+    <w:p>
+      <w:pPr>
+        <w:pStyle w:val="ListBullet"/>
+      </w:pPr>
+      <w:r>
+        <w:t>Printed lesson and workbook</w:t>
+      </w:r>
+    </w:p>
+    <w:p>
+      <w:pPr>
+        <w:pStyle w:val="ListBullet"/>
+      </w:pPr>
+      <w:r>
+        <w:t>Number line from 0 to 14 cm and five labelled training markers</w:t>
+      </w:r>
+    </w:p>
+    <w:p>
+      <w:pPr>
+        <w:pStyle w:val="ListBullet"/>
+      </w:pPr>
+      <w:r>
+        <w:t>Optional Python 3 editor with no packages required</w:t>
+      </w:r>
+    </w:p>
+    <w:p>
+      <w:pPr>
+        <w:pStyle w:val="ListBullet"/>
+      </w:pPr>
+      <w:r>
+        <w:t>Blank table for distances ordered IDs votes and predictions</w:t>
+      </w:r>
+    </w:p>
+    <w:p>
+      <w:pPr>
+        <w:pStyle w:val="Heading2"/>
+      </w:pPr>
+      <w:r>
+        <w:t>Main teaching plan</w:t>
       </w:r>
     </w:p>
     <w:tbl>
@@ -267,13 +466,212 @@
     </w:p>
     <w:p>
       <w:pPr>
+        <w:pStyle w:val="Heading2"/>
+      </w:pPr>
+      <w:r>
+        <w:t>Opening retrieval and readiness</w:t>
+      </w:r>
+    </w:p>
+    <w:p>
+      <w:pPr>
         <w:spacing w:line="336" w:lineRule="auto" w:after="180"/>
       </w:pPr>
       <w:r>
         <w:rPr>
           <w:b w:val="0"/>
         </w:rPr>
-        <w:t>Case exposure check: this source example appears in ai-2/22, ai-4/12. Reuse a familiar case for recall or modelling; verify that the case used to assess transfer has not already received feedback.</w:t>
+        <w:t>Without opening the old lesson, explain one key idea from Similarity by Selected Traits. Give an example and a mistake that the idea helps you avoid.</w:t>
+      </w:r>
+    </w:p>
+    <w:p>
+      <w:pPr>
+        <w:spacing w:line="336" w:lineRule="auto" w:after="180"/>
+      </w:pPr>
+      <w:r>
+        <w:rPr>
+          <w:b w:val="0"/>
+        </w:rPr>
+        <w:t>Look for: Represent items with numeric features</w:t>
+      </w:r>
+    </w:p>
+    <w:p>
+      <w:pPr>
+        <w:spacing w:line="336" w:lineRule="auto" w:after="180"/>
+      </w:pPr>
+      <w:r>
+        <w:rPr>
+          <w:b w:val="0"/>
+        </w:rPr>
+        <w:t>Reference example, not the only acceptable wording: Energy 4, group work 1.</w:t>
+      </w:r>
+    </w:p>
+    <w:p>
+      <w:pPr>
+        <w:spacing w:line="336" w:lineRule="auto" w:after="180"/>
+      </w:pPr>
+      <w:r>
+        <w:rPr>
+          <w:b w:val="0"/>
+        </w:rPr>
+        <w:t>Without opening the old lesson, explain one key idea from Sampling and Representation. Give an example and a mistake that the idea helps you avoid.</w:t>
+      </w:r>
+    </w:p>
+    <w:p>
+      <w:pPr>
+        <w:spacing w:line="336" w:lineRule="auto" w:after="180"/>
+      </w:pPr>
+      <w:r>
+        <w:rPr>
+          <w:b w:val="0"/>
+        </w:rPr>
+        <w:t>Look for: Define a question and target population</w:t>
+      </w:r>
+    </w:p>
+    <w:p>
+      <w:pPr>
+        <w:spacing w:line="336" w:lineRule="auto" w:after="180"/>
+      </w:pPr>
+      <w:r>
+        <w:rPr>
+          <w:b w:val="0"/>
+        </w:rPr>
+        <w:t>Reference example, not the only acceptable wording: Population: all Grade 7 students. Only lunch-club members or one friend group is an unsuitable basis for a whole-grade claim.</w:t>
+      </w:r>
+    </w:p>
+    <w:p>
+      <w:pPr>
+        <w:spacing w:line="336" w:lineRule="auto" w:after="180"/>
+      </w:pPr>
+      <w:r>
+        <w:rPr>
+          <w:b w:val="0"/>
+        </w:rPr>
+        <w:t>Without opening the old lesson, explain one key idea from Over</w:t>
+      </w:r>
+      <w:r>
+        <w:rPr>
+          <w:b/>
+        </w:rPr>
+        <w:t>fitting</w:t>
+      </w:r>
+      <w:r>
+        <w:rPr>
+          <w:b w:val="0"/>
+        </w:rPr>
+        <w:t xml:space="preserve"> Intuition. Give an example and a mistake that the idea helps you avoid.</w:t>
+      </w:r>
+    </w:p>
+    <w:p>
+      <w:pPr>
+        <w:spacing w:line="336" w:lineRule="auto" w:after="180"/>
+      </w:pPr>
+      <w:r>
+        <w:rPr>
+          <w:b w:val="0"/>
+        </w:rPr>
+        <w:t xml:space="preserve">Look for: Compare </w:t>
+      </w:r>
+      <w:r>
+        <w:rPr>
+          <w:b/>
+        </w:rPr>
+        <w:t>training</w:t>
+      </w:r>
+      <w:r>
+        <w:rPr>
+          <w:b w:val="0"/>
+        </w:rPr>
+        <w:t xml:space="preserve"> and validation </w:t>
+      </w:r>
+      <w:r>
+        <w:rPr>
+          <w:b/>
+        </w:rPr>
+        <w:t>evidence</w:t>
+      </w:r>
+      <w:r>
+        <w:rPr>
+          <w:b w:val="0"/>
+        </w:rPr>
+        <w:t xml:space="preserve"> for model capacity</w:t>
+      </w:r>
+    </w:p>
+    <w:p>
+      <w:pPr>
+        <w:spacing w:line="336" w:lineRule="auto" w:after="180"/>
+      </w:pPr>
+      <w:r>
+        <w:rPr>
+          <w:b w:val="0"/>
+        </w:rPr>
+        <w:t xml:space="preserve">Reference example, not the only acceptable wording: Teacher explanation: Choose the line with validation MAE 3. The curve </w:t>
+      </w:r>
+      <w:r>
+        <w:rPr>
+          <w:b/>
+        </w:rPr>
+        <w:t>training</w:t>
+      </w:r>
+      <w:r>
+        <w:rPr>
+          <w:b w:val="0"/>
+        </w:rPr>
+        <w:t xml:space="preserve"> MAE 0 does not compensate for validation MAE 8.</w:t>
+      </w:r>
+    </w:p>
+    <w:p>
+      <w:pPr>
+        <w:spacing w:line="336" w:lineRule="auto" w:after="180"/>
+      </w:pPr>
+      <w:r>
+        <w:rPr>
+          <w:b w:val="0"/>
+        </w:rPr>
+        <w:t xml:space="preserve">It stores a root question and leaf </w:t>
+      </w:r>
+      <w:r>
+        <w:rPr>
+          <w:b/>
+        </w:rPr>
+        <w:t>prediction</w:t>
+      </w:r>
+      <w:r>
+        <w:rPr>
+          <w:b w:val="0"/>
+        </w:rPr>
+        <w:t xml:space="preserve">s learned from </w:t>
+      </w:r>
+      <w:r>
+        <w:rPr>
+          <w:b/>
+        </w:rPr>
+        <w:t>training</w:t>
+      </w:r>
+      <w:r>
+        <w:rPr>
+          <w:b w:val="0"/>
+        </w:rPr>
+        <w:t xml:space="preserve">. A new example follows the appropriate branch to a stored leaf </w:t>
+      </w:r>
+      <w:r>
+        <w:rPr>
+          <w:b/>
+        </w:rPr>
+        <w:t>prediction</w:t>
+      </w:r>
+      <w:r>
+        <w:rPr>
+          <w:b w:val="0"/>
+        </w:rPr>
+        <w:t>.</w:t>
+      </w:r>
+    </w:p>
+    <w:p>
+      <w:pPr>
+        <w:pStyle w:val="Heading2"/>
+      </w:pPr>
+      <w:r>
+        <w:t>Earlier wording, alternatives and picture transcripts · reference / check after trying</w:t>
       </w:r>
     </w:p>
     <w:p>
@@ -281,6 +679,14 @@
         <w:pStyle w:val="Heading3"/>
       </w:pPr>
       <w:r>
+        <w:t>Teach the learning cycle</w:t>
+      </w:r>
+    </w:p>
+    <w:p>
+      <w:pPr>
+        <w:pStyle w:val="Heading3"/>
+      </w:pPr>
+      <w:r>
         <w:t>Retrieval answer guidance</w:t>
       </w:r>
     </w:p>
@@ -294,39 +700,6 @@
     </w:p>
     <w:p>
       <w:pPr>
-        <w:spacing w:line="336" w:lineRule="auto" w:after="180"/>
-      </w:pPr>
-      <w:r>
-        <w:rPr>
-          <w:b w:val="0"/>
-        </w:rPr>
-        <w:t>Without opening the old lesson, explain one key idea from Similarity by Selected Traits. Give an example and a mistake that the idea helps you avoid.</w:t>
-      </w:r>
-    </w:p>
-    <w:p>
-      <w:pPr>
-        <w:spacing w:line="336" w:lineRule="auto" w:after="180"/>
-      </w:pPr>
-      <w:r>
-        <w:rPr>
-          <w:b w:val="0"/>
-        </w:rPr>
-        <w:t>Look for: Represent items with numeric features</w:t>
-      </w:r>
-    </w:p>
-    <w:p>
-      <w:pPr>
-        <w:spacing w:line="336" w:lineRule="auto" w:after="180"/>
-      </w:pPr>
-      <w:r>
-        <w:rPr>
-          <w:b w:val="0"/>
-        </w:rPr>
-        <w:t>Reference example, not the only acceptable wording: Energy 4, group work 1.</w:t>
-      </w:r>
-    </w:p>
-    <w:p>
-      <w:pPr>
         <w:pStyle w:val="Heading3"/>
       </w:pPr>
       <w:r>
@@ -335,124 +708,10 @@
     </w:p>
     <w:p>
       <w:pPr>
-        <w:spacing w:line="336" w:lineRule="auto" w:after="180"/>
-      </w:pPr>
-      <w:r>
-        <w:rPr>
-          <w:b w:val="0"/>
-        </w:rPr>
-        <w:t>Without opening the old lesson, explain one key idea from Sampling and Representation. Give an example and a mistake that the idea helps you avoid.</w:t>
-      </w:r>
-    </w:p>
-    <w:p>
-      <w:pPr>
-        <w:spacing w:line="336" w:lineRule="auto" w:after="180"/>
-      </w:pPr>
-      <w:r>
-        <w:rPr>
-          <w:b w:val="0"/>
-        </w:rPr>
-        <w:t>Look for: Define a question and target population</w:t>
-      </w:r>
-    </w:p>
-    <w:p>
-      <w:pPr>
-        <w:spacing w:line="336" w:lineRule="auto" w:after="180"/>
-      </w:pPr>
-      <w:r>
-        <w:rPr>
-          <w:b w:val="0"/>
-        </w:rPr>
-        <w:t>Reference example, not the only acceptable wording: Population: all Grade 7 students. Only lunch-club members or one friend group is an unsuitable basis for a whole-grade claim.</w:t>
-      </w:r>
-    </w:p>
-    <w:p>
-      <w:pPr>
         <w:pStyle w:val="Heading3"/>
       </w:pPr>
       <w:r>
         <w:t>Overfitting Intuition</w:t>
-      </w:r>
-    </w:p>
-    <w:p>
-      <w:pPr>
-        <w:spacing w:line="336" w:lineRule="auto" w:after="180"/>
-      </w:pPr>
-      <w:r>
-        <w:rPr>
-          <w:b w:val="0"/>
-        </w:rPr>
-        <w:t>Without opening the old lesson, explain one key idea from Over</w:t>
-      </w:r>
-      <w:r>
-        <w:rPr>
-          <w:b/>
-        </w:rPr>
-        <w:t>fitting</w:t>
-      </w:r>
-      <w:r>
-        <w:rPr>
-          <w:b w:val="0"/>
-        </w:rPr>
-        <w:t xml:space="preserve"> Intuition. Give an example and a mistake that the idea helps you avoid.</w:t>
-      </w:r>
-    </w:p>
-    <w:p>
-      <w:pPr>
-        <w:spacing w:line="336" w:lineRule="auto" w:after="180"/>
-      </w:pPr>
-      <w:r>
-        <w:rPr>
-          <w:b w:val="0"/>
-        </w:rPr>
-        <w:t xml:space="preserve">Look for: Compare </w:t>
-      </w:r>
-      <w:r>
-        <w:rPr>
-          <w:b/>
-        </w:rPr>
-        <w:t>training</w:t>
-      </w:r>
-      <w:r>
-        <w:rPr>
-          <w:b w:val="0"/>
-        </w:rPr>
-        <w:t xml:space="preserve"> and validation </w:t>
-      </w:r>
-      <w:r>
-        <w:rPr>
-          <w:b/>
-        </w:rPr>
-        <w:t>evidence</w:t>
-      </w:r>
-      <w:r>
-        <w:rPr>
-          <w:b w:val="0"/>
-        </w:rPr>
-        <w:t xml:space="preserve"> for model capacity</w:t>
-      </w:r>
-    </w:p>
-    <w:p>
-      <w:pPr>
-        <w:spacing w:line="336" w:lineRule="auto" w:after="180"/>
-      </w:pPr>
-      <w:r>
-        <w:rPr>
-          <w:b w:val="0"/>
-        </w:rPr>
-        <w:t xml:space="preserve">Reference example, not the only acceptable wording: Teacher explanation: Choose the line with validation MAE 3. The curve </w:t>
-      </w:r>
-      <w:r>
-        <w:rPr>
-          <w:b/>
-        </w:rPr>
-        <w:t>training</w:t>
-      </w:r>
-      <w:r>
-        <w:rPr>
-          <w:b w:val="0"/>
-        </w:rPr>
-        <w:t xml:space="preserve"> MAE 0 does not compensate for validation MAE 8.</w:t>
       </w:r>
     </w:p>
     <w:p>
@@ -661,6 +920,11 @@
       </w:r>
     </w:p>
     <w:p>
+      <w:r>
+        <w:t>This compact option is not the full-week schedule. Use the main teaching cycle and allow extra sessions for the investigation, independent work and project.</w:t>
+      </w:r>
+    </w:p>
+    <w:p>
       <w:pPr>
         <w:spacing w:line="336" w:lineRule="auto" w:after="180"/>
       </w:pPr>
@@ -668,7 +932,7 @@
         <w:rPr>
           <w:b w:val="0"/>
         </w:rPr>
-        <w:t>Use the supplied scenario, student illustrations and blank paper. For numeric work, offer counters or a calculator after learners show the setup. Fictional records are supplied; personal data and paid accounts are unnecessary.</w:t>
+        <w:t>Allow 80 minutes: recall 8; explanation 12; worked demonstration 15; guided practice 20; independent assessment 15; project and reflection 10. Extend the lab into a second session when needed.</w:t>
       </w:r>
     </w:p>
     <w:p>
@@ -676,32 +940,55 @@
         <w:pStyle w:val="Heading3"/>
       </w:pPr>
       <w:r>
-        <w:t>Alternative compact allocation</w:t>
-      </w:r>
-    </w:p>
-    <w:p>
-      <w:r>
-        <w:t>This compact option is not the full-week schedule. Use the main teaching cycle and allow extra sessions for the investigation, independent work and project.</w:t>
+        <w:t>Preparation for the connected explanation</w:t>
+      </w:r>
+    </w:p>
+    <w:p>
+      <w:pPr>
+        <w:pStyle w:val="Heading3"/>
+      </w:pPr>
+      <w:r>
+        <w:t>Readiness answer</w:t>
+      </w:r>
+    </w:p>
+    <w:p>
+      <w:pPr>
+        <w:pStyle w:val="Heading3"/>
+      </w:pPr>
+      <w:r>
+        <w:t>End goal for the pictorial case</w:t>
       </w:r>
     </w:p>
     <w:p>
       <w:pPr>
         <w:spacing w:line="336" w:lineRule="auto" w:after="180"/>
-        <w:shd w:fill="F1F6F8"/>
-      </w:pPr>
-      <w:r>
-        <w:rPr>
-          <w:b w:val="0"/>
-        </w:rPr>
-        <w:t>Allow 80 minutes: recall 8; explanation 12; worked demonstration 15; guided practice 20; independent assessment 15; project and reflection 10. Extend the lab into a second session when needed.</w:t>
-      </w:r>
-    </w:p>
-    <w:p>
-      <w:pPr>
-        <w:pStyle w:val="Heading3"/>
-      </w:pPr>
-      <w:r>
-        <w:t>Preparation for the connected explanation</w:t>
+      </w:pPr>
+      <w:r>
+        <w:rPr>
+          <w:b w:val="0"/>
+        </w:rPr>
+        <w:t>This added worked case illustrates the week’s main idea. Retain all original and connected topics; schedule its practice within the teaching cycle.</w:t>
+      </w:r>
+    </w:p>
+    <w:p>
+      <w:pPr>
+        <w:pStyle w:val="Heading1"/>
+      </w:pPr>
+      <w:r>
+        <w:t>02. Teach order, selection and voting before scoring</w:t>
+      </w:r>
+    </w:p>
+    <w:p>
+      <w:r>
+        <w:t>Supply complete programs and keep the book pool distinct.</w:t>
+      </w:r>
+    </w:p>
+    <w:p>
+      <w:pPr>
+        <w:pStyle w:val="Heading2"/>
+      </w:pPr>
+      <w:r>
+        <w:t>Introduce stored training and the full numeric pool</w:t>
       </w:r>
     </w:p>
     <w:p>
@@ -712,43 +999,457 @@
         <w:rPr>
           <w:b w:val="0"/>
         </w:rPr>
-        <w:t xml:space="preserve">Teach two 45-minute sessions. Use a single numeric feature to make </w:t>
+        <w:t>A nearest-</w:t>
       </w:r>
       <w:r>
         <w:rPr>
           <w:b/>
         </w:rPr>
+        <w:t>neighbour</w:t>
+      </w:r>
+      <w:r>
+        <w:rPr>
+          <w:b w:val="0"/>
+        </w:rPr>
+        <w:t xml:space="preserve"> classifier predicts using nearby </w:t>
+      </w:r>
+      <w:r>
+        <w:rPr>
+          <w:b/>
+        </w:rPr>
+        <w:t>training</w:t>
+      </w:r>
+      <w:r>
+        <w:rPr>
+          <w:b w:val="0"/>
+        </w:rPr>
+        <w:t xml:space="preserve"> examples rather than following a fitted tree.</w:t>
+      </w:r>
+    </w:p>
+    <w:p>
+      <w:pPr>
+        <w:spacing w:line="336" w:lineRule="auto" w:after="180"/>
+      </w:pPr>
+      <w:r>
+        <w:rPr>
+          <w:b w:val="0"/>
+        </w:rPr>
+        <w:t xml:space="preserve">This week we store labelled examples, measure how different their feature values are from a new query, and let selected </w:t>
+      </w:r>
+      <w:r>
+        <w:rPr>
+          <w:b/>
+        </w:rPr>
+        <w:t>neighbour</w:t>
+      </w:r>
+      <w:r>
+        <w:rPr>
+          <w:b w:val="0"/>
+        </w:rPr>
+        <w:t xml:space="preserve">s </w:t>
+      </w:r>
+      <w:r>
+        <w:rPr>
+          <w:b/>
+        </w:rPr>
+        <w:t>vote</w:t>
+      </w:r>
+      <w:r>
+        <w:rPr>
+          <w:b w:val="0"/>
+        </w:rPr>
+        <w:t>.</w:t>
+      </w:r>
+    </w:p>
+    <w:p>
+      <w:pPr>
+        <w:spacing w:line="336" w:lineRule="auto" w:after="180"/>
+      </w:pPr>
+      <w:r>
+        <w:rPr>
+          <w:b w:val="0"/>
+        </w:rPr>
+        <w:t xml:space="preserve">Nearby means close under our chosen feature and </w:t>
+      </w:r>
+      <w:r>
+        <w:rPr>
+          <w:b/>
+        </w:rPr>
         <w:t>distance</w:t>
       </w:r>
       <w:r>
         <w:rPr>
           <w:b w:val="0"/>
         </w:rPr>
-        <w:t xml:space="preserve"> arithmetic visible, then distinguish </w:t>
+        <w:t>, not necessarily similar in every real-world way.</w:t>
+      </w:r>
+    </w:p>
+    <w:p>
+      <w:pPr>
+        <w:spacing w:line="336" w:lineRule="auto" w:after="180"/>
+      </w:pPr>
+      <w:r>
+        <w:rPr>
+          <w:b w:val="0"/>
+        </w:rPr>
+        <w:t xml:space="preserve">Our new fictional dataset has a </w:t>
       </w:r>
       <w:r>
         <w:rPr>
           <w:b/>
         </w:rPr>
+        <w:t>distance</w:t>
+      </w:r>
+      <w:r>
+        <w:rPr>
+          <w:b w:val="0"/>
+        </w:rPr>
+        <w:t xml:space="preserve"> reading in centimetres and a separately reviewed lane label. Each row comes from a distinct trip, and validation trips are separate. Only the numeric reading measures similarity.</w:t>
+      </w:r>
+    </w:p>
+    <w:p>
+      <w:pPr>
+        <w:spacing w:line="336" w:lineRule="auto" w:after="180"/>
+      </w:pPr>
+      <w:r>
+        <w:rPr>
+          <w:b w:val="0"/>
+        </w:rPr>
+        <w:t xml:space="preserve">IDs identify rows and break </w:t>
+      </w:r>
+      <w:r>
+        <w:rPr>
+          <w:b/>
+        </w:rPr>
+        <w:t>distance</w:t>
+      </w:r>
+      <w:r>
+        <w:rPr>
+          <w:b w:val="0"/>
+        </w:rPr>
+        <w:t xml:space="preserve"> ties; they are not numeric features. These invented readings are not a robot safety system.</w:t>
+      </w:r>
+    </w:p>
+    <w:p>
+      <w:pPr>
+        <w:spacing w:line="336" w:lineRule="auto" w:after="180"/>
+      </w:pPr>
+      <w:r>
+        <w:rPr>
+          <w:b w:val="0"/>
+        </w:rPr>
+        <w:t xml:space="preserve">For this one-dimensional feature, </w:t>
+      </w:r>
+      <w:r>
+        <w:rPr>
+          <w:b/>
+        </w:rPr>
+        <w:t>distance</w:t>
+      </w:r>
+      <w:r>
+        <w:rPr>
+          <w:b w:val="0"/>
+        </w:rPr>
+        <w:t xml:space="preserve"> is abs(</w:t>
+      </w:r>
+      <w:r>
+        <w:rPr>
+          <w:b/>
+        </w:rPr>
+        <w:t>training</w:t>
+      </w:r>
+      <w:r>
+        <w:rPr>
+          <w:b w:val="0"/>
+        </w:rPr>
+        <w:t xml:space="preserve"> reading minus query reading). abs removes the sign. Set k=3 and give each selected </w:t>
+      </w:r>
+      <w:r>
+        <w:rPr>
+          <w:b/>
+        </w:rPr>
         <w:t>neighbour</w:t>
       </w:r>
       <w:r>
         <w:rPr>
           <w:b w:val="0"/>
         </w:rPr>
-        <w:t xml:space="preserve"> selection from voting. Store only </w:t>
+        <w:t xml:space="preserve"> one </w:t>
       </w:r>
       <w:r>
         <w:rPr>
           <w:b/>
         </w:rPr>
+        <w:t>vote</w:t>
+      </w:r>
+      <w:r>
+        <w:rPr>
+          <w:b w:val="0"/>
+        </w:rPr>
+        <w:t>.</w:t>
+      </w:r>
+    </w:p>
+    <w:p>
+      <w:pPr>
+        <w:spacing w:line="336" w:lineRule="auto" w:after="180"/>
+      </w:pPr>
+      <w:r>
+        <w:rPr>
+          <w:b w:val="0"/>
+        </w:rPr>
+        <w:t xml:space="preserve">Order equal </w:t>
+      </w:r>
+      <w:r>
+        <w:rPr>
+          <w:b/>
+        </w:rPr>
+        <w:t>distance</w:t>
+      </w:r>
+      <w:r>
+        <w:rPr>
+          <w:b w:val="0"/>
+        </w:rPr>
+        <w:t>s by ID alphabetically, declared before scoring. In this binary, three-</w:t>
+      </w:r>
+      <w:r>
+        <w:rPr>
+          <w:b/>
+        </w:rPr>
+        <w:t>vote</w:t>
+      </w:r>
+      <w:r>
+        <w:rPr>
+          <w:b w:val="0"/>
+        </w:rPr>
+        <w:t xml:space="preserve"> exercise the label </w:t>
+      </w:r>
+      <w:r>
+        <w:rPr>
+          <w:b/>
+        </w:rPr>
+        <w:t>vote</w:t>
+      </w:r>
+      <w:r>
+        <w:rPr>
+          <w:b w:val="0"/>
+        </w:rPr>
+        <w:t xml:space="preserve"> cannot tie, but the </w:t>
+      </w:r>
+      <w:r>
+        <w:rPr>
+          <w:b/>
+        </w:rPr>
+        <w:t>distance</w:t>
+      </w:r>
+      <w:r>
+        <w:rPr>
+          <w:b w:val="0"/>
+        </w:rPr>
+        <w:t>s can.</w:t>
+      </w:r>
+    </w:p>
+    <w:p>
+      <w:pPr>
+        <w:pStyle w:val="Heading2"/>
+      </w:pPr>
+      <w:r>
+        <w:t>Trace the single-query program</w:t>
+      </w:r>
+    </w:p>
+    <w:p>
+      <w:r>
+        <w:rPr>
+          <w:rFonts w:ascii="Courier New" w:hAnsi="Courier New"/>
+          <w:sz w:val="18"/>
+        </w:rPr>
+        <w:t>train = [("A", 2, "blocked"), ("B", 4, "clear"),</w:t>
+        <w:br/>
+        <w:t xml:space="preserve">         ("C", 8, "clear"), ("D", 10, "blocked"),</w:t>
+        <w:br/>
+        <w:t xml:space="preserve">         ("E", 12, "clear")]</w:t>
+        <w:br/>
+        <w:t>query = 3</w:t>
+        <w:br/>
+        <w:t>ranked = sorted((abs(x - query), item_id, label)</w:t>
+        <w:br/>
+        <w:t xml:space="preserve">                for item_id, x, label in train)</w:t>
+        <w:br/>
+        <w:t>near = ranked[:3]</w:t>
+        <w:br/>
+        <w:t>labels = [row[2] for row in near]</w:t>
+        <w:br/>
+        <w:t>prediction = "clear"</w:t>
+        <w:br/>
+        <w:t>if labels.count("blocked") &gt; labels.count("clear"):</w:t>
+        <w:br/>
+        <w:t xml:space="preserve">    prediction = "blocked"</w:t>
+        <w:br/>
+        <w:t>print([row[1] for row in near])</w:t>
+        <w:br/>
+        <w:t>print(prediction)</w:t>
+      </w:r>
+    </w:p>
+    <w:p>
+      <w:pPr>
+        <w:spacing w:line="336" w:lineRule="auto" w:after="180"/>
+      </w:pPr>
+      <w:r>
+        <w:rPr>
+          <w:b w:val="0"/>
+        </w:rPr>
+        <w:t xml:space="preserve">For query 3, </w:t>
+      </w:r>
+      <w:r>
+        <w:rPr>
+          <w:b/>
+        </w:rPr>
+        <w:t>distance</w:t>
+      </w:r>
+      <w:r>
+        <w:rPr>
+          <w:b w:val="0"/>
+        </w:rPr>
+        <w:t xml:space="preserve">s to A through E are 1,1,5,7,9 cm. sorted orders tuples by </w:t>
+      </w:r>
+      <w:r>
+        <w:rPr>
+          <w:b/>
+        </w:rPr>
+        <w:t>distance</w:t>
+      </w:r>
+      <w:r>
+        <w:rPr>
+          <w:b w:val="0"/>
+        </w:rPr>
+        <w:t xml:space="preserve"> first, then the unique ID. ranked[:3] takes the first three rows.</w:t>
+      </w:r>
+    </w:p>
+    <w:p>
+      <w:pPr>
+        <w:spacing w:line="336" w:lineRule="auto" w:after="180"/>
+      </w:pPr>
+      <w:r>
+        <w:rPr>
+          <w:b w:val="0"/>
+        </w:rPr>
+        <w:t xml:space="preserve">The </w:t>
+      </w:r>
+      <w:r>
+        <w:rPr>
+          <w:b/>
+        </w:rPr>
+        <w:t>output</w:t>
+      </w:r>
+      <w:r>
+        <w:rPr>
+          <w:b w:val="0"/>
+        </w:rPr>
+        <w:t xml:space="preserve"> is ['A', 'B', 'C'] then clear: one blocked </w:t>
+      </w:r>
+      <w:r>
+        <w:rPr>
+          <w:b/>
+        </w:rPr>
+        <w:t>vote</w:t>
+      </w:r>
+      <w:r>
+        <w:rPr>
+          <w:b w:val="0"/>
+        </w:rPr>
+        <w:t xml:space="preserve"> and two clear </w:t>
+      </w:r>
+      <w:r>
+        <w:rPr>
+          <w:b/>
+        </w:rPr>
+        <w:t>vote</w:t>
+      </w:r>
+      <w:r>
+        <w:rPr>
+          <w:b w:val="0"/>
+        </w:rPr>
+        <w:t>s.</w:t>
+      </w:r>
+    </w:p>
+    <w:p>
+      <w:pPr>
+        <w:spacing w:line="336" w:lineRule="auto" w:after="180"/>
+      </w:pPr>
+      <w:r>
+        <w:rPr>
+          <w:b w:val="0"/>
+        </w:rPr>
+        <w:t xml:space="preserve">If k were 1 under the same </w:t>
+      </w:r>
+      <w:r>
+        <w:rPr>
+          <w:b/>
+        </w:rPr>
+        <w:t>distance</w:t>
+      </w:r>
+      <w:r>
+        <w:rPr>
+          <w:b w:val="0"/>
+        </w:rPr>
+        <w:t xml:space="preserve"> </w:t>
+      </w:r>
+      <w:r>
+        <w:rPr>
+          <w:b/>
+        </w:rPr>
+        <w:t>tie rule</w:t>
+      </w:r>
+      <w:r>
+        <w:rPr>
+          <w:b w:val="0"/>
+        </w:rPr>
+        <w:t xml:space="preserve">, A would win and predict blocked. Changing k can change a </w:t>
+      </w:r>
+      <w:r>
+        <w:rPr>
+          <w:b/>
+        </w:rPr>
+        <w:t>prediction</w:t>
+      </w:r>
+      <w:r>
+        <w:rPr>
+          <w:b w:val="0"/>
+        </w:rPr>
+        <w:t>.</w:t>
+      </w:r>
+    </w:p>
+    <w:p>
+      <w:pPr>
+        <w:spacing w:line="336" w:lineRule="auto" w:after="180"/>
+      </w:pPr>
+      <w:r>
+        <w:rPr>
+          <w:b w:val="0"/>
+        </w:rPr>
+        <w:t>We declared k=3 for this exercise; do not choose k after seeing the desired answer and pretend the method was unchanged.</w:t>
+      </w:r>
+    </w:p>
+    <w:p>
+      <w:pPr>
+        <w:spacing w:line="336" w:lineRule="auto" w:after="180"/>
+      </w:pPr>
+      <w:r>
+        <w:rPr>
+          <w:b w:val="0"/>
+        </w:rPr>
+        <w:t xml:space="preserve">The code assumes unique IDs, numeric readings, only clear or blocked labels and at least three </w:t>
+      </w:r>
+      <w:r>
+        <w:rPr>
+          <w:b/>
+        </w:rPr>
         <w:t>training</w:t>
       </w:r>
       <w:r>
         <w:rPr>
           <w:b w:val="0"/>
         </w:rPr>
-        <w:t xml:space="preserve"> rows.</w:t>
+        <w:t xml:space="preserve"> rows. It does not validate those conditions.</w:t>
       </w:r>
     </w:p>
     <w:p>
@@ -759,1213 +1460,27 @@
         <w:rPr>
           <w:b w:val="0"/>
         </w:rPr>
-        <w:t xml:space="preserve">Alphabetical IDs settle equal </w:t>
+        <w:t xml:space="preserve">A larger k than the stored row count would not produce the promised number of </w:t>
       </w:r>
       <w:r>
         <w:rPr>
           <w:b/>
         </w:rPr>
-        <w:t>distance</w:t>
-      </w:r>
-      <w:r>
-        <w:rPr>
-          <w:b w:val="0"/>
-        </w:rPr>
-        <w:t>s for this classroom method; explain that it is a convention and other implementations can use different tie behavior.</w:t>
-      </w:r>
-    </w:p>
-    <w:p>
-      <w:pPr>
-        <w:pStyle w:val="Heading3"/>
-      </w:pPr>
-      <w:r>
-        <w:t>Readiness answer</w:t>
-      </w:r>
-    </w:p>
-    <w:p>
-      <w:pPr>
-        <w:spacing w:line="336" w:lineRule="auto" w:after="180"/>
-      </w:pPr>
-      <w:r>
-        <w:rPr>
-          <w:b w:val="0"/>
-        </w:rPr>
-        <w:t xml:space="preserve">It stores a root question and leaf </w:t>
-      </w:r>
-      <w:r>
-        <w:rPr>
-          <w:b/>
-        </w:rPr>
-        <w:t>prediction</w:t>
-      </w:r>
-      <w:r>
-        <w:rPr>
-          <w:b w:val="0"/>
-        </w:rPr>
-        <w:t xml:space="preserve">s learned from </w:t>
-      </w:r>
-      <w:r>
-        <w:rPr>
-          <w:b/>
-        </w:rPr>
-        <w:t>training</w:t>
-      </w:r>
-      <w:r>
-        <w:rPr>
-          <w:b w:val="0"/>
-        </w:rPr>
-        <w:t xml:space="preserve">. A new example follows the appropriate branch to a stored leaf </w:t>
-      </w:r>
-      <w:r>
-        <w:rPr>
-          <w:b/>
-        </w:rPr>
-        <w:t>prediction</w:t>
-      </w:r>
-      <w:r>
-        <w:rPr>
-          <w:b w:val="0"/>
-        </w:rPr>
-        <w:t>.</w:t>
-      </w:r>
-    </w:p>
-    <w:p>
-      <w:pPr>
-        <w:spacing w:line="336" w:lineRule="auto" w:after="180"/>
-      </w:pPr>
-      <w:r>
-        <w:rPr>
-          <w:b w:val="0"/>
-        </w:rPr>
-        <w:t>Printed lesson and workbook</w:t>
-      </w:r>
-    </w:p>
-    <w:p>
-      <w:pPr>
-        <w:spacing w:line="336" w:lineRule="auto" w:after="180"/>
-      </w:pPr>
-      <w:r>
-        <w:rPr>
-          <w:b w:val="0"/>
-        </w:rPr>
-        <w:t xml:space="preserve">Number line from 0 to 14 cm and five labelled </w:t>
-      </w:r>
-      <w:r>
-        <w:rPr>
-          <w:b/>
-        </w:rPr>
-        <w:t>training</w:t>
-      </w:r>
-      <w:r>
-        <w:rPr>
-          <w:b w:val="0"/>
-        </w:rPr>
-        <w:t xml:space="preserve"> markers</w:t>
-      </w:r>
-    </w:p>
-    <w:p>
-      <w:pPr>
-        <w:spacing w:line="336" w:lineRule="auto" w:after="180"/>
-      </w:pPr>
-      <w:r>
-        <w:rPr>
-          <w:b w:val="0"/>
-        </w:rPr>
-        <w:t>Optional Python 3 editor with no packages required</w:t>
-      </w:r>
-    </w:p>
-    <w:p>
-      <w:pPr>
-        <w:spacing w:line="336" w:lineRule="auto" w:after="180"/>
-      </w:pPr>
-      <w:r>
-        <w:rPr>
-          <w:b w:val="0"/>
-        </w:rPr>
-        <w:t xml:space="preserve">Blank table for </w:t>
-      </w:r>
-      <w:r>
-        <w:rPr>
-          <w:b/>
-        </w:rPr>
-        <w:t>distance</w:t>
-      </w:r>
-      <w:r>
-        <w:rPr>
-          <w:b w:val="0"/>
-        </w:rPr>
-        <w:t xml:space="preserve">s ordered IDs </w:t>
-      </w:r>
-      <w:r>
-        <w:rPr>
-          <w:b/>
-        </w:rPr>
         <w:t>vote</w:t>
       </w:r>
       <w:r>
         <w:rPr>
           <w:b w:val="0"/>
         </w:rPr>
-        <w:t xml:space="preserve">s and </w:t>
-      </w:r>
-      <w:r>
-        <w:rPr>
-          <w:b/>
-        </w:rPr>
-        <w:t>prediction</w:t>
-      </w:r>
-      <w:r>
-        <w:rPr>
-          <w:b w:val="0"/>
-        </w:rPr>
-        <w:t>s</w:t>
-      </w:r>
-    </w:p>
-    <w:p>
-      <w:pPr>
-        <w:pStyle w:val="Heading3"/>
-      </w:pPr>
-      <w:r>
-        <w:t>End goal for the pictorial case</w:t>
-      </w:r>
-    </w:p>
-    <w:p>
-      <w:pPr>
-        <w:spacing w:line="336" w:lineRule="auto" w:after="180"/>
-      </w:pPr>
-      <w:r>
-        <w:rPr>
-          <w:b w:val="0"/>
-        </w:rPr>
-        <w:t xml:space="preserve">By the end, I can order </w:t>
-      </w:r>
-      <w:r>
-        <w:rPr>
-          <w:b/>
-        </w:rPr>
-        <w:t>training</w:t>
-      </w:r>
-      <w:r>
-        <w:rPr>
-          <w:b w:val="0"/>
-        </w:rPr>
-        <w:t xml:space="preserve"> </w:t>
-      </w:r>
-      <w:r>
-        <w:rPr>
-          <w:b/>
-        </w:rPr>
-        <w:t>neighbour</w:t>
-      </w:r>
-      <w:r>
-        <w:rPr>
-          <w:b w:val="0"/>
-        </w:rPr>
-        <w:t xml:space="preserve">s, apply k and keep query labels out of </w:t>
-      </w:r>
-      <w:r>
-        <w:rPr>
-          <w:b/>
-        </w:rPr>
-        <w:t>prediction</w:t>
-      </w:r>
-      <w:r>
-        <w:rPr>
-          <w:b w:val="0"/>
-        </w:rPr>
-        <w:t>.</w:t>
-      </w:r>
-    </w:p>
-    <w:p>
-      <w:pPr>
-        <w:spacing w:line="336" w:lineRule="auto" w:after="180"/>
-      </w:pPr>
-      <w:r>
-        <w:rPr>
-          <w:b w:val="0"/>
-        </w:rPr>
-        <w:t>This added worked case illustrates the week’s main idea. Retain all original and connected topics; schedule its practice within the teaching cycle.</w:t>
-      </w:r>
-    </w:p>
-    <w:p>
-      <w:pPr>
-        <w:pStyle w:val="Heading1"/>
-      </w:pPr>
-      <w:r>
-        <w:t>02. Explain the mechanism</w:t>
-      </w:r>
-    </w:p>
-    <w:p>
-      <w:r>
-        <w:t>Model Nearest Neighbor Reasoning using the supplied case, labelled mechanism and reasoning. Make the scope of each conclusion explicit.</w:t>
-      </w:r>
-    </w:p>
-    <w:p>
-      <w:pPr>
-        <w:spacing w:line="336" w:lineRule="auto" w:after="180"/>
-      </w:pPr>
-      <w:r>
-        <w:rPr>
-          <w:b/>
-        </w:rPr>
-        <w:t>Input</w:t>
-      </w:r>
-      <w:r>
-        <w:rPr>
-          <w:b w:val="0"/>
-        </w:rPr>
-        <w:t xml:space="preserve"> → </w:t>
-      </w:r>
-      <w:r>
-        <w:rPr>
-          <w:b/>
-        </w:rPr>
-        <w:t>Process</w:t>
-      </w:r>
-      <w:r>
-        <w:rPr>
-          <w:b w:val="0"/>
-        </w:rPr>
-        <w:t xml:space="preserve"> → </w:t>
-      </w:r>
-      <w:r>
-        <w:rPr>
-          <w:b/>
-        </w:rPr>
-        <w:t>Output</w:t>
-      </w:r>
-    </w:p>
-    <w:p>
-      <w:pPr>
-        <w:spacing w:line="336" w:lineRule="auto" w:after="180"/>
-      </w:pPr>
-      <w:r>
-        <w:rPr>
-          <w:b w:val="0"/>
-        </w:rPr>
-        <w:t>Trace the information. At each stage, ask what changed and how you could test it.</w:t>
-      </w:r>
-    </w:p>
-    <w:p>
-      <w:pPr>
-        <w:spacing w:line="336" w:lineRule="auto" w:after="180"/>
-      </w:pPr>
-      <w:r>
-        <w:rPr>
-          <w:b w:val="0"/>
-        </w:rPr>
-        <w:t>Which stage could fail even when the other two are correct? Explain:</w:t>
-      </w:r>
-    </w:p>
-    <w:p>
-      <w:pPr>
-        <w:spacing w:line="336" w:lineRule="auto" w:after="180"/>
-      </w:pPr>
-      <w:r>
-        <w:rPr>
-          <w:b w:val="0"/>
-        </w:rPr>
-        <w:t xml:space="preserve">Predict first. Then check each step. A correct answer without visible reasoning is incomplete </w:t>
-      </w:r>
-      <w:r>
-        <w:rPr>
-          <w:b/>
-        </w:rPr>
-        <w:t>evidence</w:t>
-      </w:r>
-      <w:r>
-        <w:rPr>
-          <w:b w:val="0"/>
-        </w:rPr>
-        <w:t>.</w:t>
-      </w:r>
-    </w:p>
-    <w:p>
-      <w:pPr>
-        <w:spacing w:line="336" w:lineRule="auto" w:after="180"/>
-        <w:shd w:fill="F4F9FC"/>
-      </w:pPr>
-      <w:r>
-        <w:rPr>
-          <w:b w:val="0"/>
-        </w:rPr>
-        <w:t>1. New book’s 3 nearest labels: adventure, adventure, mystery.</w:t>
-      </w:r>
-    </w:p>
-    <w:p>
-      <w:pPr>
-        <w:spacing w:line="336" w:lineRule="auto" w:after="180"/>
-        <w:shd w:fill="F4F9FC"/>
-      </w:pPr>
-      <w:r>
-        <w:rPr>
-          <w:b w:val="0"/>
-        </w:rPr>
-        <w:t xml:space="preserve">2. With k=3, adventure wins 2 </w:t>
-      </w:r>
-      <w:r>
-        <w:rPr>
-          <w:b/>
-        </w:rPr>
-        <w:t>vote</w:t>
-      </w:r>
-      <w:r>
-        <w:rPr>
-          <w:b w:val="0"/>
-        </w:rPr>
-        <w:t>s to 1.</w:t>
-      </w:r>
-    </w:p>
-    <w:p>
-      <w:pPr>
-        <w:spacing w:line="336" w:lineRule="auto" w:after="180"/>
-        <w:shd w:fill="F4F9FC"/>
-      </w:pPr>
-      <w:r>
-        <w:rPr>
-          <w:b w:val="0"/>
-        </w:rPr>
-        <w:t>3. With k=1, the closest single book controls the result.</w:t>
-      </w:r>
-    </w:p>
-    <w:p>
-      <w:pPr>
-        <w:spacing w:line="336" w:lineRule="auto" w:after="180"/>
-        <w:shd w:fill="F4F9FC"/>
-      </w:pPr>
-      <w:r>
-        <w:rPr>
-          <w:b w:val="0"/>
-        </w:rPr>
-        <w:t xml:space="preserve">4. Choose k and </w:t>
-      </w:r>
-      <w:r>
-        <w:rPr>
-          <w:b/>
-        </w:rPr>
-        <w:t>tie rule</w:t>
-      </w:r>
-      <w:r>
-        <w:rPr>
-          <w:b w:val="0"/>
-        </w:rPr>
-        <w:t xml:space="preserve"> before viewing the desired answer.</w:t>
-      </w:r>
-    </w:p>
-    <w:p>
-      <w:pPr>
-        <w:spacing w:line="336" w:lineRule="auto" w:after="180"/>
-      </w:pPr>
-      <w:r>
-        <w:rPr>
-          <w:b w:val="0"/>
-        </w:rPr>
-        <w:t>Recalculate, retrace, or restate the reasoning in your own representation:</w:t>
-      </w:r>
-    </w:p>
-    <w:p>
-      <w:pPr>
-        <w:spacing w:line="336" w:lineRule="auto" w:after="180"/>
-        <w:shd w:fill="F5F1FB"/>
-      </w:pPr>
-      <w:r>
-        <w:rPr>
-          <w:b w:val="0"/>
-        </w:rPr>
-        <w:t xml:space="preserve">CHECK Did the </w:t>
-      </w:r>
-      <w:r>
-        <w:rPr>
-          <w:b/>
-        </w:rPr>
-        <w:t>evidence</w:t>
-      </w:r>
-      <w:r>
-        <w:rPr>
-          <w:b w:val="0"/>
-        </w:rPr>
-        <w:t xml:space="preserve"> answer the exact question? Did the total, path, or source record stay consistent?</w:t>
-      </w:r>
-    </w:p>
-    <w:p>
-      <w:pPr>
-        <w:pStyle w:val="Heading3"/>
-      </w:pPr>
-      <w:r>
-        <w:t>Concrete teaching case</w:t>
-      </w:r>
-    </w:p>
-    <w:p>
-      <w:pPr>
-        <w:pStyle w:val="Heading3"/>
-      </w:pPr>
-      <w:r>
-        <w:t>The teaching case</w:t>
-      </w:r>
-    </w:p>
-    <w:p>
-      <w:pPr>
-        <w:spacing w:line="336" w:lineRule="auto" w:after="180"/>
-        <w:shd w:fill="F1F6FC"/>
-      </w:pPr>
-      <w:r>
-        <w:rPr>
-          <w:b w:val="0"/>
-        </w:rPr>
-        <w:t>A=[1,1] liked, B=[1,0] disliked, C=[0,0] disliked; query=[0,1].</w:t>
-      </w:r>
-    </w:p>
-    <w:p>
-      <w:pPr>
-        <w:pStyle w:val="Heading3"/>
-      </w:pPr>
-      <w:r>
-        <w:t>The teaching case</w:t>
-      </w:r>
-    </w:p>
-    <w:p>
-      <w:pPr>
-        <w:spacing w:line="336" w:lineRule="auto" w:after="180"/>
-        <w:shd w:fill="F1F6FC"/>
-      </w:pPr>
-      <w:r>
-        <w:rPr>
-          <w:b w:val="0"/>
-        </w:rPr>
-        <w:t xml:space="preserve">Find nearest </w:t>
-      </w:r>
-      <w:r>
-        <w:rPr>
-          <w:b/>
-        </w:rPr>
-        <w:t>neighbour</w:t>
-      </w:r>
-      <w:r>
-        <w:rPr>
-          <w:b w:val="0"/>
-        </w:rPr>
-        <w:t xml:space="preserve">s using differing-trait </w:t>
-      </w:r>
-      <w:r>
-        <w:rPr>
-          <w:b/>
-        </w:rPr>
-        <w:t>distance</w:t>
-      </w:r>
-      <w:r>
-        <w:rPr>
-          <w:b w:val="0"/>
-        </w:rPr>
-        <w:t xml:space="preserve"> and k=1.</w:t>
-      </w:r>
-    </w:p>
-    <w:p>
-      <w:pPr>
-        <w:pStyle w:val="Heading3"/>
-      </w:pPr>
-      <w:r>
-        <w:t>Exact explanation to model</w:t>
-      </w:r>
-    </w:p>
-    <w:p>
-      <w:pPr>
-        <w:pStyle w:val="Heading3"/>
-      </w:pPr>
-      <w:r>
-        <w:t>Why the result follows</w:t>
-      </w:r>
-    </w:p>
-    <w:p>
-      <w:pPr>
-        <w:spacing w:line="336" w:lineRule="auto" w:after="180"/>
-        <w:shd w:fill="F1F6FC"/>
-      </w:pPr>
-      <w:r>
-        <w:rPr>
-          <w:b w:val="0"/>
-        </w:rPr>
-        <w:t xml:space="preserve">A and C tie at </w:t>
-      </w:r>
-      <w:r>
-        <w:rPr>
-          <w:b/>
-        </w:rPr>
-        <w:t>distance</w:t>
-      </w:r>
-      <w:r>
-        <w:rPr>
-          <w:b w:val="0"/>
-        </w:rPr>
-        <w:t xml:space="preserve"> one; B is </w:t>
-      </w:r>
-      <w:r>
-        <w:rPr>
-          <w:b/>
-        </w:rPr>
-        <w:t>distance</w:t>
-      </w:r>
-      <w:r>
-        <w:rPr>
-          <w:b w:val="0"/>
-        </w:rPr>
-        <w:t xml:space="preserve"> two. Conflicting nearest labels require a predefined tie policy or uncertainty.</w:t>
-      </w:r>
-    </w:p>
-    <w:p>
-      <w:pPr>
-        <w:pStyle w:val="Heading3"/>
-      </w:pPr>
-      <w:r>
-        <w:t>Explain the added worked example</w:t>
-      </w:r>
-    </w:p>
-    <w:p>
-      <w:pPr>
-        <w:pStyle w:val="Heading3"/>
-      </w:pPr>
-      <w:r>
-        <w:t>Explain the added worked example · 1</w:t>
-      </w:r>
-    </w:p>
-    <w:p>
-      <w:pPr>
-        <w:spacing w:line="336" w:lineRule="auto" w:after="180"/>
-      </w:pPr>
-      <w:r>
-        <w:rPr>
-          <w:b w:val="0"/>
-        </w:rPr>
-        <w:t>A nearest-</w:t>
-      </w:r>
-      <w:r>
-        <w:rPr>
-          <w:b/>
-        </w:rPr>
-        <w:t>neighbour</w:t>
-      </w:r>
-      <w:r>
-        <w:rPr>
-          <w:b w:val="0"/>
-        </w:rPr>
-        <w:t xml:space="preserve"> classifier predicts using nearby </w:t>
-      </w:r>
-      <w:r>
-        <w:rPr>
-          <w:b/>
-        </w:rPr>
-        <w:t>training</w:t>
-      </w:r>
-      <w:r>
-        <w:rPr>
-          <w:b w:val="0"/>
-        </w:rPr>
-        <w:t xml:space="preserve"> examples rather than following a fitted tree.</w:t>
-      </w:r>
-    </w:p>
-    <w:p>
-      <w:pPr>
-        <w:spacing w:line="336" w:lineRule="auto" w:after="180"/>
-      </w:pPr>
-      <w:r>
-        <w:rPr>
-          <w:b w:val="0"/>
-        </w:rPr>
-        <w:t xml:space="preserve">This week we store labelled examples, measure how different their feature values are from a new query, and let selected </w:t>
-      </w:r>
-      <w:r>
-        <w:rPr>
-          <w:b/>
-        </w:rPr>
-        <w:t>neighbour</w:t>
-      </w:r>
-      <w:r>
-        <w:rPr>
-          <w:b w:val="0"/>
-        </w:rPr>
-        <w:t xml:space="preserve">s </w:t>
-      </w:r>
-      <w:r>
-        <w:rPr>
-          <w:b/>
-        </w:rPr>
-        <w:t>vote</w:t>
-      </w:r>
-      <w:r>
-        <w:rPr>
-          <w:b w:val="0"/>
-        </w:rPr>
-        <w:t>.</w:t>
-      </w:r>
-    </w:p>
-    <w:p>
-      <w:pPr>
-        <w:spacing w:line="336" w:lineRule="auto" w:after="180"/>
-      </w:pPr>
-      <w:r>
-        <w:rPr>
-          <w:b w:val="0"/>
-        </w:rPr>
-        <w:t xml:space="preserve">Nearby means close under our chosen feature and </w:t>
-      </w:r>
-      <w:r>
-        <w:rPr>
-          <w:b/>
-        </w:rPr>
-        <w:t>distance</w:t>
-      </w:r>
-      <w:r>
-        <w:rPr>
-          <w:b w:val="0"/>
-        </w:rPr>
-        <w:t>, not necessarily similar in every real-world way.</w:t>
-      </w:r>
-    </w:p>
-    <w:p>
-      <w:pPr>
-        <w:pStyle w:val="Heading3"/>
-      </w:pPr>
-      <w:r>
-        <w:t>Explain the added worked example · 2</w:t>
-      </w:r>
-    </w:p>
-    <w:p>
-      <w:pPr>
-        <w:spacing w:line="336" w:lineRule="auto" w:after="180"/>
-      </w:pPr>
-      <w:r>
-        <w:rPr>
-          <w:b w:val="0"/>
-        </w:rPr>
-        <w:t xml:space="preserve">Our new fictional dataset has a </w:t>
-      </w:r>
-      <w:r>
-        <w:rPr>
-          <w:b/>
-        </w:rPr>
-        <w:t>distance</w:t>
-      </w:r>
-      <w:r>
-        <w:rPr>
-          <w:b w:val="0"/>
-        </w:rPr>
-        <w:t xml:space="preserve"> reading in centimetres and a separately reviewed lane label. Each row comes from a distinct trip, and validation trips are separate. Only the numeric reading measures similarity.</w:t>
-      </w:r>
-    </w:p>
-    <w:p>
-      <w:pPr>
-        <w:spacing w:line="336" w:lineRule="auto" w:after="180"/>
-      </w:pPr>
-      <w:r>
-        <w:rPr>
-          <w:b w:val="0"/>
-        </w:rPr>
-        <w:t xml:space="preserve">IDs identify rows and break </w:t>
-      </w:r>
-      <w:r>
-        <w:rPr>
-          <w:b/>
-        </w:rPr>
-        <w:t>distance</w:t>
-      </w:r>
-      <w:r>
-        <w:rPr>
-          <w:b w:val="0"/>
-        </w:rPr>
-        <w:t xml:space="preserve"> ties; they are not numeric features. These invented readings are not a robot safety system.</w:t>
-      </w:r>
-    </w:p>
-    <w:p>
-      <w:pPr>
-        <w:pStyle w:val="Heading3"/>
-      </w:pPr>
-      <w:r>
-        <w:t>Explain the added worked example · 3</w:t>
-      </w:r>
-    </w:p>
-    <w:p>
-      <w:pPr>
-        <w:spacing w:line="336" w:lineRule="auto" w:after="180"/>
-      </w:pPr>
-      <w:r>
-        <w:rPr>
-          <w:b w:val="0"/>
-        </w:rPr>
-        <w:t xml:space="preserve">For this one-dimensional feature, </w:t>
-      </w:r>
-      <w:r>
-        <w:rPr>
-          <w:b/>
-        </w:rPr>
-        <w:t>distance</w:t>
-      </w:r>
-      <w:r>
-        <w:rPr>
-          <w:b w:val="0"/>
-        </w:rPr>
-        <w:t xml:space="preserve"> is abs(</w:t>
-      </w:r>
-      <w:r>
-        <w:rPr>
-          <w:b/>
-        </w:rPr>
-        <w:t>training</w:t>
-      </w:r>
-      <w:r>
-        <w:rPr>
-          <w:b w:val="0"/>
-        </w:rPr>
-        <w:t xml:space="preserve"> reading minus query reading). abs removes the sign. Set k=3 and give each selected </w:t>
-      </w:r>
-      <w:r>
-        <w:rPr>
-          <w:b/>
-        </w:rPr>
-        <w:t>neighbour</w:t>
-      </w:r>
-      <w:r>
-        <w:rPr>
-          <w:b w:val="0"/>
-        </w:rPr>
-        <w:t xml:space="preserve"> one </w:t>
-      </w:r>
-      <w:r>
-        <w:rPr>
-          <w:b/>
-        </w:rPr>
-        <w:t>vote</w:t>
-      </w:r>
-      <w:r>
-        <w:rPr>
-          <w:b w:val="0"/>
-        </w:rPr>
-        <w:t>.</w:t>
-      </w:r>
-    </w:p>
-    <w:p>
-      <w:pPr>
-        <w:spacing w:line="336" w:lineRule="auto" w:after="180"/>
-      </w:pPr>
-      <w:r>
-        <w:rPr>
-          <w:b w:val="0"/>
-        </w:rPr>
-        <w:t xml:space="preserve">Order equal </w:t>
-      </w:r>
-      <w:r>
-        <w:rPr>
-          <w:b/>
-        </w:rPr>
-        <w:t>distance</w:t>
-      </w:r>
-      <w:r>
-        <w:rPr>
-          <w:b w:val="0"/>
-        </w:rPr>
-        <w:t>s by ID alphabetically, declared before scoring. In this binary, three-</w:t>
-      </w:r>
-      <w:r>
-        <w:rPr>
-          <w:b/>
-        </w:rPr>
-        <w:t>vote</w:t>
-      </w:r>
-      <w:r>
-        <w:rPr>
-          <w:b w:val="0"/>
-        </w:rPr>
-        <w:t xml:space="preserve"> exercise the label </w:t>
-      </w:r>
-      <w:r>
-        <w:rPr>
-          <w:b/>
-        </w:rPr>
-        <w:t>vote</w:t>
-      </w:r>
-      <w:r>
-        <w:rPr>
-          <w:b w:val="0"/>
-        </w:rPr>
-        <w:t xml:space="preserve"> cannot tie, but the </w:t>
-      </w:r>
-      <w:r>
-        <w:rPr>
-          <w:b/>
-        </w:rPr>
-        <w:t>distance</w:t>
-      </w:r>
-      <w:r>
-        <w:rPr>
-          <w:b w:val="0"/>
-        </w:rPr>
-        <w:t>s can.</w:t>
-      </w:r>
-    </w:p>
-    <w:p>
-      <w:pPr>
-        <w:spacing w:line="336" w:lineRule="auto" w:after="180"/>
-      </w:pPr>
-      <w:r>
-        <w:rPr>
-          <w:b w:val="0"/>
-        </w:rPr>
-        <w:t xml:space="preserve">For query 3, </w:t>
-      </w:r>
-      <w:r>
-        <w:rPr>
-          <w:b/>
-        </w:rPr>
-        <w:t>distance</w:t>
-      </w:r>
-      <w:r>
-        <w:rPr>
-          <w:b w:val="0"/>
-        </w:rPr>
-        <w:t xml:space="preserve">s to A through E are 1,1,5,7,9 cm. sorted orders tuples by </w:t>
-      </w:r>
-      <w:r>
-        <w:rPr>
-          <w:b/>
-        </w:rPr>
-        <w:t>distance</w:t>
-      </w:r>
-      <w:r>
-        <w:rPr>
-          <w:b w:val="0"/>
-        </w:rPr>
-        <w:t xml:space="preserve"> first, then the unique ID. ranked[:3] takes the first three rows.</w:t>
-      </w:r>
-    </w:p>
-    <w:p>
-      <w:pPr>
-        <w:spacing w:line="336" w:lineRule="auto" w:after="180"/>
-      </w:pPr>
-      <w:r>
-        <w:rPr>
-          <w:b w:val="0"/>
-        </w:rPr>
-        <w:t xml:space="preserve">The </w:t>
-      </w:r>
-      <w:r>
-        <w:rPr>
-          <w:b/>
-        </w:rPr>
-        <w:t>output</w:t>
-      </w:r>
-      <w:r>
-        <w:rPr>
-          <w:b w:val="0"/>
-        </w:rPr>
-        <w:t xml:space="preserve"> is ['A', 'B', 'C'] then clear: one blocked </w:t>
-      </w:r>
-      <w:r>
-        <w:rPr>
-          <w:b/>
-        </w:rPr>
-        <w:t>vote</w:t>
-      </w:r>
-      <w:r>
-        <w:rPr>
-          <w:b w:val="0"/>
-        </w:rPr>
-        <w:t xml:space="preserve"> and two clear </w:t>
-      </w:r>
-      <w:r>
-        <w:rPr>
-          <w:b/>
-        </w:rPr>
-        <w:t>vote</w:t>
-      </w:r>
-      <w:r>
-        <w:rPr>
-          <w:b w:val="0"/>
-        </w:rPr>
-        <w:t>s.</w:t>
-      </w:r>
-    </w:p>
-    <w:p>
-      <w:pPr>
-        <w:spacing w:line="336" w:lineRule="auto" w:after="180"/>
-      </w:pPr>
-      <w:r>
-        <w:rPr>
-          <w:b w:val="0"/>
-        </w:rPr>
-        <w:t xml:space="preserve">If k were 1 under the same </w:t>
-      </w:r>
-      <w:r>
-        <w:rPr>
-          <w:b/>
-        </w:rPr>
-        <w:t>distance</w:t>
-      </w:r>
-      <w:r>
-        <w:rPr>
-          <w:b w:val="0"/>
-        </w:rPr>
-        <w:t xml:space="preserve"> </w:t>
-      </w:r>
-      <w:r>
-        <w:rPr>
-          <w:b/>
-        </w:rPr>
-        <w:t>tie rule</w:t>
-      </w:r>
-      <w:r>
-        <w:rPr>
-          <w:b w:val="0"/>
-        </w:rPr>
-        <w:t xml:space="preserve">, A would win and predict blocked. Changing k can change a </w:t>
-      </w:r>
-      <w:r>
-        <w:rPr>
-          <w:b/>
-        </w:rPr>
-        <w:t>prediction</w:t>
-      </w:r>
-      <w:r>
-        <w:rPr>
-          <w:b w:val="0"/>
-        </w:rPr>
-        <w:t>.</w:t>
-      </w:r>
-    </w:p>
-    <w:p>
-      <w:pPr>
-        <w:spacing w:line="336" w:lineRule="auto" w:after="180"/>
-      </w:pPr>
-      <w:r>
-        <w:rPr>
-          <w:b w:val="0"/>
-        </w:rPr>
-        <w:t>We declared k=3 for this exercise; do not choose k after seeing the desired answer and pretend the method was unchanged.</w:t>
-      </w:r>
-    </w:p>
-    <w:p>
-      <w:pPr>
-        <w:pStyle w:val="Heading3"/>
-      </w:pPr>
-      <w:r>
-        <w:t>Explain the added worked example · 4</w:t>
-      </w:r>
-    </w:p>
-    <w:p>
-      <w:pPr>
-        <w:spacing w:line="336" w:lineRule="auto" w:after="180"/>
-      </w:pPr>
-      <w:r>
-        <w:rPr>
-          <w:b w:val="0"/>
-        </w:rPr>
-        <w:t xml:space="preserve">The code assumes unique IDs, numeric readings, only clear or blocked labels and at least three </w:t>
-      </w:r>
-      <w:r>
-        <w:rPr>
-          <w:b/>
-        </w:rPr>
-        <w:t>training</w:t>
-      </w:r>
-      <w:r>
-        <w:rPr>
-          <w:b w:val="0"/>
-        </w:rPr>
-        <w:t xml:space="preserve"> rows. It does not validate those conditions.</w:t>
-      </w:r>
-    </w:p>
-    <w:p>
-      <w:pPr>
-        <w:spacing w:line="336" w:lineRule="auto" w:after="180"/>
-      </w:pPr>
-      <w:r>
-        <w:rPr>
-          <w:b w:val="0"/>
-        </w:rPr>
-        <w:t xml:space="preserve">A larger k than the stored row count would not produce the promised number of </w:t>
-      </w:r>
-      <w:r>
-        <w:rPr>
-          <w:b/>
-        </w:rPr>
-        <w:t>vote</w:t>
-      </w:r>
-      <w:r>
-        <w:rPr>
-          <w:b w:val="0"/>
-        </w:rPr>
         <w:t>s. Keep unresolved review labels under a separate documented policy.</w:t>
       </w:r>
     </w:p>
     <w:p>
       <w:pPr>
-        <w:pStyle w:val="Heading3"/>
-      </w:pPr>
-      <w:r>
-        <w:t>Key terms</w:t>
-      </w:r>
-    </w:p>
-    <w:tbl>
-      <w:tblPr>
-        <w:tblStyle w:val="LightShading-Accent1"/>
-        <w:tblW w:type="auto" w:w="0"/>
-        <w:tblLook w:firstColumn="1" w:firstRow="1" w:lastColumn="0" w:lastRow="0" w:noHBand="0" w:noVBand="1" w:val="04A0"/>
-      </w:tblPr>
-      <w:tblGrid>
-        <w:gridCol w:w="5112"/>
-        <w:gridCol w:w="5112"/>
-      </w:tblGrid>
-      <w:tr>
-        <w:trPr>
-          <w:tblHeader/>
-        </w:trPr>
-        <w:tc>
-          <w:tcPr>
-            <w:tcW w:type="dxa" w:w="5112"/>
-          </w:tcPr>
-          <w:p>
-            <w:r>
-              <w:t>Term</w:t>
-            </w:r>
-          </w:p>
-        </w:tc>
-        <w:tc>
-          <w:tcPr>
-            <w:tcW w:type="dxa" w:w="5112"/>
-          </w:tcPr>
-          <w:p>
-            <w:r>
-              <w:t>Meaning</w:t>
-            </w:r>
-          </w:p>
-        </w:tc>
-      </w:tr>
-      <w:tr>
-        <w:tc>
-          <w:tcPr>
-            <w:tcW w:type="dxa" w:w="5112"/>
-          </w:tcPr>
-          <w:p>
-            <w:r>
-              <w:t>Distance</w:t>
-            </w:r>
-          </w:p>
-        </w:tc>
-        <w:tc>
-          <w:tcPr>
-            <w:tcW w:type="dxa" w:w="5112"/>
-          </w:tcPr>
-          <w:p>
-            <w:r>
-              <w:t>A numerical measure of difference between selected feature values</w:t>
-            </w:r>
-          </w:p>
-        </w:tc>
-      </w:tr>
-      <w:tr>
-        <w:tc>
-          <w:tcPr>
-            <w:tcW w:type="dxa" w:w="5112"/>
-          </w:tcPr>
-          <w:p>
-            <w:r>
-              <w:t>Neighbour</w:t>
-            </w:r>
-          </w:p>
-        </w:tc>
-        <w:tc>
-          <w:tcPr>
-            <w:tcW w:type="dxa" w:w="5112"/>
-          </w:tcPr>
-          <w:p>
-            <w:r>
-              <w:t>A stored training example close under the chosen distance</w:t>
-            </w:r>
-          </w:p>
-        </w:tc>
-      </w:tr>
-      <w:tr>
-        <w:tc>
-          <w:tcPr>
-            <w:tcW w:type="dxa" w:w="5112"/>
-          </w:tcPr>
-          <w:p>
-            <w:r>
-              <w:t>k</w:t>
-            </w:r>
-          </w:p>
-        </w:tc>
-        <w:tc>
-          <w:tcPr>
-            <w:tcW w:type="dxa" w:w="5112"/>
-          </w:tcPr>
-          <w:p>
-            <w:r>
-              <w:t>The number of neighbours selected for a prediction</w:t>
-            </w:r>
-          </w:p>
-        </w:tc>
-      </w:tr>
-      <w:tr>
-        <w:tc>
-          <w:tcPr>
-            <w:tcW w:type="dxa" w:w="5112"/>
-          </w:tcPr>
-          <w:p>
-            <w:r>
-              <w:t>Vote</w:t>
-            </w:r>
-          </w:p>
-        </w:tc>
-        <w:tc>
-          <w:tcPr>
-            <w:tcW w:type="dxa" w:w="5112"/>
-          </w:tcPr>
-          <w:p>
-            <w:r>
-              <w:t>A contribution of a selected neighbour’s label to the predicted class</w:t>
-            </w:r>
-          </w:p>
-        </w:tc>
-      </w:tr>
-    </w:tbl>
-    <w:p>
-      <w:pPr>
-        <w:pStyle w:val="Heading3"/>
-      </w:pPr>
-      <w:r>
-        <w:t>Model the reasoning aloud</w:t>
-      </w:r>
-    </w:p>
-    <w:p>
-      <w:pPr>
-        <w:spacing w:line="336" w:lineRule="auto" w:after="180"/>
-      </w:pPr>
-      <w:r>
-        <w:rPr>
-          <w:b w:val="0"/>
-        </w:rPr>
-        <w:t xml:space="preserve">Use the complete worked example below before asking learners to complete W2. Reveal a small part, invite a </w:t>
-      </w:r>
-      <w:r>
-        <w:rPr>
-          <w:b/>
-        </w:rPr>
-        <w:t>prediction</w:t>
-      </w:r>
-      <w:r>
-        <w:rPr>
-          <w:b w:val="0"/>
-        </w:rPr>
-        <w:t>, then explain the deciding step.</w:t>
-      </w:r>
-    </w:p>
-    <w:p>
-      <w:pPr>
-        <w:spacing w:line="336" w:lineRule="auto" w:after="180"/>
-      </w:pPr>
-      <w:r>
-        <w:rPr>
-          <w:b w:val="0"/>
-        </w:rPr>
-        <w:t>These teacher notes contain solutions; do not reveal the independent case answer during modelling.</w:t>
+        <w:pStyle w:val="Heading2"/>
+      </w:pPr>
+      <w:r>
+        <w:t>Collect the main k comparison and probability limit</w:t>
       </w:r>
     </w:p>
     <w:p>
@@ -2126,10 +1641,112 @@
     </w:p>
     <w:p>
       <w:pPr>
+        <w:spacing w:line="336" w:lineRule="auto" w:after="180"/>
+      </w:pPr>
+      <w:r>
+        <w:rPr>
+          <w:b w:val="0"/>
+        </w:rPr>
+        <w:t xml:space="preserve">Store the </w:t>
+      </w:r>
+      <w:r>
+        <w:rPr>
+          <w:b/>
+        </w:rPr>
+        <w:t>training</w:t>
+      </w:r>
+      <w:r>
+        <w:rPr>
+          <w:b w:val="0"/>
+        </w:rPr>
+        <w:t xml:space="preserve"> examples and the method settings. At </w:t>
+      </w:r>
+      <w:r>
+        <w:rPr>
+          <w:b/>
+        </w:rPr>
+        <w:t>prediction</w:t>
+      </w:r>
+      <w:r>
+        <w:rPr>
+          <w:b w:val="0"/>
+        </w:rPr>
+        <w:t xml:space="preserve"> time, compare the query only with stored </w:t>
+      </w:r>
+      <w:r>
+        <w:rPr>
+          <w:b/>
+        </w:rPr>
+        <w:t>training</w:t>
+      </w:r>
+      <w:r>
+        <w:rPr>
+          <w:b w:val="0"/>
+        </w:rPr>
+        <w:t xml:space="preserve"> examples. Do not add the query’s reference label or other validation labels to the </w:t>
+      </w:r>
+      <w:r>
+        <w:rPr>
+          <w:b/>
+        </w:rPr>
+        <w:t>neighbour</w:t>
+      </w:r>
+      <w:r>
+        <w:rPr>
+          <w:b w:val="0"/>
+        </w:rPr>
+        <w:t xml:space="preserve"> pool.</w:t>
+      </w:r>
+    </w:p>
+    <w:p>
+      <w:pPr>
+        <w:spacing w:line="336" w:lineRule="auto" w:after="180"/>
+      </w:pPr>
+      <w:r>
+        <w:rPr>
+          <w:b w:val="0"/>
+        </w:rPr>
+        <w:t xml:space="preserve">No cutoff or tree is fitted here, but retaining </w:t>
+      </w:r>
+      <w:r>
+        <w:rPr>
+          <w:b/>
+        </w:rPr>
+        <w:t>training</w:t>
+      </w:r>
+      <w:r>
+        <w:rPr>
+          <w:b w:val="0"/>
+        </w:rPr>
+        <w:t xml:space="preserve"> examples is still part of the learning method.</w:t>
+      </w:r>
+    </w:p>
+    <w:p>
+      <w:pPr>
         <w:pStyle w:val="Heading3"/>
       </w:pPr>
       <w:r>
-        <w:t>Model the reasoning aloud · 5</w:t>
+        <w:t>Why do A and B tie for distance to query 3? Which wins for k=1 under our rule, and why does k=3 predict differently? Does the ID rule establish which label is true?</w:t>
+      </w:r>
+    </w:p>
+    <w:p>
+      <w:r>
+        <w:t>________________________________________________________________</w:t>
+      </w:r>
+    </w:p>
+    <w:p>
+      <w:r>
+        <w:t>________________________________________________________________</w:t>
+      </w:r>
+    </w:p>
+    <w:p>
+      <w:r>
+        <w:t>________________________________________________________________</w:t>
+      </w:r>
+    </w:p>
+    <w:p>
+      <w:r>
+        <w:t>________________________________________________________________</w:t>
       </w:r>
     </w:p>
     <w:p>
@@ -2140,55 +1757,961 @@
         <w:rPr>
           <w:b w:val="0"/>
         </w:rPr>
-        <w:t xml:space="preserve">Store the </w:t>
+        <w:t xml:space="preserve">A </w:t>
       </w:r>
       <w:r>
         <w:rPr>
           <w:b/>
         </w:rPr>
+        <w:t>vote</w:t>
+      </w:r>
+      <w:r>
+        <w:rPr>
+          <w:b w:val="0"/>
+        </w:rPr>
+        <w:t xml:space="preserve"> share of two out of three describes these </w:t>
+      </w:r>
+      <w:r>
+        <w:rPr>
+          <w:b/>
+        </w:rPr>
+        <w:t>neighbour</w:t>
+      </w:r>
+      <w:r>
+        <w:rPr>
+          <w:b w:val="0"/>
+        </w:rPr>
+        <w:t xml:space="preserve">s. It is not a verified two-thirds probability that the new scene is clear. A </w:t>
+      </w:r>
+      <w:r>
+        <w:rPr>
+          <w:b/>
+        </w:rPr>
+        <w:t>prediction</w:t>
+      </w:r>
+      <w:r>
+        <w:rPr>
+          <w:b w:val="0"/>
+        </w:rPr>
+        <w:t xml:space="preserve"> can be wrong even when the nearest examples agree.</w:t>
+      </w:r>
+    </w:p>
+    <w:p>
+      <w:pPr>
+        <w:pStyle w:val="Heading2"/>
+      </w:pPr>
+      <w:r>
+        <w:t>Show the full validation and baseline program</w:t>
+      </w:r>
+    </w:p>
+    <w:p>
+      <w:r>
+        <w:rPr>
+          <w:rFonts w:ascii="Courier New" w:hAnsi="Courier New"/>
+          <w:sz w:val="18"/>
+        </w:rPr>
+        <w:t>train = [("A", 2, "blocked"), ("B", 4, "clear"),</w:t>
+        <w:br/>
+        <w:t xml:space="preserve">         ("C", 8, "clear"), ("D", 10, "blocked"),</w:t>
+        <w:br/>
+        <w:t xml:space="preserve">         ("E", 12, "clear")]</w:t>
+        <w:br/>
+        <w:t>def predict(query, k):</w:t>
+        <w:br/>
+        <w:t xml:space="preserve">    ranked = sorted((abs(x - query), item_id, label)</w:t>
+        <w:br/>
+        <w:t xml:space="preserve">                    for item_id, x, label in train)</w:t>
+        <w:br/>
+        <w:t xml:space="preserve">    near = ranked[:k]</w:t>
+        <w:br/>
+        <w:t xml:space="preserve">    labels = [row[2] for row in near]</w:t>
+        <w:br/>
+        <w:t xml:space="preserve">    prediction = "clear"</w:t>
+        <w:br/>
+        <w:t xml:space="preserve">    if labels.count("blocked") &gt; labels.count("clear"):</w:t>
+        <w:br/>
+        <w:t xml:space="preserve">        prediction = "blocked"</w:t>
+        <w:br/>
+        <w:t xml:space="preserve">    return [row[1] for row in near], prediction</w:t>
+        <w:br/>
+        <w:t>for k in [1, 3]:</w:t>
+        <w:br/>
+        <w:t xml:space="preserve">    print("query3", k, predict(3, k))</w:t>
+        <w:br/>
+        <w:t>validation = [(3, "blocked"), (9, "blocked"), (11, "clear")]</w:t>
+        <w:br/>
+        <w:t>training_labels = [row[2] for row in train]</w:t>
+        <w:br/>
+        <w:t>baseline = "clear"</w:t>
+        <w:br/>
+        <w:t>if training_labels.count("blocked") &gt; training_labels.count("clear"):</w:t>
+        <w:br/>
+        <w:t xml:space="preserve">    baseline = "blocked"</w:t>
+        <w:br/>
+        <w:t>correct = baseline_correct = 0</w:t>
+        <w:br/>
+        <w:t>for query, reference in validation:</w:t>
+        <w:br/>
+        <w:t xml:space="preserve">    ids, prediction = predict(query, 3)</w:t>
+        <w:br/>
+        <w:t xml:space="preserve">    print(query, ids, prediction, reference)</w:t>
+        <w:br/>
+        <w:t xml:space="preserve">    correct += prediction == reference</w:t>
+        <w:br/>
+        <w:t xml:space="preserve">    baseline_correct += baseline == reference</w:t>
+        <w:br/>
+        <w:t>print("validation", correct, len(validation))</w:t>
+        <w:br/>
+        <w:t>print("baseline", baseline, baseline_correct, len(validation))</w:t>
+      </w:r>
+    </w:p>
+    <w:p>
+      <w:pPr>
+        <w:pStyle w:val="Heading2"/>
+      </w:pPr>
+      <w:r>
+        <w:t>Read the separate four-book pool</w:t>
+      </w:r>
+    </w:p>
+    <w:p>
+      <w:pPr>
+        <w:spacing w:line="336" w:lineRule="auto" w:after="180"/>
+      </w:pPr>
+      <w:r>
+        <w:rPr>
+          <w:b w:val="0"/>
+        </w:rPr>
+        <w:t>A fictional one-feature classifier predicts compact or extended book format.</w:t>
+      </w:r>
+    </w:p>
+    <w:p>
+      <w:pPr>
+        <w:spacing w:line="336" w:lineRule="auto" w:after="180"/>
+      </w:pPr>
+      <w:r>
+        <w:rPr>
+          <w:b w:val="0"/>
+        </w:rPr>
+        <w:t xml:space="preserve">Stored </w:t>
+      </w:r>
+      <w:r>
+        <w:rPr>
+          <w:b/>
+        </w:rPr>
         <w:t>training</w:t>
       </w:r>
       <w:r>
         <w:rPr>
           <w:b w:val="0"/>
         </w:rPr>
-        <w:t xml:space="preserve"> examples and the method settings. At </w:t>
-      </w:r>
+        <w:t xml:space="preserve"> rows: A at 2 units compact, B at 6 extended, C at 8 compact, D at 12 extended. Query is 7.</w:t>
+      </w:r>
+    </w:p>
+    <w:p>
+      <w:pPr>
+        <w:spacing w:line="336" w:lineRule="auto" w:after="180"/>
+      </w:pPr>
       <w:r>
         <w:rPr>
           <w:b/>
         </w:rPr>
+        <w:t>Distance</w:t>
+      </w:r>
+      <w:r>
+        <w:rPr>
+          <w:b w:val="0"/>
+        </w:rPr>
+        <w:t xml:space="preserve"> is absolute difference; ties sort by ID; tied category </w:t>
+      </w:r>
+      <w:r>
+        <w:rPr>
+          <w:b/>
+        </w:rPr>
+        <w:t>vote</w:t>
+      </w:r>
+      <w:r>
+        <w:rPr>
+          <w:b w:val="0"/>
+        </w:rPr>
+        <w:t xml:space="preserve"> chooses compact.</w:t>
+      </w:r>
+    </w:p>
+    <w:p>
+      <w:pPr>
+        <w:pStyle w:val="Heading2"/>
+      </w:pPr>
+      <w:r>
+        <w:t>Trace the book-query order and k choices</w:t>
+      </w:r>
+    </w:p>
+    <w:p>
+      <w:r>
+        <w:drawing>
+          <wp:inline xmlns:a="http://schemas.openxmlformats.org/drawingml/2006/main" xmlns:pic="http://schemas.openxmlformats.org/drawingml/2006/picture">
+            <wp:extent cx="5486400" cy="4005072"/>
+            <wp:docPr id="1" name="Picture 1" descr="Measure distances: From 7: A=5, B=1, C=1, D=5. → Order neighbours: Distance then ID gives B,C,A,D. → k=1 prediction: First neighbour B is extended: predict extended. → k=3 prediction: B,C,A vote extended,compact,compact: predict compact."/>
+            <wp:cNvGraphicFramePr>
+              <a:graphicFrameLocks noChangeAspect="1"/>
+            </wp:cNvGraphicFramePr>
+            <a:graphic>
+              <a:graphicData uri="http://schemas.openxmlformats.org/drawingml/2006/picture">
+                <pic:pic>
+                  <pic:nvPicPr>
+                    <pic:cNvPr id="0" name="academy-story-ai-2-22-02.png"/>
+                    <pic:cNvPicPr/>
+                  </pic:nvPicPr>
+                  <pic:blipFill>
+                    <a:blip r:embed="rId9"/>
+                    <a:stretch>
+                      <a:fillRect/>
+                    </a:stretch>
+                  </pic:blipFill>
+                  <pic:spPr>
+                    <a:xfrm>
+                      <a:off x="0" y="0"/>
+                      <a:ext cx="5486400" cy="4005072"/>
+                    </a:xfrm>
+                    <a:prstGeom prst="rect"/>
+                  </pic:spPr>
+                </pic:pic>
+              </a:graphicData>
+            </a:graphic>
+          </wp:inline>
+        </w:drawing>
+      </w:r>
+    </w:p>
+    <w:p>
+      <w:pPr>
+        <w:spacing w:line="336" w:lineRule="auto" w:after="180"/>
+      </w:pPr>
+      <w:r>
+        <w:rPr>
+          <w:b w:val="0"/>
+        </w:rPr>
+        <w:t xml:space="preserve">Changing k changes how many </w:t>
+      </w:r>
+      <w:r>
+        <w:rPr>
+          <w:b/>
+        </w:rPr>
+        <w:t>training</w:t>
+      </w:r>
+      <w:r>
+        <w:rPr>
+          <w:b w:val="0"/>
+        </w:rPr>
+        <w:t xml:space="preserve"> </w:t>
+      </w:r>
+      <w:r>
+        <w:rPr>
+          <w:b/>
+        </w:rPr>
+        <w:t>neighbour</w:t>
+      </w:r>
+      <w:r>
+        <w:rPr>
+          <w:b w:val="0"/>
+        </w:rPr>
+        <w:t xml:space="preserve">s </w:t>
+      </w:r>
+      <w:r>
+        <w:rPr>
+          <w:b/>
+        </w:rPr>
+        <w:t>vote</w:t>
+      </w:r>
+      <w:r>
+        <w:rPr>
+          <w:b w:val="0"/>
+        </w:rPr>
+        <w:t xml:space="preserve">, even though all </w:t>
+      </w:r>
+      <w:r>
+        <w:rPr>
+          <w:b/>
+        </w:rPr>
+        <w:t>distance</w:t>
+      </w:r>
+      <w:r>
+        <w:rPr>
+          <w:b w:val="0"/>
+        </w:rPr>
+        <w:t>s remain fixed. The query’s reference label must not enter the stored pool before predicting.</w:t>
+      </w:r>
+    </w:p>
+    <w:p>
+      <w:pPr>
+        <w:spacing w:line="336" w:lineRule="auto" w:after="180"/>
+      </w:pPr>
+      <w:r>
+        <w:rPr>
+          <w:b w:val="0"/>
+        </w:rPr>
+        <w:t>Tie policies make ordering reproducible; without them, list order could unexpectedly determine the single-</w:t>
+      </w:r>
+      <w:r>
+        <w:rPr>
+          <w:b/>
+        </w:rPr>
+        <w:t>neighbour</w:t>
+      </w:r>
+      <w:r>
+        <w:rPr>
+          <w:b w:val="0"/>
+        </w:rPr>
+        <w:t xml:space="preserve"> result.</w:t>
+      </w:r>
+    </w:p>
+    <w:p>
+      <w:pPr>
+        <w:spacing w:line="336" w:lineRule="auto" w:after="180"/>
+      </w:pPr>
+      <w:r>
+        <w:rPr>
+          <w:b w:val="0"/>
+        </w:rPr>
+        <w:t>Nearest-</w:t>
+      </w:r>
+      <w:r>
+        <w:rPr>
+          <w:b/>
+        </w:rPr>
+        <w:t>neighbour</w:t>
+      </w:r>
+      <w:r>
+        <w:rPr>
+          <w:b w:val="0"/>
+        </w:rPr>
+        <w:t xml:space="preserve"> </w:t>
+      </w:r>
+      <w:r>
+        <w:rPr>
+          <w:b/>
+        </w:rPr>
+        <w:t>vote</w:t>
+      </w:r>
+      <w:r>
+        <w:rPr>
+          <w:b w:val="0"/>
+        </w:rPr>
+        <w:t>s depend on feature representation; they are not calibrated probabilities or guaranteed correct labels.</w:t>
+      </w:r>
+    </w:p>
+    <w:p>
+      <w:pPr>
+        <w:pStyle w:val="Heading2"/>
+      </w:pPr>
+      <w:r>
+        <w:t>Move only the book query</w:t>
+      </w:r>
+    </w:p>
+    <w:p>
+      <w:pPr>
+        <w:spacing w:line="336" w:lineRule="auto" w:after="180"/>
+      </w:pPr>
+      <w:r>
+        <w:rPr>
+          <w:b w:val="0"/>
+        </w:rPr>
+        <w:t xml:space="preserve">Change: Move query from 7 to 9 while keeping </w:t>
+      </w:r>
+      <w:r>
+        <w:rPr>
+          <w:b/>
+        </w:rPr>
+        <w:t>training</w:t>
+      </w:r>
+      <w:r>
+        <w:rPr>
+          <w:b w:val="0"/>
+        </w:rPr>
+        <w:t xml:space="preserve"> fixed.</w:t>
+      </w:r>
+    </w:p>
+    <w:p>
+      <w:pPr>
+        <w:spacing w:line="336" w:lineRule="auto" w:after="180"/>
+      </w:pPr>
+      <w:r>
+        <w:rPr>
+          <w:b/>
+        </w:rPr>
+        <w:t>Prediction</w:t>
+      </w:r>
+      <w:r>
+        <w:rPr>
+          <w:b w:val="0"/>
+        </w:rPr>
+        <w:t>: Order becomes C,B,D,A; k=1 predicts compact and k=3 predicts extended.</w:t>
+      </w:r>
+    </w:p>
+    <w:p>
+      <w:pPr>
+        <w:spacing w:line="336" w:lineRule="auto" w:after="180"/>
+      </w:pPr>
+      <w:r>
+        <w:rPr>
+          <w:b w:val="0"/>
+        </w:rPr>
+        <w:t xml:space="preserve">Reason: </w:t>
+      </w:r>
+      <w:r>
+        <w:rPr>
+          <w:b/>
+        </w:rPr>
+        <w:t>Distance</w:t>
+      </w:r>
+      <w:r>
+        <w:rPr>
+          <w:b w:val="0"/>
+        </w:rPr>
+        <w:t xml:space="preserve">s are C=1,B=3,D=3,A=7; B beats D by the ID </w:t>
+      </w:r>
+      <w:r>
+        <w:rPr>
+          <w:b/>
+        </w:rPr>
+        <w:t>tie rule</w:t>
+      </w:r>
+      <w:r>
+        <w:rPr>
+          <w:b w:val="0"/>
+        </w:rPr>
+        <w:t>.</w:t>
+      </w:r>
+    </w:p>
+    <w:p>
+      <w:pPr>
+        <w:pStyle w:val="Heading2"/>
+      </w:pPr>
+      <w:r>
+        <w:t>Elicit the picture explanation</w:t>
+      </w:r>
+    </w:p>
+    <w:p>
+      <w:pPr>
+        <w:spacing w:line="336" w:lineRule="auto" w:after="180"/>
+      </w:pPr>
+      <w:r>
+        <w:rPr>
+          <w:b w:val="0"/>
+        </w:rPr>
+        <w:t>Use the diagram and verbal explanation together. Ask learners to match a sentence to a specific visual step; do not assign learners fixed visual or auditory learning styles.</w:t>
+      </w:r>
+    </w:p>
+    <w:p>
+      <w:pPr>
+        <w:spacing w:line="336" w:lineRule="auto" w:after="180"/>
+      </w:pPr>
+      <w:r>
+        <w:rPr>
+          <w:b w:val="0"/>
+        </w:rPr>
+        <w:t xml:space="preserve">Cover the result. Ask learners to name the </w:t>
+      </w:r>
+      <w:r>
+        <w:rPr>
+          <w:b/>
+        </w:rPr>
+        <w:t>input</w:t>
+      </w:r>
+      <w:r>
+        <w:rPr>
+          <w:b w:val="0"/>
+        </w:rPr>
+        <w:t xml:space="preserve">s and predict the next step. Uncover one step, connect the icon to the actual procedure, and explain its </w:t>
+      </w:r>
+      <w:r>
+        <w:rPr>
+          <w:b/>
+        </w:rPr>
+        <w:t>evidence</w:t>
+      </w:r>
+      <w:r>
+        <w:rPr>
+          <w:b w:val="0"/>
+        </w:rPr>
+        <w:t>. Then change the supplied condition and compare.</w:t>
+      </w:r>
+    </w:p>
+    <w:p>
+      <w:pPr>
+        <w:spacing w:line="336" w:lineRule="auto" w:after="180"/>
+      </w:pPr>
+      <w:r>
+        <w:rPr>
+          <w:b w:val="0"/>
+        </w:rPr>
+        <w:t>The picture is a representation; it does not document execution of a real AI model.</w:t>
+      </w:r>
+    </w:p>
+    <w:p>
+      <w:pPr>
+        <w:pStyle w:val="Heading2"/>
+      </w:pPr>
+      <w:r>
+        <w:t>Earlier wording, alternatives and picture transcripts · reference / check after trying</w:t>
+      </w:r>
+    </w:p>
+    <w:p>
+      <w:pPr>
+        <w:spacing w:line="336" w:lineRule="auto" w:after="180"/>
+      </w:pPr>
+      <w:r>
+        <w:rPr>
+          <w:b w:val="0"/>
+        </w:rPr>
+        <w:t>Explain the mechanism</w:t>
+      </w:r>
+    </w:p>
+    <w:p>
+      <w:pPr>
+        <w:spacing w:line="336" w:lineRule="auto" w:after="180"/>
+      </w:pPr>
+      <w:r>
+        <w:rPr>
+          <w:b/>
+        </w:rPr>
+        <w:t>Input</w:t>
+      </w:r>
+      <w:r>
+        <w:rPr>
+          <w:b w:val="0"/>
+        </w:rPr>
+        <w:t xml:space="preserve"> → </w:t>
+      </w:r>
+      <w:r>
+        <w:rPr>
+          <w:b/>
+        </w:rPr>
+        <w:t>Process</w:t>
+      </w:r>
+      <w:r>
+        <w:rPr>
+          <w:b w:val="0"/>
+        </w:rPr>
+        <w:t xml:space="preserve"> → </w:t>
+      </w:r>
+      <w:r>
+        <w:rPr>
+          <w:b/>
+        </w:rPr>
+        <w:t>Output</w:t>
+      </w:r>
+    </w:p>
+    <w:p>
+      <w:pPr>
+        <w:spacing w:line="336" w:lineRule="auto" w:after="180"/>
+      </w:pPr>
+      <w:r>
+        <w:rPr>
+          <w:b w:val="0"/>
+        </w:rPr>
+        <w:t>Trace the information. At each stage, ask what changed and how you could test it.</w:t>
+      </w:r>
+    </w:p>
+    <w:p>
+      <w:pPr>
+        <w:spacing w:line="336" w:lineRule="auto" w:after="180"/>
+      </w:pPr>
+      <w:r>
+        <w:rPr>
+          <w:b w:val="0"/>
+        </w:rPr>
+        <w:t>Which stage could fail even when the other two are correct? Explain:</w:t>
+      </w:r>
+    </w:p>
+    <w:p>
+      <w:pPr>
+        <w:spacing w:line="336" w:lineRule="auto" w:after="180"/>
+      </w:pPr>
+      <w:r>
+        <w:rPr>
+          <w:b w:val="0"/>
+        </w:rPr>
+        <w:t xml:space="preserve">Predict first. Then check each step. A correct answer without visible reasoning is incomplete </w:t>
+      </w:r>
+      <w:r>
+        <w:rPr>
+          <w:b/>
+        </w:rPr>
+        <w:t>evidence</w:t>
+      </w:r>
+      <w:r>
+        <w:rPr>
+          <w:b w:val="0"/>
+        </w:rPr>
+        <w:t>.</w:t>
+      </w:r>
+    </w:p>
+    <w:p>
+      <w:pPr>
+        <w:spacing w:line="336" w:lineRule="auto" w:after="180"/>
+      </w:pPr>
+      <w:r>
+        <w:rPr>
+          <w:b w:val="0"/>
+        </w:rPr>
+        <w:t>1. New book’s 3 nearest labels: adventure, adventure, mystery.</w:t>
+      </w:r>
+    </w:p>
+    <w:p>
+      <w:pPr>
+        <w:spacing w:line="336" w:lineRule="auto" w:after="180"/>
+      </w:pPr>
+      <w:r>
+        <w:rPr>
+          <w:b w:val="0"/>
+        </w:rPr>
+        <w:t xml:space="preserve">2. With k=3, adventure wins 2 </w:t>
+      </w:r>
+      <w:r>
+        <w:rPr>
+          <w:b/>
+        </w:rPr>
+        <w:t>vote</w:t>
+      </w:r>
+      <w:r>
+        <w:rPr>
+          <w:b w:val="0"/>
+        </w:rPr>
+        <w:t>s to 1.</w:t>
+      </w:r>
+    </w:p>
+    <w:p>
+      <w:pPr>
+        <w:spacing w:line="336" w:lineRule="auto" w:after="180"/>
+      </w:pPr>
+      <w:r>
+        <w:rPr>
+          <w:b w:val="0"/>
+        </w:rPr>
+        <w:t>3. With k=1, the closest single book controls the result.</w:t>
+      </w:r>
+    </w:p>
+    <w:p>
+      <w:pPr>
+        <w:spacing w:line="336" w:lineRule="auto" w:after="180"/>
+      </w:pPr>
+      <w:r>
+        <w:rPr>
+          <w:b w:val="0"/>
+        </w:rPr>
+        <w:t xml:space="preserve">4. Choose k and </w:t>
+      </w:r>
+      <w:r>
+        <w:rPr>
+          <w:b/>
+        </w:rPr>
+        <w:t>tie rule</w:t>
+      </w:r>
+      <w:r>
+        <w:rPr>
+          <w:b w:val="0"/>
+        </w:rPr>
+        <w:t xml:space="preserve"> before viewing the desired answer.</w:t>
+      </w:r>
+    </w:p>
+    <w:p>
+      <w:pPr>
+        <w:spacing w:line="336" w:lineRule="auto" w:after="180"/>
+      </w:pPr>
+      <w:r>
+        <w:rPr>
+          <w:b w:val="0"/>
+        </w:rPr>
+        <w:t>Recalculate, retrace, or restate the reasoning in your own representation:</w:t>
+      </w:r>
+    </w:p>
+    <w:p>
+      <w:pPr>
+        <w:spacing w:line="336" w:lineRule="auto" w:after="180"/>
+      </w:pPr>
+      <w:r>
+        <w:rPr>
+          <w:b w:val="0"/>
+        </w:rPr>
+        <w:t xml:space="preserve">CHECK Did the </w:t>
+      </w:r>
+      <w:r>
+        <w:rPr>
+          <w:b/>
+        </w:rPr>
+        <w:t>evidence</w:t>
+      </w:r>
+      <w:r>
+        <w:rPr>
+          <w:b w:val="0"/>
+        </w:rPr>
+        <w:t xml:space="preserve"> answer the exact question? Did the total, path, or source record stay consistent?</w:t>
+      </w:r>
+    </w:p>
+    <w:p>
+      <w:pPr>
+        <w:pStyle w:val="Heading3"/>
+      </w:pPr>
+      <w:r>
+        <w:t>Concrete teaching case</w:t>
+      </w:r>
+    </w:p>
+    <w:p>
+      <w:pPr>
+        <w:spacing w:line="336" w:lineRule="auto" w:after="180"/>
+      </w:pPr>
+      <w:r>
+        <w:rPr>
+          <w:b w:val="0"/>
+        </w:rPr>
+        <w:t>A=[1,1] liked, B=[1,0] disliked, C=[0,0] disliked; query=[0,1].</w:t>
+      </w:r>
+    </w:p>
+    <w:p>
+      <w:pPr>
+        <w:spacing w:line="336" w:lineRule="auto" w:after="180"/>
+      </w:pPr>
+      <w:r>
+        <w:rPr>
+          <w:b w:val="0"/>
+        </w:rPr>
+        <w:t xml:space="preserve">Find nearest </w:t>
+      </w:r>
+      <w:r>
+        <w:rPr>
+          <w:b/>
+        </w:rPr>
+        <w:t>neighbour</w:t>
+      </w:r>
+      <w:r>
+        <w:rPr>
+          <w:b w:val="0"/>
+        </w:rPr>
+        <w:t xml:space="preserve">s using differing-trait </w:t>
+      </w:r>
+      <w:r>
+        <w:rPr>
+          <w:b/>
+        </w:rPr>
+        <w:t>distance</w:t>
+      </w:r>
+      <w:r>
+        <w:rPr>
+          <w:b w:val="0"/>
+        </w:rPr>
+        <w:t xml:space="preserve"> and k=1.</w:t>
+      </w:r>
+    </w:p>
+    <w:p>
+      <w:pPr>
+        <w:pStyle w:val="Heading3"/>
+      </w:pPr>
+      <w:r>
+        <w:t>Exact explanation to model</w:t>
+      </w:r>
+    </w:p>
+    <w:p>
+      <w:pPr>
+        <w:spacing w:line="336" w:lineRule="auto" w:after="180"/>
+      </w:pPr>
+      <w:r>
+        <w:rPr>
+          <w:b w:val="0"/>
+        </w:rPr>
+        <w:t xml:space="preserve">A and C tie at </w:t>
+      </w:r>
+      <w:r>
+        <w:rPr>
+          <w:b/>
+        </w:rPr>
+        <w:t>distance</w:t>
+      </w:r>
+      <w:r>
+        <w:rPr>
+          <w:b w:val="0"/>
+        </w:rPr>
+        <w:t xml:space="preserve"> one; B is </w:t>
+      </w:r>
+      <w:r>
+        <w:rPr>
+          <w:b/>
+        </w:rPr>
+        <w:t>distance</w:t>
+      </w:r>
+      <w:r>
+        <w:rPr>
+          <w:b w:val="0"/>
+        </w:rPr>
+        <w:t xml:space="preserve"> two. Conflicting nearest labels require a predefined tie policy or uncertainty.</w:t>
+      </w:r>
+    </w:p>
+    <w:p>
+      <w:pPr>
+        <w:pStyle w:val="Heading3"/>
+      </w:pPr>
+      <w:r>
+        <w:t>Explain the added worked example</w:t>
+      </w:r>
+    </w:p>
+    <w:p>
+      <w:pPr>
+        <w:pStyle w:val="Heading3"/>
+      </w:pPr>
+      <w:r>
+        <w:t>Key terms</w:t>
+      </w:r>
+    </w:p>
+    <w:tbl>
+      <w:tblPr>
+        <w:tblStyle w:val="LightShading-Accent1"/>
+        <w:tblW w:type="auto" w:w="0"/>
+        <w:tblLook w:firstColumn="1" w:firstRow="1" w:lastColumn="0" w:lastRow="0" w:noHBand="0" w:noVBand="1" w:val="04A0"/>
+      </w:tblPr>
+      <w:tblGrid>
+        <w:gridCol w:w="5112"/>
+        <w:gridCol w:w="5112"/>
+      </w:tblGrid>
+      <w:tr>
+        <w:trPr>
+          <w:tblHeader/>
+        </w:trPr>
+        <w:tc>
+          <w:tcPr>
+            <w:tcW w:type="dxa" w:w="5112"/>
+          </w:tcPr>
+          <w:p>
+            <w:r>
+              <w:t>Term</w:t>
+            </w:r>
+          </w:p>
+        </w:tc>
+        <w:tc>
+          <w:tcPr>
+            <w:tcW w:type="dxa" w:w="5112"/>
+          </w:tcPr>
+          <w:p>
+            <w:r>
+              <w:t>Meaning</w:t>
+            </w:r>
+          </w:p>
+        </w:tc>
+      </w:tr>
+      <w:tr>
+        <w:tc>
+          <w:tcPr>
+            <w:tcW w:type="dxa" w:w="5112"/>
+          </w:tcPr>
+          <w:p>
+            <w:r>
+              <w:t>Distance</w:t>
+            </w:r>
+          </w:p>
+        </w:tc>
+        <w:tc>
+          <w:tcPr>
+            <w:tcW w:type="dxa" w:w="5112"/>
+          </w:tcPr>
+          <w:p>
+            <w:r>
+              <w:t>A numerical measure of difference between selected feature values</w:t>
+            </w:r>
+          </w:p>
+        </w:tc>
+      </w:tr>
+      <w:tr>
+        <w:tc>
+          <w:tcPr>
+            <w:tcW w:type="dxa" w:w="5112"/>
+          </w:tcPr>
+          <w:p>
+            <w:r>
+              <w:t>Neighbour</w:t>
+            </w:r>
+          </w:p>
+        </w:tc>
+        <w:tc>
+          <w:tcPr>
+            <w:tcW w:type="dxa" w:w="5112"/>
+          </w:tcPr>
+          <w:p>
+            <w:r>
+              <w:t>A stored training example close under the chosen distance</w:t>
+            </w:r>
+          </w:p>
+        </w:tc>
+      </w:tr>
+      <w:tr>
+        <w:tc>
+          <w:tcPr>
+            <w:tcW w:type="dxa" w:w="5112"/>
+          </w:tcPr>
+          <w:p>
+            <w:r>
+              <w:t>k</w:t>
+            </w:r>
+          </w:p>
+        </w:tc>
+        <w:tc>
+          <w:tcPr>
+            <w:tcW w:type="dxa" w:w="5112"/>
+          </w:tcPr>
+          <w:p>
+            <w:r>
+              <w:t>The number of neighbours selected for a prediction</w:t>
+            </w:r>
+          </w:p>
+        </w:tc>
+      </w:tr>
+      <w:tr>
+        <w:tc>
+          <w:tcPr>
+            <w:tcW w:type="dxa" w:w="5112"/>
+          </w:tcPr>
+          <w:p>
+            <w:r>
+              <w:t>Vote</w:t>
+            </w:r>
+          </w:p>
+        </w:tc>
+        <w:tc>
+          <w:tcPr>
+            <w:tcW w:type="dxa" w:w="5112"/>
+          </w:tcPr>
+          <w:p>
+            <w:r>
+              <w:t>A contribution of a selected neighbour’s label to the predicted class</w:t>
+            </w:r>
+          </w:p>
+        </w:tc>
+      </w:tr>
+    </w:tbl>
+    <w:p>
+      <w:pPr>
+        <w:pStyle w:val="Heading3"/>
+      </w:pPr>
+      <w:r>
+        <w:t>Model the reasoning aloud</w:t>
+      </w:r>
+    </w:p>
+    <w:p>
+      <w:pPr>
+        <w:spacing w:line="336" w:lineRule="auto" w:after="180"/>
+      </w:pPr>
+      <w:r>
+        <w:rPr>
+          <w:b w:val="0"/>
+        </w:rPr>
+        <w:t xml:space="preserve">Use the complete worked example below before asking learners to complete W2. Reveal a small part, invite a </w:t>
+      </w:r>
+      <w:r>
+        <w:rPr>
+          <w:b/>
+        </w:rPr>
         <w:t>prediction</w:t>
       </w:r>
       <w:r>
         <w:rPr>
           <w:b w:val="0"/>
         </w:rPr>
-        <w:t xml:space="preserve"> time, compare the query only with stored </w:t>
-      </w:r>
-      <w:r>
-        <w:rPr>
-          <w:b/>
-        </w:rPr>
-        <w:t>training</w:t>
-      </w:r>
-      <w:r>
-        <w:rPr>
-          <w:b w:val="0"/>
-        </w:rPr>
-        <w:t xml:space="preserve"> examples. Do not add the query’s reference label or other validation labels to the </w:t>
-      </w:r>
-      <w:r>
-        <w:rPr>
-          <w:b/>
-        </w:rPr>
-        <w:t>neighbour</w:t>
-      </w:r>
-      <w:r>
-        <w:rPr>
-          <w:b w:val="0"/>
-        </w:rPr>
-        <w:t xml:space="preserve"> pool.</w:t>
+        <w:t>, then explain the deciding step.</w:t>
       </w:r>
     </w:p>
     <w:p>
@@ -2199,94 +2722,7 @@
         <w:rPr>
           <w:b w:val="0"/>
         </w:rPr>
-        <w:t xml:space="preserve">No cutoff or tree is fitted here, but retaining </w:t>
-      </w:r>
-      <w:r>
-        <w:rPr>
-          <w:b/>
-        </w:rPr>
-        <w:t>training</w:t>
-      </w:r>
-      <w:r>
-        <w:rPr>
-          <w:b w:val="0"/>
-        </w:rPr>
-        <w:t xml:space="preserve"> examples is still part of the learning method.</w:t>
-      </w:r>
-    </w:p>
-    <w:p>
-      <w:pPr>
-        <w:pStyle w:val="Heading3"/>
-      </w:pPr>
-      <w:r>
-        <w:t>Why do A and B tie for distance to query 3? Which wins for k=1 under our rule, and why does k=3 predict differently? Does the ID rule establish which label is true?</w:t>
-      </w:r>
-    </w:p>
-    <w:p>
-      <w:r>
-        <w:t>________________________________________________________________</w:t>
-      </w:r>
-    </w:p>
-    <w:p>
-      <w:r>
-        <w:t>________________________________________________________________</w:t>
-      </w:r>
-    </w:p>
-    <w:p>
-      <w:r>
-        <w:t>________________________________________________________________</w:t>
-      </w:r>
-    </w:p>
-    <w:p>
-      <w:r>
-        <w:t>________________________________________________________________</w:t>
-      </w:r>
-    </w:p>
-    <w:p>
-      <w:pPr>
-        <w:spacing w:line="336" w:lineRule="auto" w:after="180"/>
-      </w:pPr>
-      <w:r>
-        <w:rPr>
-          <w:b w:val="0"/>
-        </w:rPr>
-        <w:t xml:space="preserve">A </w:t>
-      </w:r>
-      <w:r>
-        <w:rPr>
-          <w:b/>
-        </w:rPr>
-        <w:t>vote</w:t>
-      </w:r>
-      <w:r>
-        <w:rPr>
-          <w:b w:val="0"/>
-        </w:rPr>
-        <w:t xml:space="preserve"> share of two out of three describes these </w:t>
-      </w:r>
-      <w:r>
-        <w:rPr>
-          <w:b/>
-        </w:rPr>
-        <w:t>neighbour</w:t>
-      </w:r>
-      <w:r>
-        <w:rPr>
-          <w:b w:val="0"/>
-        </w:rPr>
-        <w:t xml:space="preserve">s. It is not a verified two-thirds probability that the new scene is clear. A </w:t>
-      </w:r>
-      <w:r>
-        <w:rPr>
-          <w:b/>
-        </w:rPr>
-        <w:t>prediction</w:t>
-      </w:r>
-      <w:r>
-        <w:rPr>
-          <w:b w:val="0"/>
-        </w:rPr>
-        <w:t xml:space="preserve"> can be wrong even when the nearest examples agree.</w:t>
+        <w:t>These teacher notes contain solutions; do not reveal the independent case answer during modelling.</w:t>
       </w:r>
     </w:p>
     <w:tbl>
@@ -2393,17 +2829,6 @@
     </w:tbl>
     <w:p>
       <w:pPr>
-        <w:spacing w:line="336" w:lineRule="auto" w:after="180"/>
-      </w:pPr>
-      <w:r>
-        <w:rPr>
-          <w:b w:val="0"/>
-        </w:rPr>
-        <w:t>Use the diagram and verbal explanation together. Ask learners to match a sentence to a specific visual step; do not assign learners fixed visual or auditory learning styles.</w:t>
-      </w:r>
-    </w:p>
-    <w:p>
-      <w:pPr>
         <w:pStyle w:val="Heading3"/>
       </w:pPr>
       <w:r>
@@ -2412,91 +2837,10 @@
     </w:p>
     <w:p>
       <w:pPr>
-        <w:spacing w:line="336" w:lineRule="auto" w:after="180"/>
-      </w:pPr>
-      <w:r>
-        <w:rPr>
-          <w:b w:val="0"/>
-        </w:rPr>
-        <w:t>A fictional one-feature classifier predicts compact or extended book format.</w:t>
-      </w:r>
-    </w:p>
-    <w:p>
-      <w:pPr>
         <w:pStyle w:val="Heading3"/>
       </w:pPr>
       <w:r>
         <w:t>The facts we will use</w:t>
-      </w:r>
-    </w:p>
-    <w:p>
-      <w:pPr>
-        <w:pStyle w:val="Heading3"/>
-      </w:pPr>
-      <w:r>
-        <w:t>Supplied facts</w:t>
-      </w:r>
-    </w:p>
-    <w:p>
-      <w:pPr>
-        <w:spacing w:line="336" w:lineRule="auto" w:after="180"/>
-        <w:shd w:fill="F1F6FC"/>
-      </w:pPr>
-      <w:r>
-        <w:rPr>
-          <w:b w:val="0"/>
-        </w:rPr>
-        <w:t xml:space="preserve">Stored </w:t>
-      </w:r>
-      <w:r>
-        <w:rPr>
-          <w:b/>
-        </w:rPr>
-        <w:t>training</w:t>
-      </w:r>
-      <w:r>
-        <w:rPr>
-          <w:b w:val="0"/>
-        </w:rPr>
-        <w:t xml:space="preserve"> rows: A at 2 units compact, B at 6 extended, C at 8 compact, D at 12 extended. Query is 7.</w:t>
-      </w:r>
-    </w:p>
-    <w:p>
-      <w:pPr>
-        <w:pStyle w:val="Heading3"/>
-      </w:pPr>
-      <w:r>
-        <w:t>Supplied facts</w:t>
-      </w:r>
-    </w:p>
-    <w:p>
-      <w:pPr>
-        <w:spacing w:line="336" w:lineRule="auto" w:after="180"/>
-        <w:shd w:fill="F1F6FC"/>
-      </w:pPr>
-      <w:r>
-        <w:rPr>
-          <w:b/>
-        </w:rPr>
-        <w:t>Distance</w:t>
-      </w:r>
-      <w:r>
-        <w:rPr>
-          <w:b w:val="0"/>
-        </w:rPr>
-        <w:t xml:space="preserve"> is absolute difference; ties sort by ID; tied category </w:t>
-      </w:r>
-      <w:r>
-        <w:rPr>
-          <w:b/>
-        </w:rPr>
-        <w:t>vote</w:t>
-      </w:r>
-      <w:r>
-        <w:rPr>
-          <w:b w:val="0"/>
-        </w:rPr>
-        <w:t xml:space="preserve"> chooses compact.</w:t>
       </w:r>
     </w:p>
     <w:p>
@@ -2504,7 +2848,7 @@
         <w:drawing>
           <wp:inline xmlns:a="http://schemas.openxmlformats.org/drawingml/2006/main" xmlns:pic="http://schemas.openxmlformats.org/drawingml/2006/picture">
             <wp:extent cx="5486400" cy="3621314"/>
-            <wp:docPr id="1" name="Picture 1" descr="Distances from query 7"/>
+            <wp:docPr id="2" name="Picture 2" descr="Distances from query 7"/>
             <wp:cNvGraphicFramePr>
               <a:graphicFrameLocks noChangeAspect="1"/>
             </wp:cNvGraphicFramePr>
@@ -2516,7 +2860,7 @@
                     <pic:cNvPicPr/>
                   </pic:nvPicPr>
                   <pic:blipFill>
-                    <a:blip r:embed="rId9"/>
+                    <a:blip r:embed="rId10"/>
                     <a:stretch>
                       <a:fillRect/>
                     </a:stretch>
@@ -2540,7 +2884,7 @@
         <w:drawing>
           <wp:inline xmlns:a="http://schemas.openxmlformats.org/drawingml/2006/main" xmlns:pic="http://schemas.openxmlformats.org/drawingml/2006/picture">
             <wp:extent cx="5381271" cy="5943599"/>
-            <wp:docPr id="2" name="Picture 2" descr="Nearest Neighbor Reasoning. Measure distances: From 7: A=5, B=1, C=1, D=5.. Order neighbours: Distance then ID gives B,C,A,D.. k=1 prediction: First neighbour B is extended: predict extended.. k=3 prediction: B,C,A vote extended,compact,compact: predict compact."/>
+            <wp:docPr id="3" name="Picture 3" descr="Nearest Neighbor Reasoning. Measure distances: From 7: A=5, B=1, C=1, D=5.. Order neighbours: Distance then ID gives B,C,A,D.. k=1 prediction: First neighbour B is extended: predict extended.. k=3 prediction: B,C,A vote extended,compact,compact: predict compact."/>
             <wp:cNvGraphicFramePr>
               <a:graphicFrameLocks noChangeAspect="1"/>
             </wp:cNvGraphicFramePr>
@@ -2552,7 +2896,7 @@
                     <pic:cNvPicPr/>
                   </pic:nvPicPr>
                   <pic:blipFill>
-                    <a:blip r:embed="rId10"/>
+                    <a:blip r:embed="rId11"/>
                     <a:stretch>
                       <a:fillRect/>
                     </a:stretch>
@@ -2721,91 +3065,614 @@
         <w:pStyle w:val="Heading3"/>
       </w:pPr>
       <w:r>
-        <w:t>Why the result follows</w:t>
+        <w:t>What this example does not establish</w:t>
+      </w:r>
+    </w:p>
+    <w:p>
+      <w:pPr>
+        <w:pStyle w:val="Heading3"/>
+      </w:pPr>
+      <w:r>
+        <w:t>Change one thing in the pictured case</w:t>
+      </w:r>
+    </w:p>
+    <w:p>
+      <w:pPr>
+        <w:pStyle w:val="Heading3"/>
+      </w:pPr>
+      <w:r>
+        <w:t>Ask while showing the picture</w:t>
+      </w:r>
+    </w:p>
+    <w:p>
+      <w:pPr>
+        <w:pStyle w:val="Heading1"/>
+      </w:pPr>
+      <w:r>
+        <w:t>03. Guide the reasoning, then remove help</w:t>
+      </w:r>
+    </w:p>
+    <w:p>
+      <w:r>
+        <w:t>Collect a response from each learner before discussing the worked key.</w:t>
+      </w:r>
+    </w:p>
+    <w:p>
+      <w:pPr>
+        <w:pStyle w:val="Heading2"/>
+      </w:pPr>
+      <w:r>
+        <w:t>Prompt before revealing</w:t>
       </w:r>
     </w:p>
     <w:p>
       <w:pPr>
         <w:spacing w:line="336" w:lineRule="auto" w:after="180"/>
-        <w:shd w:fill="F1F6FC"/>
-      </w:pPr>
-      <w:r>
-        <w:rPr>
-          <w:b w:val="0"/>
-        </w:rPr>
-        <w:t xml:space="preserve">Changing k changes how many </w:t>
+      </w:pPr>
+      <w:r>
+        <w:rPr>
+          <w:b w:val="0"/>
+        </w:rPr>
+        <w:t xml:space="preserve">Completion task: For query 3, list the selected IDs and </w:t>
       </w:r>
       <w:r>
         <w:rPr>
           <w:b/>
         </w:rPr>
-        <w:t>training</w:t>
-      </w:r>
-      <w:r>
-        <w:rPr>
-          <w:b w:val="0"/>
-        </w:rPr>
-        <w:t xml:space="preserve"> </w:t>
+        <w:t>prediction</w:t>
+      </w:r>
+      <w:r>
+        <w:rPr>
+          <w:b w:val="0"/>
+        </w:rPr>
+        <w:t xml:space="preserve">s for k=1 and k=3 using alphabetical ID order on equal </w:t>
       </w:r>
       <w:r>
         <w:rPr>
           <w:b/>
         </w:rPr>
+        <w:t>distance</w:t>
+      </w:r>
+      <w:r>
+        <w:rPr>
+          <w:b w:val="0"/>
+        </w:rPr>
+        <w:t>s. Explain what changes and what remains the same.</w:t>
+      </w:r>
+    </w:p>
+    <w:p>
+      <w:pPr>
+        <w:pStyle w:val="Heading2"/>
+      </w:pPr>
+      <w:r>
+        <w:t>Expected reasoning and fading help</w:t>
+      </w:r>
+    </w:p>
+    <w:p>
+      <w:pPr>
+        <w:spacing w:line="336" w:lineRule="auto" w:after="180"/>
+      </w:pPr>
+      <w:r>
+        <w:rPr>
+          <w:b w:val="0"/>
+        </w:rPr>
+        <w:t xml:space="preserve">Teacher check: For k=1 select A and predict blocked. For k=3 select A,B,C and predict clear from two clear </w:t>
+      </w:r>
+      <w:r>
+        <w:rPr>
+          <w:b/>
+        </w:rPr>
+        <w:t>vote</w:t>
+      </w:r>
+      <w:r>
+        <w:rPr>
+          <w:b w:val="0"/>
+        </w:rPr>
+        <w:t xml:space="preserve">s. </w:t>
+      </w:r>
+      <w:r>
+        <w:rPr>
+          <w:b/>
+        </w:rPr>
+        <w:t>Training</w:t>
+      </w:r>
+      <w:r>
+        <w:rPr>
+          <w:b w:val="0"/>
+        </w:rPr>
+        <w:t xml:space="preserve"> data, </w:t>
+      </w:r>
+      <w:r>
+        <w:rPr>
+          <w:b/>
+        </w:rPr>
+        <w:t>distance</w:t>
+      </w:r>
+      <w:r>
+        <w:rPr>
+          <w:b w:val="0"/>
+        </w:rPr>
+        <w:t xml:space="preserve"> and ID </w:t>
+      </w:r>
+      <w:r>
+        <w:rPr>
+          <w:b/>
+        </w:rPr>
+        <w:t>tie rule</w:t>
+      </w:r>
+      <w:r>
+        <w:rPr>
+          <w:b w:val="0"/>
+        </w:rPr>
+        <w:t xml:space="preserve"> stay the same; the number of voting </w:t>
+      </w:r>
+      <w:r>
+        <w:rPr>
+          <w:b/>
+        </w:rPr>
         <w:t>neighbour</w:t>
       </w:r>
       <w:r>
         <w:rPr>
           <w:b w:val="0"/>
         </w:rPr>
-        <w:t xml:space="preserve">s </w:t>
+        <w:t>s changes.</w:t>
+      </w:r>
+    </w:p>
+    <w:p>
+      <w:pPr>
+        <w:spacing w:line="336" w:lineRule="auto" w:after="180"/>
+      </w:pPr>
+      <w:r>
+        <w:rPr>
+          <w:b w:val="0"/>
+        </w:rPr>
+        <w:t xml:space="preserve">Start by identifying the given </w:t>
       </w:r>
       <w:r>
         <w:rPr>
           <w:b/>
         </w:rPr>
+        <w:t>input</w:t>
+      </w:r>
+      <w:r>
+        <w:rPr>
+          <w:b w:val="0"/>
+        </w:rPr>
+        <w:t>s together. Leave the intermediate steps blank. If needed, model one step, then withdraw that help on the next step. Move to a full trace only when the partial trace is understood.</w:t>
+      </w:r>
+    </w:p>
+    <w:p>
+      <w:pPr>
+        <w:spacing w:line="336" w:lineRule="auto" w:after="180"/>
+      </w:pPr>
+      <w:r>
+        <w:rPr>
+          <w:b w:val="0"/>
+        </w:rPr>
+        <w:t>For partners, alternate explainer and checker; collect a response from every learner before discussion.</w:t>
+      </w:r>
+    </w:p>
+    <w:p>
+      <w:pPr>
+        <w:pStyle w:val="Heading2"/>
+      </w:pPr>
+      <w:r>
+        <w:t>Check the misconception before discussion</w:t>
+      </w:r>
+    </w:p>
+    <w:p>
+      <w:pPr>
+        <w:spacing w:line="336" w:lineRule="auto" w:after="180"/>
+      </w:pPr>
+      <w:r>
+        <w:rPr>
+          <w:b w:val="0"/>
+        </w:rPr>
+        <w:t xml:space="preserve">Use the worked case for Nearest </w:t>
+      </w:r>
+      <w:r>
+        <w:rPr>
+          <w:b/>
+        </w:rPr>
+        <w:t>neighbour</w:t>
+      </w:r>
+      <w:r>
+        <w:rPr>
+          <w:b w:val="0"/>
+        </w:rPr>
+        <w:t xml:space="preserve">s and </w:t>
+      </w:r>
+      <w:r>
+        <w:rPr>
+          <w:b/>
+        </w:rPr>
+        <w:t>distance</w:t>
+      </w:r>
+      <w:r>
+        <w:rPr>
+          <w:b w:val="0"/>
+        </w:rPr>
+        <w:t xml:space="preserve">s. Proposed explanation: “A negative difference is a negative </w:t>
+      </w:r>
+      <w:r>
+        <w:rPr>
+          <w:b/>
+        </w:rPr>
+        <w:t>distance</w:t>
+      </w:r>
+      <w:r>
+        <w:rPr>
+          <w:b w:val="0"/>
+        </w:rPr>
+        <w:t>”. Decide whether this explanation is supported.</w:t>
+      </w:r>
+    </w:p>
+    <w:p>
+      <w:pPr>
+        <w:spacing w:line="336" w:lineRule="auto" w:after="180"/>
+      </w:pPr>
+      <w:r>
+        <w:rPr>
+          <w:b w:val="0"/>
+        </w:rPr>
+        <w:t>Point to the step or supplied fact that decides; explain your repair if needed.</w:t>
+      </w:r>
+    </w:p>
+    <w:p>
+      <w:pPr>
+        <w:spacing w:line="336" w:lineRule="auto" w:after="180"/>
+      </w:pPr>
+      <w:r>
+        <w:rPr>
+          <w:b w:val="0"/>
+        </w:rPr>
+        <w:t xml:space="preserve">Expected correction: Take the absolute difference; in this example </w:t>
+      </w:r>
+      <w:r>
+        <w:rPr>
+          <w:b/>
+        </w:rPr>
+        <w:t>distance</w:t>
+      </w:r>
+      <w:r>
+        <w:rPr>
+          <w:b w:val="0"/>
+        </w:rPr>
+        <w:t xml:space="preserve"> is nonnegative regardless of which reading is larger.</w:t>
+      </w:r>
+    </w:p>
+    <w:p>
+      <w:pPr>
+        <w:spacing w:line="336" w:lineRule="auto" w:after="180"/>
+      </w:pPr>
+      <w:r>
+        <w:rPr>
+          <w:b w:val="0"/>
+        </w:rPr>
+        <w:t xml:space="preserve">Collect explanations, not only yes/no </w:t>
+      </w:r>
+      <w:r>
+        <w:rPr>
+          <w:b/>
+        </w:rPr>
         <w:t>vote</w:t>
       </w:r>
       <w:r>
         <w:rPr>
           <w:b w:val="0"/>
         </w:rPr>
-        <w:t xml:space="preserve">, even though all </w:t>
+        <w:t>s. If a misunderstanding is common, re-model the relevant step for the class.</w:t>
+      </w:r>
+    </w:p>
+    <w:p>
+      <w:pPr>
+        <w:spacing w:line="336" w:lineRule="auto" w:after="180"/>
+      </w:pPr>
+      <w:r>
+        <w:rPr>
+          <w:b w:val="0"/>
+        </w:rPr>
+        <w:t>If it affects a few learners, give a short targeted group explanation while others solve a more demanding variation.</w:t>
+      </w:r>
+    </w:p>
+    <w:p>
+      <w:pPr>
+        <w:pStyle w:val="Heading2"/>
+      </w:pPr>
+      <w:r>
+        <w:t>Use the pictorial check</w:t>
+      </w:r>
+    </w:p>
+    <w:p>
+      <w:pPr>
+        <w:spacing w:line="336" w:lineRule="auto" w:after="180"/>
+      </w:pPr>
+      <w:r>
+        <w:rPr>
+          <w:b w:val="0"/>
+        </w:rPr>
+        <w:t>Why do k=1 and k=3 disagree for the original query?</w:t>
+      </w:r>
+    </w:p>
+    <w:p>
+      <w:pPr>
+        <w:spacing w:line="336" w:lineRule="auto" w:after="180"/>
+      </w:pPr>
+      <w:r>
+        <w:rPr>
+          <w:b w:val="0"/>
+        </w:rPr>
+        <w:t xml:space="preserve">The closest tied </w:t>
       </w:r>
       <w:r>
         <w:rPr>
           <w:b/>
         </w:rPr>
+        <w:t>neighbour</w:t>
+      </w:r>
+      <w:r>
+        <w:rPr>
+          <w:b w:val="0"/>
+        </w:rPr>
+        <w:t xml:space="preserve"> selected by ID is extended B, while the first three include two compact </w:t>
+      </w:r>
+      <w:r>
+        <w:rPr>
+          <w:b/>
+        </w:rPr>
+        <w:t>vote</w:t>
+      </w:r>
+      <w:r>
+        <w:rPr>
+          <w:b w:val="0"/>
+        </w:rPr>
+        <w:t>s.</w:t>
+      </w:r>
+    </w:p>
+    <w:p>
+      <w:pPr>
+        <w:spacing w:line="336" w:lineRule="auto" w:after="180"/>
+      </w:pPr>
+      <w:r>
+        <w:rPr>
+          <w:b w:val="0"/>
+        </w:rPr>
+        <w:t xml:space="preserve">Changed-case reasoning: Order becomes C,B,D,A; k=1 predicts compact and k=3 predicts extended. </w:t>
+      </w:r>
+      <w:r>
+        <w:rPr>
+          <w:b/>
+        </w:rPr>
+        <w:t>Distance</w:t>
+      </w:r>
+      <w:r>
+        <w:rPr>
+          <w:b w:val="0"/>
+        </w:rPr>
+        <w:t xml:space="preserve">s are C=1,B=3,D=3,A=7; B beats D by the ID </w:t>
+      </w:r>
+      <w:r>
+        <w:rPr>
+          <w:b/>
+        </w:rPr>
+        <w:t>tie rule</w:t>
+      </w:r>
+      <w:r>
+        <w:rPr>
+          <w:b w:val="0"/>
+        </w:rPr>
+        <w:t>.</w:t>
+      </w:r>
+    </w:p>
+    <w:p>
+      <w:pPr>
+        <w:spacing w:line="336" w:lineRule="auto" w:after="180"/>
+      </w:pPr>
+      <w:r>
+        <w:rPr>
+          <w:b w:val="0"/>
+        </w:rPr>
+        <w:t xml:space="preserve">Collect each learner’s explanation before discussion. Use the first missing connection between </w:t>
+      </w:r>
+      <w:r>
+        <w:rPr>
+          <w:b/>
+        </w:rPr>
+        <w:t>input</w:t>
+      </w:r>
+      <w:r>
+        <w:rPr>
+          <w:b w:val="0"/>
+        </w:rPr>
+        <w:t xml:space="preserve">, deciding step and result to choose support. This question is worked-case practice, not fresh mastery </w:t>
+      </w:r>
+      <w:r>
+        <w:rPr>
+          <w:b/>
+        </w:rPr>
+        <w:t>evidence</w:t>
+      </w:r>
+      <w:r>
+        <w:rPr>
+          <w:b w:val="0"/>
+        </w:rPr>
+        <w:t>.</w:t>
+      </w:r>
+    </w:p>
+    <w:p>
+      <w:pPr>
+        <w:pStyle w:val="Heading2"/>
+      </w:pPr>
+      <w:r>
+        <w:t>Keep each learner explaining</w:t>
+      </w:r>
+    </w:p>
+    <w:p>
+      <w:pPr>
+        <w:pStyle w:val="ListBullet"/>
+      </w:pPr>
+      <w:r>
+        <w:t>Ask: Which facts are given, and which would we have to assume? Learners mark relevant details before discussing answers.</w:t>
+      </w:r>
+    </w:p>
+    <w:p>
+      <w:pPr>
+        <w:pStyle w:val="ListBullet"/>
+      </w:pPr>
+      <w:r>
+        <w:t>Say: Predict first. Show the rule, information path or calculation that would produce the result. A correct guess is not yet an explanation.</w:t>
+      </w:r>
+    </w:p>
+    <w:p>
+      <w:pPr>
+        <w:pStyle w:val="ListBullet"/>
+      </w:pPr>
+      <w:r>
+        <w:t>In pairs, one learner solves while the other checks evidence; exchange roles. Remove the worked answer before independent assessment.</w:t>
+      </w:r>
+    </w:p>
+    <w:p>
+      <w:pPr>
+        <w:pStyle w:val="Heading2"/>
+      </w:pPr>
+      <w:r>
+        <w:t>Earlier wording, alternatives and picture transcripts · reference / check after trying</w:t>
+      </w:r>
+    </w:p>
+    <w:p>
+      <w:pPr>
+        <w:spacing w:line="336" w:lineRule="auto" w:after="180"/>
+      </w:pPr>
+      <w:r>
+        <w:rPr>
+          <w:b w:val="0"/>
+        </w:rPr>
+        <w:t>Demonstrate and guide practice</w:t>
+      </w:r>
+    </w:p>
+    <w:p>
+      <w:pPr>
+        <w:pStyle w:val="Heading3"/>
+      </w:pPr>
+      <w:r>
+        <w:t>Board sequence</w:t>
+      </w:r>
+    </w:p>
+    <w:p>
+      <w:pPr>
+        <w:spacing w:line="336" w:lineRule="auto" w:after="180"/>
+      </w:pPr>
+      <w:r>
+        <w:rPr>
+          <w:b w:val="0"/>
+        </w:rPr>
+        <w:t>Write the given facts: A=[1,1] liked, B=[1,0] disliked, C=[0,0] disliked; query=[0,1].</w:t>
+      </w:r>
+    </w:p>
+    <w:p>
+      <w:pPr>
+        <w:spacing w:line="336" w:lineRule="auto" w:after="180"/>
+      </w:pPr>
+      <w:r>
+        <w:rPr>
+          <w:b w:val="0"/>
+        </w:rPr>
+        <w:t xml:space="preserve">Write the question to explain: Find nearest </w:t>
+      </w:r>
+      <w:r>
+        <w:rPr>
+          <w:b/>
+        </w:rPr>
+        <w:t>neighbour</w:t>
+      </w:r>
+      <w:r>
+        <w:rPr>
+          <w:b w:val="0"/>
+        </w:rPr>
+        <w:t xml:space="preserve">s using differing-trait </w:t>
+      </w:r>
+      <w:r>
+        <w:rPr>
+          <w:b/>
+        </w:rPr>
         <w:t>distance</w:t>
       </w:r>
       <w:r>
         <w:rPr>
           <w:b w:val="0"/>
         </w:rPr>
-        <w:t>s remain fixed. The query’s reference label must not enter the stored pool before predicting.</w:t>
+        <w:t xml:space="preserve"> and k=1.</w:t>
       </w:r>
     </w:p>
     <w:p>
       <w:pPr>
         <w:spacing w:line="336" w:lineRule="auto" w:after="180"/>
-        <w:shd w:fill="F1F6FC"/>
-      </w:pPr>
-      <w:r>
-        <w:rPr>
-          <w:b w:val="0"/>
-        </w:rPr>
-        <w:t>Tie policies make ordering reproducible; without them, list order could unexpectedly determine the single-</w:t>
+      </w:pPr>
+      <w:r>
+        <w:rPr>
+          <w:b w:val="0"/>
+        </w:rPr>
+        <w:t xml:space="preserve">Reveal after </w:t>
       </w:r>
       <w:r>
         <w:rPr>
           <w:b/>
         </w:rPr>
+        <w:t>prediction</w:t>
+      </w:r>
+      <w:r>
+        <w:rPr>
+          <w:b w:val="0"/>
+        </w:rPr>
+        <w:t xml:space="preserve">s: A and C tie at </w:t>
+      </w:r>
+      <w:r>
+        <w:rPr>
+          <w:b/>
+        </w:rPr>
+        <w:t>distance</w:t>
+      </w:r>
+      <w:r>
+        <w:rPr>
+          <w:b w:val="0"/>
+        </w:rPr>
+        <w:t xml:space="preserve"> one; B is </w:t>
+      </w:r>
+      <w:r>
+        <w:rPr>
+          <w:b/>
+        </w:rPr>
+        <w:t>distance</w:t>
+      </w:r>
+      <w:r>
+        <w:rPr>
+          <w:b w:val="0"/>
+        </w:rPr>
+        <w:t xml:space="preserve"> two. Conflicting nearest labels require a predefined tie policy or uncertainty.</w:t>
+      </w:r>
+    </w:p>
+    <w:p>
+      <w:pPr>
+        <w:spacing w:line="336" w:lineRule="auto" w:after="180"/>
+      </w:pPr>
+      <w:r>
+        <w:rPr>
+          <w:b w:val="0"/>
+        </w:rPr>
+        <w:t xml:space="preserve">Use the earlier changed question as optional later practice. Reserve Find </w:t>
+      </w:r>
+      <w:r>
+        <w:rPr>
+          <w:b/>
+        </w:rPr>
         <w:t>neighbour</w:t>
       </w:r>
       <w:r>
         <w:rPr>
           <w:b w:val="0"/>
         </w:rPr>
-        <w:t xml:space="preserve"> result.</w:t>
+        <w:t>s independently for the first independent attempt before hints or feedback.</w:t>
       </w:r>
     </w:p>
     <w:p>
@@ -2813,502 +3680,18 @@
         <w:pStyle w:val="Heading3"/>
       </w:pPr>
       <w:r>
-        <w:t>What this example does not establish</w:t>
-      </w:r>
-    </w:p>
-    <w:p>
-      <w:pPr>
-        <w:pStyle w:val="Heading3"/>
-      </w:pPr>
-      <w:r>
-        <w:t>Keep the stated limit</w:t>
+        <w:t>Classroom dialogue</w:t>
       </w:r>
     </w:p>
     <w:p>
       <w:pPr>
         <w:spacing w:line="336" w:lineRule="auto" w:after="180"/>
-        <w:shd w:fill="FFF5E6"/>
-      </w:pPr>
-      <w:r>
-        <w:rPr>
-          <w:b w:val="0"/>
-        </w:rPr>
-        <w:t>Nearest-</w:t>
-      </w:r>
-      <w:r>
-        <w:rPr>
-          <w:b/>
-        </w:rPr>
-        <w:t>neighbour</w:t>
-      </w:r>
-      <w:r>
-        <w:rPr>
-          <w:b w:val="0"/>
-        </w:rPr>
-        <w:t xml:space="preserve"> </w:t>
-      </w:r>
-      <w:r>
-        <w:rPr>
-          <w:b/>
-        </w:rPr>
-        <w:t>vote</w:t>
-      </w:r>
-      <w:r>
-        <w:rPr>
-          <w:b w:val="0"/>
-        </w:rPr>
-        <w:t>s depend on feature representation; they are not calibrated probabilities or guaranteed correct labels.</w:t>
-      </w:r>
-    </w:p>
-    <w:p>
-      <w:pPr>
-        <w:pStyle w:val="Heading3"/>
-      </w:pPr>
-      <w:r>
-        <w:t>Change one thing in the pictured case</w:t>
-      </w:r>
-    </w:p>
-    <w:p>
-      <w:pPr>
-        <w:pStyle w:val="Heading3"/>
-      </w:pPr>
-      <w:r>
-        <w:t>Change one thing</w:t>
-      </w:r>
-    </w:p>
-    <w:p>
-      <w:pPr>
-        <w:spacing w:line="336" w:lineRule="auto" w:after="180"/>
-        <w:shd w:fill="F5F1FB"/>
-      </w:pPr>
-      <w:r>
-        <w:rPr>
-          <w:b w:val="0"/>
-        </w:rPr>
-        <w:t xml:space="preserve">Change: Move query from 7 to 9 while keeping </w:t>
-      </w:r>
-      <w:r>
-        <w:rPr>
-          <w:b/>
-        </w:rPr>
-        <w:t>training</w:t>
-      </w:r>
-      <w:r>
-        <w:rPr>
-          <w:b w:val="0"/>
-        </w:rPr>
-        <w:t xml:space="preserve"> fixed.</w:t>
-      </w:r>
-    </w:p>
-    <w:p>
-      <w:pPr>
-        <w:pStyle w:val="Heading3"/>
-      </w:pPr>
-      <w:r>
-        <w:t>Predicted result</w:t>
-      </w:r>
-    </w:p>
-    <w:p>
-      <w:pPr>
-        <w:spacing w:line="336" w:lineRule="auto" w:after="180"/>
-        <w:shd w:fill="F1F6FC"/>
-      </w:pPr>
-      <w:r>
-        <w:rPr>
-          <w:b/>
-        </w:rPr>
-        <w:t>Prediction</w:t>
-      </w:r>
-      <w:r>
-        <w:rPr>
-          <w:b w:val="0"/>
-        </w:rPr>
-        <w:t>: Order becomes C,B,D,A; k=1 predicts compact and k=3 predicts extended.</w:t>
-      </w:r>
-    </w:p>
-    <w:p>
-      <w:pPr>
-        <w:pStyle w:val="Heading3"/>
-      </w:pPr>
-      <w:r>
-        <w:t>Why the result follows</w:t>
-      </w:r>
-    </w:p>
-    <w:p>
-      <w:pPr>
-        <w:spacing w:line="336" w:lineRule="auto" w:after="180"/>
-        <w:shd w:fill="F1F6FC"/>
-      </w:pPr>
-      <w:r>
-        <w:rPr>
-          <w:b w:val="0"/>
-        </w:rPr>
-        <w:t xml:space="preserve">Reason: </w:t>
-      </w:r>
-      <w:r>
-        <w:rPr>
-          <w:b/>
-        </w:rPr>
-        <w:t>Distance</w:t>
-      </w:r>
-      <w:r>
-        <w:rPr>
-          <w:b w:val="0"/>
-        </w:rPr>
-        <w:t xml:space="preserve">s are C=1,B=3,D=3,A=7; B beats D by the ID </w:t>
-      </w:r>
-      <w:r>
-        <w:rPr>
-          <w:b/>
-        </w:rPr>
-        <w:t>tie rule</w:t>
-      </w:r>
-      <w:r>
-        <w:rPr>
-          <w:b w:val="0"/>
-        </w:rPr>
-        <w:t>.</w:t>
-      </w:r>
-    </w:p>
-    <w:p>
-      <w:pPr>
-        <w:pStyle w:val="Heading3"/>
-      </w:pPr>
-      <w:r>
-        <w:t>Ask while showing the picture</w:t>
-      </w:r>
-    </w:p>
-    <w:p>
-      <w:pPr>
-        <w:pStyle w:val="Heading3"/>
-      </w:pPr>
-      <w:r>
-        <w:t>Ask while showing the picture · 6</w:t>
-      </w:r>
-    </w:p>
-    <w:p>
-      <w:pPr>
-        <w:spacing w:line="336" w:lineRule="auto" w:after="180"/>
-      </w:pPr>
-      <w:r>
-        <w:rPr>
-          <w:b w:val="0"/>
-        </w:rPr>
-        <w:t xml:space="preserve">Cover the result. Ask learners to name the </w:t>
-      </w:r>
-      <w:r>
-        <w:rPr>
-          <w:b/>
-        </w:rPr>
-        <w:t>input</w:t>
-      </w:r>
-      <w:r>
-        <w:rPr>
-          <w:b w:val="0"/>
-        </w:rPr>
-        <w:t xml:space="preserve">s and predict the next step. Uncover one step, connect the icon to the actual procedure, and explain its </w:t>
-      </w:r>
-      <w:r>
-        <w:rPr>
-          <w:b/>
-        </w:rPr>
-        <w:t>evidence</w:t>
-      </w:r>
-      <w:r>
-        <w:rPr>
-          <w:b w:val="0"/>
-        </w:rPr>
-        <w:t>. Then change the supplied condition and compare.</w:t>
-      </w:r>
-    </w:p>
-    <w:p>
-      <w:pPr>
-        <w:spacing w:line="336" w:lineRule="auto" w:after="180"/>
-      </w:pPr>
-      <w:r>
-        <w:rPr>
-          <w:b w:val="0"/>
-        </w:rPr>
-        <w:t>The picture is a representation; it does not document execution of a real AI model.</w:t>
-      </w:r>
-    </w:p>
-    <w:p>
-      <w:pPr>
-        <w:pStyle w:val="Heading1"/>
-      </w:pPr>
-      <w:r>
-        <w:t>03. Demonstrate and guide practice</w:t>
-      </w:r>
-    </w:p>
-    <w:p>
-      <w:r>
-        <w:t>Demonstrate Nearest Neighbor Reasoning, reduce support deliberately and check individual reasoning before discussing answers.</w:t>
-      </w:r>
-    </w:p>
-    <w:p>
-      <w:pPr>
-        <w:pStyle w:val="Heading3"/>
-      </w:pPr>
-      <w:r>
-        <w:t>Board sequence</w:t>
-      </w:r>
-    </w:p>
-    <w:p>
-      <w:pPr>
-        <w:pStyle w:val="Heading3"/>
-      </w:pPr>
-      <w:r>
-        <w:t>1. Put the facts on the board</w:t>
-      </w:r>
-    </w:p>
-    <w:p>
-      <w:pPr>
-        <w:spacing w:line="336" w:lineRule="auto" w:after="180"/>
-        <w:shd w:fill="F4F9FC"/>
-      </w:pPr>
-      <w:r>
-        <w:rPr>
-          <w:b w:val="0"/>
-        </w:rPr>
-        <w:t>Write the given facts: A=[1,1] liked, B=[1,0] disliked, C=[0,0] disliked; query=[0,1].</w:t>
-      </w:r>
-    </w:p>
-    <w:p>
-      <w:pPr>
-        <w:pStyle w:val="Heading3"/>
-      </w:pPr>
-      <w:r>
-        <w:t>2. State the decision to explain</w:t>
-      </w:r>
-    </w:p>
-    <w:p>
-      <w:pPr>
-        <w:spacing w:line="336" w:lineRule="auto" w:after="180"/>
-        <w:shd w:fill="F4F9FC"/>
-      </w:pPr>
-      <w:r>
-        <w:rPr>
-          <w:b w:val="0"/>
-        </w:rPr>
-        <w:t xml:space="preserve">Write the question to explain: Find nearest </w:t>
-      </w:r>
-      <w:r>
-        <w:rPr>
-          <w:b/>
-        </w:rPr>
-        <w:t>neighbour</w:t>
-      </w:r>
-      <w:r>
-        <w:rPr>
-          <w:b w:val="0"/>
-        </w:rPr>
-        <w:t xml:space="preserve">s using differing-trait </w:t>
-      </w:r>
-      <w:r>
-        <w:rPr>
-          <w:b/>
-        </w:rPr>
-        <w:t>distance</w:t>
-      </w:r>
-      <w:r>
-        <w:rPr>
-          <w:b w:val="0"/>
-        </w:rPr>
-        <w:t xml:space="preserve"> and k=1.</w:t>
-      </w:r>
-    </w:p>
-    <w:p>
-      <w:pPr>
-        <w:pStyle w:val="Heading3"/>
-      </w:pPr>
-      <w:r>
-        <w:t>3. Reveal the worked reasoning</w:t>
-      </w:r>
-    </w:p>
-    <w:p>
-      <w:pPr>
-        <w:spacing w:line="336" w:lineRule="auto" w:after="180"/>
-        <w:shd w:fill="F1F6FC"/>
-      </w:pPr>
-      <w:r>
-        <w:rPr>
-          <w:b w:val="0"/>
-        </w:rPr>
-        <w:t xml:space="preserve">Reveal after </w:t>
-      </w:r>
-      <w:r>
-        <w:rPr>
-          <w:b/>
-        </w:rPr>
-        <w:t>prediction</w:t>
-      </w:r>
-      <w:r>
-        <w:rPr>
-          <w:b w:val="0"/>
-        </w:rPr>
-        <w:t xml:space="preserve">s: A and C tie at </w:t>
-      </w:r>
-      <w:r>
-        <w:rPr>
-          <w:b/>
-        </w:rPr>
-        <w:t>distance</w:t>
-      </w:r>
-      <w:r>
-        <w:rPr>
-          <w:b w:val="0"/>
-        </w:rPr>
-        <w:t xml:space="preserve"> one; B is </w:t>
-      </w:r>
-      <w:r>
-        <w:rPr>
-          <w:b/>
-        </w:rPr>
-        <w:t>distance</w:t>
-      </w:r>
-      <w:r>
-        <w:rPr>
-          <w:b w:val="0"/>
-        </w:rPr>
-        <w:t xml:space="preserve"> two. Conflicting nearest labels require a predefined tie policy or uncertainty.</w:t>
-      </w:r>
-    </w:p>
-    <w:p>
-      <w:pPr>
-        <w:pStyle w:val="Heading3"/>
-      </w:pPr>
-      <w:r>
-        <w:t>Hold back the independent task</w:t>
-      </w:r>
-    </w:p>
-    <w:p>
-      <w:pPr>
-        <w:spacing w:line="336" w:lineRule="auto" w:after="180"/>
-        <w:shd w:fill="FFF5E6"/>
-      </w:pPr>
-      <w:r>
-        <w:rPr>
-          <w:b w:val="0"/>
-        </w:rPr>
-        <w:t xml:space="preserve">Keep for an independent attempt: </w:t>
-      </w:r>
-      <w:r>
-        <w:rPr>
-          <w:b/>
-        </w:rPr>
-        <w:t>Training</w:t>
-      </w:r>
-      <w:r>
-        <w:rPr>
-          <w:b w:val="0"/>
-        </w:rPr>
-        <w:t xml:space="preserve"> items have one numeric feature: A=2 with label short, B=8 with label long. A new item has value 6. Use absolute </w:t>
-      </w:r>
-      <w:r>
-        <w:rPr>
-          <w:b/>
-        </w:rPr>
-        <w:t>distance</w:t>
-      </w:r>
-      <w:r>
-        <w:rPr>
-          <w:b w:val="0"/>
-        </w:rPr>
-        <w:t xml:space="preserve"> to choose its nearest </w:t>
-      </w:r>
-      <w:r>
-        <w:rPr>
-          <w:b/>
-        </w:rPr>
-        <w:t>neighbour</w:t>
-      </w:r>
-      <w:r>
-        <w:rPr>
-          <w:b w:val="0"/>
-        </w:rPr>
-        <w:t>.</w:t>
-      </w:r>
-    </w:p>
-    <w:p>
-      <w:pPr>
-        <w:pStyle w:val="Heading3"/>
-      </w:pPr>
-      <w:r>
-        <w:t>Classroom dialogue</w:t>
-      </w:r>
-    </w:p>
-    <w:p>
-      <w:pPr>
-        <w:pStyle w:val="Heading3"/>
-      </w:pPr>
-      <w:r>
-        <w:t>Ask the class</w:t>
-      </w:r>
-    </w:p>
-    <w:p>
-      <w:pPr>
-        <w:spacing w:line="336" w:lineRule="auto" w:after="180"/>
-        <w:shd w:fill="F5F1FB"/>
-      </w:pPr>
-      <w:r>
-        <w:rPr>
-          <w:b w:val="0"/>
-        </w:rPr>
-        <w:t>Ask: Which facts are given, and which would we have to assume? Learners mark relevant details before discussing answers.</w:t>
-      </w:r>
-    </w:p>
-    <w:p>
-      <w:pPr>
-        <w:pStyle w:val="Heading3"/>
-      </w:pPr>
-      <w:r>
-        <w:t>Language to model</w:t>
-      </w:r>
-    </w:p>
-    <w:p>
-      <w:pPr>
-        <w:spacing w:line="336" w:lineRule="auto" w:after="180"/>
-        <w:shd w:fill="F1F6F8"/>
-      </w:pPr>
-      <w:r>
-        <w:rPr>
-          <w:b w:val="0"/>
-        </w:rPr>
-        <w:t>Say: Predict first. Show the rule, information path or calculation that would produce the result. A correct guess is not yet an explanation.</w:t>
-      </w:r>
-    </w:p>
-    <w:p>
-      <w:pPr>
-        <w:spacing w:line="336" w:lineRule="auto" w:after="180"/>
       </w:pPr>
       <w:r>
         <w:rPr>
           <w:b w:val="0"/>
         </w:rPr>
         <w:t>Reveal reasoning one step at a time. Explain why a tempting alternative fails. Write units and denominators for arithmetic, trace conditions for decisions, and identify supporting sources for claims.</w:t>
-      </w:r>
-    </w:p>
-    <w:p>
-      <w:pPr>
-        <w:spacing w:line="336" w:lineRule="auto" w:after="180"/>
-      </w:pPr>
-      <w:r>
-        <w:rPr>
-          <w:b w:val="0"/>
-        </w:rPr>
-        <w:t xml:space="preserve">In pairs, one learner solves while the other checks </w:t>
-      </w:r>
-      <w:r>
-        <w:rPr>
-          <w:b/>
-        </w:rPr>
-        <w:t>evidence</w:t>
-      </w:r>
-      <w:r>
-        <w:rPr>
-          <w:b w:val="0"/>
-        </w:rPr>
-        <w:t>; exchange roles. Remove the worked answer before independent assessment.</w:t>
       </w:r>
     </w:p>
     <w:p>
@@ -3622,568 +4005,103 @@
         <w:pStyle w:val="Heading3"/>
       </w:pPr>
       <w:r>
-        <w:t>Completion practice</w:t>
+        <w:t>Individual reasoning check</w:t>
+      </w:r>
+    </w:p>
+    <w:p>
+      <w:pPr>
+        <w:pStyle w:val="Heading3"/>
+      </w:pPr>
+      <w:r>
+        <w:t>Pictorial practice question</w:t>
+      </w:r>
+    </w:p>
+    <w:p>
+      <w:pPr>
+        <w:pStyle w:val="Heading3"/>
+      </w:pPr>
+      <w:r>
+        <w:t>Reasoned teacher answer</w:t>
+      </w:r>
+    </w:p>
+    <w:p>
+      <w:pPr>
+        <w:pStyle w:val="Heading1"/>
+      </w:pPr>
+      <w:r>
+        <w:t>04. Run the supplied investigation</w:t>
+      </w:r>
+    </w:p>
+    <w:p>
+      <w:r>
+        <w:t>Keep expected results, observed paper traces and remaining limits distinguishable.</w:t>
+      </w:r>
+    </w:p>
+    <w:p>
+      <w:pPr>
+        <w:pStyle w:val="Heading2"/>
+      </w:pPr>
+      <w:r>
+        <w:t>Supplied materials and answer guidance</w:t>
       </w:r>
     </w:p>
     <w:p>
       <w:pPr>
         <w:spacing w:line="336" w:lineRule="auto" w:after="180"/>
-        <w:shd w:fill="F5F1FB"/>
-      </w:pPr>
-      <w:r>
-        <w:rPr>
-          <w:b w:val="0"/>
-        </w:rPr>
-        <w:t xml:space="preserve">Completion task: For query 3, list the selected IDs and </w:t>
-      </w:r>
-      <w:r>
-        <w:rPr>
-          <w:b/>
-        </w:rPr>
-        <w:t>prediction</w:t>
-      </w:r>
-      <w:r>
-        <w:rPr>
-          <w:b w:val="0"/>
-        </w:rPr>
-        <w:t xml:space="preserve">s for k=1 and k=3 using alphabetical ID order on equal </w:t>
-      </w:r>
-      <w:r>
-        <w:rPr>
-          <w:b/>
-        </w:rPr>
-        <w:t>distance</w:t>
-      </w:r>
-      <w:r>
-        <w:rPr>
-          <w:b w:val="0"/>
-        </w:rPr>
-        <w:t>s. Explain what changes and what remains the same.</w:t>
-      </w:r>
-    </w:p>
-    <w:p>
-      <w:pPr>
-        <w:pStyle w:val="Heading3"/>
-      </w:pPr>
-      <w:r>
-        <w:t>Reasoning to listen for</w:t>
-      </w:r>
-    </w:p>
-    <w:p>
-      <w:pPr>
-        <w:spacing w:line="336" w:lineRule="auto" w:after="180"/>
-        <w:shd w:fill="F1F6FC"/>
-      </w:pPr>
-      <w:r>
-        <w:rPr>
-          <w:b w:val="0"/>
-        </w:rPr>
-        <w:t xml:space="preserve">Teacher check: For k=1 select A and predict blocked. For k=3 select A,B,C and predict clear from two clear </w:t>
-      </w:r>
-      <w:r>
-        <w:rPr>
-          <w:b/>
-        </w:rPr>
-        <w:t>vote</w:t>
-      </w:r>
-      <w:r>
-        <w:rPr>
-          <w:b w:val="0"/>
-        </w:rPr>
-        <w:t xml:space="preserve">s. </w:t>
-      </w:r>
-      <w:r>
-        <w:rPr>
-          <w:b/>
-        </w:rPr>
-        <w:t>Training</w:t>
-      </w:r>
-      <w:r>
-        <w:rPr>
-          <w:b w:val="0"/>
-        </w:rPr>
-        <w:t xml:space="preserve"> data, </w:t>
-      </w:r>
-      <w:r>
-        <w:rPr>
-          <w:b/>
-        </w:rPr>
-        <w:t>distance</w:t>
-      </w:r>
-      <w:r>
-        <w:rPr>
-          <w:b w:val="0"/>
-        </w:rPr>
-        <w:t xml:space="preserve"> and ID </w:t>
-      </w:r>
-      <w:r>
-        <w:rPr>
-          <w:b/>
-        </w:rPr>
-        <w:t>tie rule</w:t>
-      </w:r>
-      <w:r>
-        <w:rPr>
-          <w:b w:val="0"/>
-        </w:rPr>
-        <w:t xml:space="preserve"> stay the same; the number of voting </w:t>
-      </w:r>
-      <w:r>
-        <w:rPr>
-          <w:b/>
-        </w:rPr>
-        <w:t>neighbour</w:t>
-      </w:r>
-      <w:r>
-        <w:rPr>
-          <w:b w:val="0"/>
-        </w:rPr>
-        <w:t>s changes.</w:t>
-      </w:r>
-    </w:p>
-    <w:p>
-      <w:pPr>
-        <w:spacing w:line="336" w:lineRule="auto" w:after="180"/>
-      </w:pPr>
-      <w:r>
-        <w:rPr>
-          <w:b w:val="0"/>
-        </w:rPr>
-        <w:t xml:space="preserve">Start by identifying the given </w:t>
-      </w:r>
-      <w:r>
-        <w:rPr>
-          <w:b/>
-        </w:rPr>
-        <w:t>input</w:t>
-      </w:r>
-      <w:r>
-        <w:rPr>
-          <w:b w:val="0"/>
-        </w:rPr>
-        <w:t>s together. Leave the intermediate steps blank. If needed, model one step, then withdraw that help on the next step. Move to a full trace only when the partial trace is understood.</w:t>
-      </w:r>
-    </w:p>
-    <w:p>
-      <w:pPr>
-        <w:spacing w:line="336" w:lineRule="auto" w:after="180"/>
-      </w:pPr>
-      <w:r>
-        <w:rPr>
-          <w:b w:val="0"/>
-        </w:rPr>
-        <w:t>For partners, alternate explainer and checker; collect a response from every learner before discussion.</w:t>
-      </w:r>
-    </w:p>
-    <w:p>
-      <w:pPr>
-        <w:pStyle w:val="Heading3"/>
-      </w:pPr>
-      <w:r>
-        <w:t>Individual reasoning check</w:t>
-      </w:r>
-    </w:p>
-    <w:p>
-      <w:pPr>
-        <w:spacing w:line="336" w:lineRule="auto" w:after="180"/>
-      </w:pPr>
-      <w:r>
-        <w:rPr>
-          <w:b w:val="0"/>
-        </w:rPr>
-        <w:t xml:space="preserve">Use the worked case for Nearest </w:t>
-      </w:r>
-      <w:r>
-        <w:rPr>
-          <w:b/>
-        </w:rPr>
-        <w:t>neighbour</w:t>
-      </w:r>
-      <w:r>
-        <w:rPr>
-          <w:b w:val="0"/>
-        </w:rPr>
-        <w:t xml:space="preserve">s and </w:t>
-      </w:r>
-      <w:r>
-        <w:rPr>
-          <w:b/>
-        </w:rPr>
-        <w:t>distance</w:t>
-      </w:r>
-      <w:r>
-        <w:rPr>
-          <w:b w:val="0"/>
-        </w:rPr>
-        <w:t xml:space="preserve">s. Proposed explanation: “A negative difference is a negative </w:t>
-      </w:r>
-      <w:r>
-        <w:rPr>
-          <w:b/>
-        </w:rPr>
-        <w:t>distance</w:t>
-      </w:r>
-      <w:r>
-        <w:rPr>
-          <w:b w:val="0"/>
-        </w:rPr>
-        <w:t>”. Decide whether this explanation is supported.</w:t>
-      </w:r>
-    </w:p>
-    <w:p>
-      <w:pPr>
-        <w:spacing w:line="336" w:lineRule="auto" w:after="180"/>
-      </w:pPr>
-      <w:r>
-        <w:rPr>
-          <w:b w:val="0"/>
-        </w:rPr>
-        <w:t>Point to the step or supplied fact that decides; explain your repair if needed.</w:t>
-      </w:r>
-    </w:p>
-    <w:p>
-      <w:pPr>
-        <w:pStyle w:val="Heading3"/>
-      </w:pPr>
-      <w:r>
-        <w:t>Expected repair</w:t>
-      </w:r>
-    </w:p>
-    <w:p>
-      <w:pPr>
-        <w:spacing w:line="336" w:lineRule="auto" w:after="180"/>
-        <w:shd w:fill="F1F6FC"/>
-      </w:pPr>
-      <w:r>
-        <w:rPr>
-          <w:b w:val="0"/>
-        </w:rPr>
-        <w:t xml:space="preserve">Expected correction: Take the absolute difference; in this example </w:t>
-      </w:r>
-      <w:r>
-        <w:rPr>
-          <w:b/>
-        </w:rPr>
-        <w:t>distance</w:t>
-      </w:r>
-      <w:r>
-        <w:rPr>
-          <w:b w:val="0"/>
-        </w:rPr>
-        <w:t xml:space="preserve"> is nonnegative regardless of which reading is larger.</w:t>
-      </w:r>
-    </w:p>
-    <w:p>
-      <w:pPr>
-        <w:spacing w:line="336" w:lineRule="auto" w:after="180"/>
-      </w:pPr>
-      <w:r>
-        <w:rPr>
-          <w:b w:val="0"/>
-        </w:rPr>
-        <w:t xml:space="preserve">Collect explanations, not only yes/no </w:t>
-      </w:r>
-      <w:r>
-        <w:rPr>
-          <w:b/>
-        </w:rPr>
-        <w:t>vote</w:t>
-      </w:r>
-      <w:r>
-        <w:rPr>
-          <w:b w:val="0"/>
-        </w:rPr>
-        <w:t>s. If a misunderstanding is common, re-model the relevant step for the class.</w:t>
-      </w:r>
-    </w:p>
-    <w:p>
-      <w:pPr>
-        <w:spacing w:line="336" w:lineRule="auto" w:after="180"/>
-      </w:pPr>
-      <w:r>
-        <w:rPr>
-          <w:b w:val="0"/>
-        </w:rPr>
-        <w:t>If it affects a few learners, give a short targeted group explanation while others solve a more demanding variation.</w:t>
-      </w:r>
-    </w:p>
-    <w:p>
-      <w:pPr>
-        <w:pStyle w:val="Heading3"/>
-      </w:pPr>
-      <w:r>
-        <w:t>Pictorial practice question</w:t>
-      </w:r>
-    </w:p>
-    <w:p>
-      <w:pPr>
-        <w:spacing w:line="336" w:lineRule="auto" w:after="180"/>
-        <w:shd w:fill="F5F1FB"/>
-      </w:pPr>
-      <w:r>
-        <w:rPr>
-          <w:b w:val="0"/>
-        </w:rPr>
-        <w:t>Why do k=1 and k=3 disagree for the original query?</w:t>
-      </w:r>
-    </w:p>
-    <w:p>
-      <w:pPr>
-        <w:pStyle w:val="Heading3"/>
-      </w:pPr>
-      <w:r>
-        <w:t>Reasoned teacher answer</w:t>
-      </w:r>
-    </w:p>
-    <w:p>
-      <w:pPr>
-        <w:spacing w:line="336" w:lineRule="auto" w:after="180"/>
-      </w:pPr>
-      <w:r>
-        <w:rPr>
-          <w:b w:val="0"/>
-        </w:rPr>
-        <w:t xml:space="preserve">The closest tied </w:t>
-      </w:r>
-      <w:r>
-        <w:rPr>
-          <w:b/>
-        </w:rPr>
-        <w:t>neighbour</w:t>
-      </w:r>
-      <w:r>
-        <w:rPr>
-          <w:b w:val="0"/>
-        </w:rPr>
-        <w:t xml:space="preserve"> selected by ID is extended B, while the first three include two compact </w:t>
-      </w:r>
-      <w:r>
-        <w:rPr>
-          <w:b/>
-        </w:rPr>
-        <w:t>vote</w:t>
-      </w:r>
-      <w:r>
-        <w:rPr>
-          <w:b w:val="0"/>
-        </w:rPr>
-        <w:t>s.</w:t>
-      </w:r>
-    </w:p>
-    <w:p>
-      <w:pPr>
-        <w:spacing w:line="336" w:lineRule="auto" w:after="180"/>
-      </w:pPr>
-      <w:r>
-        <w:rPr>
-          <w:b w:val="0"/>
-        </w:rPr>
-        <w:t xml:space="preserve">Changed-case reasoning: Order becomes C,B,D,A; k=1 predicts compact and k=3 predicts extended. </w:t>
-      </w:r>
-      <w:r>
-        <w:rPr>
-          <w:b/>
-        </w:rPr>
-        <w:t>Distance</w:t>
-      </w:r>
-      <w:r>
-        <w:rPr>
-          <w:b w:val="0"/>
-        </w:rPr>
-        <w:t xml:space="preserve">s are C=1,B=3,D=3,A=7; B beats D by the ID </w:t>
-      </w:r>
-      <w:r>
-        <w:rPr>
-          <w:b/>
-        </w:rPr>
-        <w:t>tie rule</w:t>
-      </w:r>
-      <w:r>
-        <w:rPr>
-          <w:b w:val="0"/>
-        </w:rPr>
-        <w:t>.</w:t>
-      </w:r>
-    </w:p>
-    <w:p>
-      <w:pPr>
-        <w:spacing w:line="336" w:lineRule="auto" w:after="180"/>
-      </w:pPr>
-      <w:r>
-        <w:rPr>
-          <w:b w:val="0"/>
-        </w:rPr>
-        <w:t xml:space="preserve">Collect each learner’s explanation before discussion. Use the first missing connection between </w:t>
-      </w:r>
-      <w:r>
-        <w:rPr>
-          <w:b/>
-        </w:rPr>
-        <w:t>input</w:t>
-      </w:r>
-      <w:r>
-        <w:rPr>
-          <w:b w:val="0"/>
-        </w:rPr>
-        <w:t xml:space="preserve">, deciding step and result to choose support. This question is worked-case practice, not fresh mastery </w:t>
-      </w:r>
-      <w:r>
-        <w:rPr>
-          <w:b/>
-        </w:rPr>
-        <w:t>evidence</w:t>
-      </w:r>
-      <w:r>
-        <w:rPr>
-          <w:b w:val="0"/>
-        </w:rPr>
-        <w:t>.</w:t>
-      </w:r>
-    </w:p>
-    <w:p>
-      <w:pPr>
-        <w:pStyle w:val="Heading1"/>
-      </w:pPr>
-      <w:r>
-        <w:t>04. Run the weekly evidence lab</w:t>
-      </w:r>
-    </w:p>
-    <w:p>
-      <w:r>
-        <w:t>Run the Nearest Neighbor Reasoning investigation and use the first unsupported step to choose a teaching response.</w:t>
-      </w:r>
-    </w:p>
-    <w:p>
-      <w:pPr>
-        <w:spacing w:line="336" w:lineRule="auto" w:after="180"/>
-      </w:pPr>
-      <w:r>
-        <w:rPr>
-          <w:b w:val="0"/>
-        </w:rPr>
-        <w:t>Words You Can Use to Reason</w:t>
-      </w:r>
-    </w:p>
-    <w:p>
-      <w:pPr>
-        <w:spacing w:line="336" w:lineRule="auto" w:after="180"/>
-      </w:pPr>
-      <w:r>
-        <w:rPr>
-          <w:b w:val="0"/>
-        </w:rPr>
-        <w:t>A definition matters when you can recognize the idea, use it, and contrast it with a near-miss.</w:t>
-      </w:r>
-    </w:p>
-    <w:p>
-      <w:pPr>
-        <w:spacing w:line="336" w:lineRule="auto" w:after="180"/>
-      </w:pPr>
-      <w:r>
-        <w:rPr>
-          <w:b w:val="0"/>
-        </w:rPr>
+      </w:pPr>
+      <w:r>
+        <w:rPr>
+          <w:b w:val="0"/>
+        </w:rPr>
+        <w:t>Query3 distances1,1,5,7,9; k1 selectsA blocked, k3 selectsA/B/C clear. Validation triples areA/B/C,C/D/E,D/E/C; all predictclear, matching only the third reference:1/3. Training-majority clear also1/3. The separate book query7 givesB/C/A/D, k1extended,k3compact; query9 givesC/B/D/A,k1compact,k3extended. These pools and labels are different. Never add query references before prediction, and do not call2/3 votes a calibrated probability. Reserve P–T for independent W4.</w:t>
+      </w:r>
+    </w:p>
+    <w:p>
+      <w:pPr>
+        <w:pStyle w:val="Heading2"/>
+      </w:pPr>
+      <w:r>
+        <w:t>Run and record</w:t>
+      </w:r>
+    </w:p>
+    <w:p>
+      <w:pPr>
+        <w:pStyle w:val="ListNumber"/>
+      </w:pPr>
+      <w:r>
         <w:t>Predict → Test → Record → Explain</w:t>
       </w:r>
     </w:p>
     <w:p>
       <w:pPr>
-        <w:spacing w:line="336" w:lineRule="auto" w:after="180"/>
-      </w:pPr>
-      <w:r>
-        <w:rPr>
-          <w:b w:val="0"/>
-        </w:rPr>
+        <w:pStyle w:val="ListNumber"/>
+      </w:pPr>
+      <w:r>
         <w:t>Keep expected and actual results separate. Surprises are useful data when recorded honestly.</w:t>
       </w:r>
     </w:p>
     <w:p>
       <w:pPr>
-        <w:spacing w:line="336" w:lineRule="auto" w:after="180"/>
-      </w:pPr>
-      <w:r>
-        <w:rPr>
-          <w:b w:val="0"/>
-        </w:rPr>
-        <w:t xml:space="preserve">Measure </w:t>
-      </w:r>
-      <w:r>
-        <w:rPr>
-          <w:b/>
-        </w:rPr>
-        <w:t>distance</w:t>
-      </w:r>
-      <w:r>
-        <w:rPr>
-          <w:b w:val="0"/>
-        </w:rPr>
-        <w:t xml:space="preserve">s, circle k=3 nearest, tally </w:t>
-      </w:r>
-      <w:r>
-        <w:rPr>
-          <w:b/>
-        </w:rPr>
-        <w:t>vote</w:t>
-      </w:r>
-      <w:r>
-        <w:rPr>
-          <w:b w:val="0"/>
-        </w:rPr>
-        <w:t xml:space="preserve">s, apply a written </w:t>
-      </w:r>
-      <w:r>
-        <w:rPr>
-          <w:b/>
-        </w:rPr>
-        <w:t>tie rule</w:t>
-      </w:r>
-      <w:r>
-        <w:rPr>
-          <w:b w:val="0"/>
-        </w:rPr>
-        <w:t>, and test one point near the boundary.</w:t>
-      </w:r>
-    </w:p>
-    <w:p>
-      <w:pPr>
-        <w:spacing w:line="336" w:lineRule="auto" w:after="180"/>
-        <w:shd w:fill="F5F1FB"/>
-      </w:pPr>
-      <w:r>
-        <w:rPr>
-          <w:b w:val="0"/>
-        </w:rPr>
+        <w:pStyle w:val="ListNumber"/>
+      </w:pPr>
+      <w:r>
+        <w:t>Use the supplied five-row training pool, query3 and the three validation records. Record distances, selected IDs, k, votes and predefined ties; compare the frozen k3 method and training-majority baseline without adding query answers to training.</w:t>
+      </w:r>
+    </w:p>
+    <w:p>
+      <w:pPr>
+        <w:pStyle w:val="ListNumber"/>
+      </w:pPr>
+      <w:r>
         <w:t>What did the hardest test teach you that the normal test did not?</w:t>
       </w:r>
     </w:p>
     <w:p>
       <w:pPr>
-        <w:pStyle w:val="Heading3"/>
-      </w:pPr>
-      <w:r>
-        <w:t>Make the lab runnable</w:t>
-      </w:r>
-    </w:p>
-    <w:p>
-      <w:pPr>
-        <w:spacing w:line="336" w:lineRule="auto" w:after="180"/>
-      </w:pPr>
-      <w:r>
-        <w:rPr>
-          <w:b w:val="0"/>
-        </w:rPr>
-        <w:t>Use the concrete case as the shared normal case and the independent question as a second case. Each pair creates a boundary or missing-information case and predicts its result before testing.</w:t>
-      </w:r>
-    </w:p>
-    <w:p>
-      <w:pPr>
-        <w:spacing w:line="336" w:lineRule="auto" w:after="180"/>
-      </w:pPr>
-      <w:r>
-        <w:rPr>
-          <w:b w:val="0"/>
-        </w:rPr>
-        <w:t>Keep the expected result separate from an observed mistake.</w:t>
+        <w:pStyle w:val="Heading2"/>
+      </w:pPr>
+      <w:r>
+        <w:t>Keep an inspectable record</w:t>
       </w:r>
     </w:p>
     <w:tbl>
@@ -4334,10 +4252,10 @@
     </w:tbl>
     <w:p>
       <w:pPr>
-        <w:pStyle w:val="Heading3"/>
-      </w:pPr>
-      <w:r>
-        <w:t>Diagnose and reteach</w:t>
+        <w:pStyle w:val="Heading2"/>
+      </w:pPr>
+      <w:r>
+        <w:t>Diagnose the first misunderstanding</w:t>
       </w:r>
     </w:p>
     <w:p>
@@ -4348,7 +4266,31 @@
         <w:rPr>
           <w:b w:val="0"/>
         </w:rPr>
-        <w:t>For guessing, return to given facts and request a trace. For vocabulary without application, use one example and one non-example. For arithmetic errors, check the setup before the calculation.</w:t>
+        <w:t xml:space="preserve">A negative difference is a negative </w:t>
+      </w:r>
+      <w:r>
+        <w:rPr>
+          <w:b/>
+        </w:rPr>
+        <w:t>distance</w:t>
+      </w:r>
+      <w:r>
+        <w:rPr>
+          <w:b w:val="0"/>
+        </w:rPr>
+        <w:t xml:space="preserve">: Take the absolute difference; in this example </w:t>
+      </w:r>
+      <w:r>
+        <w:rPr>
+          <w:b/>
+        </w:rPr>
+        <w:t>distance</w:t>
+      </w:r>
+      <w:r>
+        <w:rPr>
+          <w:b w:val="0"/>
+        </w:rPr>
+        <w:t xml:space="preserve"> is nonnegative regardless of which reading is larger.</w:t>
       </w:r>
     </w:p>
     <w:p>
@@ -4359,15 +4301,43 @@
         <w:rPr>
           <w:b w:val="0"/>
         </w:rPr>
-        <w:t>Finish with a different uncoached case before recording mastery.</w:t>
-      </w:r>
-    </w:p>
-    <w:p>
-      <w:pPr>
-        <w:pStyle w:val="Heading3"/>
-      </w:pPr>
-      <w:r>
-        <w:t>Address these additional misconceptions</w:t>
+        <w:t xml:space="preserve">Odd k prevents every kind of tie: Three binary </w:t>
+      </w:r>
+      <w:r>
+        <w:rPr>
+          <w:b/>
+        </w:rPr>
+        <w:t>vote</w:t>
+      </w:r>
+      <w:r>
+        <w:rPr>
+          <w:b w:val="0"/>
+        </w:rPr>
+        <w:t xml:space="preserve">s avoid a label tie, but </w:t>
+      </w:r>
+      <w:r>
+        <w:rPr>
+          <w:b/>
+        </w:rPr>
+        <w:t>neighbour</w:t>
+      </w:r>
+      <w:r>
+        <w:rPr>
+          <w:b w:val="0"/>
+        </w:rPr>
+        <w:t xml:space="preserve">s can still tie in </w:t>
+      </w:r>
+      <w:r>
+        <w:rPr>
+          <w:b/>
+        </w:rPr>
+        <w:t>distance</w:t>
+      </w:r>
+      <w:r>
+        <w:rPr>
+          <w:b w:val="0"/>
+        </w:rPr>
+        <w:t>, including at the selection boundary.</w:t>
       </w:r>
     </w:p>
     <w:p>
@@ -4378,97 +4348,15 @@
         <w:rPr>
           <w:b w:val="0"/>
         </w:rPr>
-        <w:t xml:space="preserve">A negative difference is a negative </w:t>
-      </w:r>
-      <w:r>
-        <w:rPr>
-          <w:b/>
-        </w:rPr>
-        <w:t>distance</w:t>
-      </w:r>
-      <w:r>
-        <w:rPr>
-          <w:b w:val="0"/>
-        </w:rPr>
-        <w:t xml:space="preserve">: Take the absolute difference; in this example </w:t>
-      </w:r>
-      <w:r>
-        <w:rPr>
-          <w:b/>
-        </w:rPr>
-        <w:t>distance</w:t>
-      </w:r>
-      <w:r>
-        <w:rPr>
-          <w:b w:val="0"/>
-        </w:rPr>
-        <w:t xml:space="preserve"> is nonnegative regardless of which reading is larger.</w:t>
-      </w:r>
-    </w:p>
-    <w:p>
-      <w:pPr>
-        <w:spacing w:line="336" w:lineRule="auto" w:after="180"/>
-      </w:pPr>
-      <w:r>
-        <w:rPr>
-          <w:b w:val="0"/>
-        </w:rPr>
-        <w:t xml:space="preserve">Odd k prevents every kind of tie: Three binary </w:t>
-      </w:r>
-      <w:r>
-        <w:rPr>
-          <w:b/>
-        </w:rPr>
-        <w:t>vote</w:t>
-      </w:r>
-      <w:r>
-        <w:rPr>
-          <w:b w:val="0"/>
-        </w:rPr>
-        <w:t xml:space="preserve">s avoid a label tie, but </w:t>
-      </w:r>
-      <w:r>
-        <w:rPr>
-          <w:b/>
-        </w:rPr>
-        <w:t>neighbour</w:t>
-      </w:r>
-      <w:r>
-        <w:rPr>
-          <w:b w:val="0"/>
-        </w:rPr>
-        <w:t xml:space="preserve">s can still tie in </w:t>
-      </w:r>
-      <w:r>
-        <w:rPr>
-          <w:b/>
-        </w:rPr>
-        <w:t>distance</w:t>
-      </w:r>
-      <w:r>
-        <w:rPr>
-          <w:b w:val="0"/>
-        </w:rPr>
-        <w:t>, including at the selection boundary.</w:t>
-      </w:r>
-    </w:p>
-    <w:p>
-      <w:pPr>
-        <w:spacing w:line="336" w:lineRule="auto" w:after="180"/>
-      </w:pPr>
-      <w:r>
-        <w:rPr>
-          <w:b w:val="0"/>
-        </w:rPr>
         <w:t>An exact match proves the label: It matches the selected feature only. Other conditions, annotation errors or contradictory examples can remain.</w:t>
       </w:r>
     </w:p>
     <w:p>
       <w:pPr>
-        <w:pStyle w:val="Heading3"/>
-      </w:pPr>
-      <w:r>
-        <w:t>Match the support to the first error</w:t>
+        <w:pStyle w:val="Heading2"/>
+      </w:pPr>
+      <w:r>
+        <w:t>Choose support from the response</w:t>
       </w:r>
     </w:p>
     <w:tbl>
@@ -4641,15 +4529,825 @@
     </w:p>
     <w:p>
       <w:pPr>
+        <w:pStyle w:val="Heading2"/>
+      </w:pPr>
+      <w:r>
+        <w:t>Earlier wording, alternatives and picture transcripts · reference / check after trying</w:t>
+      </w:r>
+    </w:p>
+    <w:p>
+      <w:pPr>
+        <w:spacing w:line="336" w:lineRule="auto" w:after="180"/>
+      </w:pPr>
+      <w:r>
+        <w:rPr>
+          <w:b w:val="0"/>
+        </w:rPr>
+        <w:t>Run the weekly evidence lab</w:t>
+      </w:r>
+    </w:p>
+    <w:p>
+      <w:pPr>
+        <w:spacing w:line="336" w:lineRule="auto" w:after="180"/>
+      </w:pPr>
+      <w:r>
+        <w:rPr>
+          <w:b w:val="0"/>
+        </w:rPr>
+        <w:t>Words You Can Use to Reason</w:t>
+      </w:r>
+    </w:p>
+    <w:p>
+      <w:pPr>
+        <w:spacing w:line="336" w:lineRule="auto" w:after="180"/>
+      </w:pPr>
+      <w:r>
+        <w:rPr>
+          <w:b w:val="0"/>
+        </w:rPr>
+        <w:t>A definition matters when you can recognize the idea, use it, and contrast it with a near-miss.</w:t>
+      </w:r>
+    </w:p>
+    <w:p>
+      <w:pPr>
+        <w:pStyle w:val="Heading3"/>
+      </w:pPr>
+      <w:r>
+        <w:t>Make the lab runnable</w:t>
+      </w:r>
+    </w:p>
+    <w:p>
+      <w:pPr>
+        <w:spacing w:line="336" w:lineRule="auto" w:after="180"/>
+      </w:pPr>
+      <w:r>
+        <w:rPr>
+          <w:b w:val="0"/>
+        </w:rPr>
+        <w:t>Use the supplied investigation for shared practice. Keep predictions and observed paper-trace results separate. Reserve Find neighbours independently for the individual first attempt before feedback; do not use the reserved case as a paired lab task.</w:t>
+      </w:r>
+    </w:p>
+    <w:p>
+      <w:pPr>
+        <w:pStyle w:val="Heading3"/>
+      </w:pPr>
+      <w:r>
+        <w:t>Diagnose and reteach</w:t>
+      </w:r>
+    </w:p>
+    <w:p>
+      <w:pPr>
+        <w:spacing w:line="336" w:lineRule="auto" w:after="180"/>
+      </w:pPr>
+      <w:r>
+        <w:rPr>
+          <w:b w:val="0"/>
+        </w:rPr>
+        <w:t>For guessing, return to given facts and request a trace. For vocabulary without application, use one example and one non-example. For arithmetic errors, check the setup before the calculation.</w:t>
+      </w:r>
+    </w:p>
+    <w:p>
+      <w:pPr>
+        <w:spacing w:line="336" w:lineRule="auto" w:after="180"/>
+      </w:pPr>
+      <w:r>
+        <w:rPr>
+          <w:b w:val="0"/>
+        </w:rPr>
+        <w:t>Finish with a different uncoached case before recording mastery.</w:t>
+      </w:r>
+    </w:p>
+    <w:p>
+      <w:pPr>
+        <w:pStyle w:val="Heading3"/>
+      </w:pPr>
+      <w:r>
+        <w:t>Address these additional misconceptions</w:t>
+      </w:r>
+    </w:p>
+    <w:p>
+      <w:pPr>
+        <w:pStyle w:val="Heading3"/>
+      </w:pPr>
+      <w:r>
+        <w:t>Match the support to the first error</w:t>
+      </w:r>
+    </w:p>
+    <w:p>
+      <w:pPr>
         <w:pStyle w:val="Heading1"/>
       </w:pPr>
       <w:r>
-        <w:t>05. Assess and explain the answers</w:t>
-      </w:r>
-    </w:p>
-    <w:p>
-      <w:r>
-        <w:t>Use the Nearest Neighbor Reasoning questions, teacher keys and criteria after the relevant attempts. Previously discussed cases are practice; protect the separately selected independent task.</w:t>
+        <w:t>05. Assess the selected new case</w:t>
+      </w:r>
+    </w:p>
+    <w:p>
+      <w:r>
+        <w:t>Keep this key until after the first attempt; accept valid alternatives with defensible reasoning.</w:t>
+      </w:r>
+    </w:p>
+    <w:p>
+      <w:pPr>
+        <w:pStyle w:val="Heading2"/>
+      </w:pPr>
+      <w:r>
+        <w:t>Selected independent question and key</w:t>
+      </w:r>
+    </w:p>
+    <w:p>
+      <w:pPr>
+        <w:spacing w:line="336" w:lineRule="auto" w:after="180"/>
+      </w:pPr>
+      <w:r>
+        <w:rPr>
+          <w:b w:val="0"/>
+        </w:rPr>
+        <w:t xml:space="preserve">Selected case: New </w:t>
+      </w:r>
+      <w:r>
+        <w:rPr>
+          <w:b/>
+        </w:rPr>
+        <w:t>training</w:t>
+      </w:r>
+      <w:r>
+        <w:rPr>
+          <w:b w:val="0"/>
+        </w:rPr>
+        <w:t xml:space="preserve"> rows are P at 1 cm clear, Q at 5 blocked, R at 7 blocked, S at 11 clear, T at 13 blocked.</w:t>
+      </w:r>
+    </w:p>
+    <w:p>
+      <w:pPr>
+        <w:spacing w:line="336" w:lineRule="auto" w:after="180"/>
+      </w:pPr>
+      <w:r>
+        <w:rPr>
+          <w:b w:val="0"/>
+        </w:rPr>
+        <w:t xml:space="preserve">For query 6, give all </w:t>
+      </w:r>
+      <w:r>
+        <w:rPr>
+          <w:b/>
+        </w:rPr>
+        <w:t>distance</w:t>
+      </w:r>
+      <w:r>
+        <w:rPr>
+          <w:b w:val="0"/>
+        </w:rPr>
+        <w:t xml:space="preserve">s, order the IDs by </w:t>
+      </w:r>
+      <w:r>
+        <w:rPr>
+          <w:b/>
+        </w:rPr>
+        <w:t>distance</w:t>
+      </w:r>
+      <w:r>
+        <w:rPr>
+          <w:b w:val="0"/>
+        </w:rPr>
+        <w:t xml:space="preserve"> then alphabetically, and predict with k=1 and k=3. Using the same </w:t>
+      </w:r>
+      <w:r>
+        <w:rPr>
+          <w:b/>
+        </w:rPr>
+        <w:t>training</w:t>
+      </w:r>
+      <w:r>
+        <w:rPr>
+          <w:b w:val="0"/>
+        </w:rPr>
+        <w:t xml:space="preserve"> pool and k=3, score validation (6,blocked),(10,clear),(12,blocked).</w:t>
+      </w:r>
+    </w:p>
+    <w:p>
+      <w:pPr>
+        <w:spacing w:line="336" w:lineRule="auto" w:after="180"/>
+      </w:pPr>
+      <w:r>
+        <w:rPr>
+          <w:b w:val="0"/>
+        </w:rPr>
+        <w:t xml:space="preserve">Compare the </w:t>
+      </w:r>
+      <w:r>
+        <w:rPr>
+          <w:b/>
+        </w:rPr>
+        <w:t>training</w:t>
+      </w:r>
+      <w:r>
+        <w:rPr>
+          <w:b w:val="0"/>
+        </w:rPr>
+        <w:t>-majority baseline.</w:t>
+      </w:r>
+    </w:p>
+    <w:p>
+      <w:pPr>
+        <w:spacing w:line="336" w:lineRule="auto" w:after="180"/>
+      </w:pPr>
+      <w:r>
+        <w:rPr>
+          <w:b w:val="0"/>
+        </w:rPr>
+        <w:t xml:space="preserve">Query 6 </w:t>
+      </w:r>
+      <w:r>
+        <w:rPr>
+          <w:b/>
+        </w:rPr>
+        <w:t>distance</w:t>
+      </w:r>
+      <w:r>
+        <w:rPr>
+          <w:b w:val="0"/>
+        </w:rPr>
+        <w:t>s P,Q,R,S,T are 5,1,1,5,7. Order Q,R,P,S,T. k=1 predicts blocked from Q; k=3 uses Q,R,P and also predicts blocked. For queries 6,10,12, selected triples are Q R P, S R T, S T R.</w:t>
+      </w:r>
+    </w:p>
+    <w:p>
+      <w:pPr>
+        <w:spacing w:line="336" w:lineRule="auto" w:after="180"/>
+      </w:pPr>
+      <w:r>
+        <w:rPr>
+          <w:b w:val="0"/>
+        </w:rPr>
+        <w:t xml:space="preserve">All predict blocked, matching validation rows 1 and 3: 2/3. </w:t>
+      </w:r>
+      <w:r>
+        <w:rPr>
+          <w:b/>
+        </w:rPr>
+        <w:t>Training</w:t>
+      </w:r>
+      <w:r>
+        <w:rPr>
+          <w:b w:val="0"/>
+        </w:rPr>
+        <w:t>-majority blocked also scores 2/3.</w:t>
+      </w:r>
+    </w:p>
+    <w:p>
+      <w:pPr>
+        <w:pStyle w:val="Heading2"/>
+      </w:pPr>
+      <w:r>
+        <w:t>Judge explanation, trace and limits</w:t>
+      </w:r>
+    </w:p>
+    <w:tbl>
+      <w:tblPr>
+        <w:tblStyle w:val="LightShading-Accent1"/>
+        <w:tblW w:type="auto" w:w="0"/>
+        <w:tblLook w:firstColumn="1" w:firstRow="1" w:lastColumn="0" w:lastRow="0" w:noHBand="0" w:noVBand="1" w:val="04A0"/>
+      </w:tblPr>
+      <w:tblGrid>
+        <w:gridCol w:w="5112"/>
+        <w:gridCol w:w="5112"/>
+      </w:tblGrid>
+      <w:tr>
+        <w:trPr>
+          <w:tblHeader/>
+        </w:trPr>
+        <w:tc>
+          <w:tcPr>
+            <w:tcW w:type="dxa" w:w="5112"/>
+          </w:tcPr>
+          <w:p>
+            <w:r>
+              <w:t>Dimension</w:t>
+            </w:r>
+          </w:p>
+        </w:tc>
+        <w:tc>
+          <w:tcPr>
+            <w:tcW w:type="dxa" w:w="5112"/>
+          </w:tcPr>
+          <w:p>
+            <w:r>
+              <w:t>Evidence required</w:t>
+            </w:r>
+          </w:p>
+        </w:tc>
+      </w:tr>
+      <w:tr>
+        <w:tc>
+          <w:tcPr>
+            <w:tcW w:type="dxa" w:w="5112"/>
+          </w:tcPr>
+          <w:p>
+            <w:r>
+              <w:t>Explanation</w:t>
+            </w:r>
+          </w:p>
+        </w:tc>
+        <w:tc>
+          <w:tcPr>
+            <w:tcW w:type="dxa" w:w="5112"/>
+          </w:tcPr>
+          <w:p>
+            <w:r>
+              <w:t>Names the applicable idea or procedure and ties it to the supplied facts.</w:t>
+            </w:r>
+          </w:p>
+        </w:tc>
+      </w:tr>
+      <w:tr>
+        <w:tc>
+          <w:tcPr>
+            <w:tcW w:type="dxa" w:w="5112"/>
+          </w:tcPr>
+          <w:p>
+            <w:r>
+              <w:t>Trace and result</w:t>
+            </w:r>
+          </w:p>
+        </w:tc>
+        <w:tc>
+          <w:tcPr>
+            <w:tcW w:type="dxa" w:w="5112"/>
+          </w:tcPr>
+          <w:p>
+            <w:r>
+              <w:t>Preserves the given inputs and shows the relevant intermediate steps; distinguishes a prediction from an observed execution.</w:t>
+            </w:r>
+          </w:p>
+        </w:tc>
+      </w:tr>
+      <w:tr>
+        <w:tc>
+          <w:tcPr>
+            <w:tcW w:type="dxa" w:w="5112"/>
+          </w:tcPr>
+          <w:p>
+            <w:r>
+              <w:t>Limits</w:t>
+            </w:r>
+          </w:p>
+        </w:tc>
+        <w:tc>
+          <w:tcPr>
+            <w:tcW w:type="dxa" w:w="5112"/>
+          </w:tcPr>
+          <w:p>
+            <w:r>
+              <w:t>States the assumptions, missing evidence or conditions under which the result would change.</w:t>
+            </w:r>
+          </w:p>
+        </w:tc>
+      </w:tr>
+    </w:tbl>
+    <w:p>
+      <w:pPr>
+        <w:spacing w:line="336" w:lineRule="auto" w:after="180"/>
+      </w:pPr>
+      <w:r>
+        <w:rPr>
+          <w:b w:val="0"/>
+        </w:rPr>
+        <w:t>Record each dimension as not yet, with support, or independent. Accept a valid alternative procedure with a defensible trace.</w:t>
+      </w:r>
+    </w:p>
+    <w:p>
+      <w:pPr>
+        <w:spacing w:line="336" w:lineRule="auto" w:after="180"/>
+      </w:pPr>
+      <w:r>
+        <w:rPr>
+          <w:b w:val="0"/>
+        </w:rPr>
+        <w:t xml:space="preserve">Do not penalise an honestly recorded model failure if the learner correctly explains its </w:t>
+      </w:r>
+      <w:r>
+        <w:rPr>
+          <w:b/>
+        </w:rPr>
+        <w:t>evidence</w:t>
+      </w:r>
+      <w:r>
+        <w:rPr>
+          <w:b w:val="0"/>
+        </w:rPr>
+        <w:t xml:space="preserve"> and limits.</w:t>
+      </w:r>
+    </w:p>
+    <w:p>
+      <w:pPr>
+        <w:pStyle w:val="Heading2"/>
+      </w:pPr>
+      <w:r>
+        <w:t>Give one usable repair action</w:t>
+      </w:r>
+    </w:p>
+    <w:p>
+      <w:pPr>
+        <w:spacing w:line="336" w:lineRule="auto" w:after="180"/>
+      </w:pPr>
+      <w:r>
+        <w:rPr>
+          <w:b w:val="0"/>
+        </w:rPr>
+        <w:t>Name the earliest unsupported step and give one action to repair it. Have the learner make that repair now and explain why. Then assess the relevant skill on a fresh, fully specified case.</w:t>
+      </w:r>
+    </w:p>
+    <w:p>
+      <w:pPr>
+        <w:spacing w:line="336" w:lineRule="auto" w:after="180"/>
+      </w:pPr>
+      <w:r>
+        <w:rPr>
+          <w:b w:val="0"/>
+        </w:rPr>
+        <w:t>Confirm it was not previously practised with feedback; solve and check the new case before assigning it. A follow-up design prompt is a starting brief, not automatically an equivalent test.</w:t>
+      </w:r>
+    </w:p>
+    <w:p>
+      <w:pPr>
+        <w:pStyle w:val="Heading2"/>
+      </w:pPr>
+      <w:r>
+        <w:t>W1 Calculate feature distances</w:t>
+      </w:r>
+    </w:p>
+    <w:p>
+      <w:pPr>
+        <w:spacing w:line="336" w:lineRule="auto" w:after="180"/>
+      </w:pPr>
+      <w:r>
+        <w:rPr>
+          <w:b w:val="0"/>
+        </w:rPr>
+        <w:t xml:space="preserve">For query 3 cm, calculate </w:t>
+      </w:r>
+      <w:r>
+        <w:rPr>
+          <w:b/>
+        </w:rPr>
+        <w:t>distance</w:t>
+      </w:r>
+      <w:r>
+        <w:rPr>
+          <w:b w:val="0"/>
+        </w:rPr>
+        <w:t xml:space="preserve">s to all five </w:t>
+      </w:r>
+      <w:r>
+        <w:rPr>
+          <w:b/>
+        </w:rPr>
+        <w:t>training</w:t>
+      </w:r>
+      <w:r>
+        <w:rPr>
+          <w:b w:val="0"/>
+        </w:rPr>
+        <w:t xml:space="preserve"> rows. Explain why A and B tie even though their labels differ.</w:t>
+      </w:r>
+    </w:p>
+    <w:p>
+      <w:pPr>
+        <w:spacing w:line="336" w:lineRule="auto" w:after="180"/>
+      </w:pPr>
+      <w:r>
+        <w:rPr>
+          <w:b/>
+        </w:rPr>
+        <w:t>Distance</w:t>
+      </w:r>
+      <w:r>
+        <w:rPr>
+          <w:b w:val="0"/>
+        </w:rPr>
+        <w:t xml:space="preserve">s to A,B,C,D,E are 1,1,5,7,9 cm. A and B are equally far from 3 on the numeric feature; their labels do not enter the </w:t>
+      </w:r>
+      <w:r>
+        <w:rPr>
+          <w:b/>
+        </w:rPr>
+        <w:t>distance</w:t>
+      </w:r>
+      <w:r>
+        <w:rPr>
+          <w:b w:val="0"/>
+        </w:rPr>
+        <w:t xml:space="preserve"> calculation.</w:t>
+      </w:r>
+    </w:p>
+    <w:p>
+      <w:pPr>
+        <w:pStyle w:val="Heading2"/>
+      </w:pPr>
+      <w:r>
+        <w:t>W2 Apply neighbour and tie rules</w:t>
+      </w:r>
+    </w:p>
+    <w:p>
+      <w:pPr>
+        <w:spacing w:line="336" w:lineRule="auto" w:after="180"/>
+      </w:pPr>
+      <w:r>
+        <w:rPr>
+          <w:b w:val="0"/>
+        </w:rPr>
+        <w:t xml:space="preserve">For query 3, list the selected IDs and </w:t>
+      </w:r>
+      <w:r>
+        <w:rPr>
+          <w:b/>
+        </w:rPr>
+        <w:t>prediction</w:t>
+      </w:r>
+      <w:r>
+        <w:rPr>
+          <w:b w:val="0"/>
+        </w:rPr>
+        <w:t xml:space="preserve">s for k=1 and k=3 using alphabetical ID order on equal </w:t>
+      </w:r>
+      <w:r>
+        <w:rPr>
+          <w:b/>
+        </w:rPr>
+        <w:t>distance</w:t>
+      </w:r>
+      <w:r>
+        <w:rPr>
+          <w:b w:val="0"/>
+        </w:rPr>
+        <w:t>s. Explain what changes and what remains the same.</w:t>
+      </w:r>
+    </w:p>
+    <w:p>
+      <w:pPr>
+        <w:spacing w:line="336" w:lineRule="auto" w:after="180"/>
+      </w:pPr>
+      <w:r>
+        <w:rPr>
+          <w:b w:val="0"/>
+        </w:rPr>
+        <w:t xml:space="preserve">For k=1 select A and predict blocked. For k=3 select A,B,C and predict clear from two clear </w:t>
+      </w:r>
+      <w:r>
+        <w:rPr>
+          <w:b/>
+        </w:rPr>
+        <w:t>vote</w:t>
+      </w:r>
+      <w:r>
+        <w:rPr>
+          <w:b w:val="0"/>
+        </w:rPr>
+        <w:t xml:space="preserve">s. </w:t>
+      </w:r>
+      <w:r>
+        <w:rPr>
+          <w:b/>
+        </w:rPr>
+        <w:t>Training</w:t>
+      </w:r>
+      <w:r>
+        <w:rPr>
+          <w:b w:val="0"/>
+        </w:rPr>
+        <w:t xml:space="preserve"> data, </w:t>
+      </w:r>
+      <w:r>
+        <w:rPr>
+          <w:b/>
+        </w:rPr>
+        <w:t>distance</w:t>
+      </w:r>
+      <w:r>
+        <w:rPr>
+          <w:b w:val="0"/>
+        </w:rPr>
+        <w:t xml:space="preserve"> and ID </w:t>
+      </w:r>
+      <w:r>
+        <w:rPr>
+          <w:b/>
+        </w:rPr>
+        <w:t>tie rule</w:t>
+      </w:r>
+      <w:r>
+        <w:rPr>
+          <w:b w:val="0"/>
+        </w:rPr>
+        <w:t xml:space="preserve"> stay the same; the number of voting </w:t>
+      </w:r>
+      <w:r>
+        <w:rPr>
+          <w:b/>
+        </w:rPr>
+        <w:t>neighbour</w:t>
+      </w:r>
+      <w:r>
+        <w:rPr>
+          <w:b w:val="0"/>
+        </w:rPr>
+        <w:t>s changes.</w:t>
+      </w:r>
+    </w:p>
+    <w:p>
+      <w:pPr>
+        <w:pStyle w:val="Heading2"/>
+      </w:pPr>
+      <w:r>
+        <w:t>W3 Keep evaluation examples separate</w:t>
+      </w:r>
+    </w:p>
+    <w:p>
+      <w:pPr>
+        <w:spacing w:line="336" w:lineRule="auto" w:after="180"/>
+      </w:pPr>
+      <w:r>
+        <w:rPr>
+          <w:b w:val="0"/>
+        </w:rPr>
+        <w:t xml:space="preserve">Why must the three validation reference labels not enter the </w:t>
+      </w:r>
+      <w:r>
+        <w:rPr>
+          <w:b/>
+        </w:rPr>
+        <w:t>neighbour</w:t>
+      </w:r>
+      <w:r>
+        <w:rPr>
+          <w:b w:val="0"/>
+        </w:rPr>
+        <w:t xml:space="preserve"> pool? Give the fixed k=3 score and baseline score on the worked validation examples.</w:t>
+      </w:r>
+    </w:p>
+    <w:p>
+      <w:pPr>
+        <w:spacing w:line="336" w:lineRule="auto" w:after="180"/>
+      </w:pPr>
+      <w:r>
+        <w:rPr>
+          <w:b w:val="0"/>
+        </w:rPr>
+        <w:t xml:space="preserve">Adding validation labels uses evaluation answers to make </w:t>
+      </w:r>
+      <w:r>
+        <w:rPr>
+          <w:b/>
+        </w:rPr>
+        <w:t>prediction</w:t>
+      </w:r>
+      <w:r>
+        <w:rPr>
+          <w:b w:val="0"/>
+        </w:rPr>
+        <w:t>s and changes the intended comparison with unseen trips. The fixed k=3 method predicts clear three times and gets 1/3.</w:t>
+      </w:r>
+    </w:p>
+    <w:p>
+      <w:pPr>
+        <w:spacing w:line="336" w:lineRule="auto" w:after="180"/>
+      </w:pPr>
+      <w:r>
+        <w:rPr>
+          <w:b w:val="0"/>
+        </w:rPr>
+        <w:t xml:space="preserve">The </w:t>
+      </w:r>
+      <w:r>
+        <w:rPr>
+          <w:b/>
+        </w:rPr>
+        <w:t>training</w:t>
+      </w:r>
+      <w:r>
+        <w:rPr>
+          <w:b w:val="0"/>
+        </w:rPr>
+        <w:t>-majority clear baseline also gets 1/3.</w:t>
+      </w:r>
+    </w:p>
+    <w:p>
+      <w:pPr>
+        <w:pStyle w:val="Heading2"/>
+      </w:pPr>
+      <w:r>
+        <w:t>W5 Interpret a vote and a match</w:t>
+      </w:r>
+    </w:p>
+    <w:p>
+      <w:pPr>
+        <w:spacing w:line="336" w:lineRule="auto" w:after="180"/>
+      </w:pPr>
+      <w:r>
+        <w:rPr>
+          <w:b w:val="0"/>
+        </w:rPr>
+        <w:t xml:space="preserve">Two of three </w:t>
+      </w:r>
+      <w:r>
+        <w:rPr>
+          <w:b/>
+        </w:rPr>
+        <w:t>neighbour</w:t>
+      </w:r>
+      <w:r>
+        <w:rPr>
+          <w:b w:val="0"/>
+        </w:rPr>
+        <w:t xml:space="preserve">s </w:t>
+      </w:r>
+      <w:r>
+        <w:rPr>
+          <w:b/>
+        </w:rPr>
+        <w:t>vote</w:t>
+      </w:r>
+      <w:r>
+        <w:rPr>
+          <w:b w:val="0"/>
+        </w:rPr>
+        <w:t xml:space="preserve"> clear. Does that prove a two-thirds chance of a correct </w:t>
+      </w:r>
+      <w:r>
+        <w:rPr>
+          <w:b/>
+        </w:rPr>
+        <w:t>prediction</w:t>
+      </w:r>
+      <w:r>
+        <w:rPr>
+          <w:b w:val="0"/>
+        </w:rPr>
+        <w:t>? Does an exact feature match guarantee a correct label? Explain both limits.</w:t>
+      </w:r>
+    </w:p>
+    <w:p>
+      <w:pPr>
+        <w:spacing w:line="336" w:lineRule="auto" w:after="180"/>
+      </w:pPr>
+      <w:r>
+        <w:rPr>
+          <w:b w:val="0"/>
+        </w:rPr>
+        <w:t xml:space="preserve">The </w:t>
+      </w:r>
+      <w:r>
+        <w:rPr>
+          <w:b/>
+        </w:rPr>
+        <w:t>vote</w:t>
+      </w:r>
+      <w:r>
+        <w:rPr>
+          <w:b w:val="0"/>
+        </w:rPr>
+        <w:t xml:space="preserve"> fraction describes the selected </w:t>
+      </w:r>
+      <w:r>
+        <w:rPr>
+          <w:b/>
+        </w:rPr>
+        <w:t>training</w:t>
+      </w:r>
+      <w:r>
+        <w:rPr>
+          <w:b w:val="0"/>
+        </w:rPr>
+        <w:t xml:space="preserve"> labels, not a verified probability of correctness. An exact match on one feature can still differ in omitted conditions or have a wrong or conflicting label.</w:t>
+      </w:r>
+    </w:p>
+    <w:p>
+      <w:pPr>
+        <w:spacing w:line="336" w:lineRule="auto" w:after="180"/>
+      </w:pPr>
+      <w:r>
+        <w:rPr>
+          <w:b w:val="0"/>
+        </w:rPr>
+        <w:t>Separate evaluation and relevant features remain necessary.</w:t>
+      </w:r>
+    </w:p>
+    <w:p>
+      <w:pPr>
+        <w:pStyle w:val="Heading2"/>
+      </w:pPr>
+      <w:r>
+        <w:t>Earlier wording, alternatives and picture transcripts · reference / check after trying</w:t>
+      </w:r>
+    </w:p>
+    <w:p>
+      <w:pPr>
+        <w:spacing w:line="336" w:lineRule="auto" w:after="180"/>
+      </w:pPr>
+      <w:r>
+        <w:rPr>
+          <w:b w:val="0"/>
+        </w:rPr>
+        <w:t>Assess and explain the answers</w:t>
       </w:r>
     </w:p>
     <w:p>
@@ -4662,46 +5360,86 @@
     </w:p>
     <w:p>
       <w:pPr>
+        <w:spacing w:line="336" w:lineRule="auto" w:after="180"/>
+      </w:pPr>
+      <w:r>
+        <w:rPr>
+          <w:b w:val="0"/>
+        </w:rPr>
+        <w:t xml:space="preserve">A and C tie at </w:t>
+      </w:r>
+      <w:r>
+        <w:rPr>
+          <w:b/>
+        </w:rPr>
+        <w:t>distance</w:t>
+      </w:r>
+      <w:r>
+        <w:rPr>
+          <w:b w:val="0"/>
+        </w:rPr>
+        <w:t xml:space="preserve"> one; B is </w:t>
+      </w:r>
+      <w:r>
+        <w:rPr>
+          <w:b/>
+        </w:rPr>
+        <w:t>distance</w:t>
+      </w:r>
+      <w:r>
+        <w:rPr>
+          <w:b w:val="0"/>
+        </w:rPr>
+        <w:t xml:space="preserve"> two. Conflicting nearest labels require a predefined tie policy or uncertainty.</w:t>
+      </w:r>
+    </w:p>
+    <w:p>
+      <w:pPr>
         <w:pStyle w:val="Heading3"/>
       </w:pPr>
       <w:r>
-        <w:t>Teacher key · Worked case answer</w:t>
+        <w:t>Additional transfer practice question</w:t>
       </w:r>
     </w:p>
     <w:p>
       <w:pPr>
         <w:spacing w:line="336" w:lineRule="auto" w:after="180"/>
-        <w:shd w:fill="F1F6FC"/>
-      </w:pPr>
-      <w:r>
-        <w:rPr>
-          <w:b w:val="0"/>
-        </w:rPr>
-        <w:t xml:space="preserve">A and C tie at </w:t>
-      </w:r>
+      </w:pPr>
       <w:r>
         <w:rPr>
           <w:b/>
         </w:rPr>
+        <w:t>Training</w:t>
+      </w:r>
+      <w:r>
+        <w:rPr>
+          <w:b w:val="0"/>
+        </w:rPr>
+        <w:t xml:space="preserve"> items have one numeric feature: A=2 with label short, B=8 with label long. A new item has value 6. Use absolute </w:t>
+      </w:r>
+      <w:r>
+        <w:rPr>
+          <w:b/>
+        </w:rPr>
         <w:t>distance</w:t>
       </w:r>
       <w:r>
         <w:rPr>
           <w:b w:val="0"/>
         </w:rPr>
-        <w:t xml:space="preserve"> one; B is </w:t>
+        <w:t xml:space="preserve"> to choose its nearest </w:t>
       </w:r>
       <w:r>
         <w:rPr>
           <w:b/>
         </w:rPr>
-        <w:t>distance</w:t>
-      </w:r>
-      <w:r>
-        <w:rPr>
-          <w:b w:val="0"/>
-        </w:rPr>
-        <w:t xml:space="preserve"> two. Conflicting nearest labels require a predefined tie policy or uncertainty.</w:t>
+        <w:t>neighbour</w:t>
+      </w:r>
+      <w:r>
+        <w:rPr>
+          <w:b w:val="0"/>
+        </w:rPr>
+        <w:t>.</w:t>
       </w:r>
     </w:p>
     <w:p>
@@ -4709,79 +5447,12 @@
         <w:pStyle w:val="Heading3"/>
       </w:pPr>
       <w:r>
-        <w:t>Independent question</w:t>
-      </w:r>
-    </w:p>
-    <w:p>
-      <w:pPr>
-        <w:pStyle w:val="Heading3"/>
-      </w:pPr>
-      <w:r>
-        <w:t>Independent question · withhold the key</w:t>
+        <w:t>Reasoned practice answer</w:t>
       </w:r>
     </w:p>
     <w:p>
       <w:pPr>
         <w:spacing w:line="336" w:lineRule="auto" w:after="180"/>
-        <w:shd w:fill="F5F1FB"/>
-      </w:pPr>
-      <w:r>
-        <w:rPr>
-          <w:b/>
-        </w:rPr>
-        <w:t>Training</w:t>
-      </w:r>
-      <w:r>
-        <w:rPr>
-          <w:b w:val="0"/>
-        </w:rPr>
-        <w:t xml:space="preserve"> items have one numeric feature: A=2 with label short, B=8 with label long. A new item has value 6. Use absolute </w:t>
-      </w:r>
-      <w:r>
-        <w:rPr>
-          <w:b/>
-        </w:rPr>
-        <w:t>distance</w:t>
-      </w:r>
-      <w:r>
-        <w:rPr>
-          <w:b w:val="0"/>
-        </w:rPr>
-        <w:t xml:space="preserve"> to choose its nearest </w:t>
-      </w:r>
-      <w:r>
-        <w:rPr>
-          <w:b/>
-        </w:rPr>
-        <w:t>neighbour</w:t>
-      </w:r>
-      <w:r>
-        <w:rPr>
-          <w:b w:val="0"/>
-        </w:rPr>
-        <w:t>.</w:t>
-      </w:r>
-    </w:p>
-    <w:p>
-      <w:pPr>
-        <w:pStyle w:val="Heading3"/>
-      </w:pPr>
-      <w:r>
-        <w:t>Expected independent answer</w:t>
-      </w:r>
-    </w:p>
-    <w:p>
-      <w:pPr>
-        <w:pStyle w:val="Heading3"/>
-      </w:pPr>
-      <w:r>
-        <w:t>Teacher key · Expected independent answer</w:t>
-      </w:r>
-    </w:p>
-    <w:p>
-      <w:pPr>
-        <w:spacing w:line="336" w:lineRule="auto" w:after="180"/>
-        <w:shd w:fill="F1F6FC"/>
       </w:pPr>
       <w:r>
         <w:rPr>
@@ -5129,94 +5800,491 @@
     </w:p>
     <w:p>
       <w:pPr>
+        <w:spacing w:line="336" w:lineRule="auto" w:after="180"/>
+      </w:pPr>
+      <w:r>
+        <w:rPr>
+          <w:b w:val="0"/>
+        </w:rPr>
+        <w:t xml:space="preserve">Row-order choice makes </w:t>
+      </w:r>
+      <w:r>
+        <w:rPr>
+          <w:b/>
+        </w:rPr>
+        <w:t>prediction</w:t>
+      </w:r>
+      <w:r>
+        <w:rPr>
+          <w:b w:val="0"/>
+        </w:rPr>
+        <w:t>s change when data is reordered. Predefine review for conflicting nearest labels, or a justified stable tie-breaker with disclosed limits.</w:t>
+      </w:r>
+    </w:p>
+    <w:p>
+      <w:pPr>
+        <w:spacing w:line="336" w:lineRule="auto" w:after="180"/>
+      </w:pPr>
+      <w:r>
+        <w:rPr>
+          <w:b w:val="0"/>
+        </w:rPr>
+        <w:t>Do not select a tie policy after looking at the correct answer for the test case.</w:t>
+      </w:r>
+    </w:p>
+    <w:p>
+      <w:pPr>
         <w:pStyle w:val="Heading3"/>
       </w:pPr>
       <w:r>
-        <w:t>Teacher key · Original transfer answer</w:t>
+        <w:t>Explanations for the additional workbook examples</w:t>
+      </w:r>
+    </w:p>
+    <w:p>
+      <w:pPr>
+        <w:pStyle w:val="Heading3"/>
+      </w:pPr>
+      <w:r>
+        <w:t>W1 Calculate feature distances</w:t>
+      </w:r>
+    </w:p>
+    <w:p>
+      <w:pPr>
+        <w:pStyle w:val="Heading3"/>
+      </w:pPr>
+      <w:r>
+        <w:t>W2 Apply neighbour and tie rules</w:t>
+      </w:r>
+    </w:p>
+    <w:p>
+      <w:pPr>
+        <w:pStyle w:val="Heading3"/>
+      </w:pPr>
+      <w:r>
+        <w:t>W3 Keep evaluation examples separate</w:t>
+      </w:r>
+    </w:p>
+    <w:p>
+      <w:pPr>
+        <w:pStyle w:val="Heading3"/>
+      </w:pPr>
+      <w:r>
+        <w:t>W4 Find neighbours independently</w:t>
       </w:r>
     </w:p>
     <w:p>
       <w:pPr>
         <w:spacing w:line="336" w:lineRule="auto" w:after="180"/>
-        <w:shd w:fill="F1F6FC"/>
-      </w:pPr>
-      <w:r>
-        <w:rPr>
-          <w:b w:val="0"/>
-        </w:rPr>
-        <w:t xml:space="preserve">Row-order choice makes </w:t>
+      </w:pPr>
+      <w:r>
+        <w:rPr>
+          <w:b w:val="0"/>
+        </w:rPr>
+        <w:t xml:space="preserve">New </w:t>
       </w:r>
       <w:r>
         <w:rPr>
           <w:b/>
         </w:rPr>
+        <w:t>training</w:t>
+      </w:r>
+      <w:r>
+        <w:rPr>
+          <w:b w:val="0"/>
+        </w:rPr>
+        <w:t xml:space="preserve"> rows are P at 1 cm clear, Q at 5 blocked, R at 7 blocked, S at 11 clear, T at 13 blocked. For query 6, give all </w:t>
+      </w:r>
+      <w:r>
+        <w:rPr>
+          <w:b/>
+        </w:rPr>
+        <w:t>distance</w:t>
+      </w:r>
+      <w:r>
+        <w:rPr>
+          <w:b w:val="0"/>
+        </w:rPr>
+        <w:t xml:space="preserve">s, order the IDs by </w:t>
+      </w:r>
+      <w:r>
+        <w:rPr>
+          <w:b/>
+        </w:rPr>
+        <w:t>distance</w:t>
+      </w:r>
+      <w:r>
+        <w:rPr>
+          <w:b w:val="0"/>
+        </w:rPr>
+        <w:t xml:space="preserve"> then alphabetically, and predict with k=1 and k=3.</w:t>
+      </w:r>
+    </w:p>
+    <w:p>
+      <w:pPr>
+        <w:spacing w:line="336" w:lineRule="auto" w:after="180"/>
+      </w:pPr>
+      <w:r>
+        <w:rPr>
+          <w:b w:val="0"/>
+        </w:rPr>
+        <w:t xml:space="preserve">Using the same </w:t>
+      </w:r>
+      <w:r>
+        <w:rPr>
+          <w:b/>
+        </w:rPr>
+        <w:t>training</w:t>
+      </w:r>
+      <w:r>
+        <w:rPr>
+          <w:b w:val="0"/>
+        </w:rPr>
+        <w:t xml:space="preserve"> pool and k=3, score validation (6,blocked),(10,clear),(12,blocked). Compare the </w:t>
+      </w:r>
+      <w:r>
+        <w:rPr>
+          <w:b/>
+        </w:rPr>
+        <w:t>training</w:t>
+      </w:r>
+      <w:r>
+        <w:rPr>
+          <w:b w:val="0"/>
+        </w:rPr>
+        <w:t>-majority baseline.</w:t>
+      </w:r>
+    </w:p>
+    <w:p>
+      <w:pPr>
+        <w:spacing w:line="336" w:lineRule="auto" w:after="180"/>
+      </w:pPr>
+      <w:r>
+        <w:rPr>
+          <w:b w:val="0"/>
+        </w:rPr>
+        <w:t xml:space="preserve">Query 6 </w:t>
+      </w:r>
+      <w:r>
+        <w:rPr>
+          <w:b/>
+        </w:rPr>
+        <w:t>distance</w:t>
+      </w:r>
+      <w:r>
+        <w:rPr>
+          <w:b w:val="0"/>
+        </w:rPr>
+        <w:t>s P,Q,R,S,T are 5,1,1,5,7. Order Q,R,P,S,T. k=1 predicts blocked from Q; k=3 uses Q,R,P and also predicts blocked. For queries 6,10,12, selected triples are Q R P, S R T, S T R.</w:t>
+      </w:r>
+    </w:p>
+    <w:p>
+      <w:pPr>
+        <w:spacing w:line="336" w:lineRule="auto" w:after="180"/>
+      </w:pPr>
+      <w:r>
+        <w:rPr>
+          <w:b w:val="0"/>
+        </w:rPr>
+        <w:t xml:space="preserve">All predict blocked, matching validation rows 1 and 3: 2/3. </w:t>
+      </w:r>
+      <w:r>
+        <w:rPr>
+          <w:b/>
+        </w:rPr>
+        <w:t>Training</w:t>
+      </w:r>
+      <w:r>
+        <w:rPr>
+          <w:b w:val="0"/>
+        </w:rPr>
+        <w:t>-majority blocked also scores 2/3.</w:t>
+      </w:r>
+    </w:p>
+    <w:p>
+      <w:pPr>
+        <w:pStyle w:val="Heading3"/>
+      </w:pPr>
+      <w:r>
+        <w:t>W5 Interpret a vote and a match</w:t>
+      </w:r>
+    </w:p>
+    <w:p>
+      <w:pPr>
+        <w:pStyle w:val="Heading3"/>
+      </w:pPr>
+      <w:r>
+        <w:t>Assess independent transfer</w:t>
+      </w:r>
+    </w:p>
+    <w:p>
+      <w:pPr>
+        <w:pStyle w:val="Heading3"/>
+      </w:pPr>
+      <w:r>
+        <w:t>Selected case answer</w:t>
+      </w:r>
+    </w:p>
+    <w:p>
+      <w:pPr>
+        <w:pStyle w:val="Heading3"/>
+      </w:pPr>
+      <w:r>
+        <w:t>Feedback that the learner uses</w:t>
+      </w:r>
+    </w:p>
+    <w:p>
+      <w:pPr>
+        <w:pStyle w:val="Heading1"/>
+      </w:pPr>
+      <w:r>
+        <w:t>06. Connect, adapt and return</w:t>
+      </w:r>
+    </w:p>
+    <w:p>
+      <w:r>
+        <w:t>Retain the project evidence and revisit the reasoning on a changed case.</w:t>
+      </w:r>
+    </w:p>
+    <w:p>
+      <w:pPr>
+        <w:pStyle w:val="Heading2"/>
+      </w:pPr>
+      <w:r>
+        <w:t>Project evidence to keep</w:t>
+      </w:r>
+    </w:p>
+    <w:p>
+      <w:pPr>
+        <w:spacing w:line="336" w:lineRule="auto" w:after="180"/>
+      </w:pPr>
+      <w:r>
+        <w:rPr>
+          <w:b w:val="0"/>
+        </w:rPr>
+        <w:t xml:space="preserve">Use </w:t>
+      </w:r>
+      <w:r>
+        <w:rPr>
+          <w:b/>
+        </w:rPr>
+        <w:t>neighbor</w:t>
+      </w:r>
+      <w:r>
+        <w:rPr>
+          <w:b w:val="0"/>
+        </w:rPr>
+        <w:t xml:space="preserve">ing liked books as </w:t>
+      </w:r>
+      <w:r>
+        <w:rPr>
+          <w:b/>
+        </w:rPr>
+        <w:t>evidence</w:t>
+      </w:r>
+      <w:r>
+        <w:rPr>
+          <w:b w:val="0"/>
+        </w:rPr>
+        <w:t>, while explaining which traits created closeness.</w:t>
+      </w:r>
+    </w:p>
+    <w:p>
+      <w:pPr>
+        <w:spacing w:line="336" w:lineRule="auto" w:after="180"/>
+      </w:pPr>
+      <w:r>
+        <w:rPr>
+          <w:b w:val="0"/>
+        </w:rPr>
+        <w:t xml:space="preserve">Keep the decision, </w:t>
+      </w:r>
+      <w:r>
+        <w:rPr>
+          <w:b/>
+        </w:rPr>
+        <w:t>input</w:t>
+      </w:r>
+      <w:r>
+        <w:rPr>
+          <w:b w:val="0"/>
+        </w:rPr>
+        <w:t xml:space="preserve">, result, explanation and remaining limitation in the project </w:t>
+      </w:r>
+      <w:r>
+        <w:rPr>
+          <w:b/>
+        </w:rPr>
+        <w:t>evidence</w:t>
+      </w:r>
+      <w:r>
+        <w:rPr>
+          <w:b w:val="0"/>
+        </w:rPr>
+        <w:t xml:space="preserve"> record. Retrieve this record next week rather than restarting the project.</w:t>
+      </w:r>
+    </w:p>
+    <w:p>
+      <w:pPr>
+        <w:spacing w:line="336" w:lineRule="auto" w:after="180"/>
+      </w:pPr>
+      <w:r>
+        <w:rPr>
+          <w:b w:val="0"/>
+        </w:rPr>
+        <w:t xml:space="preserve">Retain recommender </w:t>
+      </w:r>
+      <w:r>
+        <w:rPr>
+          <w:b/>
+        </w:rPr>
+        <w:t>neighbour</w:t>
+      </w:r>
+      <w:r>
+        <w:rPr>
+          <w:b w:val="0"/>
+        </w:rPr>
+        <w:t xml:space="preserve"> IDs, </w:t>
+      </w:r>
+      <w:r>
+        <w:rPr>
+          <w:b/>
+        </w:rPr>
+        <w:t>distance</w:t>
+      </w:r>
+      <w:r>
+        <w:rPr>
+          <w:b w:val="0"/>
+        </w:rPr>
+        <w:t>s, k and tie decisions so similar-book explanations can be audited.</w:t>
+      </w:r>
+    </w:p>
+    <w:p>
+      <w:pPr>
+        <w:pStyle w:val="Heading2"/>
+      </w:pPr>
+      <w:r>
+        <w:t>Support while preserving the reasoning goal</w:t>
+      </w:r>
+    </w:p>
+    <w:p>
+      <w:pPr>
+        <w:spacing w:line="336" w:lineRule="auto" w:after="180"/>
+      </w:pPr>
+      <w:r>
+        <w:rPr>
+          <w:b w:val="0"/>
+        </w:rPr>
+        <w:t>Trace one record or condition at a time with counters and labelled columns. Stretch: introduce a tie, boundary or missing field and declare its handling policy before rerunning.</w:t>
+      </w:r>
+    </w:p>
+    <w:p>
+      <w:pPr>
+        <w:spacing w:line="336" w:lineRule="auto" w:after="180"/>
+      </w:pPr>
+      <w:r>
+        <w:rPr>
+          <w:b w:val="0"/>
+        </w:rPr>
+        <w:t xml:space="preserve">Use physical steps on a number line before abs. Supply an empty </w:t>
+      </w:r>
+      <w:r>
+        <w:rPr>
+          <w:b/>
+        </w:rPr>
+        <w:t>distance</w:t>
+      </w:r>
+      <w:r>
+        <w:rPr>
+          <w:b w:val="0"/>
+        </w:rPr>
+        <w:t xml:space="preserve"> table without the order.</w:t>
+      </w:r>
+    </w:p>
+    <w:p>
+      <w:pPr>
+        <w:spacing w:line="336" w:lineRule="auto" w:after="180"/>
+      </w:pPr>
+      <w:r>
+        <w:rPr>
+          <w:b w:val="0"/>
+        </w:rPr>
+        <w:t xml:space="preserve">Extension: explain how renaming tied IDs can change a </w:t>
+      </w:r>
+      <w:r>
+        <w:rPr>
+          <w:b/>
+        </w:rPr>
         <w:t>prediction</w:t>
       </w:r>
       <w:r>
         <w:rPr>
           <w:b w:val="0"/>
         </w:rPr>
-        <w:t>s change when data is reordered. Predefine review for conflicting nearest labels, or a justified stable tie-breaker with disclosed limits.</w:t>
+        <w:t xml:space="preserve"> under this policy while the measured features remain unchanged, and why the policy must be recorded.</w:t>
       </w:r>
     </w:p>
     <w:p>
       <w:pPr>
         <w:spacing w:line="336" w:lineRule="auto" w:after="180"/>
-        <w:shd w:fill="F1F6FC"/>
-      </w:pPr>
-      <w:r>
-        <w:rPr>
-          <w:b w:val="0"/>
-        </w:rPr>
-        <w:t>Do not select a tie policy after looking at the correct answer for the test case.</w:t>
-      </w:r>
-    </w:p>
-    <w:p>
-      <w:pPr>
-        <w:pStyle w:val="Heading3"/>
-      </w:pPr>
-      <w:r>
-        <w:t>Explanations for the additional workbook examples</w:t>
-      </w:r>
-    </w:p>
-    <w:p>
-      <w:pPr>
-        <w:pStyle w:val="Heading3"/>
-      </w:pPr>
-      <w:r>
-        <w:t>W1 Calculate feature distances</w:t>
-      </w:r>
-    </w:p>
-    <w:p>
-      <w:pPr>
-        <w:pStyle w:val="Heading3"/>
-      </w:pPr>
-      <w:r>
-        <w:t>Workbook question · W1</w:t>
+      </w:pPr>
+      <w:r>
+        <w:rPr>
+          <w:b w:val="0"/>
+        </w:rPr>
+        <w:t xml:space="preserve">Require W4 </w:t>
+      </w:r>
+      <w:r>
+        <w:rPr>
+          <w:b/>
+        </w:rPr>
+        <w:t>distance</w:t>
+      </w:r>
+      <w:r>
+        <w:rPr>
+          <w:b w:val="0"/>
+        </w:rPr>
+        <w:t xml:space="preserve">s 5,1,1,5,7, order Q,R,P,S,T, both </w:t>
+      </w:r>
+      <w:r>
+        <w:rPr>
+          <w:b/>
+        </w:rPr>
+        <w:t>prediction</w:t>
+      </w:r>
+      <w:r>
+        <w:rPr>
+          <w:b w:val="0"/>
+        </w:rPr>
+        <w:t>s blocked, and validation plus baseline scores 2/3. Fresh retry: L at 0 blocked, M at 4 clear, N at 6 clear, O at 10 blocked, P at 12 clear; query 5.</w:t>
       </w:r>
     </w:p>
     <w:p>
       <w:pPr>
         <w:spacing w:line="336" w:lineRule="auto" w:after="180"/>
-        <w:shd w:fill="F5F1FB"/>
-      </w:pPr>
-      <w:r>
-        <w:rPr>
-          <w:b w:val="0"/>
-        </w:rPr>
-        <w:t xml:space="preserve">For query 3 cm, calculate </w:t>
-      </w:r>
+      </w:pPr>
       <w:r>
         <w:rPr>
           <w:b/>
         </w:rPr>
+        <w:t>Distance</w:t>
+      </w:r>
+      <w:r>
+        <w:rPr>
+          <w:b w:val="0"/>
+        </w:rPr>
+        <w:t xml:space="preserve">s are 5,1,1,5,7; order M,N,L,O,P. k=1 is clear from M; k=3 is clear from M,N,L. Ask why L wins the third-place </w:t>
+      </w:r>
+      <w:r>
+        <w:rPr>
+          <w:b/>
+        </w:rPr>
         <w:t>distance</w:t>
       </w:r>
       <w:r>
         <w:rPr>
           <w:b w:val="0"/>
         </w:rPr>
-        <w:t xml:space="preserve">s to all five </w:t>
+        <w:t xml:space="preserve"> tie over O: alphabetical ID policy. Require a </w:t>
       </w:r>
       <w:r>
         <w:rPr>
@@ -5228,1281 +6296,15 @@
         <w:rPr>
           <w:b w:val="0"/>
         </w:rPr>
-        <w:t xml:space="preserve"> rows. Explain why A and B tie even though their labels differ.</w:t>
-      </w:r>
-    </w:p>
-    <w:p>
-      <w:pPr>
-        <w:pStyle w:val="Heading3"/>
-      </w:pPr>
-      <w:r>
-        <w:t>Teacher reasoning · W1</w:t>
-      </w:r>
-    </w:p>
-    <w:p>
-      <w:pPr>
-        <w:spacing w:line="336" w:lineRule="auto" w:after="180"/>
-        <w:shd w:fill="F1F6FC"/>
-      </w:pPr>
-      <w:r>
-        <w:rPr>
-          <w:b/>
-        </w:rPr>
-        <w:t>Distance</w:t>
-      </w:r>
-      <w:r>
-        <w:rPr>
-          <w:b w:val="0"/>
-        </w:rPr>
-        <w:t xml:space="preserve">s to A,B,C,D,E are 1,1,5,7,9 cm. A and B are equally far from 3 on the numeric feature; their labels do not enter the </w:t>
-      </w:r>
-      <w:r>
-        <w:rPr>
-          <w:b/>
-        </w:rPr>
-        <w:t>distance</w:t>
-      </w:r>
-      <w:r>
-        <w:rPr>
-          <w:b w:val="0"/>
-        </w:rPr>
-        <w:t xml:space="preserve"> calculation.</w:t>
-      </w:r>
-    </w:p>
-    <w:p>
-      <w:pPr>
-        <w:pStyle w:val="Heading3"/>
-      </w:pPr>
-      <w:r>
-        <w:t>W2 Apply neighbour and tie rules</w:t>
-      </w:r>
-    </w:p>
-    <w:p>
-      <w:pPr>
-        <w:pStyle w:val="Heading3"/>
-      </w:pPr>
-      <w:r>
-        <w:t>Workbook question · W2</w:t>
-      </w:r>
-    </w:p>
-    <w:p>
-      <w:pPr>
-        <w:spacing w:line="336" w:lineRule="auto" w:after="180"/>
-        <w:shd w:fill="F5F1FB"/>
-      </w:pPr>
-      <w:r>
-        <w:rPr>
-          <w:b w:val="0"/>
-        </w:rPr>
-        <w:t xml:space="preserve">For query 3, list the selected IDs and </w:t>
-      </w:r>
-      <w:r>
-        <w:rPr>
-          <w:b/>
-        </w:rPr>
-        <w:t>prediction</w:t>
-      </w:r>
-      <w:r>
-        <w:rPr>
-          <w:b w:val="0"/>
-        </w:rPr>
-        <w:t xml:space="preserve">s for k=1 and k=3 using alphabetical ID order on equal </w:t>
-      </w:r>
-      <w:r>
-        <w:rPr>
-          <w:b/>
-        </w:rPr>
-        <w:t>distance</w:t>
-      </w:r>
-      <w:r>
-        <w:rPr>
-          <w:b w:val="0"/>
-        </w:rPr>
-        <w:t>s. Explain what changes and what remains the same.</w:t>
-      </w:r>
-    </w:p>
-    <w:p>
-      <w:pPr>
-        <w:pStyle w:val="Heading3"/>
-      </w:pPr>
-      <w:r>
-        <w:t>Teacher reasoning · W2</w:t>
-      </w:r>
-    </w:p>
-    <w:p>
-      <w:pPr>
-        <w:spacing w:line="336" w:lineRule="auto" w:after="180"/>
-        <w:shd w:fill="F1F6FC"/>
-      </w:pPr>
-      <w:r>
-        <w:rPr>
-          <w:b w:val="0"/>
-        </w:rPr>
-        <w:t xml:space="preserve">For k=1 select A and predict blocked. For k=3 select A,B,C and predict clear from two clear </w:t>
-      </w:r>
-      <w:r>
-        <w:rPr>
-          <w:b/>
-        </w:rPr>
-        <w:t>vote</w:t>
-      </w:r>
-      <w:r>
-        <w:rPr>
-          <w:b w:val="0"/>
-        </w:rPr>
-        <w:t xml:space="preserve">s. </w:t>
-      </w:r>
-      <w:r>
-        <w:rPr>
-          <w:b/>
-        </w:rPr>
-        <w:t>Training</w:t>
-      </w:r>
-      <w:r>
-        <w:rPr>
-          <w:b w:val="0"/>
-        </w:rPr>
-        <w:t xml:space="preserve"> data, </w:t>
-      </w:r>
-      <w:r>
-        <w:rPr>
-          <w:b/>
-        </w:rPr>
-        <w:t>distance</w:t>
-      </w:r>
-      <w:r>
-        <w:rPr>
-          <w:b w:val="0"/>
-        </w:rPr>
-        <w:t xml:space="preserve"> and ID </w:t>
-      </w:r>
-      <w:r>
-        <w:rPr>
-          <w:b/>
-        </w:rPr>
-        <w:t>tie rule</w:t>
-      </w:r>
-      <w:r>
-        <w:rPr>
-          <w:b w:val="0"/>
-        </w:rPr>
-        <w:t xml:space="preserve"> stay the same; the number of voting </w:t>
-      </w:r>
-      <w:r>
-        <w:rPr>
-          <w:b/>
-        </w:rPr>
-        <w:t>neighbour</w:t>
-      </w:r>
-      <w:r>
-        <w:rPr>
-          <w:b w:val="0"/>
-        </w:rPr>
-        <w:t>s changes.</w:t>
-      </w:r>
-    </w:p>
-    <w:p>
-      <w:pPr>
-        <w:pStyle w:val="Heading3"/>
-      </w:pPr>
-      <w:r>
-        <w:t>W3 Keep evaluation examples separate</w:t>
-      </w:r>
-    </w:p>
-    <w:p>
-      <w:pPr>
-        <w:pStyle w:val="Heading3"/>
-      </w:pPr>
-      <w:r>
-        <w:t>Workbook question · W3</w:t>
-      </w:r>
-    </w:p>
-    <w:p>
-      <w:pPr>
-        <w:spacing w:line="336" w:lineRule="auto" w:after="180"/>
-        <w:shd w:fill="F5F1FB"/>
-      </w:pPr>
-      <w:r>
-        <w:rPr>
-          <w:b w:val="0"/>
-        </w:rPr>
-        <w:t xml:space="preserve">Why must the three validation reference labels not enter the </w:t>
-      </w:r>
-      <w:r>
-        <w:rPr>
-          <w:b/>
-        </w:rPr>
-        <w:t>neighbour</w:t>
-      </w:r>
-      <w:r>
-        <w:rPr>
-          <w:b w:val="0"/>
-        </w:rPr>
-        <w:t xml:space="preserve"> pool? Give the fixed k=3 score and baseline score on the worked validation examples.</w:t>
-      </w:r>
-    </w:p>
-    <w:p>
-      <w:pPr>
-        <w:pStyle w:val="Heading3"/>
-      </w:pPr>
-      <w:r>
-        <w:t>Teacher reasoning · W3</w:t>
-      </w:r>
-    </w:p>
-    <w:p>
-      <w:pPr>
-        <w:spacing w:line="336" w:lineRule="auto" w:after="180"/>
-        <w:shd w:fill="F1F6FC"/>
-      </w:pPr>
-      <w:r>
-        <w:rPr>
-          <w:b w:val="0"/>
-        </w:rPr>
-        <w:t xml:space="preserve">Adding validation labels uses evaluation answers to make </w:t>
-      </w:r>
-      <w:r>
-        <w:rPr>
-          <w:b/>
-        </w:rPr>
-        <w:t>prediction</w:t>
-      </w:r>
-      <w:r>
-        <w:rPr>
-          <w:b w:val="0"/>
-        </w:rPr>
-        <w:t>s and changes the intended comparison with unseen trips. The fixed k=3 method predicts clear three times and gets 1/3.</w:t>
-      </w:r>
-    </w:p>
-    <w:p>
-      <w:pPr>
-        <w:spacing w:line="336" w:lineRule="auto" w:after="180"/>
-        <w:shd w:fill="F1F6FC"/>
-      </w:pPr>
-      <w:r>
-        <w:rPr>
-          <w:b w:val="0"/>
-        </w:rPr>
-        <w:t xml:space="preserve">The </w:t>
-      </w:r>
-      <w:r>
-        <w:rPr>
-          <w:b/>
-        </w:rPr>
-        <w:t>training</w:t>
-      </w:r>
-      <w:r>
-        <w:rPr>
-          <w:b w:val="0"/>
-        </w:rPr>
-        <w:t>-majority clear baseline also gets 1/3.</w:t>
-      </w:r>
-    </w:p>
-    <w:p>
-      <w:pPr>
-        <w:pStyle w:val="Heading3"/>
-      </w:pPr>
-      <w:r>
-        <w:t>W4 Find neighbours independently</w:t>
-      </w:r>
-    </w:p>
-    <w:p>
-      <w:pPr>
-        <w:pStyle w:val="Heading3"/>
-      </w:pPr>
-      <w:r>
-        <w:t>Workbook question · W4</w:t>
-      </w:r>
-    </w:p>
-    <w:p>
-      <w:pPr>
-        <w:spacing w:line="336" w:lineRule="auto" w:after="180"/>
-        <w:shd w:fill="F5F1FB"/>
-      </w:pPr>
-      <w:r>
-        <w:rPr>
-          <w:b w:val="0"/>
-        </w:rPr>
-        <w:t xml:space="preserve">New </w:t>
-      </w:r>
-      <w:r>
-        <w:rPr>
-          <w:b/>
-        </w:rPr>
-        <w:t>training</w:t>
-      </w:r>
-      <w:r>
-        <w:rPr>
-          <w:b w:val="0"/>
-        </w:rPr>
-        <w:t xml:space="preserve"> rows are P at 1 cm clear, Q at 5 blocked, R at 7 blocked, S at 11 clear, T at 13 blocked. For query 6, give all </w:t>
-      </w:r>
-      <w:r>
-        <w:rPr>
-          <w:b/>
-        </w:rPr>
-        <w:t>distance</w:t>
-      </w:r>
-      <w:r>
-        <w:rPr>
-          <w:b w:val="0"/>
-        </w:rPr>
-        <w:t xml:space="preserve">s, order the IDs by </w:t>
-      </w:r>
-      <w:r>
-        <w:rPr>
-          <w:b/>
-        </w:rPr>
-        <w:t>distance</w:t>
-      </w:r>
-      <w:r>
-        <w:rPr>
-          <w:b w:val="0"/>
-        </w:rPr>
-        <w:t xml:space="preserve"> then alphabetically, and predict with k=1 and k=3.</w:t>
-      </w:r>
-    </w:p>
-    <w:p>
-      <w:pPr>
-        <w:spacing w:line="336" w:lineRule="auto" w:after="180"/>
-        <w:shd w:fill="F5F1FB"/>
-      </w:pPr>
-      <w:r>
-        <w:rPr>
-          <w:b w:val="0"/>
-        </w:rPr>
-        <w:t xml:space="preserve">Using the same </w:t>
-      </w:r>
-      <w:r>
-        <w:rPr>
-          <w:b/>
-        </w:rPr>
-        <w:t>training</w:t>
-      </w:r>
-      <w:r>
-        <w:rPr>
-          <w:b w:val="0"/>
-        </w:rPr>
-        <w:t xml:space="preserve"> pool and k=3, score validation (6,blocked),(10,clear),(12,blocked). Compare the </w:t>
-      </w:r>
-      <w:r>
-        <w:rPr>
-          <w:b/>
-        </w:rPr>
-        <w:t>training</w:t>
-      </w:r>
-      <w:r>
-        <w:rPr>
-          <w:b w:val="0"/>
-        </w:rPr>
-        <w:t>-majority baseline.</w:t>
-      </w:r>
-    </w:p>
-    <w:p>
-      <w:pPr>
-        <w:pStyle w:val="Heading3"/>
-      </w:pPr>
-      <w:r>
-        <w:t>Teacher reasoning · W4</w:t>
-      </w:r>
-    </w:p>
-    <w:p>
-      <w:pPr>
-        <w:spacing w:line="336" w:lineRule="auto" w:after="180"/>
-        <w:shd w:fill="F1F6FC"/>
-      </w:pPr>
-      <w:r>
-        <w:rPr>
-          <w:b w:val="0"/>
-        </w:rPr>
-        <w:t xml:space="preserve">Query 6 </w:t>
-      </w:r>
-      <w:r>
-        <w:rPr>
-          <w:b/>
-        </w:rPr>
-        <w:t>distance</w:t>
-      </w:r>
-      <w:r>
-        <w:rPr>
-          <w:b w:val="0"/>
-        </w:rPr>
-        <w:t>s P,Q,R,S,T are 5,1,1,5,7. Order Q,R,P,S,T. k=1 predicts blocked from Q; k=3 uses Q,R,P and also predicts blocked. For queries 6,10,12, selected triples are Q R P, S R T, S T R.</w:t>
-      </w:r>
-    </w:p>
-    <w:p>
-      <w:pPr>
-        <w:spacing w:line="336" w:lineRule="auto" w:after="180"/>
-        <w:shd w:fill="F1F6FC"/>
-      </w:pPr>
-      <w:r>
-        <w:rPr>
-          <w:b w:val="0"/>
-        </w:rPr>
-        <w:t xml:space="preserve">All predict blocked, matching validation rows 1 and 3: 2/3. </w:t>
-      </w:r>
-      <w:r>
-        <w:rPr>
-          <w:b/>
-        </w:rPr>
-        <w:t>Training</w:t>
-      </w:r>
-      <w:r>
-        <w:rPr>
-          <w:b w:val="0"/>
-        </w:rPr>
-        <w:t>-majority blocked also scores 2/3.</w:t>
-      </w:r>
-    </w:p>
-    <w:p>
-      <w:pPr>
-        <w:pStyle w:val="Heading3"/>
-      </w:pPr>
-      <w:r>
-        <w:t>W5 Interpret a vote and a match</w:t>
-      </w:r>
-    </w:p>
-    <w:p>
-      <w:pPr>
-        <w:pStyle w:val="Heading3"/>
-      </w:pPr>
-      <w:r>
-        <w:t>Workbook question · W5</w:t>
-      </w:r>
-    </w:p>
-    <w:p>
-      <w:pPr>
-        <w:spacing w:line="336" w:lineRule="auto" w:after="180"/>
-        <w:shd w:fill="F5F1FB"/>
-      </w:pPr>
-      <w:r>
-        <w:rPr>
-          <w:b w:val="0"/>
-        </w:rPr>
-        <w:t xml:space="preserve">Two of three </w:t>
-      </w:r>
-      <w:r>
-        <w:rPr>
-          <w:b/>
-        </w:rPr>
-        <w:t>neighbour</w:t>
-      </w:r>
-      <w:r>
-        <w:rPr>
-          <w:b w:val="0"/>
-        </w:rPr>
-        <w:t xml:space="preserve">s </w:t>
-      </w:r>
-      <w:r>
-        <w:rPr>
-          <w:b/>
-        </w:rPr>
-        <w:t>vote</w:t>
-      </w:r>
-      <w:r>
-        <w:rPr>
-          <w:b w:val="0"/>
-        </w:rPr>
-        <w:t xml:space="preserve"> clear. Does that prove a two-thirds chance of a correct </w:t>
-      </w:r>
-      <w:r>
-        <w:rPr>
-          <w:b/>
-        </w:rPr>
-        <w:t>prediction</w:t>
-      </w:r>
-      <w:r>
-        <w:rPr>
-          <w:b w:val="0"/>
-        </w:rPr>
-        <w:t>? Does an exact feature match guarantee a correct label? Explain both limits.</w:t>
-      </w:r>
-    </w:p>
-    <w:p>
-      <w:pPr>
-        <w:pStyle w:val="Heading3"/>
-      </w:pPr>
-      <w:r>
-        <w:t>Teacher reasoning · W5</w:t>
-      </w:r>
-    </w:p>
-    <w:p>
-      <w:pPr>
-        <w:spacing w:line="336" w:lineRule="auto" w:after="180"/>
-        <w:shd w:fill="F1F6FC"/>
-      </w:pPr>
-      <w:r>
-        <w:rPr>
-          <w:b w:val="0"/>
-        </w:rPr>
-        <w:t xml:space="preserve">The </w:t>
-      </w:r>
-      <w:r>
-        <w:rPr>
-          <w:b/>
-        </w:rPr>
-        <w:t>vote</w:t>
-      </w:r>
-      <w:r>
-        <w:rPr>
-          <w:b w:val="0"/>
-        </w:rPr>
-        <w:t xml:space="preserve"> fraction describes the selected </w:t>
-      </w:r>
-      <w:r>
-        <w:rPr>
-          <w:b/>
-        </w:rPr>
-        <w:t>training</w:t>
-      </w:r>
-      <w:r>
-        <w:rPr>
-          <w:b w:val="0"/>
-        </w:rPr>
-        <w:t xml:space="preserve"> labels, not a verified probability of correctness. An exact match on one feature can still differ in omitted conditions or have a wrong or conflicting label.</w:t>
-      </w:r>
-    </w:p>
-    <w:p>
-      <w:pPr>
-        <w:spacing w:line="336" w:lineRule="auto" w:after="180"/>
-        <w:shd w:fill="F1F6FC"/>
-      </w:pPr>
-      <w:r>
-        <w:rPr>
-          <w:b w:val="0"/>
-        </w:rPr>
-        <w:t>Separate evaluation and relevant features remain necessary.</w:t>
-      </w:r>
-    </w:p>
-    <w:p>
-      <w:pPr>
-        <w:pStyle w:val="Heading3"/>
-      </w:pPr>
-      <w:r>
-        <w:t>Assess independent transfer</w:t>
-      </w:r>
-    </w:p>
-    <w:p>
-      <w:pPr>
-        <w:pStyle w:val="Heading3"/>
-      </w:pPr>
-      <w:r>
-        <w:t>Independent question · withhold the key</w:t>
-      </w:r>
-    </w:p>
-    <w:p>
-      <w:pPr>
-        <w:spacing w:line="336" w:lineRule="auto" w:after="180"/>
-        <w:shd w:fill="F5F1FB"/>
-      </w:pPr>
-      <w:r>
-        <w:rPr>
-          <w:b w:val="0"/>
-        </w:rPr>
-        <w:t xml:space="preserve">Selected case: New </w:t>
-      </w:r>
-      <w:r>
-        <w:rPr>
-          <w:b/>
-        </w:rPr>
-        <w:t>training</w:t>
-      </w:r>
-      <w:r>
-        <w:rPr>
-          <w:b w:val="0"/>
-        </w:rPr>
-        <w:t xml:space="preserve"> rows are P at 1 cm clear, Q at 5 blocked, R at 7 blocked, S at 11 clear, T at 13 blocked.</w:t>
-      </w:r>
-    </w:p>
-    <w:p>
-      <w:pPr>
-        <w:spacing w:line="336" w:lineRule="auto" w:after="180"/>
-        <w:shd w:fill="F5F1FB"/>
-      </w:pPr>
-      <w:r>
-        <w:rPr>
-          <w:b w:val="0"/>
-        </w:rPr>
-        <w:t xml:space="preserve">For query 6, give all </w:t>
-      </w:r>
-      <w:r>
-        <w:rPr>
-          <w:b/>
-        </w:rPr>
-        <w:t>distance</w:t>
-      </w:r>
-      <w:r>
-        <w:rPr>
-          <w:b w:val="0"/>
-        </w:rPr>
-        <w:t xml:space="preserve">s, order the IDs by </w:t>
-      </w:r>
-      <w:r>
-        <w:rPr>
-          <w:b/>
-        </w:rPr>
-        <w:t>distance</w:t>
-      </w:r>
-      <w:r>
-        <w:rPr>
-          <w:b w:val="0"/>
-        </w:rPr>
-        <w:t xml:space="preserve"> then alphabetically, and predict with k=1 and k=3. Using the same </w:t>
-      </w:r>
-      <w:r>
-        <w:rPr>
-          <w:b/>
-        </w:rPr>
-        <w:t>training</w:t>
-      </w:r>
-      <w:r>
-        <w:rPr>
-          <w:b w:val="0"/>
-        </w:rPr>
-        <w:t xml:space="preserve"> pool and k=3, score validation (6,blocked),(10,clear),(12,blocked).</w:t>
-      </w:r>
-    </w:p>
-    <w:p>
-      <w:pPr>
-        <w:spacing w:line="336" w:lineRule="auto" w:after="180"/>
-        <w:shd w:fill="F5F1FB"/>
-      </w:pPr>
-      <w:r>
-        <w:rPr>
-          <w:b w:val="0"/>
-        </w:rPr>
-        <w:t xml:space="preserve">Compare the </w:t>
-      </w:r>
-      <w:r>
-        <w:rPr>
-          <w:b/>
-        </w:rPr>
-        <w:t>training</w:t>
-      </w:r>
-      <w:r>
-        <w:rPr>
-          <w:b w:val="0"/>
-        </w:rPr>
-        <w:t>-majority baseline.</w:t>
-      </w:r>
-    </w:p>
-    <w:p>
-      <w:pPr>
-        <w:pStyle w:val="Heading3"/>
-      </w:pPr>
-      <w:r>
-        <w:t>Selected case answer</w:t>
-      </w:r>
-    </w:p>
-    <w:p>
-      <w:pPr>
-        <w:pStyle w:val="Heading3"/>
-      </w:pPr>
-      <w:r>
-        <w:t>Teacher key · Selected case answer</w:t>
-      </w:r>
-    </w:p>
-    <w:p>
-      <w:pPr>
-        <w:spacing w:line="336" w:lineRule="auto" w:after="180"/>
-        <w:shd w:fill="F1F6FC"/>
-      </w:pPr>
-      <w:r>
-        <w:rPr>
-          <w:b w:val="0"/>
-        </w:rPr>
-        <w:t xml:space="preserve">Query 6 </w:t>
-      </w:r>
-      <w:r>
-        <w:rPr>
-          <w:b/>
-        </w:rPr>
-        <w:t>distance</w:t>
-      </w:r>
-      <w:r>
-        <w:rPr>
-          <w:b w:val="0"/>
-        </w:rPr>
-        <w:t>s P,Q,R,S,T are 5,1,1,5,7. Order Q,R,P,S,T. k=1 predicts blocked from Q; k=3 uses Q,R,P and also predicts blocked. For queries 6,10,12, selected triples are Q R P, S R T, S T R.</w:t>
-      </w:r>
-    </w:p>
-    <w:p>
-      <w:pPr>
-        <w:spacing w:line="336" w:lineRule="auto" w:after="180"/>
-        <w:shd w:fill="F1F6FC"/>
-      </w:pPr>
-      <w:r>
-        <w:rPr>
-          <w:b w:val="0"/>
-        </w:rPr>
-        <w:t xml:space="preserve">All predict blocked, matching validation rows 1 and 3: 2/3. </w:t>
-      </w:r>
-      <w:r>
-        <w:rPr>
-          <w:b/>
-        </w:rPr>
-        <w:t>Training</w:t>
-      </w:r>
-      <w:r>
-        <w:rPr>
-          <w:b w:val="0"/>
-        </w:rPr>
-        <w:t>-majority blocked also scores 2/3.</w:t>
-      </w:r>
-    </w:p>
-    <w:tbl>
-      <w:tblPr>
-        <w:tblStyle w:val="LightShading-Accent1"/>
-        <w:tblW w:type="auto" w:w="0"/>
-        <w:tblLook w:firstColumn="1" w:firstRow="1" w:lastColumn="0" w:lastRow="0" w:noHBand="0" w:noVBand="1" w:val="04A0"/>
-      </w:tblPr>
-      <w:tblGrid>
-        <w:gridCol w:w="5112"/>
-        <w:gridCol w:w="5112"/>
-      </w:tblGrid>
-      <w:tr>
-        <w:trPr>
-          <w:tblHeader/>
-        </w:trPr>
-        <w:tc>
-          <w:tcPr>
-            <w:tcW w:type="dxa" w:w="5112"/>
-          </w:tcPr>
-          <w:p>
-            <w:r>
-              <w:t>Dimension</w:t>
-            </w:r>
-          </w:p>
-        </w:tc>
-        <w:tc>
-          <w:tcPr>
-            <w:tcW w:type="dxa" w:w="5112"/>
-          </w:tcPr>
-          <w:p>
-            <w:r>
-              <w:t>Evidence required</w:t>
-            </w:r>
-          </w:p>
-        </w:tc>
-      </w:tr>
-      <w:tr>
-        <w:tc>
-          <w:tcPr>
-            <w:tcW w:type="dxa" w:w="5112"/>
-          </w:tcPr>
-          <w:p>
-            <w:r>
-              <w:t>Explanation</w:t>
-            </w:r>
-          </w:p>
-        </w:tc>
-        <w:tc>
-          <w:tcPr>
-            <w:tcW w:type="dxa" w:w="5112"/>
-          </w:tcPr>
-          <w:p>
-            <w:r>
-              <w:t>Names the applicable idea or procedure and ties it to the supplied facts.</w:t>
-            </w:r>
-          </w:p>
-        </w:tc>
-      </w:tr>
-      <w:tr>
-        <w:tc>
-          <w:tcPr>
-            <w:tcW w:type="dxa" w:w="5112"/>
-          </w:tcPr>
-          <w:p>
-            <w:r>
-              <w:t>Trace and result</w:t>
-            </w:r>
-          </w:p>
-        </w:tc>
-        <w:tc>
-          <w:tcPr>
-            <w:tcW w:type="dxa" w:w="5112"/>
-          </w:tcPr>
-          <w:p>
-            <w:r>
-              <w:t>Preserves the given inputs and shows the relevant intermediate steps; distinguishes a prediction from an observed execution.</w:t>
-            </w:r>
-          </w:p>
-        </w:tc>
-      </w:tr>
-      <w:tr>
-        <w:tc>
-          <w:tcPr>
-            <w:tcW w:type="dxa" w:w="5112"/>
-          </w:tcPr>
-          <w:p>
-            <w:r>
-              <w:t>Limits</w:t>
-            </w:r>
-          </w:p>
-        </w:tc>
-        <w:tc>
-          <w:tcPr>
-            <w:tcW w:type="dxa" w:w="5112"/>
-          </w:tcPr>
-          <w:p>
-            <w:r>
-              <w:t>States the assumptions, missing evidence or conditions under which the result would change.</w:t>
-            </w:r>
-          </w:p>
-        </w:tc>
-      </w:tr>
-    </w:tbl>
-    <w:p>
-      <w:pPr>
-        <w:pStyle w:val="Heading3"/>
-      </w:pPr>
-      <w:r>
-        <w:t>Teacher key · Selected case answer</w:t>
-      </w:r>
-    </w:p>
-    <w:p>
-      <w:pPr>
-        <w:spacing w:line="336" w:lineRule="auto" w:after="180"/>
-        <w:shd w:fill="F1F6FC"/>
-      </w:pPr>
-      <w:r>
-        <w:rPr>
-          <w:b w:val="0"/>
-        </w:rPr>
-        <w:t>Record each dimension as not yet, with support, or independent. Accept a valid alternative procedure with a defensible trace.</w:t>
-      </w:r>
-    </w:p>
-    <w:p>
-      <w:pPr>
-        <w:spacing w:line="336" w:lineRule="auto" w:after="180"/>
-        <w:shd w:fill="F1F6FC"/>
-      </w:pPr>
-      <w:r>
-        <w:rPr>
-          <w:b w:val="0"/>
-        </w:rPr>
-        <w:t xml:space="preserve">Do not penalise an honestly recorded model failure if the learner correctly explains its </w:t>
-      </w:r>
-      <w:r>
-        <w:rPr>
-          <w:b/>
-        </w:rPr>
-        <w:t>evidence</w:t>
-      </w:r>
-      <w:r>
-        <w:rPr>
-          <w:b w:val="0"/>
-        </w:rPr>
-        <w:t xml:space="preserve"> and limits.</w:t>
-      </w:r>
-    </w:p>
-    <w:p>
-      <w:pPr>
-        <w:pStyle w:val="Heading3"/>
-      </w:pPr>
-      <w:r>
-        <w:t>Feedback that the learner uses</w:t>
-      </w:r>
-    </w:p>
-    <w:p>
-      <w:pPr>
-        <w:spacing w:line="336" w:lineRule="auto" w:after="180"/>
-      </w:pPr>
-      <w:r>
-        <w:rPr>
-          <w:b w:val="0"/>
-        </w:rPr>
-        <w:t>Name the earliest unsupported step and give one action to repair it. Have the learner make that repair now and explain why. Then assess the relevant skill on a fresh, fully specified case.</w:t>
-      </w:r>
-    </w:p>
-    <w:p>
-      <w:pPr>
-        <w:spacing w:line="336" w:lineRule="auto" w:after="180"/>
-      </w:pPr>
-      <w:r>
-        <w:rPr>
-          <w:b w:val="0"/>
-        </w:rPr>
-        <w:t>Confirm it was not previously practised with feedback; solve and check the new case before assigning it. A follow-up design prompt is a starting brief, not automatically an equivalent test.</w:t>
-      </w:r>
-    </w:p>
-    <w:p>
-      <w:pPr>
-        <w:pStyle w:val="Heading1"/>
-      </w:pPr>
-      <w:r>
-        <w:t>06. Connect and extend learning</w:t>
-      </w:r>
-    </w:p>
-    <w:p>
-      <w:r>
-        <w:t>Connect Nearest Neighbor Reasoning to Transparent Book Recommender, adapt support and plan a later changed-case check.</w:t>
-      </w:r>
-    </w:p>
-    <w:p>
-      <w:pPr>
-        <w:pStyle w:val="Heading3"/>
-      </w:pPr>
-      <w:r>
-        <w:t>Transparent Book Recommender</w:t>
-      </w:r>
-    </w:p>
-    <w:p>
-      <w:pPr>
-        <w:spacing w:line="336" w:lineRule="auto" w:after="180"/>
-      </w:pPr>
-      <w:r>
-        <w:rPr>
-          <w:b w:val="0"/>
-        </w:rPr>
-        <w:t xml:space="preserve">Use </w:t>
-      </w:r>
-      <w:r>
-        <w:rPr>
-          <w:b/>
-        </w:rPr>
-        <w:t>neighbor</w:t>
-      </w:r>
-      <w:r>
-        <w:rPr>
-          <w:b w:val="0"/>
-        </w:rPr>
-        <w:t xml:space="preserve">ing liked books as </w:t>
-      </w:r>
-      <w:r>
-        <w:rPr>
-          <w:b/>
-        </w:rPr>
-        <w:t>evidence</w:t>
-      </w:r>
-      <w:r>
-        <w:rPr>
-          <w:b w:val="0"/>
-        </w:rPr>
-        <w:t>, while explaining which traits created closeness.</w:t>
-      </w:r>
-    </w:p>
-    <w:p>
-      <w:pPr>
-        <w:spacing w:line="336" w:lineRule="auto" w:after="180"/>
-      </w:pPr>
-      <w:r>
-        <w:rPr>
-          <w:b w:val="0"/>
-        </w:rPr>
-        <w:t xml:space="preserve">Keep the decision, </w:t>
-      </w:r>
-      <w:r>
-        <w:rPr>
-          <w:b/>
-        </w:rPr>
-        <w:t>input</w:t>
-      </w:r>
-      <w:r>
-        <w:rPr>
-          <w:b w:val="0"/>
-        </w:rPr>
-        <w:t xml:space="preserve">, result, explanation and remaining limitation in the project </w:t>
-      </w:r>
-      <w:r>
-        <w:rPr>
-          <w:b/>
-        </w:rPr>
-        <w:t>evidence</w:t>
-      </w:r>
-      <w:r>
-        <w:rPr>
-          <w:b w:val="0"/>
-        </w:rPr>
-        <w:t xml:space="preserve"> record. Retrieve this record next week rather than restarting the project.</w:t>
-      </w:r>
-    </w:p>
-    <w:p>
-      <w:pPr>
-        <w:pStyle w:val="Heading3"/>
-      </w:pPr>
-      <w:r>
-        <w:t>Support and stretch</w:t>
-      </w:r>
-    </w:p>
-    <w:p>
-      <w:pPr>
-        <w:spacing w:line="336" w:lineRule="auto" w:after="180"/>
-      </w:pPr>
-      <w:r>
-        <w:rPr>
-          <w:b w:val="0"/>
-        </w:rPr>
-        <w:t>Trace one record or condition at a time with counters and labelled columns. Stretch: introduce a tie, boundary or missing field and declare its handling policy before rerunning.</w:t>
-      </w:r>
-    </w:p>
-    <w:p>
-      <w:pPr>
-        <w:pStyle w:val="Heading3"/>
-      </w:pPr>
-      <w:r>
-        <w:t>Exit reflection</w:t>
-      </w:r>
-    </w:p>
-    <w:p>
-      <w:pPr>
-        <w:spacing w:line="336" w:lineRule="auto" w:after="180"/>
-      </w:pPr>
-      <w:r>
-        <w:rPr>
-          <w:b w:val="0"/>
-        </w:rPr>
-        <w:t xml:space="preserve">Ask for one decision the learner can now justify and one situation requiring more </w:t>
-      </w:r>
-      <w:r>
-        <w:rPr>
-          <w:b/>
-        </w:rPr>
-        <w:t>evidence</w:t>
-      </w:r>
-      <w:r>
-        <w:rPr>
-          <w:b w:val="0"/>
-        </w:rPr>
-        <w:t xml:space="preserve"> or human review. Confidence ratings are separate from correct independent performance.</w:t>
-      </w:r>
-    </w:p>
-    <w:p>
-      <w:pPr>
-        <w:pStyle w:val="Heading3"/>
-      </w:pPr>
-      <w:r>
-        <w:t>Bridge to the next week</w:t>
-      </w:r>
-    </w:p>
-    <w:p>
-      <w:pPr>
-        <w:spacing w:line="336" w:lineRule="auto" w:after="180"/>
-      </w:pPr>
-      <w:r>
-        <w:rPr>
-          <w:b w:val="0"/>
-        </w:rPr>
-        <w:t xml:space="preserve">Next: Week 23: Recommendation Scores. Retrieve today’s </w:t>
-      </w:r>
-      <w:r>
-        <w:rPr>
-          <w:b/>
-        </w:rPr>
-        <w:t>evidence</w:t>
-      </w:r>
-      <w:r>
-        <w:rPr>
-          <w:b w:val="0"/>
-        </w:rPr>
-        <w:t xml:space="preserve"> and identify what carries forward and what is new.</w:t>
-      </w:r>
-    </w:p>
-    <w:p>
-      <w:pPr>
-        <w:pStyle w:val="Heading3"/>
-      </w:pPr>
-      <w:r>
-        <w:t>Support and fresh reassessment</w:t>
-      </w:r>
-    </w:p>
-    <w:p>
-      <w:pPr>
-        <w:spacing w:line="336" w:lineRule="auto" w:after="180"/>
-      </w:pPr>
-      <w:r>
-        <w:rPr>
-          <w:b w:val="0"/>
-        </w:rPr>
-        <w:t xml:space="preserve">Use physical steps on a number line before abs. Supply an empty </w:t>
-      </w:r>
-      <w:r>
-        <w:rPr>
-          <w:b/>
-        </w:rPr>
-        <w:t>distance</w:t>
-      </w:r>
-      <w:r>
-        <w:rPr>
-          <w:b w:val="0"/>
-        </w:rPr>
-        <w:t xml:space="preserve"> table without the order.</w:t>
-      </w:r>
-    </w:p>
-    <w:p>
-      <w:pPr>
-        <w:spacing w:line="336" w:lineRule="auto" w:after="180"/>
-      </w:pPr>
-      <w:r>
-        <w:rPr>
-          <w:b w:val="0"/>
-        </w:rPr>
-        <w:t xml:space="preserve">Extension: explain how renaming tied IDs can change a </w:t>
-      </w:r>
-      <w:r>
-        <w:rPr>
-          <w:b/>
-        </w:rPr>
-        <w:t>prediction</w:t>
-      </w:r>
-      <w:r>
-        <w:rPr>
-          <w:b w:val="0"/>
-        </w:rPr>
-        <w:t xml:space="preserve"> under this policy while the measured features remain unchanged, and why the policy must be recorded.</w:t>
-      </w:r>
-    </w:p>
-    <w:p>
-      <w:pPr>
-        <w:spacing w:line="336" w:lineRule="auto" w:after="180"/>
-      </w:pPr>
-      <w:r>
-        <w:rPr>
-          <w:b w:val="0"/>
-        </w:rPr>
-        <w:t xml:space="preserve">Require W4 </w:t>
-      </w:r>
-      <w:r>
-        <w:rPr>
-          <w:b/>
-        </w:rPr>
-        <w:t>distance</w:t>
-      </w:r>
-      <w:r>
-        <w:rPr>
-          <w:b w:val="0"/>
-        </w:rPr>
-        <w:t xml:space="preserve">s 5,1,1,5,7, order Q,R,P,S,T, both </w:t>
-      </w:r>
-      <w:r>
-        <w:rPr>
-          <w:b/>
-        </w:rPr>
-        <w:t>prediction</w:t>
-      </w:r>
-      <w:r>
-        <w:rPr>
-          <w:b w:val="0"/>
-        </w:rPr>
-        <w:t>s blocked, and validation plus baseline scores 2/3. Fresh retry: L at 0 blocked, M at 4 clear, N at 6 clear, O at 10 blocked, P at 12 clear; query 5.</w:t>
-      </w:r>
-    </w:p>
-    <w:p>
-      <w:pPr>
-        <w:spacing w:line="336" w:lineRule="auto" w:after="180"/>
-      </w:pPr>
-      <w:r>
-        <w:rPr>
-          <w:b/>
-        </w:rPr>
-        <w:t>Distance</w:t>
-      </w:r>
-      <w:r>
-        <w:rPr>
-          <w:b w:val="0"/>
-        </w:rPr>
-        <w:t xml:space="preserve">s are 5,1,1,5,7; order M,N,L,O,P. k=1 is clear from M; k=3 is clear from M,N,L. Ask why L wins the third-place </w:t>
-      </w:r>
-      <w:r>
-        <w:rPr>
-          <w:b/>
-        </w:rPr>
-        <w:t>distance</w:t>
-      </w:r>
-      <w:r>
-        <w:rPr>
-          <w:b w:val="0"/>
-        </w:rPr>
-        <w:t xml:space="preserve"> tie over O: alphabetical ID policy. Require a </w:t>
-      </w:r>
-      <w:r>
-        <w:rPr>
-          <w:b/>
-        </w:rPr>
-        <w:t>training</w:t>
-      </w:r>
-      <w:r>
-        <w:rPr>
-          <w:b w:val="0"/>
-        </w:rPr>
         <w:t>-only pool and no probability claim.</w:t>
       </w:r>
     </w:p>
     <w:p>
       <w:pPr>
-        <w:spacing w:line="336" w:lineRule="auto" w:after="180"/>
-      </w:pPr>
-      <w:r>
-        <w:rPr>
-          <w:b w:val="0"/>
-        </w:rPr>
-        <w:t xml:space="preserve">Week 11 covers scaling without leakage. Carry forward </w:t>
-      </w:r>
-      <w:r>
-        <w:rPr>
-          <w:b/>
-        </w:rPr>
-        <w:t>training</w:t>
-      </w:r>
-      <w:r>
-        <w:rPr>
-          <w:b w:val="0"/>
-        </w:rPr>
-        <w:t xml:space="preserve">-only storage and explicit </w:t>
-      </w:r>
-      <w:r>
-        <w:rPr>
-          <w:b/>
-        </w:rPr>
-        <w:t>distance</w:t>
-      </w:r>
-      <w:r>
-        <w:rPr>
-          <w:b w:val="0"/>
-        </w:rPr>
-        <w:t xml:space="preserve"> choices.</w:t>
-      </w:r>
-    </w:p>
-    <w:p>
-      <w:pPr>
-        <w:spacing w:line="336" w:lineRule="auto" w:after="180"/>
-      </w:pPr>
-      <w:r>
-        <w:rPr>
-          <w:b w:val="0"/>
-        </w:rPr>
-        <w:t>Teacher reference: https://scikit-learn.org/stable/modules/</w:t>
-      </w:r>
-      <w:r>
-        <w:rPr>
-          <w:b/>
-        </w:rPr>
-        <w:t>neighbor</w:t>
-      </w:r>
-      <w:r>
-        <w:rPr>
-          <w:b w:val="0"/>
-        </w:rPr>
-        <w:t>s.html (nearest-</w:t>
-      </w:r>
-      <w:r>
-        <w:rPr>
-          <w:b/>
-        </w:rPr>
-        <w:t>neighbour</w:t>
-      </w:r>
-      <w:r>
-        <w:rPr>
-          <w:b w:val="0"/>
-        </w:rPr>
-        <w:t xml:space="preserve"> classification and tie considerations; reviewed 2026-09-27).</w:t>
-      </w:r>
-    </w:p>
-    <w:p>
-      <w:pPr>
-        <w:pStyle w:val="Heading3"/>
-      </w:pPr>
-      <w:r>
-        <w:t>Plan the delayed return</w:t>
+        <w:pStyle w:val="Heading2"/>
+      </w:pPr>
+      <w:r>
+        <w:t>Plan the delayed check</w:t>
       </w:r>
     </w:p>
     <w:p>
@@ -6719,72 +6521,212 @@
     </w:p>
     <w:p>
       <w:pPr>
+        <w:pStyle w:val="Heading2"/>
+      </w:pPr>
+      <w:r>
+        <w:t>Bridge to next week</w:t>
+      </w:r>
+    </w:p>
+    <w:p>
+      <w:pPr>
+        <w:spacing w:line="336" w:lineRule="auto" w:after="180"/>
+      </w:pPr>
+      <w:r>
+        <w:rPr>
+          <w:b w:val="0"/>
+        </w:rPr>
+        <w:t xml:space="preserve">Ask for one decision the learner can now justify and one situation requiring more </w:t>
+      </w:r>
+      <w:r>
+        <w:rPr>
+          <w:b/>
+        </w:rPr>
+        <w:t>evidence</w:t>
+      </w:r>
+      <w:r>
+        <w:rPr>
+          <w:b w:val="0"/>
+        </w:rPr>
+        <w:t xml:space="preserve"> or human review. Confidence ratings are separate from correct independent performance.</w:t>
+      </w:r>
+    </w:p>
+    <w:p>
+      <w:pPr>
+        <w:spacing w:line="336" w:lineRule="auto" w:after="180"/>
+      </w:pPr>
+      <w:r>
+        <w:rPr>
+          <w:b w:val="0"/>
+        </w:rPr>
+        <w:t xml:space="preserve">Next: Week 23: Recommendation Scores. Retrieve today’s </w:t>
+      </w:r>
+      <w:r>
+        <w:rPr>
+          <w:b/>
+        </w:rPr>
+        <w:t>evidence</w:t>
+      </w:r>
+      <w:r>
+        <w:rPr>
+          <w:b w:val="0"/>
+        </w:rPr>
+        <w:t xml:space="preserve"> and identify what carries forward and what is new.</w:t>
+      </w:r>
+    </w:p>
+    <w:p>
+      <w:pPr>
+        <w:spacing w:line="336" w:lineRule="auto" w:after="180"/>
+      </w:pPr>
+      <w:r>
+        <w:rPr>
+          <w:b w:val="0"/>
+        </w:rPr>
+        <w:t xml:space="preserve">Next is Week23: Recommendation Scores. Carry forward feature definitions, </w:t>
+      </w:r>
+      <w:r>
+        <w:rPr>
+          <w:b/>
+        </w:rPr>
+        <w:t>training</w:t>
+      </w:r>
+      <w:r>
+        <w:rPr>
+          <w:b w:val="0"/>
+        </w:rPr>
+        <w:t xml:space="preserve">-only evidence, </w:t>
+      </w:r>
+      <w:r>
+        <w:rPr>
+          <w:b/>
+        </w:rPr>
+        <w:t>distance</w:t>
+      </w:r>
+      <w:r>
+        <w:rPr>
+          <w:b w:val="0"/>
+        </w:rPr>
+        <w:t xml:space="preserve"> and tie policies when contrasting a nearest-</w:t>
+      </w:r>
+      <w:r>
+        <w:rPr>
+          <w:b/>
+        </w:rPr>
+        <w:t>neighbour</w:t>
+      </w:r>
+      <w:r>
+        <w:rPr>
+          <w:b w:val="0"/>
+        </w:rPr>
+        <w:t xml:space="preserve"> prediction with a declared recommendation score.</w:t>
+      </w:r>
+    </w:p>
+    <w:p>
+      <w:pPr>
+        <w:pStyle w:val="Heading2"/>
+      </w:pPr>
+      <w:r>
+        <w:t>Earlier wording, alternatives and picture transcripts · reference / check after trying</w:t>
+      </w:r>
+    </w:p>
+    <w:p>
+      <w:pPr>
+        <w:spacing w:line="336" w:lineRule="auto" w:after="180"/>
+      </w:pPr>
+      <w:r>
+        <w:rPr>
+          <w:b w:val="0"/>
+        </w:rPr>
+        <w:t>Connect and extend learning</w:t>
+      </w:r>
+    </w:p>
+    <w:p>
+      <w:pPr>
         <w:pStyle w:val="Heading3"/>
       </w:pPr>
       <w:r>
+        <w:t>Transparent Book Recommender</w:t>
+      </w:r>
+    </w:p>
+    <w:p>
+      <w:pPr>
+        <w:pStyle w:val="Heading3"/>
+      </w:pPr>
+      <w:r>
+        <w:t>Support and stretch</w:t>
+      </w:r>
+    </w:p>
+    <w:p>
+      <w:pPr>
+        <w:pStyle w:val="Heading3"/>
+      </w:pPr>
+      <w:r>
+        <w:t>Exit reflection</w:t>
+      </w:r>
+    </w:p>
+    <w:p>
+      <w:pPr>
+        <w:pStyle w:val="Heading3"/>
+      </w:pPr>
+      <w:r>
+        <w:t>Bridge to the next week</w:t>
+      </w:r>
+    </w:p>
+    <w:p>
+      <w:pPr>
+        <w:pStyle w:val="Heading3"/>
+      </w:pPr>
+      <w:r>
+        <w:t>Support and fresh reassessment</w:t>
+      </w:r>
+    </w:p>
+    <w:p>
+      <w:pPr>
+        <w:pStyle w:val="Heading3"/>
+      </w:pPr>
+      <w:r>
+        <w:t>Plan the delayed return</w:t>
+      </w:r>
+    </w:p>
+    <w:p>
+      <w:pPr>
+        <w:pStyle w:val="Heading3"/>
+      </w:pPr>
+      <w:r>
         <w:t>Project evidence from this case</w:t>
       </w:r>
     </w:p>
     <w:p>
       <w:pPr>
+        <w:pStyle w:val="Heading1"/>
+      </w:pPr>
+      <w:r>
+        <w:t>Reference bank and extra practice</w:t>
+      </w:r>
+    </w:p>
+    <w:p>
+      <w:pPr>
+        <w:pStyle w:val="Heading1"/>
+      </w:pPr>
+      <w:r>
+        <w:t>07. Reference: alternative planning checklist</w:t>
+      </w:r>
+    </w:p>
+    <w:p>
+      <w:r>
+        <w:t>Use as a reminder alongside the main route rather than teaching the cycle twice.</w:t>
+      </w:r>
+    </w:p>
+    <w:p>
+      <w:pPr>
+        <w:pStyle w:val="Heading2"/>
+      </w:pPr>
+      <w:r>
+        <w:t>Preparation and schedule</w:t>
+      </w:r>
+    </w:p>
+    <w:p>
+      <w:pPr>
         <w:spacing w:line="336" w:lineRule="auto" w:after="180"/>
-      </w:pPr>
-      <w:r>
-        <w:rPr>
-          <w:b w:val="0"/>
-        </w:rPr>
-        <w:t xml:space="preserve">Retain recommender </w:t>
-      </w:r>
-      <w:r>
-        <w:rPr>
-          <w:b/>
-        </w:rPr>
-        <w:t>neighbour</w:t>
-      </w:r>
-      <w:r>
-        <w:rPr>
-          <w:b w:val="0"/>
-        </w:rPr>
-        <w:t xml:space="preserve"> IDs, </w:t>
-      </w:r>
-      <w:r>
-        <w:rPr>
-          <w:b/>
-        </w:rPr>
-        <w:t>distance</w:t>
-      </w:r>
-      <w:r>
-        <w:rPr>
-          <w:b w:val="0"/>
-        </w:rPr>
-        <w:t>s, k and tie decisions so similar-book explanations can be audited.</w:t>
-      </w:r>
-    </w:p>
-    <w:p>
-      <w:pPr>
-        <w:pStyle w:val="Heading1"/>
-      </w:pPr>
-      <w:r>
-        <w:t>07. Prepare, teach and assess</w:t>
-      </w:r>
-    </w:p>
-    <w:p>
-      <w:r>
-        <w:t>Use this preparation summary alongside the detailed Nearest Neighbor Reasoning lesson; it is a checklist rather than a replacement for the full sequence.</w:t>
-      </w:r>
-    </w:p>
-    <w:p>
-      <w:pPr>
-        <w:pStyle w:val="Heading3"/>
-      </w:pPr>
-      <w:r>
-        <w:t>Teaching target</w:t>
-      </w:r>
-    </w:p>
-    <w:p>
-      <w:pPr>
-        <w:spacing w:line="336" w:lineRule="auto" w:after="180"/>
-        <w:shd w:fill="EDF7F3"/>
       </w:pPr>
       <w:r>
         <w:rPr>
@@ -6997,6 +6939,14 @@
     </w:tbl>
     <w:p>
       <w:pPr>
+        <w:pStyle w:val="Heading2"/>
+      </w:pPr>
+      <w:r>
+        <w:t>Practice and assessment reminders</w:t>
+      </w:r>
+    </w:p>
+    <w:p>
+      <w:pPr>
         <w:spacing w:line="336" w:lineRule="auto" w:after="180"/>
       </w:pPr>
       <w:r>
@@ -7032,16 +6982,7 @@
     </w:p>
     <w:p>
       <w:pPr>
-        <w:pStyle w:val="Heading3"/>
-      </w:pPr>
-      <w:r>
-        <w:t>Supported practice answer</w:t>
-      </w:r>
-    </w:p>
-    <w:p>
-      <w:pPr>
         <w:spacing w:line="336" w:lineRule="auto" w:after="180"/>
-        <w:shd w:fill="F1F6FC"/>
       </w:pPr>
       <w:r>
         <w:rPr>
@@ -7170,16 +7111,7 @@
     </w:p>
     <w:p>
       <w:pPr>
-        <w:pStyle w:val="Heading3"/>
-      </w:pPr>
-      <w:r>
-        <w:t>Repair the misconception</w:t>
-      </w:r>
-    </w:p>
-    <w:p>
-      <w:pPr>
         <w:spacing w:line="336" w:lineRule="auto" w:after="180"/>
-        <w:shd w:fill="FFF5E6"/>
       </w:pPr>
       <w:r>
         <w:rPr>
@@ -7202,16 +7134,7 @@
     </w:p>
     <w:p>
       <w:pPr>
-        <w:pStyle w:val="Heading3"/>
-      </w:pPr>
-      <w:r>
-        <w:t>Support without giving away the answer</w:t>
-      </w:r>
-    </w:p>
-    <w:p>
-      <w:pPr>
         <w:spacing w:line="336" w:lineRule="auto" w:after="180"/>
-        <w:shd w:fill="F1F6F8"/>
       </w:pPr>
       <w:r>
         <w:rPr>
@@ -7234,16 +7157,7 @@
     </w:p>
     <w:p>
       <w:pPr>
-        <w:pStyle w:val="Heading3"/>
-      </w:pPr>
-      <w:r>
-        <w:t>Extend the reasoning</w:t>
-      </w:r>
-    </w:p>
-    <w:p>
-      <w:pPr>
         <w:spacing w:line="336" w:lineRule="auto" w:after="180"/>
-        <w:shd w:fill="F5F1FB"/>
       </w:pPr>
       <w:r>
         <w:rPr>
@@ -7279,7 +7193,6 @@
     <w:p>
       <w:pPr>
         <w:spacing w:line="336" w:lineRule="auto" w:after="180"/>
-        <w:shd w:fill="F5F1FB"/>
       </w:pPr>
       <w:r>
         <w:rPr>
@@ -7314,16 +7227,7 @@
     </w:p>
     <w:p>
       <w:pPr>
-        <w:pStyle w:val="Heading3"/>
-      </w:pPr>
-      <w:r>
-        <w:t>Protect the independent attempt</w:t>
-      </w:r>
-    </w:p>
-    <w:p>
-      <w:pPr>
         <w:spacing w:line="336" w:lineRule="auto" w:after="180"/>
-        <w:shd w:fill="FFF5E6"/>
       </w:pPr>
       <w:r>
         <w:rPr>
@@ -7518,16 +7422,7 @@
     </w:tbl>
     <w:p>
       <w:pPr>
-        <w:pStyle w:val="Heading3"/>
-      </w:pPr>
-      <w:r>
-        <w:t>Project checkpoint</w:t>
-      </w:r>
-    </w:p>
-    <w:p>
-      <w:pPr>
         <w:spacing w:line="336" w:lineRule="auto" w:after="180"/>
-        <w:shd w:fill="EDF7F3"/>
       </w:pPr>
       <w:r>
         <w:rPr>
@@ -7564,12 +7459,20 @@
         <w:pStyle w:val="Heading1"/>
       </w:pPr>
       <w:r>
-        <w:t>08. Use feedback, labs and repair paths</w:t>
-      </w:r>
-    </w:p>
-    <w:p>
-      <w:r>
-        <w:t>Use feedback, earlier review and portfolios purposefully. Apply the coding routine only when this lesson has an executable lab.</w:t>
+        <w:t>08. Reference: feedback and records</w:t>
+      </w:r>
+    </w:p>
+    <w:p>
+      <w:r>
+        <w:t>Use digital tools where they help retain an explanation and its evidence.</w:t>
+      </w:r>
+    </w:p>
+    <w:p>
+      <w:pPr>
+        <w:pStyle w:val="Heading2"/>
+      </w:pPr>
+      <w:r>
+        <w:t>Keep practice and independent evidence separate</w:t>
       </w:r>
     </w:p>
     <w:p>
@@ -7608,12 +7511,62 @@
     </w:p>
     <w:p>
       <w:pPr>
+        <w:pStyle w:val="Heading2"/>
+      </w:pPr>
+      <w:r>
+        <w:t>Repair and portfolio records</w:t>
+      </w:r>
+    </w:p>
+    <w:p>
+      <w:pPr>
         <w:spacing w:line="336" w:lineRule="auto" w:after="180"/>
       </w:pPr>
       <w:r>
         <w:rPr>
           <w:b w:val="0"/>
         </w:rPr>
+        <w:t>Use the earlier worked-explanation links to address a specific missing building block, then return to the current question. Adapt this suggestion after observing the learner; it is not an automatic diagnosis.</w:t>
+      </w:r>
+    </w:p>
+    <w:p>
+      <w:pPr>
+        <w:spacing w:line="336" w:lineRule="auto" w:after="180"/>
+      </w:pPr>
+      <w:r>
+        <w:rPr>
+          <w:b w:val="0"/>
+        </w:rPr>
+        <w:t xml:space="preserve">Collect the completed-work portfolio as </w:t>
+      </w:r>
+      <w:r>
+        <w:rPr>
+          <w:b/>
+        </w:rPr>
+        <w:t>evidence</w:t>
+      </w:r>
+      <w:r>
+        <w:rPr>
+          <w:b w:val="0"/>
+        </w:rPr>
+        <w:t>. Record support separately from correctness, and assess explanation, trace/test and limitations. Progress ticks and quiz selections alone do not establish mastery.</w:t>
+      </w:r>
+    </w:p>
+    <w:p>
+      <w:pPr>
+        <w:pStyle w:val="Heading2"/>
+      </w:pPr>
+      <w:r>
+        <w:t>Earlier wording, alternatives and picture transcripts · reference / check after trying</w:t>
+      </w:r>
+    </w:p>
+    <w:p>
+      <w:pPr>
+        <w:spacing w:line="336" w:lineRule="auto" w:after="180"/>
+      </w:pPr>
+      <w:r>
+        <w:rPr>
+          <w:b w:val="0"/>
+        </w:rPr>
         <w:t xml:space="preserve">Ask students to predict before running code. Preserve errors and actual </w:t>
       </w:r>
       <w:r>
@@ -7631,77 +7584,20 @@
     </w:p>
     <w:p>
       <w:pPr>
-        <w:spacing w:line="336" w:lineRule="auto" w:after="180"/>
-      </w:pPr>
-      <w:r>
-        <w:rPr>
-          <w:b w:val="0"/>
-        </w:rPr>
-        <w:t>Use the earlier worked-explanation links to address a specific missing building block, then return to the current question. Adapt this suggestion after observing the learner; it is not an automatic diagnosis.</w:t>
-      </w:r>
-    </w:p>
-    <w:p>
-      <w:pPr>
-        <w:spacing w:line="336" w:lineRule="auto" w:after="180"/>
-      </w:pPr>
-      <w:r>
-        <w:rPr>
-          <w:b w:val="0"/>
-        </w:rPr>
-        <w:t xml:space="preserve">Collect the completed-work portfolio as </w:t>
-      </w:r>
-      <w:r>
-        <w:rPr>
-          <w:b/>
-        </w:rPr>
-        <w:t>evidence</w:t>
-      </w:r>
-      <w:r>
-        <w:rPr>
-          <w:b w:val="0"/>
-        </w:rPr>
-        <w:t>. Record support separately from correctness, and assess explanation, trace/test and limitations. Progress ticks and quiz selections alone do not establish mastery.</w:t>
-      </w:r>
-    </w:p>
-    <w:p>
-      <w:pPr>
         <w:pStyle w:val="Heading1"/>
       </w:pPr>
       <w:r>
-        <w:t>09. Visual concept journey</w:t>
-      </w:r>
-    </w:p>
-    <w:p>
-      <w:r>
-        <w:t>Show one Nearest Neighbor Reasoning graphic at a time, request a prediction and discuss its trace before the independent assessment.</w:t>
-      </w:r>
-    </w:p>
-    <w:p>
-      <w:pPr>
-        <w:spacing w:line="336" w:lineRule="auto" w:after="180"/>
-      </w:pPr>
-      <w:r>
-        <w:rPr>
-          <w:b w:val="0"/>
-        </w:rPr>
-        <w:t xml:space="preserve">Use one picture at a time. Hide a worked result before asking for a </w:t>
-      </w:r>
-      <w:r>
-        <w:rPr>
-          <w:b/>
-        </w:rPr>
-        <w:t>prediction</w:t>
-      </w:r>
-      <w:r>
-        <w:rPr>
-          <w:b w:val="0"/>
-        </w:rPr>
-        <w:t>, then reveal it for feedback. These are supported teaching cases; retain the separate independent assessment for a fresh first attempt.</w:t>
-      </w:r>
-    </w:p>
-    <w:p>
-      <w:pPr>
-        <w:pStyle w:val="Heading3"/>
+        <w:t>09. Reference: teach with the six pictures</w:t>
+      </w:r>
+    </w:p>
+    <w:p>
+      <w:r>
+        <w:t>Choose the picture for the teaching move and connect it to the explanation.</w:t>
+      </w:r>
+    </w:p>
+    <w:p>
+      <w:pPr>
+        <w:pStyle w:val="Heading2"/>
       </w:pPr>
       <w:r>
         <w:t>01. Nearest Neighbor Reasoning: the case</w:t>
@@ -7712,7 +7608,7 @@
         <w:drawing>
           <wp:inline xmlns:a="http://schemas.openxmlformats.org/drawingml/2006/main" xmlns:pic="http://schemas.openxmlformats.org/drawingml/2006/picture">
             <wp:extent cx="5486400" cy="2840736"/>
-            <wp:docPr id="3" name="Picture 3" descr="A fictional one-feature classifier predicts compact or extended book format. Supplied facts: Stored training rows: A at 2 units compact, B at 6 extended, C at 8 compact, D at 12 extended. Query is 7. Distance is absolute difference; ties sort by ID; tied category vote chooses compact."/>
+            <wp:docPr id="4" name="Picture 4" descr="A fictional one-feature classifier predicts compact or extended book format. Supplied facts: Stored training rows: A at 2 units compact, B at 6 extended, C at 8 compact, D at 12 extended. Query is 7. Distance is absolute difference; ties sort by ID; tied category vote chooses compact."/>
             <wp:cNvGraphicFramePr>
               <a:graphicFrameLocks noChangeAspect="1"/>
             </wp:cNvGraphicFramePr>
@@ -7724,7 +7620,7 @@
                     <pic:cNvPicPr/>
                   </pic:nvPicPr>
                   <pic:blipFill>
-                    <a:blip r:embed="rId11"/>
+                    <a:blip r:embed="rId12"/>
                     <a:stretch>
                       <a:fillRect/>
                     </a:stretch>
@@ -7798,7 +7694,6 @@
     <w:p>
       <w:pPr>
         <w:spacing w:line="336" w:lineRule="auto" w:after="180"/>
-        <w:shd w:fill="F5F1FB"/>
       </w:pPr>
       <w:r>
         <w:rPr>
@@ -7809,16 +7704,7 @@
     </w:p>
     <w:p>
       <w:pPr>
-        <w:pStyle w:val="Heading3"/>
-      </w:pPr>
-      <w:r>
-        <w:t>Discuss while showing the picture</w:t>
-      </w:r>
-    </w:p>
-    <w:p>
-      <w:pPr>
         <w:spacing w:line="336" w:lineRule="auto" w:after="180"/>
-        <w:shd w:fill="F1F6F8"/>
       </w:pPr>
       <w:r>
         <w:rPr>
@@ -7829,7 +7715,7 @@
     </w:p>
     <w:p>
       <w:pPr>
-        <w:pStyle w:val="Heading3"/>
+        <w:pStyle w:val="Heading2"/>
       </w:pPr>
       <w:r>
         <w:t>02. Follow the deciding steps</w:t>
@@ -7840,7 +7726,7 @@
         <w:drawing>
           <wp:inline xmlns:a="http://schemas.openxmlformats.org/drawingml/2006/main" xmlns:pic="http://schemas.openxmlformats.org/drawingml/2006/picture">
             <wp:extent cx="5486400" cy="4005072"/>
-            <wp:docPr id="4" name="Picture 4" descr="Measure distances: From 7: A=5, B=1, C=1, D=5. → Order neighbours: Distance then ID gives B,C,A,D. → k=1 prediction: First neighbour B is extended: predict extended. → k=3 prediction: B,C,A vote extended,compact,compact: predict compact."/>
+            <wp:docPr id="5" name="Picture 5" descr="Measure distances: From 7: A=5, B=1, C=1, D=5. → Order neighbours: Distance then ID gives B,C,A,D. → k=1 prediction: First neighbour B is extended: predict extended. → k=3 prediction: B,C,A vote extended,compact,compact: predict compact."/>
             <wp:cNvGraphicFramePr>
               <a:graphicFrameLocks noChangeAspect="1"/>
             </wp:cNvGraphicFramePr>
@@ -7852,7 +7738,7 @@
                     <pic:cNvPicPr/>
                   </pic:nvPicPr>
                   <pic:blipFill>
-                    <a:blip r:embed="rId12"/>
+                    <a:blip r:embed="rId9"/>
                     <a:stretch>
                       <a:fillRect/>
                     </a:stretch>
@@ -7969,7 +7855,6 @@
     <w:p>
       <w:pPr>
         <w:spacing w:line="336" w:lineRule="auto" w:after="180"/>
-        <w:shd w:fill="F5F1FB"/>
       </w:pPr>
       <w:r>
         <w:rPr>
@@ -7992,16 +7877,7 @@
     </w:p>
     <w:p>
       <w:pPr>
-        <w:pStyle w:val="Heading3"/>
-      </w:pPr>
-      <w:r>
-        <w:t>Discuss while showing the picture</w:t>
-      </w:r>
-    </w:p>
-    <w:p>
-      <w:pPr>
         <w:spacing w:line="336" w:lineRule="auto" w:after="180"/>
-        <w:shd w:fill="F1F6F8"/>
       </w:pPr>
       <w:r>
         <w:rPr>
@@ -8024,7 +7900,7 @@
     </w:p>
     <w:p>
       <w:pPr>
-        <w:pStyle w:val="Heading3"/>
+        <w:pStyle w:val="Heading2"/>
       </w:pPr>
       <w:r>
         <w:t>03. Distances from query 7</w:t>
@@ -8035,7 +7911,7 @@
         <w:drawing>
           <wp:inline xmlns:a="http://schemas.openxmlformats.org/drawingml/2006/main" xmlns:pic="http://schemas.openxmlformats.org/drawingml/2006/picture">
             <wp:extent cx="5486400" cy="3584448"/>
-            <wp:docPr id="5" name="Picture 5" descr="Distances from query 7. Units: absolute distance units. A at 2: 5. B at 6: 1. C at 8: 1. D at 12: 5."/>
+            <wp:docPr id="6" name="Picture 6" descr="Distances from query 7. Units: absolute distance units. A at 2: 5. B at 6: 1. C at 8: 1. D at 12: 5."/>
             <wp:cNvGraphicFramePr>
               <a:graphicFrameLocks noChangeAspect="1"/>
             </wp:cNvGraphicFramePr>
@@ -8098,7 +7974,6 @@
     <w:p>
       <w:pPr>
         <w:spacing w:line="336" w:lineRule="auto" w:after="180"/>
-        <w:shd w:fill="F5F1FB"/>
       </w:pPr>
       <w:r>
         <w:rPr>
@@ -8109,16 +7984,7 @@
     </w:p>
     <w:p>
       <w:pPr>
-        <w:pStyle w:val="Heading3"/>
-      </w:pPr>
-      <w:r>
-        <w:t>Discuss while showing the picture</w:t>
-      </w:r>
-    </w:p>
-    <w:p>
-      <w:pPr>
         <w:spacing w:line="336" w:lineRule="auto" w:after="180"/>
-        <w:shd w:fill="F1F6F8"/>
       </w:pPr>
       <w:r>
         <w:rPr>
@@ -8130,7 +7996,6 @@
     <w:p>
       <w:pPr>
         <w:spacing w:line="336" w:lineRule="auto" w:after="180"/>
-        <w:shd w:fill="F1F6F8"/>
       </w:pPr>
       <w:r>
         <w:rPr>
@@ -8141,7 +8006,7 @@
     </w:p>
     <w:p>
       <w:pPr>
-        <w:pStyle w:val="Heading3"/>
+        <w:pStyle w:val="Heading2"/>
       </w:pPr>
       <w:r>
         <w:t>04. Change one thing. Trace what follows.</w:t>
@@ -8152,7 +8017,7 @@
         <w:drawing>
           <wp:inline xmlns:a="http://schemas.openxmlformats.org/drawingml/2006/main" xmlns:pic="http://schemas.openxmlformats.org/drawingml/2006/picture">
             <wp:extent cx="5486400" cy="3026664"/>
-            <wp:docPr id="6" name="Picture 6" descr="Original case: B,C,A vote extended,compact,compact: predict compact. Changed condition: Move query from 7 to 9 while keeping training fixed. Expected result: Order becomes C,B,D,A; k=1 predicts compact and k=3 predicts extended. Reason: Distances are C=1,B=3,D=3,A=7; B beats D by the ID tie rule."/>
+            <wp:docPr id="7" name="Picture 7" descr="Original case: B,C,A vote extended,compact,compact: predict compact. Changed condition: Move query from 7 to 9 while keeping training fixed. Expected result: Order becomes C,B,D,A; k=1 predicts compact and k=3 predicts extended. Reason: Distances are C=1,B=3,D=3,A=7; B beats D by the ID tie rule."/>
             <wp:cNvGraphicFramePr>
               <a:graphicFrameLocks noChangeAspect="1"/>
             </wp:cNvGraphicFramePr>
@@ -8256,7 +8121,6 @@
     <w:p>
       <w:pPr>
         <w:spacing w:line="336" w:lineRule="auto" w:after="180"/>
-        <w:shd w:fill="F5F1FB"/>
       </w:pPr>
       <w:r>
         <w:rPr>
@@ -8267,16 +8131,7 @@
     </w:p>
     <w:p>
       <w:pPr>
-        <w:pStyle w:val="Heading3"/>
-      </w:pPr>
-      <w:r>
-        <w:t>Discuss while showing the picture</w:t>
-      </w:r>
-    </w:p>
-    <w:p>
-      <w:pPr>
         <w:spacing w:line="336" w:lineRule="auto" w:after="180"/>
-        <w:shd w:fill="F1F6F8"/>
       </w:pPr>
       <w:r>
         <w:rPr>
@@ -8288,7 +8143,6 @@
     <w:p>
       <w:pPr>
         <w:spacing w:line="336" w:lineRule="auto" w:after="180"/>
-        <w:shd w:fill="F1F6F8"/>
       </w:pPr>
       <w:r>
         <w:rPr>
@@ -8323,7 +8177,7 @@
     </w:p>
     <w:p>
       <w:pPr>
-        <w:pStyle w:val="Heading3"/>
+        <w:pStyle w:val="Heading2"/>
       </w:pPr>
       <w:r>
         <w:t>05. Connect the explanation to its limit</w:t>
@@ -8334,7 +8188,7 @@
         <w:drawing>
           <wp:inline xmlns:a="http://schemas.openxmlformats.org/drawingml/2006/main" xmlns:pic="http://schemas.openxmlformats.org/drawingml/2006/picture">
             <wp:extent cx="5486400" cy="2834640"/>
-            <wp:docPr id="7" name="Picture 7" descr="Changing k changes how many training neighbours vote, even though all distances remain fixed. The query’s reference label must not enter the stored pool before predicting. Tie policies make ordering reproducible; without them, list order could unexpectedly determine the single-neighbour result. Limit: Nearest-neighbour votes depend on feature representation; they are not calibrated probabilities or guaranteed correct labels."/>
+            <wp:docPr id="8" name="Picture 8" descr="Changing k changes how many training neighbours vote, even though all distances remain fixed. The query’s reference label must not enter the stored pool before predicting. Tie policies make ordering reproducible; without them, list order could unexpectedly determine the single-neighbour result. Limit: Nearest-neighbour votes depend on feature representation; they are not calibrated probabilities or guaranteed correct labels."/>
             <wp:cNvGraphicFramePr>
               <a:graphicFrameLocks noChangeAspect="1"/>
             </wp:cNvGraphicFramePr>
@@ -8485,7 +8339,6 @@
     <w:p>
       <w:pPr>
         <w:spacing w:line="336" w:lineRule="auto" w:after="180"/>
-        <w:shd w:fill="F5F1FB"/>
       </w:pPr>
       <w:r>
         <w:rPr>
@@ -8496,16 +8349,7 @@
     </w:p>
     <w:p>
       <w:pPr>
-        <w:pStyle w:val="Heading3"/>
-      </w:pPr>
-      <w:r>
-        <w:t>Discuss while showing the picture</w:t>
-      </w:r>
-    </w:p>
-    <w:p>
-      <w:pPr>
         <w:spacing w:line="336" w:lineRule="auto" w:after="180"/>
-        <w:shd w:fill="F1F6F8"/>
       </w:pPr>
       <w:r>
         <w:rPr>
@@ -8517,7 +8361,6 @@
     <w:p>
       <w:pPr>
         <w:spacing w:line="336" w:lineRule="auto" w:after="180"/>
-        <w:shd w:fill="F1F6F8"/>
       </w:pPr>
       <w:r>
         <w:rPr>
@@ -8552,7 +8395,7 @@
     </w:p>
     <w:p>
       <w:pPr>
-        <w:pStyle w:val="Heading3"/>
+        <w:pStyle w:val="Heading2"/>
       </w:pPr>
       <w:r>
         <w:t>06. Make the idea visible in your project</w:t>
@@ -8563,7 +8406,7 @@
         <w:drawing>
           <wp:inline xmlns:a="http://schemas.openxmlformats.org/drawingml/2006/main" xmlns:pic="http://schemas.openxmlformats.org/drawingml/2006/picture">
             <wp:extent cx="5486400" cy="3380232"/>
-            <wp:docPr id="8" name="Picture 8" descr="Retain recommender neighbour IDs, distances, k and tie decisions so similar-book explanations can be audited. Draw your input, deciding step, result and limit. Supported question: Why do k=1 and k=3 disagree for the original query?"/>
+            <wp:docPr id="9" name="Picture 9" descr="Retain recommender neighbour IDs, distances, k and tie decisions so similar-book explanations can be audited. Draw your input, deciding step, result and limit. Supported question: Why do k=1 and k=3 disagree for the original query?"/>
             <wp:cNvGraphicFramePr>
               <a:graphicFrameLocks noChangeAspect="1"/>
             </wp:cNvGraphicFramePr>
@@ -8597,7 +8440,6 @@
     <w:p>
       <w:pPr>
         <w:spacing w:line="336" w:lineRule="auto" w:after="180"/>
-        <w:shd w:fill="F5F1FB"/>
       </w:pPr>
       <w:r>
         <w:rPr>
@@ -8645,7 +8487,6 @@
     <w:p>
       <w:pPr>
         <w:spacing w:line="336" w:lineRule="auto" w:after="180"/>
-        <w:shd w:fill="F5F1FB"/>
       </w:pPr>
       <w:r>
         <w:rPr>
@@ -8657,7 +8498,6 @@
     <w:p>
       <w:pPr>
         <w:spacing w:line="336" w:lineRule="auto" w:after="180"/>
-        <w:shd w:fill="F5F1FB"/>
       </w:pPr>
       <w:r>
         <w:rPr>
@@ -8680,70 +8520,139 @@
     </w:p>
     <w:p>
       <w:pPr>
+        <w:spacing w:line="336" w:lineRule="auto" w:after="180"/>
+      </w:pPr>
+      <w:r>
+        <w:rPr>
+          <w:b w:val="0"/>
+        </w:rPr>
+        <w:t xml:space="preserve">Teacher prompt: Draw your project trace and justify the deciding step using </w:t>
+      </w:r>
+      <w:r>
+        <w:rPr>
+          <w:b/>
+        </w:rPr>
+        <w:t>evidence</w:t>
+      </w:r>
+      <w:r>
+        <w:rPr>
+          <w:b w:val="0"/>
+        </w:rPr>
+        <w:t>. Ask learners to describe one label or arrow in ordinary words. Use the adjacent transcript if the image is difficult to see.</w:t>
+      </w:r>
+    </w:p>
+    <w:p>
+      <w:pPr>
+        <w:spacing w:line="336" w:lineRule="auto" w:after="180"/>
+      </w:pPr>
+      <w:r>
+        <w:rPr>
+          <w:b w:val="0"/>
+        </w:rPr>
+        <w:t xml:space="preserve">Supported practice key: The closest tied </w:t>
+      </w:r>
+      <w:r>
+        <w:rPr>
+          <w:b/>
+        </w:rPr>
+        <w:t>neighbour</w:t>
+      </w:r>
+      <w:r>
+        <w:rPr>
+          <w:b w:val="0"/>
+        </w:rPr>
+        <w:t xml:space="preserve"> selected by ID is extended B, while the first three include two compact </w:t>
+      </w:r>
+      <w:r>
+        <w:rPr>
+          <w:b/>
+        </w:rPr>
+        <w:t>vote</w:t>
+      </w:r>
+      <w:r>
+        <w:rPr>
+          <w:b w:val="0"/>
+        </w:rPr>
+        <w:t>s.</w:t>
+      </w:r>
+    </w:p>
+    <w:p>
+      <w:pPr>
+        <w:pStyle w:val="Heading2"/>
+      </w:pPr>
+      <w:r>
+        <w:t>Earlier wording, alternatives and picture transcripts · reference / check after trying</w:t>
+      </w:r>
+    </w:p>
+    <w:p>
+      <w:pPr>
+        <w:spacing w:line="336" w:lineRule="auto" w:after="180"/>
+      </w:pPr>
+      <w:r>
+        <w:rPr>
+          <w:b w:val="0"/>
+        </w:rPr>
+        <w:t xml:space="preserve">Use one picture at a time. Hide a worked result before asking for a </w:t>
+      </w:r>
+      <w:r>
+        <w:rPr>
+          <w:b/>
+        </w:rPr>
+        <w:t>prediction</w:t>
+      </w:r>
+      <w:r>
+        <w:rPr>
+          <w:b w:val="0"/>
+        </w:rPr>
+        <w:t>, then reveal it for feedback. These are supported teaching cases; retain the separate independent assessment for a fresh first attempt.</w:t>
+      </w:r>
+    </w:p>
+    <w:p>
+      <w:pPr>
         <w:pStyle w:val="Heading3"/>
       </w:pPr>
       <w:r>
-        <w:t>Discuss while showing the picture</w:t>
-      </w:r>
-    </w:p>
-    <w:p>
-      <w:pPr>
-        <w:spacing w:line="336" w:lineRule="auto" w:after="180"/>
-        <w:shd w:fill="F1F6F8"/>
-      </w:pPr>
-      <w:r>
-        <w:rPr>
-          <w:b w:val="0"/>
-        </w:rPr>
-        <w:t xml:space="preserve">Teacher prompt: Draw your project trace and justify the deciding step using </w:t>
-      </w:r>
-      <w:r>
-        <w:rPr>
-          <w:b/>
-        </w:rPr>
-        <w:t>evidence</w:t>
-      </w:r>
-      <w:r>
-        <w:rPr>
-          <w:b w:val="0"/>
-        </w:rPr>
-        <w:t>. Ask learners to describe one label or arrow in ordinary words. Use the adjacent transcript if the image is difficult to see.</w:t>
-      </w:r>
-    </w:p>
-    <w:p>
-      <w:pPr>
-        <w:spacing w:line="336" w:lineRule="auto" w:after="180"/>
-        <w:shd w:fill="F1F6F8"/>
-      </w:pPr>
-      <w:r>
-        <w:rPr>
-          <w:b w:val="0"/>
-        </w:rPr>
-        <w:t xml:space="preserve">Supported practice key: The closest tied </w:t>
-      </w:r>
-      <w:r>
-        <w:rPr>
-          <w:b/>
-        </w:rPr>
-        <w:t>neighbour</w:t>
-      </w:r>
-      <w:r>
-        <w:rPr>
-          <w:b w:val="0"/>
-        </w:rPr>
-        <w:t xml:space="preserve"> selected by ID is extended B, while the first three include two compact </w:t>
-      </w:r>
-      <w:r>
-        <w:rPr>
-          <w:b/>
-        </w:rPr>
-        <w:t>vote</w:t>
-      </w:r>
-      <w:r>
-        <w:rPr>
-          <w:b w:val="0"/>
-        </w:rPr>
-        <w:t>s.</w:t>
+        <w:t>01. Nearest Neighbor Reasoning: the case</w:t>
+      </w:r>
+    </w:p>
+    <w:p>
+      <w:pPr>
+        <w:pStyle w:val="Heading3"/>
+      </w:pPr>
+      <w:r>
+        <w:t>02. Follow the deciding steps</w:t>
+      </w:r>
+    </w:p>
+    <w:p>
+      <w:pPr>
+        <w:pStyle w:val="Heading3"/>
+      </w:pPr>
+      <w:r>
+        <w:t>03. Distances from query 7</w:t>
+      </w:r>
+    </w:p>
+    <w:p>
+      <w:pPr>
+        <w:pStyle w:val="Heading3"/>
+      </w:pPr>
+      <w:r>
+        <w:t>04. Change one thing. Trace what follows.</w:t>
+      </w:r>
+    </w:p>
+    <w:p>
+      <w:pPr>
+        <w:pStyle w:val="Heading3"/>
+      </w:pPr>
+      <w:r>
+        <w:t>05. Connect the explanation to its limit</w:t>
+      </w:r>
+    </w:p>
+    <w:p>
+      <w:pPr>
+        <w:pStyle w:val="Heading3"/>
+      </w:pPr>
+      <w:r>
+        <w:t>06. Make the idea visible in your project</w:t>
       </w:r>
     </w:p>
     <w:sectPr>
